--- a/docs/medical-review.docx
+++ b/docs/medical-review.docx
@@ -402,7 +402,24 @@
                 <w:szCs w:val="20"/>
                 <w:rtl/>
               </w:rPr>
-              <w:t xml:space="preserve">הנחתי שהלשון בתמונה המקורית הראתה שפחת (קנדידה) כרמז לסטרואידים. כמו כן, ההסבר שהתסמינים נובעים מדיכוי הציר אחרי הפסקת סטרואידים: האם הדגש על "הפסקה" מדויק, או שעיקר הסיכון הוא בהפסקה פתאומית?</w:t>
+              <w:t xml:space="preserve">התחנה עוצבה כמחלת אדיסון ראשונית (פיגמנטציה בלשון ובחניכיים, </w:t>
+            </w:r>
+            <w:r>
+              <w:rPr>
+                <w:rFonts w:ascii="David" w:cs="David" w:eastAsia="David" w:hAnsi="David"/>
+                <w:sz w:val="20"/>
+                <w:szCs w:val="20"/>
+              </w:rPr>
+              <w:t xml:space="preserve">ACTH</w:t>
+            </w:r>
+            <w:r>
+              <w:rPr>
+                <w:rFonts w:ascii="David" w:cs="David" w:eastAsia="David" w:hAnsi="David"/>
+                <w:sz w:val="20"/>
+                <w:szCs w:val="20"/>
+                <w:rtl/>
+              </w:rPr>
+              <w:t xml:space="preserve"> גבוה, קורטיזול נמוך). בגרסת הטופס המקורית הייתה גם היסטוריה של סטרואידים, שהתאימה יותר לאי־ספיקה משנית ולכן הוסרה. האם הממצאים (נתרן נמוך, אשלגן גבוה, תשוקה למלח, פיגמנטציה בקפלי כף היד) והטיפול (הידרוקורטיזון + פלודרוקורטיזון) נכונים?</w:t>
             </w:r>
           </w:p>
         </w:tc>
@@ -472,7 +489,7 @@
                 <w:szCs w:val="20"/>
                 <w:rtl/>
               </w:rPr>
-              <w:t xml:space="preserve">בבדיקה הקלינית נמדדים בדרך כלל </w:t>
+              <w:t xml:space="preserve">חידת ההתאמה מול אי־ספיקה משנית (אחרי סטרואידים): </w:t>
             </w:r>
             <w:r>
               <w:rPr>
@@ -489,58 +506,7 @@
                 <w:szCs w:val="20"/>
                 <w:rtl/>
               </w:rPr>
-              <w:t xml:space="preserve"> וקורטיזול, ולא </w:t>
-            </w:r>
-            <w:r>
-              <w:rPr>
-                <w:rFonts w:ascii="David" w:cs="David" w:eastAsia="David" w:hAnsi="David"/>
-                <w:sz w:val="20"/>
-                <w:szCs w:val="20"/>
-              </w:rPr>
-              <w:t xml:space="preserve">CRH.</w:t>
-            </w:r>
-            <w:r>
-              <w:rPr>
-                <w:rFonts w:ascii="David" w:cs="David" w:eastAsia="David" w:hAnsi="David"/>
-                <w:sz w:val="20"/>
-                <w:szCs w:val="20"/>
-                <w:rtl/>
-              </w:rPr>
-              <w:t xml:space="preserve"> השאלה מציגה "</w:t>
-            </w:r>
-            <w:r>
-              <w:rPr>
-                <w:rFonts w:ascii="David" w:cs="David" w:eastAsia="David" w:hAnsi="David"/>
-                <w:sz w:val="20"/>
-                <w:szCs w:val="20"/>
-              </w:rPr>
-              <w:t xml:space="preserve">ACTH</w:t>
-            </w:r>
-            <w:r>
-              <w:rPr>
-                <w:rFonts w:ascii="David" w:cs="David" w:eastAsia="David" w:hAnsi="David"/>
-                <w:sz w:val="20"/>
-                <w:szCs w:val="20"/>
-                <w:rtl/>
-              </w:rPr>
-              <w:t xml:space="preserve"> ו־</w:t>
-            </w:r>
-            <w:r>
-              <w:rPr>
-                <w:rFonts w:ascii="David" w:cs="David" w:eastAsia="David" w:hAnsi="David"/>
-                <w:sz w:val="20"/>
-                <w:szCs w:val="20"/>
-              </w:rPr>
-              <w:t xml:space="preserve">CRH</w:t>
-            </w:r>
-            <w:r>
-              <w:rPr>
-                <w:rFonts w:ascii="David" w:cs="David" w:eastAsia="David" w:hAnsi="David"/>
-                <w:sz w:val="20"/>
-                <w:szCs w:val="20"/>
-                <w:rtl/>
-              </w:rPr>
-              <w:t xml:space="preserve"> נמוכים" כדי להמחיש את המשוב השלילי. האם זה מקובל ברמת תיכון?</w:t>
+              <w:t xml:space="preserve"> נמוך, ללא פיגמנטציה, הצטמקות האדרנל. האם הניסוחים מדויקים?</w:t>
             </w:r>
           </w:p>
         </w:tc>
@@ -2876,7 +2842,7 @@
                 <w:szCs w:val="20"/>
                 <w:rtl/>
               </w:rPr>
-              <w:t xml:space="preserve">אי־ספיקת אדרנל משנית (לאחר הפסקת סטרואידים)</w:t>
+              <w:t xml:space="preserve">מחלת אדיסון (אי־ספיקת אדרנל ראשונית, אוטואימונית)</w:t>
             </w:r>
           </w:p>
         </w:tc>
@@ -2907,6 +2873,15 @@
                 <w:rFonts w:ascii="David" w:cs="David" w:eastAsia="David" w:hAnsi="David"/>
                 <w:sz w:val="20"/>
                 <w:szCs w:val="20"/>
+                <w:rtl/>
+              </w:rPr>
+              <w:t xml:space="preserve">קורטיזול נמוך, </w:t>
+            </w:r>
+            <w:r>
+              <w:rPr>
+                <w:rFonts w:ascii="David" w:cs="David" w:eastAsia="David" w:hAnsi="David"/>
+                <w:sz w:val="20"/>
+                <w:szCs w:val="20"/>
               </w:rPr>
               <w:t xml:space="preserve">ACTH</w:t>
             </w:r>
@@ -2917,24 +2892,7 @@
                 <w:szCs w:val="20"/>
                 <w:rtl/>
               </w:rPr>
-              <w:t xml:space="preserve"> נמוך, </w:t>
-            </w:r>
-            <w:r>
-              <w:rPr>
-                <w:rFonts w:ascii="David" w:cs="David" w:eastAsia="David" w:hAnsi="David"/>
-                <w:sz w:val="20"/>
-                <w:szCs w:val="20"/>
-              </w:rPr>
-              <w:t xml:space="preserve">CRH</w:t>
-            </w:r>
-            <w:r>
-              <w:rPr>
-                <w:rFonts w:ascii="David" w:cs="David" w:eastAsia="David" w:hAnsi="David"/>
-                <w:sz w:val="20"/>
-                <w:szCs w:val="20"/>
-                <w:rtl/>
-              </w:rPr>
-              <w:t xml:space="preserve"> נמוך, קורטיזול נמוך</w:t>
+              <w:t xml:space="preserve"> גבוה, אלדוסטרון נמוך</w:t>
             </w:r>
           </w:p>
         </w:tc>
@@ -2967,7 +2925,7 @@
                 <w:szCs w:val="20"/>
                 <w:rtl/>
               </w:rPr>
-              <w:t xml:space="preserve">החלפת קורטיזול (הידרוקורטיזון), טיפול מוגבר בזמן לחץ וניתוח</w:t>
+              <w:t xml:space="preserve">החלפת קורטיזול (הידרוקורטיזון) ופלודרוקורטיזון, מינון מוגבר בלחץ ובניתוח</w:t>
             </w:r>
           </w:p>
         </w:tc>
@@ -14538,7 +14496,7 @@
           <w:szCs w:val="32"/>
           <w:rtl/>
         </w:rPr>
-        <w:t xml:space="preserve">תחנה 7: זו שהפסיקה את הכדורים</w:t>
+        <w:t xml:space="preserve">תחנה 7: הכתמים הכהים בלשון</w:t>
       </w:r>
     </w:p>
     <w:p>
@@ -14659,7 +14617,7 @@
                 <w:szCs w:val="20"/>
                 <w:rtl/>
               </w:rPr>
-              <w:t xml:space="preserve">אי־ספיקת אדרנל משנית (לאחר הפסקת סטרואידים)</w:t>
+              <w:t xml:space="preserve">מחלת אדיסון (אי־ספיקת אדרנל ראשונית, אוטואימונית)</w:t>
             </w:r>
           </w:p>
         </w:tc>
@@ -14728,6 +14686,15 @@
                 <w:rFonts w:ascii="David" w:cs="David" w:eastAsia="David" w:hAnsi="David"/>
                 <w:sz w:val="20"/>
                 <w:szCs w:val="20"/>
+                <w:rtl/>
+              </w:rPr>
+              <w:t xml:space="preserve">קורטיזול נמוך, </w:t>
+            </w:r>
+            <w:r>
+              <w:rPr>
+                <w:rFonts w:ascii="David" w:cs="David" w:eastAsia="David" w:hAnsi="David"/>
+                <w:sz w:val="20"/>
+                <w:szCs w:val="20"/>
               </w:rPr>
               <w:t xml:space="preserve">ACTH</w:t>
             </w:r>
@@ -14738,24 +14705,7 @@
                 <w:szCs w:val="20"/>
                 <w:rtl/>
               </w:rPr>
-              <w:t xml:space="preserve"> נמוך, </w:t>
-            </w:r>
-            <w:r>
-              <w:rPr>
-                <w:rFonts w:ascii="David" w:cs="David" w:eastAsia="David" w:hAnsi="David"/>
-                <w:sz w:val="20"/>
-                <w:szCs w:val="20"/>
-              </w:rPr>
-              <w:t xml:space="preserve">CRH</w:t>
-            </w:r>
-            <w:r>
-              <w:rPr>
-                <w:rFonts w:ascii="David" w:cs="David" w:eastAsia="David" w:hAnsi="David"/>
-                <w:sz w:val="20"/>
-                <w:szCs w:val="20"/>
-                <w:rtl/>
-              </w:rPr>
-              <w:t xml:space="preserve"> נמוך, קורטיזול נמוך</w:t>
+              <w:t xml:space="preserve"> גבוה, אלדוסטרון נמוך</w:t>
             </w:r>
           </w:p>
         </w:tc>
@@ -14826,7 +14776,7 @@
                 <w:szCs w:val="20"/>
                 <w:rtl/>
               </w:rPr>
-              <w:t xml:space="preserve">החלפת קורטיזול (הידרוקורטיזון), טיפול מוגבר בזמן לחץ וניתוח</w:t>
+              <w:t xml:space="preserve">החלפת קורטיזול (הידרוקורטיזון) ופלודרוקורטיזון, מינון מוגבר בלחץ ובניתוח</w:t>
             </w:r>
           </w:p>
         </w:tc>
@@ -14864,7 +14814,7 @@
           <w:szCs w:val="21"/>
           <w:rtl/>
         </w:rPr>
-        <w:t xml:space="preserve">נעמה: המחלקה הכירורגית ביקשה יעוץ. מ.א. סובלת מעייפות כללית וחוסר תאבון. בבדיקות מעבדה: לחץ דם נמוך וגלוקוז מעט מתחת לתקין.</w:t>
+        <w:t xml:space="preserve">נעמה: המחלקה הכירורגית ביקשה יעוץ לפני ניתוח. מ.א. סובלת מעייפות כללית, חוסר תאבון וירידה במשקל. היא מספרת שיש לה תשוקה למלח, ושמסתחרר לה כשהיא קמה מהר.</w:t>
       </w:r>
     </w:p>
     <w:p>
@@ -14880,7 +14830,7 @@
           <w:szCs w:val="21"/>
           <w:rtl/>
         </w:rPr>
-        <w:t xml:space="preserve">נעמה: כשביקשתי שתוציא לשון, ראיתי רובדים לבנים על הלשון (בתמונה). זה הפתיע אותי.</w:t>
+        <w:t xml:space="preserve">נעמה: בבדיקות מעבדה: לחץ דם נמוך, גלוקוז מעט מתחת לתקין. ביקשתי שתוציא לשון, ובלשון ובחניכיים יש כתמים כהים (בתמונה). גם קפלי כף היד שלה כהים.</w:t>
       </w:r>
     </w:p>
     <w:p>
@@ -14897,7 +14847,7 @@
           <w:szCs w:val="20"/>
           <w:rtl/>
         </w:rPr>
-        <w:t xml:space="preserve">🖼 תמונה: לשון עם רובדים לבנים ושפחת (קנדידה) בחלל הפה</w:t>
+        <w:t xml:space="preserve">🖼 תמונה: לשון וחניכיים עם כתמי פיגמנטציה כהים (היפרפיגמנטציה של הרירית)</w:t>
       </w:r>
     </w:p>
     <w:p>
@@ -15154,7 +15104,7 @@
                 <w:szCs w:val="17"/>
                 <w:rtl/>
               </w:rPr>
-              <w:t xml:space="preserve">כתיבה חופשית</w:t>
+              <w:t xml:space="preserve">בחירה בודדת</w:t>
             </w:r>
           </w:p>
           <w:p>
@@ -15172,7 +15122,7 @@
                 <w:szCs w:val="20"/>
                 <w:rtl/>
               </w:rPr>
-              <w:t xml:space="preserve">הממצא בלשון הוא רמז. מה שמו, ואילו תרופות לטווח ארוך גורמות לו? (השלימו)</w:t>
+              <w:t xml:space="preserve">מה גורם לכתמים הכהים בלשון ובחניכיים?</w:t>
             </w:r>
           </w:p>
           <w:p>
@@ -15184,50 +15134,37 @@
             <w:r>
               <w:rPr>
                 <w:rFonts w:ascii="David" w:cs="David" w:eastAsia="David" w:hAnsi="David"/>
+                <w:b/>
+                <w:bCs/>
                 <w:color w:val="047857"/>
                 <w:sz w:val="19"/>
                 <w:szCs w:val="19"/>
                 <w:rtl/>
               </w:rPr>
-              <w:t xml:space="preserve">שם הממצא בפה (שפחת / קנדידה): ✓ שפחת / קנדידה / קנדידיאזיס / </w:t>
-            </w:r>
-            <w:r>
-              <w:rPr>
-                <w:rFonts w:ascii="David" w:cs="David" w:eastAsia="David" w:hAnsi="David"/>
+              <w:t xml:space="preserve">✓  עודף </w:t>
+            </w:r>
+            <w:r>
+              <w:rPr>
+                <w:rFonts w:ascii="David" w:cs="David" w:eastAsia="David" w:hAnsi="David"/>
+                <w:b/>
+                <w:bCs/>
                 <w:color w:val="047857"/>
                 <w:sz w:val="19"/>
                 <w:szCs w:val="19"/>
               </w:rPr>
-              <w:t xml:space="preserve">thrush</w:t>
-            </w:r>
-            <w:r>
-              <w:rPr>
-                <w:rFonts w:ascii="David" w:cs="David" w:eastAsia="David" w:hAnsi="David"/>
+              <w:t xml:space="preserve">ACTH</w:t>
+            </w:r>
+            <w:r>
+              <w:rPr>
+                <w:rFonts w:ascii="David" w:cs="David" w:eastAsia="David" w:hAnsi="David"/>
+                <w:b/>
+                <w:bCs/>
                 <w:color w:val="047857"/>
                 <w:sz w:val="19"/>
                 <w:szCs w:val="19"/>
                 <w:rtl/>
               </w:rPr>
-              <w:t xml:space="preserve"> / </w:t>
-            </w:r>
-            <w:r>
-              <w:rPr>
-                <w:rFonts w:ascii="David" w:cs="David" w:eastAsia="David" w:hAnsi="David"/>
-                <w:color w:val="047857"/>
-                <w:sz w:val="19"/>
-                <w:szCs w:val="19"/>
-              </w:rPr>
-              <w:t xml:space="preserve">candida</w:t>
-            </w:r>
-            <w:r>
-              <w:rPr>
-                <w:rFonts w:ascii="David" w:cs="David" w:eastAsia="David" w:hAnsi="David"/>
-                <w:color w:val="047857"/>
-                <w:sz w:val="19"/>
-                <w:szCs w:val="19"/>
-                <w:rtl/>
-              </w:rPr>
-              <w:t xml:space="preserve"> …</w:t>
+              <w:t xml:space="preserve">, שמעורר גם את תאי הפיגמנט בעור וברירית</w:t>
             </w:r>
           </w:p>
           <w:p>
@@ -15239,12 +15176,52 @@
             <w:r>
               <w:rPr>
                 <w:rFonts w:ascii="David" w:cs="David" w:eastAsia="David" w:hAnsi="David"/>
-                <w:color w:val="047857"/>
-                <w:sz w:val="19"/>
-                <w:szCs w:val="19"/>
-                <w:rtl/>
-              </w:rPr>
-              <w:t xml:space="preserve">קבוצת התרופות שהיא כנראה קיבלה: ✓ סטרואידים / סטרואיד / קורטיקוסטרואידים / קורטיקוסטרואיד / גלוקוקורטיקואידים …</w:t>
+                <w:b w:val="false"/>
+                <w:bCs w:val="false"/>
+                <w:color w:val="475569"/>
+                <w:sz w:val="19"/>
+                <w:szCs w:val="19"/>
+                <w:rtl/>
+              </w:rPr>
+              <w:t xml:space="preserve">✗  עודף קורטיזול</w:t>
+            </w:r>
+          </w:p>
+          <w:p>
+            <w:pPr>
+              <w:bidi/>
+              <w:spacing w:after="30" w:before="0" w:line="300" w:lineRule="atLeast"/>
+              <w:jc w:val="left"/>
+            </w:pPr>
+            <w:r>
+              <w:rPr>
+                <w:rFonts w:ascii="David" w:cs="David" w:eastAsia="David" w:hAnsi="David"/>
+                <w:b w:val="false"/>
+                <w:bCs w:val="false"/>
+                <w:color w:val="475569"/>
+                <w:sz w:val="19"/>
+                <w:szCs w:val="19"/>
+                <w:rtl/>
+              </w:rPr>
+              <w:t xml:space="preserve">✗  חוסר באינסולין</w:t>
+            </w:r>
+          </w:p>
+          <w:p>
+            <w:pPr>
+              <w:bidi/>
+              <w:spacing w:after="30" w:before="0" w:line="300" w:lineRule="atLeast"/>
+              <w:jc w:val="left"/>
+            </w:pPr>
+            <w:r>
+              <w:rPr>
+                <w:rFonts w:ascii="David" w:cs="David" w:eastAsia="David" w:hAnsi="David"/>
+                <w:b w:val="false"/>
+                <w:bCs w:val="false"/>
+                <w:color w:val="475569"/>
+                <w:sz w:val="19"/>
+                <w:szCs w:val="19"/>
+                <w:rtl/>
+              </w:rPr>
+              <w:t xml:space="preserve">✗  עודף הורמון גדילה</w:t>
             </w:r>
           </w:p>
         </w:tc>
@@ -15277,7 +15254,58 @@
                 <w:szCs w:val="19"/>
                 <w:rtl/>
               </w:rPr>
-              <w:t xml:space="preserve">שפחת בפה היא זיהום פטרייתי, שמופיע בעיקר כשמערכת החיסון מדוכאת. סטרואידים לטווח ארוך מדכאים את מערכת החיסון, ולכן מ.א. נראית כמי שקיבלה אותם. היא סיפרה שאכן טופלה במשך זמן רב במחלה אוטואימונית, והפסיקה לא מזמן.</w:t>
+              <w:t xml:space="preserve">ה־</w:t>
+            </w:r>
+            <w:r>
+              <w:rPr>
+                <w:rFonts w:ascii="David" w:cs="David" w:eastAsia="David" w:hAnsi="David"/>
+                <w:sz w:val="19"/>
+                <w:szCs w:val="19"/>
+              </w:rPr>
+              <w:t xml:space="preserve">ACTH</w:t>
+            </w:r>
+            <w:r>
+              <w:rPr>
+                <w:rFonts w:ascii="David" w:cs="David" w:eastAsia="David" w:hAnsi="David"/>
+                <w:sz w:val="19"/>
+                <w:szCs w:val="19"/>
+                <w:rtl/>
+              </w:rPr>
+              <w:t xml:space="preserve"> נוצר מחלבון גדול שמניב גם הורמון המגרה תאי פיגמנט (</w:t>
+            </w:r>
+            <w:r>
+              <w:rPr>
+                <w:rFonts w:ascii="David" w:cs="David" w:eastAsia="David" w:hAnsi="David"/>
+                <w:sz w:val="19"/>
+                <w:szCs w:val="19"/>
+              </w:rPr>
+              <w:t xml:space="preserve">MSH</w:t>
+            </w:r>
+            <w:r>
+              <w:rPr>
+                <w:rFonts w:ascii="David" w:cs="David" w:eastAsia="David" w:hAnsi="David"/>
+                <w:sz w:val="19"/>
+                <w:szCs w:val="19"/>
+                <w:rtl/>
+              </w:rPr>
+              <w:t xml:space="preserve">). כשרמת ה־</w:t>
+            </w:r>
+            <w:r>
+              <w:rPr>
+                <w:rFonts w:ascii="David" w:cs="David" w:eastAsia="David" w:hAnsi="David"/>
+                <w:sz w:val="19"/>
+                <w:szCs w:val="19"/>
+              </w:rPr>
+              <w:t xml:space="preserve">ACTH</w:t>
+            </w:r>
+            <w:r>
+              <w:rPr>
+                <w:rFonts w:ascii="David" w:cs="David" w:eastAsia="David" w:hAnsi="David"/>
+                <w:sz w:val="19"/>
+                <w:szCs w:val="19"/>
+                <w:rtl/>
+              </w:rPr>
+              <w:t xml:space="preserve"> גבוהה לאורך זמן, העור והרירית מתכהים, במיוחד בקפלים, בצלקות, בחניכיים ובלשון.</w:t>
             </w:r>
           </w:p>
           <w:p>
@@ -15312,7 +15340,7 @@
                 <w:szCs w:val="17"/>
                 <w:rtl/>
               </w:rPr>
-              <w:t xml:space="preserve">1. זו פטרייה בפה, שמופיעה כשהחיסון מדוכא. שמה בעברית: ש...</w:t>
+              <w:t xml:space="preserve">1. כתמים כהים מעידים על גירוי של תאי פיגמנט. איזה הורמון יציאה מההיפופיזה מגרה אותם?</w:t>
             </w:r>
           </w:p>
           <w:p>
@@ -15329,7 +15357,7 @@
                 <w:szCs w:val="17"/>
                 <w:rtl/>
               </w:rPr>
-              <w:t xml:space="preserve">2. אילו תרופות נותנים למחלה אוטואימונית ומדכאות את החיסון?</w:t>
+              <w:t xml:space="preserve">2. זה ההורמון שמגרה את האדרנל לייצר קורטיזול.</w:t>
             </w:r>
           </w:p>
           <w:p>
@@ -15346,7 +15374,16 @@
                 <w:szCs w:val="17"/>
                 <w:rtl/>
               </w:rPr>
-              <w:t xml:space="preserve">3. שפחת (קנדידה), סטרואידים.</w:t>
+              <w:t xml:space="preserve">3. </w:t>
+            </w:r>
+            <w:r>
+              <w:rPr>
+                <w:rFonts w:ascii="David" w:cs="David" w:eastAsia="David" w:hAnsi="David"/>
+                <w:color w:val="475569"/>
+                <w:sz w:val="17"/>
+                <w:szCs w:val="17"/>
+              </w:rPr>
+              <w:t xml:space="preserve">ACTH.</w:t>
             </w:r>
           </w:p>
         </w:tc>
@@ -15448,25 +15485,6 @@
           <w:p>
             <w:pPr>
               <w:bidi/>
-              <w:spacing w:after="40" w:before="0" w:line="300" w:lineRule="atLeast"/>
-              <w:jc w:val="left"/>
-            </w:pPr>
-            <w:r>
-              <w:rPr>
-                <w:rFonts w:ascii="David" w:cs="David" w:eastAsia="David" w:hAnsi="David"/>
-                <w:i/>
-                <w:iCs/>
-                <w:color w:val="0E7490"/>
-                <w:sz w:val="18"/>
-                <w:szCs w:val="18"/>
-                <w:rtl/>
-              </w:rPr>
-              <w:t xml:space="preserve">מידע שנחשף: 💊 מ.א. אישרה: מחלה אוטואימונית, טיפול ארוך בסטרואידים, והפסקה בשבועות האחרונים.</w:t>
-            </w:r>
-          </w:p>
-          <w:p>
-            <w:pPr>
-              <w:bidi/>
               <w:spacing w:after="60" w:before="0" w:line="300" w:lineRule="atLeast"/>
               <w:jc w:val="left"/>
             </w:pPr>
@@ -15479,7 +15497,49 @@
                 <w:szCs w:val="20"/>
                 <w:rtl/>
               </w:rPr>
-              <w:t xml:space="preserve">ביקשתם בדיקות הורמונליות. מה תצפו למצוא?</w:t>
+              <w:t xml:space="preserve">מה תצפו למצוא בבדיקות הדם?</w:t>
+            </w:r>
+          </w:p>
+          <w:p>
+            <w:pPr>
+              <w:bidi/>
+              <w:spacing w:after="30" w:before="0" w:line="300" w:lineRule="atLeast"/>
+              <w:jc w:val="left"/>
+            </w:pPr>
+            <w:r>
+              <w:rPr>
+                <w:rFonts w:ascii="David" w:cs="David" w:eastAsia="David" w:hAnsi="David"/>
+                <w:b/>
+                <w:bCs/>
+                <w:color w:val="047857"/>
+                <w:sz w:val="19"/>
+                <w:szCs w:val="19"/>
+                <w:rtl/>
+              </w:rPr>
+              <w:t xml:space="preserve">✓  קורטיזול נמוך, </w:t>
+            </w:r>
+            <w:r>
+              <w:rPr>
+                <w:rFonts w:ascii="David" w:cs="David" w:eastAsia="David" w:hAnsi="David"/>
+                <w:b/>
+                <w:bCs/>
+                <w:color w:val="047857"/>
+                <w:sz w:val="19"/>
+                <w:szCs w:val="19"/>
+              </w:rPr>
+              <w:t xml:space="preserve">ACTH</w:t>
+            </w:r>
+            <w:r>
+              <w:rPr>
+                <w:rFonts w:ascii="David" w:cs="David" w:eastAsia="David" w:hAnsi="David"/>
+                <w:b/>
+                <w:bCs/>
+                <w:color w:val="047857"/>
+                <w:sz w:val="19"/>
+                <w:szCs w:val="19"/>
+                <w:rtl/>
+              </w:rPr>
+              <w:t xml:space="preserve"> גבוה</w:t>
             </w:r>
           </w:p>
           <w:p>
@@ -15498,7 +15558,7 @@
                 <w:szCs w:val="19"/>
                 <w:rtl/>
               </w:rPr>
-              <w:t xml:space="preserve">✗  </w:t>
+              <w:t xml:space="preserve">✗  קורטיזול נמוך, </w:t>
             </w:r>
             <w:r>
               <w:rPr>
@@ -15521,8 +15581,15 @@
                 <w:szCs w:val="19"/>
                 <w:rtl/>
               </w:rPr>
-              <w:t xml:space="preserve"> ו־</w:t>
-            </w:r>
+              <w:t xml:space="preserve"> נמוך</w:t>
+            </w:r>
+          </w:p>
+          <w:p>
+            <w:pPr>
+              <w:bidi/>
+              <w:spacing w:after="30" w:before="0" w:line="300" w:lineRule="atLeast"/>
+              <w:jc w:val="left"/>
+            </w:pPr>
             <w:r>
               <w:rPr>
                 <w:rFonts w:ascii="David" w:cs="David" w:eastAsia="David" w:hAnsi="David"/>
@@ -15531,8 +15598,9 @@
                 <w:color w:val="475569"/>
                 <w:sz w:val="19"/>
                 <w:szCs w:val="19"/>
-              </w:rPr>
-              <w:t xml:space="preserve">CRH</w:t>
+                <w:rtl/>
+              </w:rPr>
+              <w:t xml:space="preserve">✗  קורטיזול גבוה, </w:t>
             </w:r>
             <w:r>
               <w:rPr>
@@ -15542,17 +15610,9 @@
                 <w:color w:val="475569"/>
                 <w:sz w:val="19"/>
                 <w:szCs w:val="19"/>
-                <w:rtl/>
-              </w:rPr>
-              <w:t xml:space="preserve"> גבוהים</w:t>
-            </w:r>
-          </w:p>
-          <w:p>
-            <w:pPr>
-              <w:bidi/>
-              <w:spacing w:after="30" w:before="0" w:line="300" w:lineRule="atLeast"/>
-              <w:jc w:val="left"/>
-            </w:pPr>
+              </w:rPr>
+              <w:t xml:space="preserve">ACTH</w:t>
+            </w:r>
             <w:r>
               <w:rPr>
                 <w:rFonts w:ascii="David" w:cs="David" w:eastAsia="David" w:hAnsi="David"/>
@@ -15563,8 +15623,15 @@
                 <w:szCs w:val="19"/>
                 <w:rtl/>
               </w:rPr>
-              <w:t xml:space="preserve">✗  </w:t>
-            </w:r>
+              <w:t xml:space="preserve"> גבוה</w:t>
+            </w:r>
+          </w:p>
+          <w:p>
+            <w:pPr>
+              <w:bidi/>
+              <w:spacing w:after="30" w:before="0" w:line="300" w:lineRule="atLeast"/>
+              <w:jc w:val="left"/>
+            </w:pPr>
             <w:r>
               <w:rPr>
                 <w:rFonts w:ascii="David" w:cs="David" w:eastAsia="David" w:hAnsi="David"/>
@@ -15573,8 +15640,9 @@
                 <w:color w:val="475569"/>
                 <w:sz w:val="19"/>
                 <w:szCs w:val="19"/>
-              </w:rPr>
-              <w:t xml:space="preserve">ACTH</w:t>
+                <w:rtl/>
+              </w:rPr>
+              <w:t xml:space="preserve">✗  קורטיזול גבוה, </w:t>
             </w:r>
             <w:r>
               <w:rPr>
@@ -15584,9 +15652,8 @@
                 <w:color w:val="475569"/>
                 <w:sz w:val="19"/>
                 <w:szCs w:val="19"/>
-                <w:rtl/>
-              </w:rPr>
-              <w:t xml:space="preserve"> גבוה ו־</w:t>
+              </w:rPr>
+              <w:t xml:space="preserve">ACTH</w:t>
             </w:r>
             <w:r>
               <w:rPr>
@@ -15596,46 +15663,46 @@
                 <w:color w:val="475569"/>
                 <w:sz w:val="19"/>
                 <w:szCs w:val="19"/>
-              </w:rPr>
-              <w:t xml:space="preserve">CRH</w:t>
-            </w:r>
-            <w:r>
-              <w:rPr>
-                <w:rFonts w:ascii="David" w:cs="David" w:eastAsia="David" w:hAnsi="David"/>
-                <w:b w:val="false"/>
-                <w:bCs w:val="false"/>
-                <w:color w:val="475569"/>
-                <w:sz w:val="19"/>
-                <w:szCs w:val="19"/>
                 <w:rtl/>
               </w:rPr>
               <w:t xml:space="preserve"> נמוך</w:t>
             </w:r>
           </w:p>
-          <w:p>
-            <w:pPr>
-              <w:bidi/>
-              <w:spacing w:after="30" w:before="0" w:line="300" w:lineRule="atLeast"/>
-              <w:jc w:val="left"/>
-            </w:pPr>
-            <w:r>
-              <w:rPr>
-                <w:rFonts w:ascii="David" w:cs="David" w:eastAsia="David" w:hAnsi="David"/>
-                <w:b w:val="false"/>
-                <w:bCs w:val="false"/>
-                <w:color w:val="475569"/>
-                <w:sz w:val="19"/>
-                <w:szCs w:val="19"/>
-                <w:rtl/>
-              </w:rPr>
-              <w:t xml:space="preserve">✗  </w:t>
-            </w:r>
-            <w:r>
-              <w:rPr>
-                <w:rFonts w:ascii="David" w:cs="David" w:eastAsia="David" w:hAnsi="David"/>
-                <w:b w:val="false"/>
-                <w:bCs w:val="false"/>
-                <w:color w:val="475569"/>
+        </w:tc>
+        <w:tc>
+          <w:tcPr>
+            <w:tcW w:type="dxa" w:w="2500"/>
+            <w:tcBorders>
+              <w:top w:val="single" w:color="B6C3D4" w:sz="4"/>
+              <w:left w:val="single" w:color="B6C3D4" w:sz="4"/>
+              <w:bottom w:val="single" w:color="B6C3D4" w:sz="4"/>
+              <w:right w:val="single" w:color="B6C3D4" w:sz="4"/>
+            </w:tcBorders>
+            <w:tcMar>
+              <w:top w:type="dxa" w:w="60"/>
+              <w:left w:type="dxa" w:w="100"/>
+              <w:bottom w:type="dxa" w:w="60"/>
+              <w:right w:type="dxa" w:w="100"/>
+            </w:tcMar>
+          </w:tcPr>
+          <w:p>
+            <w:pPr>
+              <w:bidi/>
+              <w:spacing w:after="60" w:before="0" w:line="300" w:lineRule="atLeast"/>
+              <w:jc w:val="left"/>
+            </w:pPr>
+            <w:r>
+              <w:rPr>
+                <w:rFonts w:ascii="David" w:cs="David" w:eastAsia="David" w:hAnsi="David"/>
+                <w:sz w:val="19"/>
+                <w:szCs w:val="19"/>
+                <w:rtl/>
+              </w:rPr>
+              <w:t xml:space="preserve">באדיסון האדרנל עצמו פגוע (בעולם המערבי לרוב בגלל מחלה אוטואימונית). קורטיזול נמוך מבטל את המשוב השלילי, וההיפופיזה מפרישה </w:t>
+            </w:r>
+            <w:r>
+              <w:rPr>
+                <w:rFonts w:ascii="David" w:cs="David" w:eastAsia="David" w:hAnsi="David"/>
                 <w:sz w:val="19"/>
                 <w:szCs w:val="19"/>
               </w:rPr>
@@ -15644,135 +15711,82 @@
             <w:r>
               <w:rPr>
                 <w:rFonts w:ascii="David" w:cs="David" w:eastAsia="David" w:hAnsi="David"/>
-                <w:b w:val="false"/>
-                <w:bCs w:val="false"/>
-                <w:color w:val="475569"/>
-                <w:sz w:val="19"/>
-                <w:szCs w:val="19"/>
-                <w:rtl/>
-              </w:rPr>
-              <w:t xml:space="preserve"> נמוך ו־</w:t>
-            </w:r>
-            <w:r>
-              <w:rPr>
-                <w:rFonts w:ascii="David" w:cs="David" w:eastAsia="David" w:hAnsi="David"/>
-                <w:b w:val="false"/>
-                <w:bCs w:val="false"/>
-                <w:color w:val="475569"/>
-                <w:sz w:val="19"/>
-                <w:szCs w:val="19"/>
-              </w:rPr>
-              <w:t xml:space="preserve">CRH</w:t>
-            </w:r>
-            <w:r>
-              <w:rPr>
-                <w:rFonts w:ascii="David" w:cs="David" w:eastAsia="David" w:hAnsi="David"/>
-                <w:b w:val="false"/>
-                <w:bCs w:val="false"/>
-                <w:color w:val="475569"/>
-                <w:sz w:val="19"/>
-                <w:szCs w:val="19"/>
-                <w:rtl/>
-              </w:rPr>
-              <w:t xml:space="preserve"> גבוה</w:t>
-            </w:r>
-          </w:p>
-          <w:p>
-            <w:pPr>
-              <w:bidi/>
-              <w:spacing w:after="30" w:before="0" w:line="300" w:lineRule="atLeast"/>
-              <w:jc w:val="left"/>
-            </w:pPr>
-            <w:r>
-              <w:rPr>
-                <w:rFonts w:ascii="David" w:cs="David" w:eastAsia="David" w:hAnsi="David"/>
-                <w:b/>
-                <w:bCs/>
-                <w:color w:val="047857"/>
-                <w:sz w:val="19"/>
-                <w:szCs w:val="19"/>
-                <w:rtl/>
-              </w:rPr>
-              <w:t xml:space="preserve">✓  </w:t>
-            </w:r>
-            <w:r>
-              <w:rPr>
-                <w:rFonts w:ascii="David" w:cs="David" w:eastAsia="David" w:hAnsi="David"/>
-                <w:b/>
-                <w:bCs/>
-                <w:color w:val="047857"/>
-                <w:sz w:val="19"/>
-                <w:szCs w:val="19"/>
+                <w:sz w:val="19"/>
+                <w:szCs w:val="19"/>
+                <w:rtl/>
+              </w:rPr>
+              <w:t xml:space="preserve"> בעודף. נפגע גם האלדוסטרון: נתרן נמוך, אשלגן גבוה, לחץ דם נמוך ותשוקה למלח.</w:t>
+            </w:r>
+          </w:p>
+          <w:p>
+            <w:pPr>
+              <w:bidi/>
+              <w:spacing w:after="20" w:before="0" w:line="300" w:lineRule="atLeast"/>
+              <w:jc w:val="left"/>
+            </w:pPr>
+            <w:r>
+              <w:rPr>
+                <w:rFonts w:ascii="David" w:cs="David" w:eastAsia="David" w:hAnsi="David"/>
+                <w:b/>
+                <w:bCs/>
+                <w:sz w:val="17"/>
+                <w:szCs w:val="17"/>
+                <w:rtl/>
+              </w:rPr>
+              <w:t xml:space="preserve">רמזים:</w:t>
+            </w:r>
+          </w:p>
+          <w:p>
+            <w:pPr>
+              <w:bidi/>
+              <w:spacing w:after="20" w:before="0" w:line="300" w:lineRule="atLeast"/>
+              <w:jc w:val="left"/>
+            </w:pPr>
+            <w:r>
+              <w:rPr>
+                <w:rFonts w:ascii="David" w:cs="David" w:eastAsia="David" w:hAnsi="David"/>
+                <w:color w:val="475569"/>
+                <w:sz w:val="17"/>
+                <w:szCs w:val="17"/>
+                <w:rtl/>
+              </w:rPr>
+              <w:t xml:space="preserve">1. האדרנל "מקולקל". כמה קורטיזול הוא מייצר?</w:t>
+            </w:r>
+          </w:p>
+          <w:p>
+            <w:pPr>
+              <w:bidi/>
+              <w:spacing w:after="20" w:before="0" w:line="300" w:lineRule="atLeast"/>
+              <w:jc w:val="left"/>
+            </w:pPr>
+            <w:r>
+              <w:rPr>
+                <w:rFonts w:ascii="David" w:cs="David" w:eastAsia="David" w:hAnsi="David"/>
+                <w:color w:val="475569"/>
+                <w:sz w:val="17"/>
+                <w:szCs w:val="17"/>
+                <w:rtl/>
+              </w:rPr>
+              <w:t xml:space="preserve">2. קורטיזול נמוך משחרר את הבלם על ההיפופיזה. מה קורה ל־</w:t>
+            </w:r>
+            <w:r>
+              <w:rPr>
+                <w:rFonts w:ascii="David" w:cs="David" w:eastAsia="David" w:hAnsi="David"/>
+                <w:color w:val="475569"/>
+                <w:sz w:val="17"/>
+                <w:szCs w:val="17"/>
               </w:rPr>
               <w:t xml:space="preserve">ACTH</w:t>
             </w:r>
             <w:r>
               <w:rPr>
                 <w:rFonts w:ascii="David" w:cs="David" w:eastAsia="David" w:hAnsi="David"/>
-                <w:b/>
-                <w:bCs/>
-                <w:color w:val="047857"/>
-                <w:sz w:val="19"/>
-                <w:szCs w:val="19"/>
-                <w:rtl/>
-              </w:rPr>
-              <w:t xml:space="preserve"> ו־</w:t>
-            </w:r>
-            <w:r>
-              <w:rPr>
-                <w:rFonts w:ascii="David" w:cs="David" w:eastAsia="David" w:hAnsi="David"/>
-                <w:b/>
-                <w:bCs/>
-                <w:color w:val="047857"/>
-                <w:sz w:val="19"/>
-                <w:szCs w:val="19"/>
-              </w:rPr>
-              <w:t xml:space="preserve">CRH</w:t>
-            </w:r>
-            <w:r>
-              <w:rPr>
-                <w:rFonts w:ascii="David" w:cs="David" w:eastAsia="David" w:hAnsi="David"/>
-                <w:b/>
-                <w:bCs/>
-                <w:color w:val="047857"/>
-                <w:sz w:val="19"/>
-                <w:szCs w:val="19"/>
-                <w:rtl/>
-              </w:rPr>
-              <w:t xml:space="preserve"> נמוכים</w:t>
-            </w:r>
-          </w:p>
-        </w:tc>
-        <w:tc>
-          <w:tcPr>
-            <w:tcW w:type="dxa" w:w="2500"/>
-            <w:tcBorders>
-              <w:top w:val="single" w:color="B6C3D4" w:sz="4"/>
-              <w:left w:val="single" w:color="B6C3D4" w:sz="4"/>
-              <w:bottom w:val="single" w:color="B6C3D4" w:sz="4"/>
-              <w:right w:val="single" w:color="B6C3D4" w:sz="4"/>
-            </w:tcBorders>
-            <w:tcMar>
-              <w:top w:type="dxa" w:w="60"/>
-              <w:left w:type="dxa" w:w="100"/>
-              <w:bottom w:type="dxa" w:w="60"/>
-              <w:right w:type="dxa" w:w="100"/>
-            </w:tcMar>
-          </w:tcPr>
-          <w:p>
-            <w:pPr>
-              <w:bidi/>
-              <w:spacing w:after="60" w:before="0" w:line="300" w:lineRule="atLeast"/>
-              <w:jc w:val="left"/>
-            </w:pPr>
-            <w:r>
-              <w:rPr>
-                <w:rFonts w:ascii="David" w:cs="David" w:eastAsia="David" w:hAnsi="David"/>
-                <w:sz w:val="19"/>
-                <w:szCs w:val="19"/>
-                <w:rtl/>
-              </w:rPr>
-              <w:t xml:space="preserve">במשך תקופה ארוכה הסטרואידים שנלקחו מבחוץ יצרו משוב שלילי מתמשך: ההיפותלמוס וההיפופיזה הפסיקו לעבוד, והאדרנל התנוון. כשהכדורים נפסקו, אין מי שיגרה את האדרנל. אין מספיק קורטיזול, וגם הציר לא מגיב.</w:t>
+                <w:color w:val="475569"/>
+                <w:sz w:val="17"/>
+                <w:szCs w:val="17"/>
+                <w:rtl/>
+              </w:rPr>
+              <w:t xml:space="preserve">?</w:t>
             </w:r>
           </w:p>
           <w:p>
@@ -15784,92 +15798,31 @@
             <w:r>
               <w:rPr>
                 <w:rFonts w:ascii="David" w:cs="David" w:eastAsia="David" w:hAnsi="David"/>
-                <w:b/>
-                <w:bCs/>
-                <w:sz w:val="17"/>
-                <w:szCs w:val="17"/>
-                <w:rtl/>
-              </w:rPr>
-              <w:t xml:space="preserve">רמזים:</w:t>
-            </w:r>
-          </w:p>
-          <w:p>
-            <w:pPr>
-              <w:bidi/>
-              <w:spacing w:after="20" w:before="0" w:line="300" w:lineRule="atLeast"/>
-              <w:jc w:val="left"/>
-            </w:pPr>
-            <w:r>
-              <w:rPr>
-                <w:rFonts w:ascii="David" w:cs="David" w:eastAsia="David" w:hAnsi="David"/>
-                <w:color w:val="475569"/>
-                <w:sz w:val="17"/>
-                <w:szCs w:val="17"/>
-                <w:rtl/>
-              </w:rPr>
-              <w:t xml:space="preserve">1. סטרואידים בכדור מעמידים את הגוף במצב של "יש מספיק קורטיזול". מה קורה לציר?</w:t>
-            </w:r>
-          </w:p>
-          <w:p>
-            <w:pPr>
-              <w:bidi/>
-              <w:spacing w:after="20" w:before="0" w:line="300" w:lineRule="atLeast"/>
-              <w:jc w:val="left"/>
-            </w:pPr>
-            <w:r>
-              <w:rPr>
-                <w:rFonts w:ascii="David" w:cs="David" w:eastAsia="David" w:hAnsi="David"/>
-                <w:color w:val="475569"/>
-                <w:sz w:val="17"/>
-                <w:szCs w:val="17"/>
-                <w:rtl/>
-              </w:rPr>
-              <w:t xml:space="preserve">2. משוב שלילי ממושך מכבה גם את ה־</w:t>
-            </w:r>
-            <w:r>
-              <w:rPr>
-                <w:rFonts w:ascii="David" w:cs="David" w:eastAsia="David" w:hAnsi="David"/>
-                <w:color w:val="475569"/>
-                <w:sz w:val="17"/>
-                <w:szCs w:val="17"/>
-              </w:rPr>
-              <w:t xml:space="preserve">CRH</w:t>
-            </w:r>
-            <w:r>
-              <w:rPr>
-                <w:rFonts w:ascii="David" w:cs="David" w:eastAsia="David" w:hAnsi="David"/>
-                <w:color w:val="475569"/>
-                <w:sz w:val="17"/>
-                <w:szCs w:val="17"/>
-                <w:rtl/>
-              </w:rPr>
-              <w:t xml:space="preserve"> וגם את ה־</w:t>
-            </w:r>
-            <w:r>
-              <w:rPr>
-                <w:rFonts w:ascii="David" w:cs="David" w:eastAsia="David" w:hAnsi="David"/>
-                <w:color w:val="475569"/>
-                <w:sz w:val="17"/>
-                <w:szCs w:val="17"/>
-              </w:rPr>
-              <w:t xml:space="preserve">ACTH.</w:t>
-            </w:r>
-          </w:p>
-          <w:p>
-            <w:pPr>
-              <w:bidi/>
-              <w:spacing w:after="20" w:before="0" w:line="300" w:lineRule="atLeast"/>
-              <w:jc w:val="left"/>
-            </w:pPr>
-            <w:r>
-              <w:rPr>
-                <w:rFonts w:ascii="David" w:cs="David" w:eastAsia="David" w:hAnsi="David"/>
-                <w:color w:val="475569"/>
-                <w:sz w:val="17"/>
-                <w:szCs w:val="17"/>
-                <w:rtl/>
-              </w:rPr>
-              <w:t xml:space="preserve">3. שניהם נמוכים.</w:t>
+                <w:color w:val="475569"/>
+                <w:sz w:val="17"/>
+                <w:szCs w:val="17"/>
+                <w:rtl/>
+              </w:rPr>
+              <w:t xml:space="preserve">3. קורטיזול נמוך, </w:t>
+            </w:r>
+            <w:r>
+              <w:rPr>
+                <w:rFonts w:ascii="David" w:cs="David" w:eastAsia="David" w:hAnsi="David"/>
+                <w:color w:val="475569"/>
+                <w:sz w:val="17"/>
+                <w:szCs w:val="17"/>
+              </w:rPr>
+              <w:t xml:space="preserve">ACTH</w:t>
+            </w:r>
+            <w:r>
+              <w:rPr>
+                <w:rFonts w:ascii="David" w:cs="David" w:eastAsia="David" w:hAnsi="David"/>
+                <w:color w:val="475569"/>
+                <w:sz w:val="17"/>
+                <w:szCs w:val="17"/>
+                <w:rtl/>
+              </w:rPr>
+              <w:t xml:space="preserve"> גבוה.</w:t>
             </w:r>
           </w:p>
         </w:tc>
@@ -15983,7 +15936,7 @@
                 <w:szCs w:val="20"/>
                 <w:rtl/>
               </w:rPr>
-              <w:t xml:space="preserve">יש גם מחלת אדיסון (אי־ספיקה ראשונית של האדרנל). התאימו כל ממצא לסוג:</w:t>
+              <w:t xml:space="preserve">יש גם אי־ספיקת אדרנל משנית, למשל אחרי טיפול ארוך בסטרואידים שהופסק. התאימו כל ממצא לסוג:</w:t>
             </w:r>
           </w:p>
           <w:p>
@@ -16121,7 +16074,7 @@
                 <w:szCs w:val="19"/>
                 <w:rtl/>
               </w:rPr>
-              <w:t xml:space="preserve">באדיסון האדרנל עצמו הרוס. הוא לא מייצר קורטיזול, ההיפופיזה צועקת ומפרישה הרבה </w:t>
+              <w:t xml:space="preserve">באדיסון האדרנל עצמו הרוס. ההיפופיזה צועקת ומפרישה הרבה </w:t>
             </w:r>
             <w:r>
               <w:rPr>
@@ -16155,7 +16108,7 @@
                 <w:szCs w:val="19"/>
                 <w:rtl/>
               </w:rPr>
-              <w:t xml:space="preserve"> הגבוה גורם לפיגמנטציה. במשנית הבעיה בציר שמעל האדרנל, ולכן </w:t>
+              <w:t xml:space="preserve"> הגבוה גורם לפיגמנטציה. במשנית הבעיה בציר שמעל האדרנל (סטרואידים מבחוץ מכבים את ההיפותלמוס וההיפופיזה), ולכן </w:t>
             </w:r>
             <w:r>
               <w:rPr>
@@ -16374,7 +16327,7 @@
                 <w:szCs w:val="20"/>
                 <w:rtl/>
               </w:rPr>
-              <w:t xml:space="preserve">הכירורגים מתכננים לנתח אותה. איזה סיבוך מסכן חיים תכתבו להם באזהרה? (בעברית או באנגלית)</w:t>
+              <w:t xml:space="preserve">הכירורגים מתכננים לנתח אותה. איזה סיבוך מסכן חיים תכתבו להם באזהרה, ואיזו תרופה היא צריכה לקבל ככל חייה?</w:t>
             </w:r>
           </w:p>
           <w:p>
@@ -16391,7 +16344,7 @@
                 <w:szCs w:val="19"/>
                 <w:rtl/>
               </w:rPr>
-              <w:t xml:space="preserve">שם הסיבוך: ✓ משבר אדרנלי / משבר אדיסוני / משבר אדיסון / </w:t>
+              <w:t xml:space="preserve">שם הסיבוך (בעברית או באנגלית): ✓ משבר אדרנלי / משבר אדיסוני / משבר אדיסון / </w:t>
             </w:r>
             <w:r>
               <w:rPr>
@@ -16432,6 +16385,23 @@
               <w:t xml:space="preserve"> …</w:t>
             </w:r>
           </w:p>
+          <w:p>
+            <w:pPr>
+              <w:bidi/>
+              <w:spacing w:after="30" w:before="0" w:line="300" w:lineRule="atLeast"/>
+              <w:jc w:val="left"/>
+            </w:pPr>
+            <w:r>
+              <w:rPr>
+                <w:rFonts w:ascii="David" w:cs="David" w:eastAsia="David" w:hAnsi="David"/>
+                <w:color w:val="047857"/>
+                <w:sz w:val="19"/>
+                <w:szCs w:val="19"/>
+                <w:rtl/>
+              </w:rPr>
+              <w:t xml:space="preserve">התרופה שמחליפה את ההורמון החסר: ✓ הידרוקורטיזון / קורטיזול / קורטיזון / סטרואידים / סטרואיד …</w:t>
+            </w:r>
+          </w:p>
         </w:tc>
         <w:tc>
           <w:tcPr>
@@ -16462,7 +16432,7 @@
                 <w:szCs w:val="19"/>
                 <w:rtl/>
               </w:rPr>
-              <w:t xml:space="preserve">בלחץ גופני כמו ניתוח, הגוף צריך הרבה יותר קורטיזול. אדרנל מדוכא לא מסוגל להגביר, ולכן חולים כאלה מקבלים מינון מוגבר של סטרואידים בזמן הניתוח, כדי למנוע משבר אדרנלי (ירידת לחץ דם, היפוגליקמיה, הלם).</w:t>
+              <w:t xml:space="preserve">בלחץ גופני כמו ניתוח, הגוף צריך הרבה יותר קורטיזול. אדרנל פגוע לא מסוגל להגביר, ולכן נותנים הידרוקורטיזון (ולעיתים גם פלודרוקורטיזון) כל החיים, ומינון מוגבר בלחץ ובניתוח, כדי למנוע משבר אדרנלי: ירידה חדה בלחץ דם, היפוגליקמיה והלם.</w:t>
             </w:r>
           </w:p>
           <w:p>
@@ -16497,7 +16467,26 @@
                 <w:szCs w:val="17"/>
                 <w:rtl/>
               </w:rPr>
-              <w:t xml:space="preserve">1. זה סיבוך חריף של חוסר קורטיזול בזמן עומס.</w:t>
+              <w:t xml:space="preserve">1. זה סיבוך חריף של חוסר קורטיזול בזמן עומס. </w:t>
+            </w:r>
+            <w:r>
+              <w:rPr>
+                <w:rFonts w:ascii="David" w:cs="David" w:eastAsia="David" w:hAnsi="David"/>
+                <w:color w:val="475569"/>
+                <w:sz w:val="17"/>
+                <w:szCs w:val="17"/>
+              </w:rPr>
+              <w:t xml:space="preserve">Adrenal</w:t>
+            </w:r>
+            <w:r>
+              <w:rPr>
+                <w:rFonts w:ascii="David" w:cs="David" w:eastAsia="David" w:hAnsi="David"/>
+                <w:color w:val="475569"/>
+                <w:sz w:val="17"/>
+                <w:szCs w:val="17"/>
+                <w:rtl/>
+              </w:rPr>
+              <w:t xml:space="preserve"> ... באנגלית, משבר ... בעברית.</w:t>
             </w:r>
           </w:p>
           <w:p>
@@ -16514,26 +16503,7 @@
                 <w:szCs w:val="17"/>
                 <w:rtl/>
               </w:rPr>
-              <w:t xml:space="preserve">2. </w:t>
-            </w:r>
-            <w:r>
-              <w:rPr>
-                <w:rFonts w:ascii="David" w:cs="David" w:eastAsia="David" w:hAnsi="David"/>
-                <w:color w:val="475569"/>
-                <w:sz w:val="17"/>
-                <w:szCs w:val="17"/>
-              </w:rPr>
-              <w:t xml:space="preserve">Adrenal</w:t>
-            </w:r>
-            <w:r>
-              <w:rPr>
-                <w:rFonts w:ascii="David" w:cs="David" w:eastAsia="David" w:hAnsi="David"/>
-                <w:color w:val="475569"/>
-                <w:sz w:val="17"/>
-                <w:szCs w:val="17"/>
-                <w:rtl/>
-              </w:rPr>
-              <w:t xml:space="preserve"> ... באנגלית, משבר ... בעברית.</w:t>
+              <w:t xml:space="preserve">2. התרופה מחליפה את הקורטיזול שחסר. שמה מתחיל ב־הידרו...</w:t>
             </w:r>
           </w:p>
           <w:p>
@@ -16569,7 +16539,7 @@
                 <w:szCs w:val="17"/>
                 <w:rtl/>
               </w:rPr>
-              <w:t xml:space="preserve">).</w:t>
+              <w:t xml:space="preserve">), הידרוקורטיזון.</w:t>
             </w:r>
           </w:p>
         </w:tc>

--- a/docs/medical-review.docx
+++ b/docs/medical-review.docx
@@ -402,24 +402,24 @@
                 <w:szCs w:val="20"/>
                 <w:rtl/>
               </w:rPr>
-              <w:t xml:space="preserve">התחנה עוצבה כמחלת אדיסון ראשונית (פיגמנטציה בלשון ובחניכיים, </w:t>
-            </w:r>
-            <w:r>
-              <w:rPr>
-                <w:rFonts w:ascii="David" w:cs="David" w:eastAsia="David" w:hAnsi="David"/>
-                <w:sz w:val="20"/>
-                <w:szCs w:val="20"/>
-              </w:rPr>
-              <w:t xml:space="preserve">ACTH</w:t>
-            </w:r>
-            <w:r>
-              <w:rPr>
-                <w:rFonts w:ascii="David" w:cs="David" w:eastAsia="David" w:hAnsi="David"/>
-                <w:sz w:val="20"/>
-                <w:szCs w:val="20"/>
-                <w:rtl/>
-              </w:rPr>
-              <w:t xml:space="preserve"> גבוה, קורטיזול נמוך). בגרסת הטופס המקורית הייתה גם היסטוריה של סטרואידים, שהתאימה יותר לאי־ספיקה משנית ולכן הוסרה. האם הממצאים (נתרן נמוך, אשלגן גבוה, תשוקה למלח, פיגמנטציה בקפלי כף היד) והטיפול (הידרוקורטיזון + פלודרוקורטיזון) נכונים?</w:t>
+              <w:t xml:space="preserve">התחנה עוצבה כאי־ספיקת אדרנל משנית אחרי הפסקת סטרואידים לחולת זאבת (</w:t>
+            </w:r>
+            <w:r>
+              <w:rPr>
+                <w:rFonts w:ascii="David" w:cs="David" w:eastAsia="David" w:hAnsi="David"/>
+                <w:sz w:val="20"/>
+                <w:szCs w:val="20"/>
+              </w:rPr>
+              <w:t xml:space="preserve">SLE</w:t>
+            </w:r>
+            <w:r>
+              <w:rPr>
+                <w:rFonts w:ascii="David" w:cs="David" w:eastAsia="David" w:hAnsi="David"/>
+                <w:sz w:val="20"/>
+                <w:szCs w:val="20"/>
+                <w:rtl/>
+              </w:rPr>
+              <w:t xml:space="preserve">), עם מלכודת מכוונת: בגיליון נכתב "חשד לאדיסון". האם התסמינים (עייפות, בחילות, לחץ דם נמוך, גלוקוז נמוך) והממצאים הקליניים (פנים עגולות, עור דק, פסי מתיחה, שפחת, פריחת פרפר) מתאימים?</w:t>
             </w:r>
           </w:p>
         </w:tc>
@@ -489,7 +489,24 @@
                 <w:szCs w:val="20"/>
                 <w:rtl/>
               </w:rPr>
-              <w:t xml:space="preserve">חידת ההתאמה מול אי־ספיקה משנית (אחרי סטרואידים): </w:t>
+              <w:t xml:space="preserve">האם ההסבר שאחרי שש שנות סטרואידים והפסקה, </w:t>
+            </w:r>
+            <w:r>
+              <w:rPr>
+                <w:rFonts w:ascii="David" w:cs="David" w:eastAsia="David" w:hAnsi="David"/>
+                <w:sz w:val="20"/>
+                <w:szCs w:val="20"/>
+              </w:rPr>
+              <w:t xml:space="preserve">CRH</w:t>
+            </w:r>
+            <w:r>
+              <w:rPr>
+                <w:rFonts w:ascii="David" w:cs="David" w:eastAsia="David" w:hAnsi="David"/>
+                <w:sz w:val="20"/>
+                <w:szCs w:val="20"/>
+                <w:rtl/>
+              </w:rPr>
+              <w:t xml:space="preserve"> ו־</w:t>
             </w:r>
             <w:r>
               <w:rPr>
@@ -506,7 +523,7 @@
                 <w:szCs w:val="20"/>
                 <w:rtl/>
               </w:rPr>
-              <w:t xml:space="preserve"> נמוך, ללא פיגמנטציה, הצטמקות האדרנל. האם הניסוחים מדויקים?</w:t>
+              <w:t xml:space="preserve"> נמוכים ואין פיגמנטציה, מדויק ברמת תיכון? האם הפסקה הדרגתית של סטרואידים ומינון מוגבר בניתוח מנוסחים נכון? האם יש לציין בהקשר גם את האלדוסטרון (שנשמר לרוב במשנית)?</w:t>
             </w:r>
           </w:p>
         </w:tc>
@@ -2842,7 +2859,28 @@
                 <w:szCs w:val="20"/>
                 <w:rtl/>
               </w:rPr>
-              <w:t xml:space="preserve">מחלת אדיסון (אי־ספיקת אדרנל ראשונית, אוטואימונית)</w:t>
+              <w:t xml:space="preserve">אי־ספיקת אדרנל משנית אחרי הפסקת סטרואידים (חולת זאבת, </w:t>
+            </w:r>
+            <w:r>
+              <w:rPr>
+                <w:rFonts w:ascii="David" w:cs="David" w:eastAsia="David" w:hAnsi="David"/>
+                <w:b/>
+                <w:bCs/>
+                <w:sz w:val="20"/>
+                <w:szCs w:val="20"/>
+              </w:rPr>
+              <w:t xml:space="preserve">SLE</w:t>
+            </w:r>
+            <w:r>
+              <w:rPr>
+                <w:rFonts w:ascii="David" w:cs="David" w:eastAsia="David" w:hAnsi="David"/>
+                <w:b/>
+                <w:bCs/>
+                <w:sz w:val="20"/>
+                <w:szCs w:val="20"/>
+                <w:rtl/>
+              </w:rPr>
+              <w:t xml:space="preserve">)</w:t>
             </w:r>
           </w:p>
         </w:tc>
@@ -2892,7 +2930,24 @@
                 <w:szCs w:val="20"/>
                 <w:rtl/>
               </w:rPr>
-              <w:t xml:space="preserve"> גבוה, אלדוסטרון נמוך</w:t>
+              <w:t xml:space="preserve"> ו־</w:t>
+            </w:r>
+            <w:r>
+              <w:rPr>
+                <w:rFonts w:ascii="David" w:cs="David" w:eastAsia="David" w:hAnsi="David"/>
+                <w:sz w:val="20"/>
+                <w:szCs w:val="20"/>
+              </w:rPr>
+              <w:t xml:space="preserve">CRH</w:t>
+            </w:r>
+            <w:r>
+              <w:rPr>
+                <w:rFonts w:ascii="David" w:cs="David" w:eastAsia="David" w:hAnsi="David"/>
+                <w:sz w:val="20"/>
+                <w:szCs w:val="20"/>
+                <w:rtl/>
+              </w:rPr>
+              <w:t xml:space="preserve"> נמוכים, ללא פיגמנטציה</w:t>
             </w:r>
           </w:p>
         </w:tc>
@@ -2925,7 +2980,7 @@
                 <w:szCs w:val="20"/>
                 <w:rtl/>
               </w:rPr>
-              <w:t xml:space="preserve">החלפת קורטיזול (הידרוקורטיזון) ופלודרוקורטיזון, מינון מוגבר בלחץ ובניתוח</w:t>
+              <w:t xml:space="preserve">החלפת קורטיזול (הידרוקורטיזון), מינון מוגבר בלחץ ובניתוח, והפסקת סטרואידים הדרגתית</w:t>
             </w:r>
           </w:p>
         </w:tc>
@@ -14496,7 +14551,7 @@
           <w:szCs w:val="32"/>
           <w:rtl/>
         </w:rPr>
-        <w:t xml:space="preserve">תחנה 7: הכתמים הכהים בלשון</w:t>
+        <w:t xml:space="preserve">תחנה 7: מי כתב ״אדיסון״ בגיליון?</w:t>
       </w:r>
     </w:p>
     <w:p>
@@ -14617,7 +14672,28 @@
                 <w:szCs w:val="20"/>
                 <w:rtl/>
               </w:rPr>
-              <w:t xml:space="preserve">מחלת אדיסון (אי־ספיקת אדרנל ראשונית, אוטואימונית)</w:t>
+              <w:t xml:space="preserve">אי־ספיקת אדרנל משנית אחרי הפסקת סטרואידים (חולת זאבת, </w:t>
+            </w:r>
+            <w:r>
+              <w:rPr>
+                <w:rFonts w:ascii="David" w:cs="David" w:eastAsia="David" w:hAnsi="David"/>
+                <w:b/>
+                <w:bCs/>
+                <w:sz w:val="20"/>
+                <w:szCs w:val="20"/>
+              </w:rPr>
+              <w:t xml:space="preserve">SLE</w:t>
+            </w:r>
+            <w:r>
+              <w:rPr>
+                <w:rFonts w:ascii="David" w:cs="David" w:eastAsia="David" w:hAnsi="David"/>
+                <w:b/>
+                <w:bCs/>
+                <w:sz w:val="20"/>
+                <w:szCs w:val="20"/>
+                <w:rtl/>
+              </w:rPr>
+              <w:t xml:space="preserve">)</w:t>
             </w:r>
           </w:p>
         </w:tc>
@@ -14705,7 +14781,24 @@
                 <w:szCs w:val="20"/>
                 <w:rtl/>
               </w:rPr>
-              <w:t xml:space="preserve"> גבוה, אלדוסטרון נמוך</w:t>
+              <w:t xml:space="preserve"> ו־</w:t>
+            </w:r>
+            <w:r>
+              <w:rPr>
+                <w:rFonts w:ascii="David" w:cs="David" w:eastAsia="David" w:hAnsi="David"/>
+                <w:sz w:val="20"/>
+                <w:szCs w:val="20"/>
+              </w:rPr>
+              <w:t xml:space="preserve">CRH</w:t>
+            </w:r>
+            <w:r>
+              <w:rPr>
+                <w:rFonts w:ascii="David" w:cs="David" w:eastAsia="David" w:hAnsi="David"/>
+                <w:sz w:val="20"/>
+                <w:szCs w:val="20"/>
+                <w:rtl/>
+              </w:rPr>
+              <w:t xml:space="preserve"> נמוכים, ללא פיגמנטציה</w:t>
             </w:r>
           </w:p>
         </w:tc>
@@ -14776,7 +14869,7 @@
                 <w:szCs w:val="20"/>
                 <w:rtl/>
               </w:rPr>
-              <w:t xml:space="preserve">החלפת קורטיזול (הידרוקורטיזון) ופלודרוקורטיזון, מינון מוגבר בלחץ ובניתוח</w:t>
+              <w:t xml:space="preserve">החלפת קורטיזול (הידרוקורטיזון), מינון מוגבר בלחץ ובניתוח, והפסקת סטרואידים הדרגתית</w:t>
             </w:r>
           </w:p>
         </w:tc>
@@ -14814,7 +14907,7 @@
           <w:szCs w:val="21"/>
           <w:rtl/>
         </w:rPr>
-        <w:t xml:space="preserve">נעמה: המחלקה הכירורגית ביקשה יעוץ לפני ניתוח. מ.א. סובלת מעייפות כללית, חוסר תאבון וירידה במשקל. היא מספרת שיש לה תשוקה למלח, ושמסתחרר לה כשהיא קמה מהר.</w:t>
+        <w:t xml:space="preserve">נעמה: המחלקה הכירורגית ביקשה יעוץ לפני ניתוח להוצאת כיס מרה. מ.א. מתלוננת על עייפות קיצונית, חוסר תאבון, בחילות וסחרחורת. לחץ הדם 88/54 והגלוקוז מעט מתחת לתקין.</w:t>
       </w:r>
     </w:p>
     <w:p>
@@ -14830,24 +14923,7 @@
           <w:szCs w:val="21"/>
           <w:rtl/>
         </w:rPr>
-        <w:t xml:space="preserve">נעמה: בבדיקות מעבדה: לחץ דם נמוך, גלוקוז מעט מתחת לתקין. ביקשתי שתוציא לשון, ובלשון ובחניכיים יש כתמים כהים (בתמונה). גם קפלי כף היד שלה כהים.</w:t>
-      </w:r>
-    </w:p>
-    <w:p>
-      <w:pPr>
-        <w:bidi/>
-        <w:spacing w:after="60" w:before="0" w:line="300" w:lineRule="atLeast"/>
-        <w:jc w:val="left"/>
-      </w:pPr>
-      <w:r>
-        <w:rPr>
-          <w:rFonts w:ascii="David" w:cs="David" w:eastAsia="David" w:hAnsi="David"/>
-          <w:color w:val="475569"/>
-          <w:sz w:val="20"/>
-          <w:szCs w:val="20"/>
-          <w:rtl/>
-        </w:rPr>
-        <w:t xml:space="preserve">🖼 תמונה: לשון וחניכיים עם כתמי פיגמנטציה כהים (היפרפיגמנטציה של הרירית)</w:t>
+        <w:t xml:space="preserve">נעמה: בגיליון, המתמחה הקודם כתב: ״חשד לאדיסון״. התסמינים באמת מתאימים. אבל תסתכלו עליה טוב לפני שמאמינים לגיליון.</w:t>
       </w:r>
     </w:p>
     <w:p>
@@ -15104,7 +15180,64 @@
                 <w:szCs w:val="17"/>
                 <w:rtl/>
               </w:rPr>
-              <w:t xml:space="preserve">בחירה בודדת</w:t>
+              <w:t xml:space="preserve">בחירה מרובה</w:t>
+            </w:r>
+          </w:p>
+          <w:p>
+            <w:pPr>
+              <w:bidi/>
+              <w:spacing w:after="40" w:before="0" w:line="300" w:lineRule="atLeast"/>
+              <w:jc w:val="left"/>
+            </w:pPr>
+            <w:r>
+              <w:rPr>
+                <w:rFonts w:ascii="David" w:cs="David" w:eastAsia="David" w:hAnsi="David"/>
+                <w:i/>
+                <w:iCs/>
+                <w:color w:val="0E7490"/>
+                <w:sz w:val="18"/>
+                <w:szCs w:val="18"/>
+                <w:rtl/>
+              </w:rPr>
+              <w:t xml:space="preserve">מידע שנחשף: בבדיקה ראיתי: פנים מעט עגולות, פריחה אדומה בצורת פרפר על הלחיים, עור דק עם חבורות, פסי מתיחה בבטן, ורובד לבן על הלשון (בתמונות).</w:t>
+            </w:r>
+          </w:p>
+          <w:p>
+            <w:pPr>
+              <w:bidi/>
+              <w:spacing w:after="40" w:before="0" w:line="300" w:lineRule="atLeast"/>
+              <w:jc w:val="left"/>
+            </w:pPr>
+            <w:r>
+              <w:rPr>
+                <w:rFonts w:ascii="David" w:cs="David" w:eastAsia="David" w:hAnsi="David"/>
+                <w:i/>
+                <w:iCs/>
+                <w:color w:val="0E7490"/>
+                <w:sz w:val="18"/>
+                <w:szCs w:val="18"/>
+                <w:rtl/>
+              </w:rPr>
+              <w:t xml:space="preserve">🖼 פנים מעט עגולות ופריחה אדומה בצורת פרפר על הלחיים</w:t>
+            </w:r>
+          </w:p>
+          <w:p>
+            <w:pPr>
+              <w:bidi/>
+              <w:spacing w:after="40" w:before="0" w:line="300" w:lineRule="atLeast"/>
+              <w:jc w:val="left"/>
+            </w:pPr>
+            <w:r>
+              <w:rPr>
+                <w:rFonts w:ascii="David" w:cs="David" w:eastAsia="David" w:hAnsi="David"/>
+                <w:i/>
+                <w:iCs/>
+                <w:color w:val="0E7490"/>
+                <w:sz w:val="18"/>
+                <w:szCs w:val="18"/>
+                <w:rtl/>
+              </w:rPr>
+              <w:t xml:space="preserve">🖼 לשון עם רובדים לבנים (שפחת)</w:t>
             </w:r>
           </w:p>
           <w:p>
@@ -15122,7 +15255,7 @@
                 <w:szCs w:val="20"/>
                 <w:rtl/>
               </w:rPr>
-              <w:t xml:space="preserve">מה גורם לכתמים הכהים בלשון ובחניכיים?</w:t>
+              <w:t xml:space="preserve">אילו מהממצאים מרמזים שמ.א. קיבלה סטרואידים הרבה זמן? (סמנו את כולם)</w:t>
             </w:r>
           </w:p>
           <w:p>
@@ -15141,8 +15274,15 @@
                 <w:szCs w:val="19"/>
                 <w:rtl/>
               </w:rPr>
-              <w:t xml:space="preserve">✓  עודף </w:t>
-            </w:r>
+              <w:t xml:space="preserve">✓  פנים מעט עגולות</w:t>
+            </w:r>
+          </w:p>
+          <w:p>
+            <w:pPr>
+              <w:bidi/>
+              <w:spacing w:after="30" w:before="0" w:line="300" w:lineRule="atLeast"/>
+              <w:jc w:val="left"/>
+            </w:pPr>
             <w:r>
               <w:rPr>
                 <w:rFonts w:ascii="David" w:cs="David" w:eastAsia="David" w:hAnsi="David"/>
@@ -15151,9 +15291,17 @@
                 <w:color w:val="047857"/>
                 <w:sz w:val="19"/>
                 <w:szCs w:val="19"/>
-              </w:rPr>
-              <w:t xml:space="preserve">ACTH</w:t>
-            </w:r>
+                <w:rtl/>
+              </w:rPr>
+              <w:t xml:space="preserve">✓  עור דק עם חבורות ופסי מתיחה</w:t>
+            </w:r>
+          </w:p>
+          <w:p>
+            <w:pPr>
+              <w:bidi/>
+              <w:spacing w:after="30" w:before="0" w:line="300" w:lineRule="atLeast"/>
+              <w:jc w:val="left"/>
+            </w:pPr>
             <w:r>
               <w:rPr>
                 <w:rFonts w:ascii="David" w:cs="David" w:eastAsia="David" w:hAnsi="David"/>
@@ -15164,7 +15312,7 @@
                 <w:szCs w:val="19"/>
                 <w:rtl/>
               </w:rPr>
-              <w:t xml:space="preserve">, שמעורר גם את תאי הפיגמנט בעור וברירית</w:t>
+              <w:t xml:space="preserve">✓  רובד לבן בלשון (שפחת), סימן לדיכוי חיסוני</w:t>
             </w:r>
           </w:p>
           <w:p>
@@ -15183,7 +15331,7 @@
                 <w:szCs w:val="19"/>
                 <w:rtl/>
               </w:rPr>
-              <w:t xml:space="preserve">✗  עודף קורטיזול</w:t>
+              <w:t xml:space="preserve">✗  פריחה בצורת פרפר על הלחיים</w:t>
             </w:r>
           </w:p>
           <w:p>
@@ -15202,26 +15350,7 @@
                 <w:szCs w:val="19"/>
                 <w:rtl/>
               </w:rPr>
-              <w:t xml:space="preserve">✗  חוסר באינסולין</w:t>
-            </w:r>
-          </w:p>
-          <w:p>
-            <w:pPr>
-              <w:bidi/>
-              <w:spacing w:after="30" w:before="0" w:line="300" w:lineRule="atLeast"/>
-              <w:jc w:val="left"/>
-            </w:pPr>
-            <w:r>
-              <w:rPr>
-                <w:rFonts w:ascii="David" w:cs="David" w:eastAsia="David" w:hAnsi="David"/>
-                <w:b w:val="false"/>
-                <w:bCs w:val="false"/>
-                <w:color w:val="475569"/>
-                <w:sz w:val="19"/>
-                <w:szCs w:val="19"/>
-                <w:rtl/>
-              </w:rPr>
-              <w:t xml:space="preserve">✗  עודף הורמון גדילה</w:t>
+              <w:t xml:space="preserve">✗  לחץ דם נמוך</w:t>
             </w:r>
           </w:p>
         </w:tc>
@@ -15254,58 +15383,7 @@
                 <w:szCs w:val="19"/>
                 <w:rtl/>
               </w:rPr>
-              <w:t xml:space="preserve">ה־</w:t>
-            </w:r>
-            <w:r>
-              <w:rPr>
-                <w:rFonts w:ascii="David" w:cs="David" w:eastAsia="David" w:hAnsi="David"/>
-                <w:sz w:val="19"/>
-                <w:szCs w:val="19"/>
-              </w:rPr>
-              <w:t xml:space="preserve">ACTH</w:t>
-            </w:r>
-            <w:r>
-              <w:rPr>
-                <w:rFonts w:ascii="David" w:cs="David" w:eastAsia="David" w:hAnsi="David"/>
-                <w:sz w:val="19"/>
-                <w:szCs w:val="19"/>
-                <w:rtl/>
-              </w:rPr>
-              <w:t xml:space="preserve"> נוצר מחלבון גדול שמניב גם הורמון המגרה תאי פיגמנט (</w:t>
-            </w:r>
-            <w:r>
-              <w:rPr>
-                <w:rFonts w:ascii="David" w:cs="David" w:eastAsia="David" w:hAnsi="David"/>
-                <w:sz w:val="19"/>
-                <w:szCs w:val="19"/>
-              </w:rPr>
-              <w:t xml:space="preserve">MSH</w:t>
-            </w:r>
-            <w:r>
-              <w:rPr>
-                <w:rFonts w:ascii="David" w:cs="David" w:eastAsia="David" w:hAnsi="David"/>
-                <w:sz w:val="19"/>
-                <w:szCs w:val="19"/>
-                <w:rtl/>
-              </w:rPr>
-              <w:t xml:space="preserve">). כשרמת ה־</w:t>
-            </w:r>
-            <w:r>
-              <w:rPr>
-                <w:rFonts w:ascii="David" w:cs="David" w:eastAsia="David" w:hAnsi="David"/>
-                <w:sz w:val="19"/>
-                <w:szCs w:val="19"/>
-              </w:rPr>
-              <w:t xml:space="preserve">ACTH</w:t>
-            </w:r>
-            <w:r>
-              <w:rPr>
-                <w:rFonts w:ascii="David" w:cs="David" w:eastAsia="David" w:hAnsi="David"/>
-                <w:sz w:val="19"/>
-                <w:szCs w:val="19"/>
-                <w:rtl/>
-              </w:rPr>
-              <w:t xml:space="preserve"> גבוהה לאורך זמן, העור והרירית מתכהים, במיוחד בקפלים, בצלקות, בחניכיים ובלשון.</w:t>
+              <w:t xml:space="preserve">סטרואידים לאורך זמן גורמים למראה קושינגי (פנים עגולות, עור דק, חבורות, פסי מתיחה) ומדכאים את המערכת החיסונית, ולכן מופיעה שפחת. הפריחה בצורת פרפר היא סימן למחלת הרקע עצמה, לא לסטרואידים. הלחץ הנמוך הוא תוצאה של החסר ולא סימן לשימוש.</w:t>
             </w:r>
           </w:p>
           <w:p>
@@ -15340,7 +15418,7 @@
                 <w:szCs w:val="17"/>
                 <w:rtl/>
               </w:rPr>
-              <w:t xml:space="preserve">1. כתמים כהים מעידים על גירוי של תאי פיגמנט. איזה הורמון יציאה מההיפופיזה מגרה אותם?</w:t>
+              <w:t xml:space="preserve">1. חשבו על "מראה קושינגי" ועל זיהום פטרייתי שמופיע כשהחיסון מדוכא.</w:t>
             </w:r>
           </w:p>
           <w:p>
@@ -15357,7 +15435,7 @@
                 <w:szCs w:val="17"/>
                 <w:rtl/>
               </w:rPr>
-              <w:t xml:space="preserve">2. זה ההורמון שמגרה את האדרנל לייצר קורטיזול.</w:t>
+              <w:t xml:space="preserve">2. הפריחה בצורת פרפר והלחץ הנמוך לא מעידים על שימוש בסטרואידים.</w:t>
             </w:r>
           </w:p>
           <w:p>
@@ -15374,16 +15452,7 @@
                 <w:szCs w:val="17"/>
                 <w:rtl/>
               </w:rPr>
-              <w:t xml:space="preserve">3. </w:t>
-            </w:r>
-            <w:r>
-              <w:rPr>
-                <w:rFonts w:ascii="David" w:cs="David" w:eastAsia="David" w:hAnsi="David"/>
-                <w:color w:val="475569"/>
-                <w:sz w:val="17"/>
-                <w:szCs w:val="17"/>
-              </w:rPr>
-              <w:t xml:space="preserve">ACTH.</w:t>
+              <w:t xml:space="preserve">3. פנים עגולות, עור דק עם חבורות, שפחת.</w:t>
             </w:r>
           </w:p>
         </w:tc>
@@ -15479,7 +15548,26 @@
                 <w:szCs w:val="17"/>
                 <w:rtl/>
               </w:rPr>
-              <w:t xml:space="preserve">בחירה בודדת</w:t>
+              <w:t xml:space="preserve">כתיבה חופשית</w:t>
+            </w:r>
+          </w:p>
+          <w:p>
+            <w:pPr>
+              <w:bidi/>
+              <w:spacing w:after="40" w:before="0" w:line="300" w:lineRule="atLeast"/>
+              <w:jc w:val="left"/>
+            </w:pPr>
+            <w:r>
+              <w:rPr>
+                <w:rFonts w:ascii="David" w:cs="David" w:eastAsia="David" w:hAnsi="David"/>
+                <w:i/>
+                <w:iCs/>
+                <w:color w:val="0E7490"/>
+                <w:sz w:val="18"/>
+                <w:szCs w:val="18"/>
+                <w:rtl/>
+              </w:rPr>
+              <w:t xml:space="preserve">מידע שנחשף: מ.א. מספרת שיש לה מחלה אוטואימונית, שהיא לקחה כדורים כל יום במשך שש שנים, ושלפני שלושה שבועות הפסיקה כי הרגישה מצוין ונמאס לה מתופעות הלוואי.</w:t>
             </w:r>
           </w:p>
           <w:p>
@@ -15497,7 +15585,7 @@
                 <w:szCs w:val="20"/>
                 <w:rtl/>
               </w:rPr>
-              <w:t xml:space="preserve">מה תצפו למצוא בבדיקות הדם?</w:t>
+              <w:t xml:space="preserve">איזו מחלה אוטואימונית מסבירה את הפריחה בצורת פרפר, ואיזו קבוצת תרופות היא קיבלה?</w:t>
             </w:r>
           </w:p>
           <w:p>
@@ -15509,37 +15597,50 @@
             <w:r>
               <w:rPr>
                 <w:rFonts w:ascii="David" w:cs="David" w:eastAsia="David" w:hAnsi="David"/>
-                <w:b/>
-                <w:bCs/>
                 <w:color w:val="047857"/>
                 <w:sz w:val="19"/>
                 <w:szCs w:val="19"/>
                 <w:rtl/>
               </w:rPr>
-              <w:t xml:space="preserve">✓  קורטיזול נמוך, </w:t>
-            </w:r>
-            <w:r>
-              <w:rPr>
-                <w:rFonts w:ascii="David" w:cs="David" w:eastAsia="David" w:hAnsi="David"/>
-                <w:b/>
-                <w:bCs/>
+              <w:t xml:space="preserve">שם המחלה (זאבת או </w:t>
+            </w:r>
+            <w:r>
+              <w:rPr>
+                <w:rFonts w:ascii="David" w:cs="David" w:eastAsia="David" w:hAnsi="David"/>
                 <w:color w:val="047857"/>
                 <w:sz w:val="19"/>
                 <w:szCs w:val="19"/>
               </w:rPr>
-              <w:t xml:space="preserve">ACTH</w:t>
-            </w:r>
-            <w:r>
-              <w:rPr>
-                <w:rFonts w:ascii="David" w:cs="David" w:eastAsia="David" w:hAnsi="David"/>
-                <w:b/>
-                <w:bCs/>
+              <w:t xml:space="preserve">SLE</w:t>
+            </w:r>
+            <w:r>
+              <w:rPr>
+                <w:rFonts w:ascii="David" w:cs="David" w:eastAsia="David" w:hAnsi="David"/>
                 <w:color w:val="047857"/>
                 <w:sz w:val="19"/>
                 <w:szCs w:val="19"/>
                 <w:rtl/>
               </w:rPr>
-              <w:t xml:space="preserve"> גבוה</w:t>
+              <w:t xml:space="preserve">): ✓ זאבת / זאבת אדמנתית / זאבת אדמנתית מערכתית / לופוס / </w:t>
+            </w:r>
+            <w:r>
+              <w:rPr>
+                <w:rFonts w:ascii="David" w:cs="David" w:eastAsia="David" w:hAnsi="David"/>
+                <w:color w:val="047857"/>
+                <w:sz w:val="19"/>
+                <w:szCs w:val="19"/>
+              </w:rPr>
+              <w:t xml:space="preserve">sle</w:t>
+            </w:r>
+            <w:r>
+              <w:rPr>
+                <w:rFonts w:ascii="David" w:cs="David" w:eastAsia="David" w:hAnsi="David"/>
+                <w:color w:val="047857"/>
+                <w:sz w:val="19"/>
+                <w:szCs w:val="19"/>
+                <w:rtl/>
+              </w:rPr>
+              <w:t xml:space="preserve"> …</w:t>
             </w:r>
           </w:p>
           <w:p>
@@ -15551,121 +15652,12 @@
             <w:r>
               <w:rPr>
                 <w:rFonts w:ascii="David" w:cs="David" w:eastAsia="David" w:hAnsi="David"/>
-                <w:b w:val="false"/>
-                <w:bCs w:val="false"/>
-                <w:color w:val="475569"/>
-                <w:sz w:val="19"/>
-                <w:szCs w:val="19"/>
-                <w:rtl/>
-              </w:rPr>
-              <w:t xml:space="preserve">✗  קורטיזול נמוך, </w:t>
-            </w:r>
-            <w:r>
-              <w:rPr>
-                <w:rFonts w:ascii="David" w:cs="David" w:eastAsia="David" w:hAnsi="David"/>
-                <w:b w:val="false"/>
-                <w:bCs w:val="false"/>
-                <w:color w:val="475569"/>
-                <w:sz w:val="19"/>
-                <w:szCs w:val="19"/>
-              </w:rPr>
-              <w:t xml:space="preserve">ACTH</w:t>
-            </w:r>
-            <w:r>
-              <w:rPr>
-                <w:rFonts w:ascii="David" w:cs="David" w:eastAsia="David" w:hAnsi="David"/>
-                <w:b w:val="false"/>
-                <w:bCs w:val="false"/>
-                <w:color w:val="475569"/>
-                <w:sz w:val="19"/>
-                <w:szCs w:val="19"/>
-                <w:rtl/>
-              </w:rPr>
-              <w:t xml:space="preserve"> נמוך</w:t>
-            </w:r>
-          </w:p>
-          <w:p>
-            <w:pPr>
-              <w:bidi/>
-              <w:spacing w:after="30" w:before="0" w:line="300" w:lineRule="atLeast"/>
-              <w:jc w:val="left"/>
-            </w:pPr>
-            <w:r>
-              <w:rPr>
-                <w:rFonts w:ascii="David" w:cs="David" w:eastAsia="David" w:hAnsi="David"/>
-                <w:b w:val="false"/>
-                <w:bCs w:val="false"/>
-                <w:color w:val="475569"/>
-                <w:sz w:val="19"/>
-                <w:szCs w:val="19"/>
-                <w:rtl/>
-              </w:rPr>
-              <w:t xml:space="preserve">✗  קורטיזול גבוה, </w:t>
-            </w:r>
-            <w:r>
-              <w:rPr>
-                <w:rFonts w:ascii="David" w:cs="David" w:eastAsia="David" w:hAnsi="David"/>
-                <w:b w:val="false"/>
-                <w:bCs w:val="false"/>
-                <w:color w:val="475569"/>
-                <w:sz w:val="19"/>
-                <w:szCs w:val="19"/>
-              </w:rPr>
-              <w:t xml:space="preserve">ACTH</w:t>
-            </w:r>
-            <w:r>
-              <w:rPr>
-                <w:rFonts w:ascii="David" w:cs="David" w:eastAsia="David" w:hAnsi="David"/>
-                <w:b w:val="false"/>
-                <w:bCs w:val="false"/>
-                <w:color w:val="475569"/>
-                <w:sz w:val="19"/>
-                <w:szCs w:val="19"/>
-                <w:rtl/>
-              </w:rPr>
-              <w:t xml:space="preserve"> גבוה</w:t>
-            </w:r>
-          </w:p>
-          <w:p>
-            <w:pPr>
-              <w:bidi/>
-              <w:spacing w:after="30" w:before="0" w:line="300" w:lineRule="atLeast"/>
-              <w:jc w:val="left"/>
-            </w:pPr>
-            <w:r>
-              <w:rPr>
-                <w:rFonts w:ascii="David" w:cs="David" w:eastAsia="David" w:hAnsi="David"/>
-                <w:b w:val="false"/>
-                <w:bCs w:val="false"/>
-                <w:color w:val="475569"/>
-                <w:sz w:val="19"/>
-                <w:szCs w:val="19"/>
-                <w:rtl/>
-              </w:rPr>
-              <w:t xml:space="preserve">✗  קורטיזול גבוה, </w:t>
-            </w:r>
-            <w:r>
-              <w:rPr>
-                <w:rFonts w:ascii="David" w:cs="David" w:eastAsia="David" w:hAnsi="David"/>
-                <w:b w:val="false"/>
-                <w:bCs w:val="false"/>
-                <w:color w:val="475569"/>
-                <w:sz w:val="19"/>
-                <w:szCs w:val="19"/>
-              </w:rPr>
-              <w:t xml:space="preserve">ACTH</w:t>
-            </w:r>
-            <w:r>
-              <w:rPr>
-                <w:rFonts w:ascii="David" w:cs="David" w:eastAsia="David" w:hAnsi="David"/>
-                <w:b w:val="false"/>
-                <w:bCs w:val="false"/>
-                <w:color w:val="475569"/>
-                <w:sz w:val="19"/>
-                <w:szCs w:val="19"/>
-                <w:rtl/>
-              </w:rPr>
-              <w:t xml:space="preserve"> נמוך</w:t>
+                <w:color w:val="047857"/>
+                <w:sz w:val="19"/>
+                <w:szCs w:val="19"/>
+                <w:rtl/>
+              </w:rPr>
+              <w:t xml:space="preserve">קבוצת התרופות: ✓ סטרואידים / סטרואיד / קורטיקוסטרואידים / קורטיקוסטרואיד / גלוקוקורטיקואידים …</w:t>
             </w:r>
           </w:p>
         </w:tc>
@@ -15698,24 +15690,24 @@
                 <w:szCs w:val="19"/>
                 <w:rtl/>
               </w:rPr>
-              <w:t xml:space="preserve">באדיסון האדרנל עצמו פגוע (בעולם המערבי לרוב בגלל מחלה אוטואימונית). קורטיזול נמוך מבטל את המשוב השלילי, וההיפופיזה מפרישה </w:t>
-            </w:r>
-            <w:r>
-              <w:rPr>
-                <w:rFonts w:ascii="David" w:cs="David" w:eastAsia="David" w:hAnsi="David"/>
-                <w:sz w:val="19"/>
-                <w:szCs w:val="19"/>
-              </w:rPr>
-              <w:t xml:space="preserve">ACTH</w:t>
-            </w:r>
-            <w:r>
-              <w:rPr>
-                <w:rFonts w:ascii="David" w:cs="David" w:eastAsia="David" w:hAnsi="David"/>
-                <w:sz w:val="19"/>
-                <w:szCs w:val="19"/>
-                <w:rtl/>
-              </w:rPr>
-              <w:t xml:space="preserve"> בעודף. נפגע גם האלדוסטרון: נתרן נמוך, אשלגן גבוה, לחץ דם נמוך ותשוקה למלח.</w:t>
+              <w:t xml:space="preserve">זאבת (</w:t>
+            </w:r>
+            <w:r>
+              <w:rPr>
+                <w:rFonts w:ascii="David" w:cs="David" w:eastAsia="David" w:hAnsi="David"/>
+                <w:sz w:val="19"/>
+                <w:szCs w:val="19"/>
+              </w:rPr>
+              <w:t xml:space="preserve">SLE</w:t>
+            </w:r>
+            <w:r>
+              <w:rPr>
+                <w:rFonts w:ascii="David" w:cs="David" w:eastAsia="David" w:hAnsi="David"/>
+                <w:sz w:val="19"/>
+                <w:szCs w:val="19"/>
+                <w:rtl/>
+              </w:rPr>
+              <w:t xml:space="preserve">) היא מחלה אוטואימונית מערכתית, ופריחת הפרפר אופיינית לה. הטיפול הרגיל הוא סטרואידים, לעיתים שנים.</w:t>
             </w:r>
           </w:p>
           <w:p>
@@ -15750,7 +15742,16 @@
                 <w:szCs w:val="17"/>
                 <w:rtl/>
               </w:rPr>
-              <w:t xml:space="preserve">1. האדרנל "מקולקל". כמה קורטיזול הוא מייצר?</w:t>
+              <w:t xml:space="preserve">1. פריחת פרפר על הלחיים. שם המחלה בעברית מתחיל ב־ז... ובאנגלית ב־</w:t>
+            </w:r>
+            <w:r>
+              <w:rPr>
+                <w:rFonts w:ascii="David" w:cs="David" w:eastAsia="David" w:hAnsi="David"/>
+                <w:color w:val="475569"/>
+                <w:sz w:val="17"/>
+                <w:szCs w:val="17"/>
+              </w:rPr>
+              <w:t xml:space="preserve">SLE.</w:t>
             </w:r>
           </w:p>
           <w:p>
@@ -15767,26 +15768,7 @@
                 <w:szCs w:val="17"/>
                 <w:rtl/>
               </w:rPr>
-              <w:t xml:space="preserve">2. קורטיזול נמוך משחרר את הבלם על ההיפופיזה. מה קורה ל־</w:t>
-            </w:r>
-            <w:r>
-              <w:rPr>
-                <w:rFonts w:ascii="David" w:cs="David" w:eastAsia="David" w:hAnsi="David"/>
-                <w:color w:val="475569"/>
-                <w:sz w:val="17"/>
-                <w:szCs w:val="17"/>
-              </w:rPr>
-              <w:t xml:space="preserve">ACTH</w:t>
-            </w:r>
-            <w:r>
-              <w:rPr>
-                <w:rFonts w:ascii="David" w:cs="David" w:eastAsia="David" w:hAnsi="David"/>
-                <w:color w:val="475569"/>
-                <w:sz w:val="17"/>
-                <w:szCs w:val="17"/>
-                <w:rtl/>
-              </w:rPr>
-              <w:t xml:space="preserve">?</w:t>
+              <w:t xml:space="preserve">2. תרופות שמדכאות את החיסון ומופקות מהורמוני האדרנל.</w:t>
             </w:r>
           </w:p>
           <w:p>
@@ -15803,26 +15785,26 @@
                 <w:szCs w:val="17"/>
                 <w:rtl/>
               </w:rPr>
-              <w:t xml:space="preserve">3. קורטיזול נמוך, </w:t>
-            </w:r>
-            <w:r>
-              <w:rPr>
-                <w:rFonts w:ascii="David" w:cs="David" w:eastAsia="David" w:hAnsi="David"/>
-                <w:color w:val="475569"/>
-                <w:sz w:val="17"/>
-                <w:szCs w:val="17"/>
-              </w:rPr>
-              <w:t xml:space="preserve">ACTH</w:t>
-            </w:r>
-            <w:r>
-              <w:rPr>
-                <w:rFonts w:ascii="David" w:cs="David" w:eastAsia="David" w:hAnsi="David"/>
-                <w:color w:val="475569"/>
-                <w:sz w:val="17"/>
-                <w:szCs w:val="17"/>
-                <w:rtl/>
-              </w:rPr>
-              <w:t xml:space="preserve"> גבוה.</w:t>
+              <w:t xml:space="preserve">3. זאבת (</w:t>
+            </w:r>
+            <w:r>
+              <w:rPr>
+                <w:rFonts w:ascii="David" w:cs="David" w:eastAsia="David" w:hAnsi="David"/>
+                <w:color w:val="475569"/>
+                <w:sz w:val="17"/>
+                <w:szCs w:val="17"/>
+              </w:rPr>
+              <w:t xml:space="preserve">SLE</w:t>
+            </w:r>
+            <w:r>
+              <w:rPr>
+                <w:rFonts w:ascii="David" w:cs="David" w:eastAsia="David" w:hAnsi="David"/>
+                <w:color w:val="475569"/>
+                <w:sz w:val="17"/>
+                <w:szCs w:val="17"/>
+                <w:rtl/>
+              </w:rPr>
+              <w:t xml:space="preserve">), סטרואידים.</w:t>
             </w:r>
           </w:p>
         </w:tc>
@@ -15918,7 +15900,7 @@
                 <w:szCs w:val="17"/>
                 <w:rtl/>
               </w:rPr>
-              <w:t xml:space="preserve">התאמה</w:t>
+              <w:t xml:space="preserve">בחירה בודדת</w:t>
             </w:r>
           </w:p>
           <w:p>
@@ -15936,7 +15918,7 @@
                 <w:szCs w:val="20"/>
                 <w:rtl/>
               </w:rPr>
-              <w:t xml:space="preserve">יש גם אי־ספיקת אדרנל משנית, למשל אחרי טיפול ארוך בסטרואידים שהופסק. התאימו כל ממצא לסוג:</w:t>
+              <w:t xml:space="preserve">אז מה באמת קורה בבדיקות הדם? (האם המתמחה הקודם צדק עם ״אדיסון״?)</w:t>
             </w:r>
           </w:p>
           <w:p>
@@ -15948,21 +15930,102 @@
             <w:r>
               <w:rPr>
                 <w:rFonts w:ascii="David" w:cs="David" w:eastAsia="David" w:hAnsi="David"/>
+                <w:b w:val="false"/>
+                <w:bCs w:val="false"/>
+                <w:color w:val="475569"/>
+                <w:sz w:val="19"/>
+                <w:szCs w:val="19"/>
+                <w:rtl/>
+              </w:rPr>
+              <w:t xml:space="preserve">✗  קורטיזול נמוך, </w:t>
+            </w:r>
+            <w:r>
+              <w:rPr>
+                <w:rFonts w:ascii="David" w:cs="David" w:eastAsia="David" w:hAnsi="David"/>
+                <w:b w:val="false"/>
+                <w:bCs w:val="false"/>
+                <w:color w:val="475569"/>
+                <w:sz w:val="19"/>
+                <w:szCs w:val="19"/>
+              </w:rPr>
+              <w:t xml:space="preserve">ACTH</w:t>
+            </w:r>
+            <w:r>
+              <w:rPr>
+                <w:rFonts w:ascii="David" w:cs="David" w:eastAsia="David" w:hAnsi="David"/>
+                <w:b w:val="false"/>
+                <w:bCs w:val="false"/>
+                <w:color w:val="475569"/>
+                <w:sz w:val="19"/>
+                <w:szCs w:val="19"/>
+                <w:rtl/>
+              </w:rPr>
+              <w:t xml:space="preserve"> גבוה, עם פיגמנטציה כהה בעור ובחניכיים (אדיסון ראשוני)</w:t>
+            </w:r>
+          </w:p>
+          <w:p>
+            <w:pPr>
+              <w:bidi/>
+              <w:spacing w:after="30" w:before="0" w:line="300" w:lineRule="atLeast"/>
+              <w:jc w:val="left"/>
+            </w:pPr>
+            <w:r>
+              <w:rPr>
+                <w:rFonts w:ascii="David" w:cs="David" w:eastAsia="David" w:hAnsi="David"/>
+                <w:b/>
+                <w:bCs/>
                 <w:color w:val="047857"/>
                 <w:sz w:val="19"/>
                 <w:szCs w:val="19"/>
+                <w:rtl/>
+              </w:rPr>
+              <w:t xml:space="preserve">✓  קורטיזול נמוך, </w:t>
+            </w:r>
+            <w:r>
+              <w:rPr>
+                <w:rFonts w:ascii="David" w:cs="David" w:eastAsia="David" w:hAnsi="David"/>
+                <w:b/>
+                <w:bCs/>
+                <w:color w:val="047857"/>
+                <w:sz w:val="19"/>
+                <w:szCs w:val="19"/>
               </w:rPr>
               <w:t xml:space="preserve">ACTH</w:t>
             </w:r>
             <w:r>
               <w:rPr>
                 <w:rFonts w:ascii="David" w:cs="David" w:eastAsia="David" w:hAnsi="David"/>
+                <w:b/>
+                <w:bCs/>
                 <w:color w:val="047857"/>
                 <w:sz w:val="19"/>
                 <w:szCs w:val="19"/>
                 <w:rtl/>
               </w:rPr>
-              <w:t xml:space="preserve"> גבוה בדם  ←  אדיסון (ראשונית)</w:t>
+              <w:t xml:space="preserve"> ו־</w:t>
+            </w:r>
+            <w:r>
+              <w:rPr>
+                <w:rFonts w:ascii="David" w:cs="David" w:eastAsia="David" w:hAnsi="David"/>
+                <w:b/>
+                <w:bCs/>
+                <w:color w:val="047857"/>
+                <w:sz w:val="19"/>
+                <w:szCs w:val="19"/>
+              </w:rPr>
+              <w:t xml:space="preserve">CRH</w:t>
+            </w:r>
+            <w:r>
+              <w:rPr>
+                <w:rFonts w:ascii="David" w:cs="David" w:eastAsia="David" w:hAnsi="David"/>
+                <w:b/>
+                <w:bCs/>
+                <w:color w:val="047857"/>
+                <w:sz w:val="19"/>
+                <w:szCs w:val="19"/>
+                <w:rtl/>
+              </w:rPr>
+              <w:t xml:space="preserve"> נמוכים, בלי פיגמנטציה (אי־ספיקה משנית)</w:t>
             </w:r>
           </w:p>
           <w:p>
@@ -15974,12 +16037,37 @@
             <w:r>
               <w:rPr>
                 <w:rFonts w:ascii="David" w:cs="David" w:eastAsia="David" w:hAnsi="David"/>
-                <w:color w:val="047857"/>
-                <w:sz w:val="19"/>
-                <w:szCs w:val="19"/>
-                <w:rtl/>
-              </w:rPr>
-              <w:t xml:space="preserve">פיגמנטציה כהה בעור ובחניכיים  ←  אדיסון (ראשונית)</w:t>
+                <w:b w:val="false"/>
+                <w:bCs w:val="false"/>
+                <w:color w:val="475569"/>
+                <w:sz w:val="19"/>
+                <w:szCs w:val="19"/>
+                <w:rtl/>
+              </w:rPr>
+              <w:t xml:space="preserve">✗  קורטיזול גבוה, </w:t>
+            </w:r>
+            <w:r>
+              <w:rPr>
+                <w:rFonts w:ascii="David" w:cs="David" w:eastAsia="David" w:hAnsi="David"/>
+                <w:b w:val="false"/>
+                <w:bCs w:val="false"/>
+                <w:color w:val="475569"/>
+                <w:sz w:val="19"/>
+                <w:szCs w:val="19"/>
+              </w:rPr>
+              <w:t xml:space="preserve">ACTH</w:t>
+            </w:r>
+            <w:r>
+              <w:rPr>
+                <w:rFonts w:ascii="David" w:cs="David" w:eastAsia="David" w:hAnsi="David"/>
+                <w:b w:val="false"/>
+                <w:bCs w:val="false"/>
+                <w:color w:val="475569"/>
+                <w:sz w:val="19"/>
+                <w:szCs w:val="19"/>
+                <w:rtl/>
+              </w:rPr>
+              <w:t xml:space="preserve"> גבוה (קושינג)</w:t>
             </w:r>
           </w:p>
           <w:p>
@@ -15991,7 +16079,21 @@
             <w:r>
               <w:rPr>
                 <w:rFonts w:ascii="David" w:cs="David" w:eastAsia="David" w:hAnsi="David"/>
-                <w:color w:val="047857"/>
+                <w:b w:val="false"/>
+                <w:bCs w:val="false"/>
+                <w:color w:val="475569"/>
+                <w:sz w:val="19"/>
+                <w:szCs w:val="19"/>
+                <w:rtl/>
+              </w:rPr>
+              <w:t xml:space="preserve">✗  קורטיזול גבוה, </w:t>
+            </w:r>
+            <w:r>
+              <w:rPr>
+                <w:rFonts w:ascii="David" w:cs="David" w:eastAsia="David" w:hAnsi="David"/>
+                <w:b w:val="false"/>
+                <w:bCs w:val="false"/>
+                <w:color w:val="475569"/>
                 <w:sz w:val="19"/>
                 <w:szCs w:val="19"/>
               </w:rPr>
@@ -16000,34 +16102,68 @@
             <w:r>
               <w:rPr>
                 <w:rFonts w:ascii="David" w:cs="David" w:eastAsia="David" w:hAnsi="David"/>
-                <w:color w:val="047857"/>
-                <w:sz w:val="19"/>
-                <w:szCs w:val="19"/>
-                <w:rtl/>
-              </w:rPr>
-              <w:t xml:space="preserve"> נמוך בדם  ←  משנית (למשל אחרי סטרואידים)</w:t>
-            </w:r>
-          </w:p>
-          <w:p>
-            <w:pPr>
-              <w:bidi/>
-              <w:spacing w:after="30" w:before="0" w:line="300" w:lineRule="atLeast"/>
-              <w:jc w:val="left"/>
-            </w:pPr>
-            <w:r>
-              <w:rPr>
-                <w:rFonts w:ascii="David" w:cs="David" w:eastAsia="David" w:hAnsi="David"/>
-                <w:color w:val="047857"/>
-                <w:sz w:val="19"/>
-                <w:szCs w:val="19"/>
-                <w:rtl/>
-              </w:rPr>
-              <w:t xml:space="preserve">הצטמקות האדרנל כי הפסיק לקבל </w:t>
-            </w:r>
-            <w:r>
-              <w:rPr>
-                <w:rFonts w:ascii="David" w:cs="David" w:eastAsia="David" w:hAnsi="David"/>
-                <w:color w:val="047857"/>
+                <w:b w:val="false"/>
+                <w:bCs w:val="false"/>
+                <w:color w:val="475569"/>
+                <w:sz w:val="19"/>
+                <w:szCs w:val="19"/>
+                <w:rtl/>
+              </w:rPr>
+              <w:t xml:space="preserve"> נמוך (קושינג מסטרואידים בעת נטילתם)</w:t>
+            </w:r>
+          </w:p>
+        </w:tc>
+        <w:tc>
+          <w:tcPr>
+            <w:tcW w:type="dxa" w:w="2500"/>
+            <w:tcBorders>
+              <w:top w:val="single" w:color="B6C3D4" w:sz="4"/>
+              <w:left w:val="single" w:color="B6C3D4" w:sz="4"/>
+              <w:bottom w:val="single" w:color="B6C3D4" w:sz="4"/>
+              <w:right w:val="single" w:color="B6C3D4" w:sz="4"/>
+            </w:tcBorders>
+            <w:tcMar>
+              <w:top w:type="dxa" w:w="60"/>
+              <w:left w:type="dxa" w:w="100"/>
+              <w:bottom w:type="dxa" w:w="60"/>
+              <w:right w:type="dxa" w:w="100"/>
+            </w:tcMar>
+          </w:tcPr>
+          <w:p>
+            <w:pPr>
+              <w:bidi/>
+              <w:spacing w:after="60" w:before="0" w:line="300" w:lineRule="atLeast"/>
+              <w:jc w:val="left"/>
+            </w:pPr>
+            <w:r>
+              <w:rPr>
+                <w:rFonts w:ascii="David" w:cs="David" w:eastAsia="David" w:hAnsi="David"/>
+                <w:sz w:val="19"/>
+                <w:szCs w:val="19"/>
+                <w:rtl/>
+              </w:rPr>
+              <w:t xml:space="preserve">זו המלכודת. התסמינים (עייפות, לחץ נמוך, גלוקוז נמוך) זהים לאדיסון. אבל שש שנים של סטרואידים מבחוץ כיבו את ההיפותלמוס ואת ההיפופיזה, והאדרנל התנוון. אחרי ההפסקה אין </w:t>
+            </w:r>
+            <w:r>
+              <w:rPr>
+                <w:rFonts w:ascii="David" w:cs="David" w:eastAsia="David" w:hAnsi="David"/>
+                <w:sz w:val="19"/>
+                <w:szCs w:val="19"/>
+              </w:rPr>
+              <w:t xml:space="preserve">CRH</w:t>
+            </w:r>
+            <w:r>
+              <w:rPr>
+                <w:rFonts w:ascii="David" w:cs="David" w:eastAsia="David" w:hAnsi="David"/>
+                <w:sz w:val="19"/>
+                <w:szCs w:val="19"/>
+                <w:rtl/>
+              </w:rPr>
+              <w:t xml:space="preserve">, אין </w:t>
+            </w:r>
+            <w:r>
+              <w:rPr>
+                <w:rFonts w:ascii="David" w:cs="David" w:eastAsia="David" w:hAnsi="David"/>
                 <w:sz w:val="19"/>
                 <w:szCs w:val="19"/>
               </w:rPr>
@@ -16036,45 +16172,11 @@
             <w:r>
               <w:rPr>
                 <w:rFonts w:ascii="David" w:cs="David" w:eastAsia="David" w:hAnsi="David"/>
-                <w:color w:val="047857"/>
-                <w:sz w:val="19"/>
-                <w:szCs w:val="19"/>
-                <w:rtl/>
-              </w:rPr>
-              <w:t xml:space="preserve">  ←  משנית (למשל אחרי סטרואידים)</w:t>
-            </w:r>
-          </w:p>
-        </w:tc>
-        <w:tc>
-          <w:tcPr>
-            <w:tcW w:type="dxa" w:w="2500"/>
-            <w:tcBorders>
-              <w:top w:val="single" w:color="B6C3D4" w:sz="4"/>
-              <w:left w:val="single" w:color="B6C3D4" w:sz="4"/>
-              <w:bottom w:val="single" w:color="B6C3D4" w:sz="4"/>
-              <w:right w:val="single" w:color="B6C3D4" w:sz="4"/>
-            </w:tcBorders>
-            <w:tcMar>
-              <w:top w:type="dxa" w:w="60"/>
-              <w:left w:type="dxa" w:w="100"/>
-              <w:bottom w:type="dxa" w:w="60"/>
-              <w:right w:type="dxa" w:w="100"/>
-            </w:tcMar>
-          </w:tcPr>
-          <w:p>
-            <w:pPr>
-              <w:bidi/>
-              <w:spacing w:after="60" w:before="0" w:line="300" w:lineRule="atLeast"/>
-              <w:jc w:val="left"/>
-            </w:pPr>
-            <w:r>
-              <w:rPr>
-                <w:rFonts w:ascii="David" w:cs="David" w:eastAsia="David" w:hAnsi="David"/>
-                <w:sz w:val="19"/>
-                <w:szCs w:val="19"/>
-                <w:rtl/>
-              </w:rPr>
-              <w:t xml:space="preserve">באדיסון האדרנל עצמו הרוס. ההיפופיזה צועקת ומפרישה הרבה </w:t>
+                <w:sz w:val="19"/>
+                <w:szCs w:val="19"/>
+                <w:rtl/>
+              </w:rPr>
+              <w:t xml:space="preserve"> ואין קורטיזול. כי ה־</w:t>
             </w:r>
             <w:r>
               <w:rPr>
@@ -16091,41 +16193,116 @@
                 <w:szCs w:val="19"/>
                 <w:rtl/>
               </w:rPr>
-              <w:t xml:space="preserve">, וה־</w:t>
-            </w:r>
-            <w:r>
-              <w:rPr>
-                <w:rFonts w:ascii="David" w:cs="David" w:eastAsia="David" w:hAnsi="David"/>
-                <w:sz w:val="19"/>
-                <w:szCs w:val="19"/>
+              <w:t xml:space="preserve"> נמוך, אין פיגמנטציה, וגם האלדוסטרון נשמר לרוב.</w:t>
+            </w:r>
+          </w:p>
+          <w:p>
+            <w:pPr>
+              <w:bidi/>
+              <w:spacing w:after="20" w:before="0" w:line="300" w:lineRule="atLeast"/>
+              <w:jc w:val="left"/>
+            </w:pPr>
+            <w:r>
+              <w:rPr>
+                <w:rFonts w:ascii="David" w:cs="David" w:eastAsia="David" w:hAnsi="David"/>
+                <w:b/>
+                <w:bCs/>
+                <w:sz w:val="17"/>
+                <w:szCs w:val="17"/>
+                <w:rtl/>
+              </w:rPr>
+              <w:t xml:space="preserve">רמזים:</w:t>
+            </w:r>
+          </w:p>
+          <w:p>
+            <w:pPr>
+              <w:bidi/>
+              <w:spacing w:after="20" w:before="0" w:line="300" w:lineRule="atLeast"/>
+              <w:jc w:val="left"/>
+            </w:pPr>
+            <w:r>
+              <w:rPr>
+                <w:rFonts w:ascii="David" w:cs="David" w:eastAsia="David" w:hAnsi="David"/>
+                <w:color w:val="475569"/>
+                <w:sz w:val="17"/>
+                <w:szCs w:val="17"/>
+                <w:rtl/>
+              </w:rPr>
+              <w:t xml:space="preserve">1. הסטרואידים בכדורים מדכאים את הציר בגלל משוב שלילי. מה קורה ל־</w:t>
+            </w:r>
+            <w:r>
+              <w:rPr>
+                <w:rFonts w:ascii="David" w:cs="David" w:eastAsia="David" w:hAnsi="David"/>
+                <w:color w:val="475569"/>
+                <w:sz w:val="17"/>
+                <w:szCs w:val="17"/>
+              </w:rPr>
+              <w:t xml:space="preserve">CRH</w:t>
+            </w:r>
+            <w:r>
+              <w:rPr>
+                <w:rFonts w:ascii="David" w:cs="David" w:eastAsia="David" w:hAnsi="David"/>
+                <w:color w:val="475569"/>
+                <w:sz w:val="17"/>
+                <w:szCs w:val="17"/>
+                <w:rtl/>
+              </w:rPr>
+              <w:t xml:space="preserve"> ול־</w:t>
+            </w:r>
+            <w:r>
+              <w:rPr>
+                <w:rFonts w:ascii="David" w:cs="David" w:eastAsia="David" w:hAnsi="David"/>
+                <w:color w:val="475569"/>
+                <w:sz w:val="17"/>
+                <w:szCs w:val="17"/>
               </w:rPr>
               <w:t xml:space="preserve">ACTH</w:t>
             </w:r>
             <w:r>
               <w:rPr>
                 <w:rFonts w:ascii="David" w:cs="David" w:eastAsia="David" w:hAnsi="David"/>
-                <w:sz w:val="19"/>
-                <w:szCs w:val="19"/>
-                <w:rtl/>
-              </w:rPr>
-              <w:t xml:space="preserve"> הגבוה גורם לפיגמנטציה. במשנית הבעיה בציר שמעל האדרנל (סטרואידים מבחוץ מכבים את ההיפותלמוס וההיפופיזה), ולכן </w:t>
-            </w:r>
-            <w:r>
-              <w:rPr>
-                <w:rFonts w:ascii="David" w:cs="David" w:eastAsia="David" w:hAnsi="David"/>
-                <w:sz w:val="19"/>
-                <w:szCs w:val="19"/>
+                <w:color w:val="475569"/>
+                <w:sz w:val="17"/>
+                <w:szCs w:val="17"/>
+                <w:rtl/>
+              </w:rPr>
+              <w:t xml:space="preserve">?</w:t>
+            </w:r>
+          </w:p>
+          <w:p>
+            <w:pPr>
+              <w:bidi/>
+              <w:spacing w:after="20" w:before="0" w:line="300" w:lineRule="atLeast"/>
+              <w:jc w:val="left"/>
+            </w:pPr>
+            <w:r>
+              <w:rPr>
+                <w:rFonts w:ascii="David" w:cs="David" w:eastAsia="David" w:hAnsi="David"/>
+                <w:color w:val="475569"/>
+                <w:sz w:val="17"/>
+                <w:szCs w:val="17"/>
+                <w:rtl/>
+              </w:rPr>
+              <w:t xml:space="preserve">2. פיגמנטציה מופיעה רק כש־</w:t>
+            </w:r>
+            <w:r>
+              <w:rPr>
+                <w:rFonts w:ascii="David" w:cs="David" w:eastAsia="David" w:hAnsi="David"/>
+                <w:color w:val="475569"/>
+                <w:sz w:val="17"/>
+                <w:szCs w:val="17"/>
               </w:rPr>
               <w:t xml:space="preserve">ACTH</w:t>
             </w:r>
             <w:r>
               <w:rPr>
                 <w:rFonts w:ascii="David" w:cs="David" w:eastAsia="David" w:hAnsi="David"/>
-                <w:sz w:val="19"/>
-                <w:szCs w:val="19"/>
-                <w:rtl/>
-              </w:rPr>
-              <w:t xml:space="preserve"> נמוך ואין פיגמנטציה.</w:t>
+                <w:color w:val="475569"/>
+                <w:sz w:val="17"/>
+                <w:szCs w:val="17"/>
+                <w:rtl/>
+              </w:rPr>
+              <w:t xml:space="preserve"> גבוה.</w:t>
             </w:r>
           </w:p>
           <w:p>
@@ -16137,47 +16314,12 @@
             <w:r>
               <w:rPr>
                 <w:rFonts w:ascii="David" w:cs="David" w:eastAsia="David" w:hAnsi="David"/>
-                <w:b/>
-                <w:bCs/>
-                <w:sz w:val="17"/>
-                <w:szCs w:val="17"/>
-                <w:rtl/>
-              </w:rPr>
-              <w:t xml:space="preserve">רמזים:</w:t>
-            </w:r>
-          </w:p>
-          <w:p>
-            <w:pPr>
-              <w:bidi/>
-              <w:spacing w:after="20" w:before="0" w:line="300" w:lineRule="atLeast"/>
-              <w:jc w:val="left"/>
-            </w:pPr>
-            <w:r>
-              <w:rPr>
-                <w:rFonts w:ascii="David" w:cs="David" w:eastAsia="David" w:hAnsi="David"/>
-                <w:color w:val="475569"/>
-                <w:sz w:val="17"/>
-                <w:szCs w:val="17"/>
-                <w:rtl/>
-              </w:rPr>
-              <w:t xml:space="preserve">1. באדיסון הבעיה באדרנל עצמו. ב"משנית" הבעיה באות שמגיע אליו.</w:t>
-            </w:r>
-          </w:p>
-          <w:p>
-            <w:pPr>
-              <w:bidi/>
-              <w:spacing w:after="20" w:before="0" w:line="300" w:lineRule="atLeast"/>
-              <w:jc w:val="left"/>
-            </w:pPr>
-            <w:r>
-              <w:rPr>
-                <w:rFonts w:ascii="David" w:cs="David" w:eastAsia="David" w:hAnsi="David"/>
-                <w:color w:val="475569"/>
-                <w:sz w:val="17"/>
-                <w:szCs w:val="17"/>
-                <w:rtl/>
-              </w:rPr>
-              <w:t xml:space="preserve">2. </w:t>
+                <w:color w:val="475569"/>
+                <w:sz w:val="17"/>
+                <w:szCs w:val="17"/>
+                <w:rtl/>
+              </w:rPr>
+              <w:t xml:space="preserve">3. קורטיזול נמוך, </w:t>
             </w:r>
             <w:r>
               <w:rPr>
@@ -16196,24 +16338,26 @@
                 <w:szCs w:val="17"/>
                 <w:rtl/>
               </w:rPr>
-              <w:t xml:space="preserve"> גבוה ופיגמנטציה הולכים יחד.</w:t>
-            </w:r>
-          </w:p>
-          <w:p>
-            <w:pPr>
-              <w:bidi/>
-              <w:spacing w:after="20" w:before="0" w:line="300" w:lineRule="atLeast"/>
-              <w:jc w:val="left"/>
-            </w:pPr>
-            <w:r>
-              <w:rPr>
-                <w:rFonts w:ascii="David" w:cs="David" w:eastAsia="David" w:hAnsi="David"/>
-                <w:color w:val="475569"/>
-                <w:sz w:val="17"/>
-                <w:szCs w:val="17"/>
-                <w:rtl/>
-              </w:rPr>
-              <w:t xml:space="preserve">3. 1 אדיסון, 2 אדיסון, 3 משנית, 4 משנית.</w:t>
+              <w:t xml:space="preserve"> ו־</w:t>
+            </w:r>
+            <w:r>
+              <w:rPr>
+                <w:rFonts w:ascii="David" w:cs="David" w:eastAsia="David" w:hAnsi="David"/>
+                <w:color w:val="475569"/>
+                <w:sz w:val="17"/>
+                <w:szCs w:val="17"/>
+              </w:rPr>
+              <w:t xml:space="preserve">CRH</w:t>
+            </w:r>
+            <w:r>
+              <w:rPr>
+                <w:rFonts w:ascii="David" w:cs="David" w:eastAsia="David" w:hAnsi="David"/>
+                <w:color w:val="475569"/>
+                <w:sz w:val="17"/>
+                <w:szCs w:val="17"/>
+                <w:rtl/>
+              </w:rPr>
+              <w:t xml:space="preserve"> נמוכים, בלי פיגמנטציה.</w:t>
             </w:r>
           </w:p>
         </w:tc>
@@ -16309,6 +16453,380 @@
                 <w:szCs w:val="17"/>
                 <w:rtl/>
               </w:rPr>
+              <w:t xml:space="preserve">התאמה</w:t>
+            </w:r>
+          </w:p>
+          <w:p>
+            <w:pPr>
+              <w:bidi/>
+              <w:spacing w:after="60" w:before="0" w:line="300" w:lineRule="atLeast"/>
+              <w:jc w:val="left"/>
+            </w:pPr>
+            <w:r>
+              <w:rPr>
+                <w:rFonts w:ascii="David" w:cs="David" w:eastAsia="David" w:hAnsi="David"/>
+                <w:b/>
+                <w:bCs/>
+                <w:sz w:val="20"/>
+                <w:szCs w:val="20"/>
+                <w:rtl/>
+              </w:rPr>
+              <w:t xml:space="preserve">עכשיו ההשוואה: התאימו כל ממצא לסוג אי־ספיקת האדרנל.</w:t>
+            </w:r>
+          </w:p>
+          <w:p>
+            <w:pPr>
+              <w:bidi/>
+              <w:spacing w:after="30" w:before="0" w:line="300" w:lineRule="atLeast"/>
+              <w:jc w:val="left"/>
+            </w:pPr>
+            <w:r>
+              <w:rPr>
+                <w:rFonts w:ascii="David" w:cs="David" w:eastAsia="David" w:hAnsi="David"/>
+                <w:color w:val="047857"/>
+                <w:sz w:val="19"/>
+                <w:szCs w:val="19"/>
+              </w:rPr>
+              <w:t xml:space="preserve">ACTH</w:t>
+            </w:r>
+            <w:r>
+              <w:rPr>
+                <w:rFonts w:ascii="David" w:cs="David" w:eastAsia="David" w:hAnsi="David"/>
+                <w:color w:val="047857"/>
+                <w:sz w:val="19"/>
+                <w:szCs w:val="19"/>
+                <w:rtl/>
+              </w:rPr>
+              <w:t xml:space="preserve"> גבוה בדם  ←  אדיסון (ראשונית)</w:t>
+            </w:r>
+          </w:p>
+          <w:p>
+            <w:pPr>
+              <w:bidi/>
+              <w:spacing w:after="30" w:before="0" w:line="300" w:lineRule="atLeast"/>
+              <w:jc w:val="left"/>
+            </w:pPr>
+            <w:r>
+              <w:rPr>
+                <w:rFonts w:ascii="David" w:cs="David" w:eastAsia="David" w:hAnsi="David"/>
+                <w:color w:val="047857"/>
+                <w:sz w:val="19"/>
+                <w:szCs w:val="19"/>
+                <w:rtl/>
+              </w:rPr>
+              <w:t xml:space="preserve">פיגמנטציה כהה בעור ובחניכיים  ←  אדיסון (ראשונית)</w:t>
+            </w:r>
+          </w:p>
+          <w:p>
+            <w:pPr>
+              <w:bidi/>
+              <w:spacing w:after="30" w:before="0" w:line="300" w:lineRule="atLeast"/>
+              <w:jc w:val="left"/>
+            </w:pPr>
+            <w:r>
+              <w:rPr>
+                <w:rFonts w:ascii="David" w:cs="David" w:eastAsia="David" w:hAnsi="David"/>
+                <w:color w:val="047857"/>
+                <w:sz w:val="19"/>
+                <w:szCs w:val="19"/>
+              </w:rPr>
+              <w:t xml:space="preserve">ACTH</w:t>
+            </w:r>
+            <w:r>
+              <w:rPr>
+                <w:rFonts w:ascii="David" w:cs="David" w:eastAsia="David" w:hAnsi="David"/>
+                <w:color w:val="047857"/>
+                <w:sz w:val="19"/>
+                <w:szCs w:val="19"/>
+                <w:rtl/>
+              </w:rPr>
+              <w:t xml:space="preserve"> נמוך בדם  ←  משנית (למשל אחרי סטרואידים)</w:t>
+            </w:r>
+          </w:p>
+          <w:p>
+            <w:pPr>
+              <w:bidi/>
+              <w:spacing w:after="30" w:before="0" w:line="300" w:lineRule="atLeast"/>
+              <w:jc w:val="left"/>
+            </w:pPr>
+            <w:r>
+              <w:rPr>
+                <w:rFonts w:ascii="David" w:cs="David" w:eastAsia="David" w:hAnsi="David"/>
+                <w:color w:val="047857"/>
+                <w:sz w:val="19"/>
+                <w:szCs w:val="19"/>
+                <w:rtl/>
+              </w:rPr>
+              <w:t xml:space="preserve">הצטמקות האדרנל כי הפסיק לקבל </w:t>
+            </w:r>
+            <w:r>
+              <w:rPr>
+                <w:rFonts w:ascii="David" w:cs="David" w:eastAsia="David" w:hAnsi="David"/>
+                <w:color w:val="047857"/>
+                <w:sz w:val="19"/>
+                <w:szCs w:val="19"/>
+              </w:rPr>
+              <w:t xml:space="preserve">ACTH</w:t>
+            </w:r>
+            <w:r>
+              <w:rPr>
+                <w:rFonts w:ascii="David" w:cs="David" w:eastAsia="David" w:hAnsi="David"/>
+                <w:color w:val="047857"/>
+                <w:sz w:val="19"/>
+                <w:szCs w:val="19"/>
+                <w:rtl/>
+              </w:rPr>
+              <w:t xml:space="preserve">  ←  משנית (למשל אחרי סטרואידים)</w:t>
+            </w:r>
+          </w:p>
+        </w:tc>
+        <w:tc>
+          <w:tcPr>
+            <w:tcW w:type="dxa" w:w="2500"/>
+            <w:tcBorders>
+              <w:top w:val="single" w:color="B6C3D4" w:sz="4"/>
+              <w:left w:val="single" w:color="B6C3D4" w:sz="4"/>
+              <w:bottom w:val="single" w:color="B6C3D4" w:sz="4"/>
+              <w:right w:val="single" w:color="B6C3D4" w:sz="4"/>
+            </w:tcBorders>
+            <w:tcMar>
+              <w:top w:type="dxa" w:w="60"/>
+              <w:left w:type="dxa" w:w="100"/>
+              <w:bottom w:type="dxa" w:w="60"/>
+              <w:right w:type="dxa" w:w="100"/>
+            </w:tcMar>
+          </w:tcPr>
+          <w:p>
+            <w:pPr>
+              <w:bidi/>
+              <w:spacing w:after="60" w:before="0" w:line="300" w:lineRule="atLeast"/>
+              <w:jc w:val="left"/>
+            </w:pPr>
+            <w:r>
+              <w:rPr>
+                <w:rFonts w:ascii="David" w:cs="David" w:eastAsia="David" w:hAnsi="David"/>
+                <w:sz w:val="19"/>
+                <w:szCs w:val="19"/>
+                <w:rtl/>
+              </w:rPr>
+              <w:t xml:space="preserve">באדיסון האדרנל עצמו הרוס. ההיפופיזה מפרישה הרבה </w:t>
+            </w:r>
+            <w:r>
+              <w:rPr>
+                <w:rFonts w:ascii="David" w:cs="David" w:eastAsia="David" w:hAnsi="David"/>
+                <w:sz w:val="19"/>
+                <w:szCs w:val="19"/>
+              </w:rPr>
+              <w:t xml:space="preserve">ACTH</w:t>
+            </w:r>
+            <w:r>
+              <w:rPr>
+                <w:rFonts w:ascii="David" w:cs="David" w:eastAsia="David" w:hAnsi="David"/>
+                <w:sz w:val="19"/>
+                <w:szCs w:val="19"/>
+                <w:rtl/>
+              </w:rPr>
+              <w:t xml:space="preserve">, וזה גורם לפיגמנטציה. במשנית הבעיה בציר שמעל האדרנל (</w:t>
+            </w:r>
+            <w:r>
+              <w:rPr>
+                <w:rFonts w:ascii="David" w:cs="David" w:eastAsia="David" w:hAnsi="David"/>
+                <w:sz w:val="19"/>
+                <w:szCs w:val="19"/>
+              </w:rPr>
+              <w:t xml:space="preserve">ACTH</w:t>
+            </w:r>
+            <w:r>
+              <w:rPr>
+                <w:rFonts w:ascii="David" w:cs="David" w:eastAsia="David" w:hAnsi="David"/>
+                <w:sz w:val="19"/>
+                <w:szCs w:val="19"/>
+                <w:rtl/>
+              </w:rPr>
+              <w:t xml:space="preserve"> נמוך), ולכן אין פיגמנטציה.</w:t>
+            </w:r>
+          </w:p>
+          <w:p>
+            <w:pPr>
+              <w:bidi/>
+              <w:spacing w:after="20" w:before="0" w:line="300" w:lineRule="atLeast"/>
+              <w:jc w:val="left"/>
+            </w:pPr>
+            <w:r>
+              <w:rPr>
+                <w:rFonts w:ascii="David" w:cs="David" w:eastAsia="David" w:hAnsi="David"/>
+                <w:b/>
+                <w:bCs/>
+                <w:sz w:val="17"/>
+                <w:szCs w:val="17"/>
+                <w:rtl/>
+              </w:rPr>
+              <w:t xml:space="preserve">רמזים:</w:t>
+            </w:r>
+          </w:p>
+          <w:p>
+            <w:pPr>
+              <w:bidi/>
+              <w:spacing w:after="20" w:before="0" w:line="300" w:lineRule="atLeast"/>
+              <w:jc w:val="left"/>
+            </w:pPr>
+            <w:r>
+              <w:rPr>
+                <w:rFonts w:ascii="David" w:cs="David" w:eastAsia="David" w:hAnsi="David"/>
+                <w:color w:val="475569"/>
+                <w:sz w:val="17"/>
+                <w:szCs w:val="17"/>
+                <w:rtl/>
+              </w:rPr>
+              <w:t xml:space="preserve">1. באדיסון הבעיה באדרנל עצמו. ב"משנית" הבעיה באות שמגיע אליו.</w:t>
+            </w:r>
+          </w:p>
+          <w:p>
+            <w:pPr>
+              <w:bidi/>
+              <w:spacing w:after="20" w:before="0" w:line="300" w:lineRule="atLeast"/>
+              <w:jc w:val="left"/>
+            </w:pPr>
+            <w:r>
+              <w:rPr>
+                <w:rFonts w:ascii="David" w:cs="David" w:eastAsia="David" w:hAnsi="David"/>
+                <w:color w:val="475569"/>
+                <w:sz w:val="17"/>
+                <w:szCs w:val="17"/>
+                <w:rtl/>
+              </w:rPr>
+              <w:t xml:space="preserve">2. </w:t>
+            </w:r>
+            <w:r>
+              <w:rPr>
+                <w:rFonts w:ascii="David" w:cs="David" w:eastAsia="David" w:hAnsi="David"/>
+                <w:color w:val="475569"/>
+                <w:sz w:val="17"/>
+                <w:szCs w:val="17"/>
+              </w:rPr>
+              <w:t xml:space="preserve">ACTH</w:t>
+            </w:r>
+            <w:r>
+              <w:rPr>
+                <w:rFonts w:ascii="David" w:cs="David" w:eastAsia="David" w:hAnsi="David"/>
+                <w:color w:val="475569"/>
+                <w:sz w:val="17"/>
+                <w:szCs w:val="17"/>
+                <w:rtl/>
+              </w:rPr>
+              <w:t xml:space="preserve"> גבוה ופיגמנטציה הולכים יחד.</w:t>
+            </w:r>
+          </w:p>
+          <w:p>
+            <w:pPr>
+              <w:bidi/>
+              <w:spacing w:after="20" w:before="0" w:line="300" w:lineRule="atLeast"/>
+              <w:jc w:val="left"/>
+            </w:pPr>
+            <w:r>
+              <w:rPr>
+                <w:rFonts w:ascii="David" w:cs="David" w:eastAsia="David" w:hAnsi="David"/>
+                <w:color w:val="475569"/>
+                <w:sz w:val="17"/>
+                <w:szCs w:val="17"/>
+                <w:rtl/>
+              </w:rPr>
+              <w:t xml:space="preserve">3. 1 אדיסון, 2 אדיסון, 3 משנית, 4 משנית.</w:t>
+            </w:r>
+          </w:p>
+        </w:tc>
+        <w:tc>
+          <w:tcPr>
+            <w:tcW w:type="dxa" w:w="2126"/>
+            <w:tcBorders>
+              <w:top w:val="single" w:color="B6C3D4" w:sz="4"/>
+              <w:left w:val="single" w:color="B6C3D4" w:sz="4"/>
+              <w:bottom w:val="single" w:color="B6C3D4" w:sz="4"/>
+              <w:right w:val="single" w:color="B6C3D4" w:sz="4"/>
+            </w:tcBorders>
+            <w:tcMar>
+              <w:top w:type="dxa" w:w="60"/>
+              <w:left w:type="dxa" w:w="100"/>
+              <w:bottom w:type="dxa" w:w="60"/>
+              <w:right w:type="dxa" w:w="100"/>
+            </w:tcMar>
+          </w:tcPr>
+          <w:p>
+            <w:pPr>
+              <w:bidi/>
+              <w:spacing w:after="40" w:before="0" w:line="300" w:lineRule="atLeast"/>
+              <w:jc w:val="left"/>
+            </w:pPr>
+          </w:p>
+        </w:tc>
+      </w:tr>
+      <w:tr>
+        <w:trPr>
+          <w:cantSplit w:val="off"/>
+        </w:trPr>
+        <w:tc>
+          <w:tcPr>
+            <w:tcW w:type="dxa" w:w="500"/>
+            <w:tcBorders>
+              <w:top w:val="single" w:color="B6C3D4" w:sz="4"/>
+              <w:left w:val="single" w:color="B6C3D4" w:sz="4"/>
+              <w:bottom w:val="single" w:color="B6C3D4" w:sz="4"/>
+              <w:right w:val="single" w:color="B6C3D4" w:sz="4"/>
+            </w:tcBorders>
+            <w:tcMar>
+              <w:top w:type="dxa" w:w="60"/>
+              <w:left w:type="dxa" w:w="100"/>
+              <w:bottom w:type="dxa" w:w="60"/>
+              <w:right w:type="dxa" w:w="100"/>
+            </w:tcMar>
+          </w:tcPr>
+          <w:p>
+            <w:pPr>
+              <w:bidi/>
+              <w:spacing w:after="40" w:before="0" w:line="300" w:lineRule="atLeast"/>
+              <w:jc w:val="left"/>
+            </w:pPr>
+            <w:r>
+              <w:rPr>
+                <w:rFonts w:ascii="David" w:cs="David" w:eastAsia="David" w:hAnsi="David"/>
+                <w:sz w:val="20"/>
+                <w:szCs w:val="20"/>
+                <w:rtl/>
+              </w:rPr>
+              <w:t xml:space="preserve">5</w:t>
+            </w:r>
+          </w:p>
+        </w:tc>
+        <w:tc>
+          <w:tcPr>
+            <w:tcW w:type="dxa" w:w="3900"/>
+            <w:tcBorders>
+              <w:top w:val="single" w:color="B6C3D4" w:sz="4"/>
+              <w:left w:val="single" w:color="B6C3D4" w:sz="4"/>
+              <w:bottom w:val="single" w:color="B6C3D4" w:sz="4"/>
+              <w:right w:val="single" w:color="B6C3D4" w:sz="4"/>
+            </w:tcBorders>
+            <w:tcMar>
+              <w:top w:type="dxa" w:w="60"/>
+              <w:left w:type="dxa" w:w="100"/>
+              <w:bottom w:type="dxa" w:w="60"/>
+              <w:right w:type="dxa" w:w="100"/>
+            </w:tcMar>
+          </w:tcPr>
+          <w:p>
+            <w:pPr>
+              <w:bidi/>
+              <w:spacing w:after="30" w:before="0" w:line="300" w:lineRule="atLeast"/>
+              <w:jc w:val="left"/>
+            </w:pPr>
+            <w:r>
+              <w:rPr>
+                <w:rFonts w:ascii="David" w:cs="David" w:eastAsia="David" w:hAnsi="David"/>
+                <w:color w:val="64748B"/>
+                <w:sz w:val="17"/>
+                <w:szCs w:val="17"/>
+                <w:rtl/>
+              </w:rPr>
               <w:t xml:space="preserve">כתיבה חופשית</w:t>
             </w:r>
           </w:p>
@@ -16327,7 +16845,7 @@
                 <w:szCs w:val="20"/>
                 <w:rtl/>
               </w:rPr>
-              <w:t xml:space="preserve">הכירורגים מתכננים לנתח אותה. איזה סיבוך מסכן חיים תכתבו להם באזהרה, ואיזו תרופה היא צריכה לקבל ככל חייה?</w:t>
+              <w:t xml:space="preserve">הכירורגים מתכננים לנתח אותה. איזה סיבוך מסכן חיים תכתבו להם באזהרה, ואיזו תרופה צריך לתת לה סביב הניתוח?</w:t>
             </w:r>
           </w:p>
           <w:p>
@@ -16432,7 +16950,7 @@
                 <w:szCs w:val="19"/>
                 <w:rtl/>
               </w:rPr>
-              <w:t xml:space="preserve">בלחץ גופני כמו ניתוח, הגוף צריך הרבה יותר קורטיזול. אדרנל פגוע לא מסוגל להגביר, ולכן נותנים הידרוקורטיזון (ולעיתים גם פלודרוקורטיזון) כל החיים, ומינון מוגבר בלחץ ובניתוח, כדי למנוע משבר אדרנלי: ירידה חדה בלחץ דם, היפוגליקמיה והלם.</w:t>
+              <w:t xml:space="preserve">בלחץ גופני כמו ניתוח, הגוף צריך הרבה יותר קורטיזול. אדרנל מדוכא לא מסוגל להגביר, ולכן נותנים הידרוקורטיזון ומינון מוגבר בזמן הניתוח, כדי למנוע משבר אדרנלי: ירידה חדה בלחץ דם, היפוגליקמיה והלם. וחשוב: סטרואידים לא מפסיקים בבת אחת, אלא בהדרגה.</w:t>
             </w:r>
           </w:p>
           <w:p>

--- a/docs/medical-review.docx
+++ b/docs/medical-review.docx
@@ -369,7 +369,7 @@
                 <w:szCs w:val="20"/>
                 <w:rtl/>
               </w:rPr>
-              <w:t xml:space="preserve">תחנה 7</w:t>
+              <w:t xml:space="preserve">תחנה 1</w:t>
             </w:r>
           </w:p>
         </w:tc>
@@ -402,24 +402,49 @@
                 <w:szCs w:val="20"/>
                 <w:rtl/>
               </w:rPr>
-              <w:t xml:space="preserve">התחנה עוצבה כאי־ספיקת אדרנל משנית אחרי הפסקת סטרואידים לחולת זאבת (</w:t>
-            </w:r>
-            <w:r>
-              <w:rPr>
-                <w:rFonts w:ascii="David" w:cs="David" w:eastAsia="David" w:hAnsi="David"/>
-                <w:sz w:val="20"/>
-                <w:szCs w:val="20"/>
-              </w:rPr>
-              <w:t xml:space="preserve">SLE</w:t>
-            </w:r>
-            <w:r>
-              <w:rPr>
-                <w:rFonts w:ascii="David" w:cs="David" w:eastAsia="David" w:hAnsi="David"/>
-                <w:sz w:val="20"/>
-                <w:szCs w:val="20"/>
-                <w:rtl/>
-              </w:rPr>
-              <w:t xml:space="preserve">), עם מלכודת מכוונת: בגיליון נכתב "חשד לאדיסון". האם התסמינים (עייפות, בחילות, לחץ דם נמוך, גלוקוז נמוך) והממצאים הקליניים (פנים עגולות, עור דק, פסי מתיחה, שפחת, פריחת פרפר) מתאימים?</w:t>
+              <w:t xml:space="preserve">השרשרת "פרולקטין ← עיכוב </w:t>
+            </w:r>
+            <w:r>
+              <w:rPr>
+                <w:rFonts w:ascii="David" w:cs="David" w:eastAsia="David" w:hAnsi="David"/>
+                <w:sz w:val="20"/>
+                <w:szCs w:val="20"/>
+              </w:rPr>
+              <w:t xml:space="preserve">GnRH</w:t>
+            </w:r>
+            <w:r>
+              <w:rPr>
+                <w:rFonts w:ascii="David" w:cs="David" w:eastAsia="David" w:hAnsi="David"/>
+                <w:sz w:val="20"/>
+                <w:szCs w:val="20"/>
+                <w:rtl/>
+              </w:rPr>
+              <w:t xml:space="preserve"> ← ירידה ב־</w:t>
+            </w:r>
+            <w:r>
+              <w:rPr>
+                <w:rFonts w:ascii="David" w:cs="David" w:eastAsia="David" w:hAnsi="David"/>
+                <w:sz w:val="20"/>
+                <w:szCs w:val="20"/>
+              </w:rPr>
+              <w:t xml:space="preserve">LH/FSH</w:t>
+            </w:r>
+            <w:r>
+              <w:rPr>
+                <w:rFonts w:ascii="David" w:cs="David" w:eastAsia="David" w:hAnsi="David"/>
+                <w:sz w:val="20"/>
+                <w:szCs w:val="20"/>
+                <w:rtl/>
+              </w:rPr>
+              <w:t xml:space="preserve"> ← ירידה בטסטוסטרון" היא פישוט. הנחתי שהתמונה מראה גינקומסטיה, בעוד שבטופס המקורי הייתה גם האפשרות </w:t>
+            </w:r>
+            <w:r>
+              <w:rPr>
+                <w:rFonts w:ascii="David" w:cs="David" w:eastAsia="David" w:hAnsi="David"/>
+                <w:sz w:val="20"/>
+                <w:szCs w:val="20"/>
+              </w:rPr>
+              <w:t xml:space="preserve">galactorrhea.</w:t>
             </w:r>
           </w:p>
         </w:tc>
@@ -456,7 +481,7 @@
                 <w:szCs w:val="20"/>
                 <w:rtl/>
               </w:rPr>
-              <w:t xml:space="preserve">תחנה 7</w:t>
+              <w:t xml:space="preserve">תחנה 2</w:t>
             </w:r>
           </w:p>
         </w:tc>
@@ -489,41 +514,41 @@
                 <w:szCs w:val="20"/>
                 <w:rtl/>
               </w:rPr>
-              <w:t xml:space="preserve">האם ההסבר שאחרי שש שנות סטרואידים והפסקה, </w:t>
-            </w:r>
-            <w:r>
-              <w:rPr>
-                <w:rFonts w:ascii="David" w:cs="David" w:eastAsia="David" w:hAnsi="David"/>
-                <w:sz w:val="20"/>
-                <w:szCs w:val="20"/>
-              </w:rPr>
-              <w:t xml:space="preserve">CRH</w:t>
-            </w:r>
-            <w:r>
-              <w:rPr>
-                <w:rFonts w:ascii="David" w:cs="David" w:eastAsia="David" w:hAnsi="David"/>
-                <w:sz w:val="20"/>
-                <w:szCs w:val="20"/>
-                <w:rtl/>
-              </w:rPr>
-              <w:t xml:space="preserve"> ו־</w:t>
-            </w:r>
-            <w:r>
-              <w:rPr>
-                <w:rFonts w:ascii="David" w:cs="David" w:eastAsia="David" w:hAnsi="David"/>
-                <w:sz w:val="20"/>
-                <w:szCs w:val="20"/>
-              </w:rPr>
-              <w:t xml:space="preserve">ACTH</w:t>
-            </w:r>
-            <w:r>
-              <w:rPr>
-                <w:rFonts w:ascii="David" w:cs="David" w:eastAsia="David" w:hAnsi="David"/>
-                <w:sz w:val="20"/>
-                <w:szCs w:val="20"/>
-                <w:rtl/>
-              </w:rPr>
-              <w:t xml:space="preserve"> נמוכים ואין פיגמנטציה, מדויק ברמת תיכון? האם הפסקה הדרגתית של סטרואידים ומינון מוגבר בניתוח מנוסחים נכון? האם יש לציין בהקשר גם את האלדוסטרון (שנשמר לרוב במשנית)?</w:t>
+              <w:t xml:space="preserve">האבחנה מבוססת על תמונה קלינית ו־</w:t>
+            </w:r>
+            <w:r>
+              <w:rPr>
+                <w:rFonts w:ascii="David" w:cs="David" w:eastAsia="David" w:hAnsi="David"/>
+                <w:sz w:val="20"/>
+                <w:szCs w:val="20"/>
+              </w:rPr>
+              <w:t xml:space="preserve">TSH</w:t>
+            </w:r>
+            <w:r>
+              <w:rPr>
+                <w:rFonts w:ascii="David" w:cs="David" w:eastAsia="David" w:hAnsi="David"/>
+                <w:sz w:val="20"/>
+                <w:szCs w:val="20"/>
+                <w:rtl/>
+              </w:rPr>
+              <w:t xml:space="preserve"> גבוה. נוגדני </w:t>
+            </w:r>
+            <w:r>
+              <w:rPr>
+                <w:rFonts w:ascii="David" w:cs="David" w:eastAsia="David" w:hAnsi="David"/>
+                <w:sz w:val="20"/>
+                <w:szCs w:val="20"/>
+              </w:rPr>
+              <w:t xml:space="preserve">anti-TPO</w:t>
+            </w:r>
+            <w:r>
+              <w:rPr>
+                <w:rFonts w:ascii="David" w:cs="David" w:eastAsia="David" w:hAnsi="David"/>
+                <w:sz w:val="20"/>
+                <w:szCs w:val="20"/>
+                <w:rtl/>
+              </w:rPr>
+              <w:t xml:space="preserve"> מוזכרים רק בהסבר.</w:t>
             </w:r>
           </w:p>
         </w:tc>
@@ -560,7 +585,7 @@
                 <w:szCs w:val="20"/>
                 <w:rtl/>
               </w:rPr>
-              <w:t xml:space="preserve">תחנה 1</w:t>
+              <w:t xml:space="preserve">תחנה 3</w:t>
             </w:r>
           </w:p>
         </w:tc>
@@ -593,49 +618,58 @@
                 <w:szCs w:val="20"/>
                 <w:rtl/>
               </w:rPr>
-              <w:t xml:space="preserve">השרשרת "פרולקטין ← עיכוב </w:t>
-            </w:r>
-            <w:r>
-              <w:rPr>
-                <w:rFonts w:ascii="David" w:cs="David" w:eastAsia="David" w:hAnsi="David"/>
-                <w:sz w:val="20"/>
-                <w:szCs w:val="20"/>
-              </w:rPr>
-              <w:t xml:space="preserve">GnRH</w:t>
-            </w:r>
-            <w:r>
-              <w:rPr>
-                <w:rFonts w:ascii="David" w:cs="David" w:eastAsia="David" w:hAnsi="David"/>
-                <w:sz w:val="20"/>
-                <w:szCs w:val="20"/>
-                <w:rtl/>
-              </w:rPr>
-              <w:t xml:space="preserve"> ← ירידה ב־</w:t>
-            </w:r>
-            <w:r>
-              <w:rPr>
-                <w:rFonts w:ascii="David" w:cs="David" w:eastAsia="David" w:hAnsi="David"/>
-                <w:sz w:val="20"/>
-                <w:szCs w:val="20"/>
-              </w:rPr>
-              <w:t xml:space="preserve">LH/FSH</w:t>
-            </w:r>
-            <w:r>
-              <w:rPr>
-                <w:rFonts w:ascii="David" w:cs="David" w:eastAsia="David" w:hAnsi="David"/>
-                <w:sz w:val="20"/>
-                <w:szCs w:val="20"/>
-                <w:rtl/>
-              </w:rPr>
-              <w:t xml:space="preserve"> ← ירידה בטסטוסטרון" היא פישוט. הנחתי שהתמונה מראה גינקומסטיה, בעוד שבטופס המקורי הייתה גם האפשרות </w:t>
-            </w:r>
-            <w:r>
-              <w:rPr>
-                <w:rFonts w:ascii="David" w:cs="David" w:eastAsia="David" w:hAnsi="David"/>
-                <w:sz w:val="20"/>
-                <w:szCs w:val="20"/>
-              </w:rPr>
-              <w:t xml:space="preserve">galactorrhea.</w:t>
+              <w:t xml:space="preserve">לא כללתי </w:t>
+            </w:r>
+            <w:r>
+              <w:rPr>
+                <w:rFonts w:ascii="David" w:cs="David" w:eastAsia="David" w:hAnsi="David"/>
+                <w:sz w:val="20"/>
+                <w:szCs w:val="20"/>
+              </w:rPr>
+              <w:t xml:space="preserve">IGF-1</w:t>
+            </w:r>
+            <w:r>
+              <w:rPr>
+                <w:rFonts w:ascii="David" w:cs="David" w:eastAsia="David" w:hAnsi="David"/>
+                <w:sz w:val="20"/>
+                <w:szCs w:val="20"/>
+                <w:rtl/>
+              </w:rPr>
+              <w:t xml:space="preserve"> או מבחן העמסת גלוקוז (</w:t>
+            </w:r>
+            <w:r>
+              <w:rPr>
+                <w:rFonts w:ascii="David" w:cs="David" w:eastAsia="David" w:hAnsi="David"/>
+                <w:sz w:val="20"/>
+                <w:szCs w:val="20"/>
+              </w:rPr>
+              <w:t xml:space="preserve">OGTT</w:t>
+            </w:r>
+            <w:r>
+              <w:rPr>
+                <w:rFonts w:ascii="David" w:cs="David" w:eastAsia="David" w:hAnsi="David"/>
+                <w:sz w:val="20"/>
+                <w:szCs w:val="20"/>
+                <w:rtl/>
+              </w:rPr>
+              <w:t xml:space="preserve">) לאבחון, ולא בעיות ראייה (</w:t>
+            </w:r>
+            <w:r>
+              <w:rPr>
+                <w:rFonts w:ascii="David" w:cs="David" w:eastAsia="David" w:hAnsi="David"/>
+                <w:sz w:val="20"/>
+                <w:szCs w:val="20"/>
+              </w:rPr>
+              <w:t xml:space="preserve">hemianopia</w:t>
+            </w:r>
+            <w:r>
+              <w:rPr>
+                <w:rFonts w:ascii="David" w:cs="David" w:eastAsia="David" w:hAnsi="David"/>
+                <w:sz w:val="20"/>
+                <w:szCs w:val="20"/>
+                <w:rtl/>
+              </w:rPr>
+              <w:t xml:space="preserve">). הטיפול מוגבל לניתוח ולאנלוגים לסומטוסטטין. האם להוסיף משהו מזה?</w:t>
             </w:r>
           </w:p>
         </w:tc>
@@ -672,7 +706,7 @@
                 <w:szCs w:val="20"/>
                 <w:rtl/>
               </w:rPr>
-              <w:t xml:space="preserve">תחנה 2</w:t>
+              <w:t xml:space="preserve">תחנה 4</w:t>
             </w:r>
           </w:p>
         </w:tc>
@@ -705,58 +739,24 @@
                 <w:szCs w:val="20"/>
                 <w:rtl/>
               </w:rPr>
-              <w:t xml:space="preserve">לא כללתי </w:t>
-            </w:r>
-            <w:r>
-              <w:rPr>
-                <w:rFonts w:ascii="David" w:cs="David" w:eastAsia="David" w:hAnsi="David"/>
-                <w:sz w:val="20"/>
-                <w:szCs w:val="20"/>
-              </w:rPr>
-              <w:t xml:space="preserve">IGF-1</w:t>
-            </w:r>
-            <w:r>
-              <w:rPr>
-                <w:rFonts w:ascii="David" w:cs="David" w:eastAsia="David" w:hAnsi="David"/>
-                <w:sz w:val="20"/>
-                <w:szCs w:val="20"/>
-                <w:rtl/>
-              </w:rPr>
-              <w:t xml:space="preserve"> או מבחן העמסת גלוקוז (</w:t>
-            </w:r>
-            <w:r>
-              <w:rPr>
-                <w:rFonts w:ascii="David" w:cs="David" w:eastAsia="David" w:hAnsi="David"/>
-                <w:sz w:val="20"/>
-                <w:szCs w:val="20"/>
-              </w:rPr>
-              <w:t xml:space="preserve">OGTT</w:t>
-            </w:r>
-            <w:r>
-              <w:rPr>
-                <w:rFonts w:ascii="David" w:cs="David" w:eastAsia="David" w:hAnsi="David"/>
-                <w:sz w:val="20"/>
-                <w:szCs w:val="20"/>
-                <w:rtl/>
-              </w:rPr>
-              <w:t xml:space="preserve">) לאבחון, ולא בעיות ראייה (</w:t>
-            </w:r>
-            <w:r>
-              <w:rPr>
-                <w:rFonts w:ascii="David" w:cs="David" w:eastAsia="David" w:hAnsi="David"/>
-                <w:sz w:val="20"/>
-                <w:szCs w:val="20"/>
-              </w:rPr>
-              <w:t xml:space="preserve">hemianopia</w:t>
-            </w:r>
-            <w:r>
-              <w:rPr>
-                <w:rFonts w:ascii="David" w:cs="David" w:eastAsia="David" w:hAnsi="David"/>
-                <w:sz w:val="20"/>
-                <w:szCs w:val="20"/>
-                <w:rtl/>
-              </w:rPr>
-              <w:t xml:space="preserve">). הטיפול מוגבל לניתוח ולאנלוגים לסומטוסטטין. האם להוסיף משהו מזה?</w:t>
+              <w:t xml:space="preserve">הסבר שאחרי הניתוח לגידול </w:t>
+            </w:r>
+            <w:r>
+              <w:rPr>
+                <w:rFonts w:ascii="David" w:cs="David" w:eastAsia="David" w:hAnsi="David"/>
+                <w:sz w:val="20"/>
+                <w:szCs w:val="20"/>
+              </w:rPr>
+              <w:t xml:space="preserve">ACTH</w:t>
+            </w:r>
+            <w:r>
+              <w:rPr>
+                <w:rFonts w:ascii="David" w:cs="David" w:eastAsia="David" w:hAnsi="David"/>
+                <w:sz w:val="20"/>
+                <w:szCs w:val="20"/>
+                <w:rtl/>
+              </w:rPr>
+              <w:t xml:space="preserve"> אקטופי נותנים סטרואידים עד התאוששות הציר: האם זה מדויק לגידול ריאה? ייתכן שהניסוח המקורי מתייחס יותר לניתוח היפופיזה.</w:t>
             </w:r>
           </w:p>
         </w:tc>
@@ -793,7 +793,7 @@
                 <w:szCs w:val="20"/>
                 <w:rtl/>
               </w:rPr>
-              <w:t xml:space="preserve">תחנה 3</w:t>
+              <w:t xml:space="preserve">תחנה 5</w:t>
             </w:r>
           </w:p>
         </w:tc>
@@ -826,41 +826,7 @@
                 <w:szCs w:val="20"/>
                 <w:rtl/>
               </w:rPr>
-              <w:t xml:space="preserve">האבחנה מבוססת על תמונה קלינית ו־</w:t>
-            </w:r>
-            <w:r>
-              <w:rPr>
-                <w:rFonts w:ascii="David" w:cs="David" w:eastAsia="David" w:hAnsi="David"/>
-                <w:sz w:val="20"/>
-                <w:szCs w:val="20"/>
-              </w:rPr>
-              <w:t xml:space="preserve">TSH</w:t>
-            </w:r>
-            <w:r>
-              <w:rPr>
-                <w:rFonts w:ascii="David" w:cs="David" w:eastAsia="David" w:hAnsi="David"/>
-                <w:sz w:val="20"/>
-                <w:szCs w:val="20"/>
-                <w:rtl/>
-              </w:rPr>
-              <w:t xml:space="preserve"> גבוה. נוגדני </w:t>
-            </w:r>
-            <w:r>
-              <w:rPr>
-                <w:rFonts w:ascii="David" w:cs="David" w:eastAsia="David" w:hAnsi="David"/>
-                <w:sz w:val="20"/>
-                <w:szCs w:val="20"/>
-              </w:rPr>
-              <w:t xml:space="preserve">anti-TPO</w:t>
-            </w:r>
-            <w:r>
-              <w:rPr>
-                <w:rFonts w:ascii="David" w:cs="David" w:eastAsia="David" w:hAnsi="David"/>
-                <w:sz w:val="20"/>
-                <w:szCs w:val="20"/>
-                <w:rtl/>
-              </w:rPr>
-              <w:t xml:space="preserve"> מוזכרים רק בהסבר.</w:t>
+              <w:t xml:space="preserve">הטיפול כולל שישה מסיחים: ארבעה נכונים (מתימזול, חוסמי בטא, יוד רדיואקטיבי, ניתוח) ושניים שגויים. האם מתאים לקבוע את כולם כ"נכונים", או שחלקם נבחרים לפי מצב החולה?</w:t>
             </w:r>
           </w:p>
         </w:tc>
@@ -897,7 +863,7 @@
                 <w:szCs w:val="20"/>
                 <w:rtl/>
               </w:rPr>
-              <w:t xml:space="preserve">תחנה 4</w:t>
+              <w:t xml:space="preserve">תחנה 6</w:t>
             </w:r>
           </w:p>
         </w:tc>
@@ -930,7 +896,41 @@
                 <w:szCs w:val="20"/>
                 <w:rtl/>
               </w:rPr>
-              <w:t xml:space="preserve">הטיפול כולל שישה מסיחים: ארבעה נכונים (מתימזול, חוסמי בטא, יוד רדיואקטיבי, ניתוח) ושניים שגויים. האם מתאים לקבוע את כולם כ"נכונים", או שחלקם נבחרים לפי מצב החולה?</w:t>
+              <w:t xml:space="preserve">החולה מעשנת הרבה, והיא נמצאת עם דופק איטי ולחץ דם גבוה (מהטופס המקורי). האם זה עלול לבלבל לגבי גידול ריאה המפריש </w:t>
+            </w:r>
+            <w:r>
+              <w:rPr>
+                <w:rFonts w:ascii="David" w:cs="David" w:eastAsia="David" w:hAnsi="David"/>
+                <w:sz w:val="20"/>
+                <w:szCs w:val="20"/>
+              </w:rPr>
+              <w:t xml:space="preserve">PTHrP</w:t>
+            </w:r>
+            <w:r>
+              <w:rPr>
+                <w:rFonts w:ascii="David" w:cs="David" w:eastAsia="David" w:hAnsi="David"/>
+                <w:sz w:val="20"/>
+                <w:szCs w:val="20"/>
+                <w:rtl/>
+              </w:rPr>
+              <w:t xml:space="preserve">? ה־</w:t>
+            </w:r>
+            <w:r>
+              <w:rPr>
+                <w:rFonts w:ascii="David" w:cs="David" w:eastAsia="David" w:hAnsi="David"/>
+                <w:sz w:val="20"/>
+                <w:szCs w:val="20"/>
+              </w:rPr>
+              <w:t xml:space="preserve">PTH</w:t>
+            </w:r>
+            <w:r>
+              <w:rPr>
+                <w:rFonts w:ascii="David" w:cs="David" w:eastAsia="David" w:hAnsi="David"/>
+                <w:sz w:val="20"/>
+                <w:szCs w:val="20"/>
+                <w:rtl/>
+              </w:rPr>
+              <w:t xml:space="preserve"> בשאלה גבוה, ולכן מדובר בראשוני. האם הטיפול הראשוני כולל משתנים (לופ) רק אחרי נוזלים?</w:t>
             </w:r>
           </w:p>
         </w:tc>
@@ -967,7 +967,7 @@
                 <w:szCs w:val="20"/>
                 <w:rtl/>
               </w:rPr>
-              <w:t xml:space="preserve">תחנה 5</w:t>
+              <w:t xml:space="preserve">תחנה 7</w:t>
             </w:r>
           </w:p>
         </w:tc>
@@ -1000,24 +1000,24 @@
                 <w:szCs w:val="20"/>
                 <w:rtl/>
               </w:rPr>
-              <w:t xml:space="preserve">הסבר שאחרי הניתוח לגידול </w:t>
-            </w:r>
-            <w:r>
-              <w:rPr>
-                <w:rFonts w:ascii="David" w:cs="David" w:eastAsia="David" w:hAnsi="David"/>
-                <w:sz w:val="20"/>
-                <w:szCs w:val="20"/>
-              </w:rPr>
-              <w:t xml:space="preserve">ACTH</w:t>
-            </w:r>
-            <w:r>
-              <w:rPr>
-                <w:rFonts w:ascii="David" w:cs="David" w:eastAsia="David" w:hAnsi="David"/>
-                <w:sz w:val="20"/>
-                <w:szCs w:val="20"/>
-                <w:rtl/>
-              </w:rPr>
-              <w:t xml:space="preserve"> אקטופי נותנים סטרואידים עד התאוששות הציר: האם זה מדויק לגידול ריאה? ייתכן שהניסוח המקורי מתייחס יותר לניתוח היפופיזה.</w:t>
+              <w:t xml:space="preserve">התחנה עוצבה כאי־ספיקת אדרנל משנית אחרי הפסקת סטרואידים לחולת זאבת (</w:t>
+            </w:r>
+            <w:r>
+              <w:rPr>
+                <w:rFonts w:ascii="David" w:cs="David" w:eastAsia="David" w:hAnsi="David"/>
+                <w:sz w:val="20"/>
+                <w:szCs w:val="20"/>
+              </w:rPr>
+              <w:t xml:space="preserve">SLE</w:t>
+            </w:r>
+            <w:r>
+              <w:rPr>
+                <w:rFonts w:ascii="David" w:cs="David" w:eastAsia="David" w:hAnsi="David"/>
+                <w:sz w:val="20"/>
+                <w:szCs w:val="20"/>
+                <w:rtl/>
+              </w:rPr>
+              <w:t xml:space="preserve">), עם מלכודת מכוונת: בגיליון נכתב "חשד לאדיסון". האם התסמינים (עייפות, בחילות, לחץ דם נמוך, גלוקוז נמוך) והממצאים הקליניים (פנים עגולות, עור דק, פסי מתיחה, שפחת, פריחת פרפר) מתאימים?</w:t>
             </w:r>
           </w:p>
         </w:tc>
@@ -1054,7 +1054,7 @@
                 <w:szCs w:val="20"/>
                 <w:rtl/>
               </w:rPr>
-              <w:t xml:space="preserve">תחנה 6</w:t>
+              <w:t xml:space="preserve">תחנה 7</w:t>
             </w:r>
           </w:p>
         </w:tc>
@@ -1087,41 +1087,41 @@
                 <w:szCs w:val="20"/>
                 <w:rtl/>
               </w:rPr>
-              <w:t xml:space="preserve">החולה מעשנת הרבה, והיא נמצאת עם דופק איטי ולחץ דם גבוה (מהטופס המקורי). האם זה עלול לבלבל לגבי גידול ריאה המפריש </w:t>
-            </w:r>
-            <w:r>
-              <w:rPr>
-                <w:rFonts w:ascii="David" w:cs="David" w:eastAsia="David" w:hAnsi="David"/>
-                <w:sz w:val="20"/>
-                <w:szCs w:val="20"/>
-              </w:rPr>
-              <w:t xml:space="preserve">PTHrP</w:t>
-            </w:r>
-            <w:r>
-              <w:rPr>
-                <w:rFonts w:ascii="David" w:cs="David" w:eastAsia="David" w:hAnsi="David"/>
-                <w:sz w:val="20"/>
-                <w:szCs w:val="20"/>
-                <w:rtl/>
-              </w:rPr>
-              <w:t xml:space="preserve">? ה־</w:t>
-            </w:r>
-            <w:r>
-              <w:rPr>
-                <w:rFonts w:ascii="David" w:cs="David" w:eastAsia="David" w:hAnsi="David"/>
-                <w:sz w:val="20"/>
-                <w:szCs w:val="20"/>
-              </w:rPr>
-              <w:t xml:space="preserve">PTH</w:t>
-            </w:r>
-            <w:r>
-              <w:rPr>
-                <w:rFonts w:ascii="David" w:cs="David" w:eastAsia="David" w:hAnsi="David"/>
-                <w:sz w:val="20"/>
-                <w:szCs w:val="20"/>
-                <w:rtl/>
-              </w:rPr>
-              <w:t xml:space="preserve"> בשאלה גבוה, ולכן מדובר בראשוני. האם הטיפול הראשוני כולל משתנים (לופ) רק אחרי נוזלים?</w:t>
+              <w:t xml:space="preserve">האם ההסבר שאחרי שש שנות סטרואידים והפסקה, </w:t>
+            </w:r>
+            <w:r>
+              <w:rPr>
+                <w:rFonts w:ascii="David" w:cs="David" w:eastAsia="David" w:hAnsi="David"/>
+                <w:sz w:val="20"/>
+                <w:szCs w:val="20"/>
+              </w:rPr>
+              <w:t xml:space="preserve">CRH</w:t>
+            </w:r>
+            <w:r>
+              <w:rPr>
+                <w:rFonts w:ascii="David" w:cs="David" w:eastAsia="David" w:hAnsi="David"/>
+                <w:sz w:val="20"/>
+                <w:szCs w:val="20"/>
+                <w:rtl/>
+              </w:rPr>
+              <w:t xml:space="preserve"> ו־</w:t>
+            </w:r>
+            <w:r>
+              <w:rPr>
+                <w:rFonts w:ascii="David" w:cs="David" w:eastAsia="David" w:hAnsi="David"/>
+                <w:sz w:val="20"/>
+                <w:szCs w:val="20"/>
+              </w:rPr>
+              <w:t xml:space="preserve">ACTH</w:t>
+            </w:r>
+            <w:r>
+              <w:rPr>
+                <w:rFonts w:ascii="David" w:cs="David" w:eastAsia="David" w:hAnsi="David"/>
+                <w:sz w:val="20"/>
+                <w:szCs w:val="20"/>
+                <w:rtl/>
+              </w:rPr>
+              <w:t xml:space="preserve"> נמוכים ואין פיגמנטציה, מדויק ברמת תיכון? האם הפסקה הדרגתית של סטרואידים ומינון מוגבר בניתוח מנוסחים נכון? האם יש לציין בהקשר גם את האלדוסטרון (שנשמר לרוב במשנית)?</w:t>
             </w:r>
           </w:p>
         </w:tc>
@@ -1794,7 +1794,7 @@
                 <w:szCs w:val="20"/>
                 <w:rtl/>
               </w:rPr>
-              <w:t xml:space="preserve">ד.ל. · גבר, בן 45</w:t>
+              <w:t xml:space="preserve">ש.א. · אישה, בת 20</w:t>
             </w:r>
           </w:p>
         </w:tc>
@@ -1829,7 +1829,7 @@
                 <w:szCs w:val="20"/>
                 <w:rtl/>
               </w:rPr>
-              <w:t xml:space="preserve">אקרומגליה (אדנומה מפרישת הורמון גדילה)</w:t>
+              <w:t xml:space="preserve">תת־פעילות בלוטת התריס מסוג השימוטו (אוטואימונית)</w:t>
             </w:r>
           </w:p>
         </w:tc>
@@ -1860,26 +1860,51 @@
                 <w:rFonts w:ascii="David" w:cs="David" w:eastAsia="David" w:hAnsi="David"/>
                 <w:sz w:val="20"/>
                 <w:szCs w:val="20"/>
-                <w:rtl/>
-              </w:rPr>
-              <w:t xml:space="preserve">הורמון גדילה (</w:t>
-            </w:r>
-            <w:r>
-              <w:rPr>
-                <w:rFonts w:ascii="David" w:cs="David" w:eastAsia="David" w:hAnsi="David"/>
-                <w:sz w:val="20"/>
-                <w:szCs w:val="20"/>
-              </w:rPr>
-              <w:t xml:space="preserve">GH</w:t>
-            </w:r>
-            <w:r>
-              <w:rPr>
-                <w:rFonts w:ascii="David" w:cs="David" w:eastAsia="David" w:hAnsi="David"/>
-                <w:sz w:val="20"/>
-                <w:szCs w:val="20"/>
-                <w:rtl/>
-              </w:rPr>
-              <w:t xml:space="preserve">), עודף</w:t>
+              </w:rPr>
+              <w:t xml:space="preserve">TSH</w:t>
+            </w:r>
+            <w:r>
+              <w:rPr>
+                <w:rFonts w:ascii="David" w:cs="David" w:eastAsia="David" w:hAnsi="David"/>
+                <w:sz w:val="20"/>
+                <w:szCs w:val="20"/>
+                <w:rtl/>
+              </w:rPr>
+              <w:t xml:space="preserve"> גבוה; </w:t>
+            </w:r>
+            <w:r>
+              <w:rPr>
+                <w:rFonts w:ascii="David" w:cs="David" w:eastAsia="David" w:hAnsi="David"/>
+                <w:sz w:val="20"/>
+                <w:szCs w:val="20"/>
+              </w:rPr>
+              <w:t xml:space="preserve">T3</w:t>
+            </w:r>
+            <w:r>
+              <w:rPr>
+                <w:rFonts w:ascii="David" w:cs="David" w:eastAsia="David" w:hAnsi="David"/>
+                <w:sz w:val="20"/>
+                <w:szCs w:val="20"/>
+                <w:rtl/>
+              </w:rPr>
+              <w:t xml:space="preserve"> ו־</w:t>
+            </w:r>
+            <w:r>
+              <w:rPr>
+                <w:rFonts w:ascii="David" w:cs="David" w:eastAsia="David" w:hAnsi="David"/>
+                <w:sz w:val="20"/>
+                <w:szCs w:val="20"/>
+              </w:rPr>
+              <w:t xml:space="preserve">T4</w:t>
+            </w:r>
+            <w:r>
+              <w:rPr>
+                <w:rFonts w:ascii="David" w:cs="David" w:eastAsia="David" w:hAnsi="David"/>
+                <w:sz w:val="20"/>
+                <w:szCs w:val="20"/>
+                <w:rtl/>
+              </w:rPr>
+              <w:t xml:space="preserve"> נמוכים</w:t>
             </w:r>
           </w:p>
         </w:tc>
@@ -1912,7 +1937,24 @@
                 <w:szCs w:val="20"/>
                 <w:rtl/>
               </w:rPr>
-              <w:t xml:space="preserve">ניתוח להסרת האדנומה / אנלוגים לסומטוסטטין</w:t>
+              <w:t xml:space="preserve">אלתרוקסין (</w:t>
+            </w:r>
+            <w:r>
+              <w:rPr>
+                <w:rFonts w:ascii="David" w:cs="David" w:eastAsia="David" w:hAnsi="David"/>
+                <w:sz w:val="20"/>
+                <w:szCs w:val="20"/>
+              </w:rPr>
+              <w:t xml:space="preserve">T4</w:t>
+            </w:r>
+            <w:r>
+              <w:rPr>
+                <w:rFonts w:ascii="David" w:cs="David" w:eastAsia="David" w:hAnsi="David"/>
+                <w:sz w:val="20"/>
+                <w:szCs w:val="20"/>
+                <w:rtl/>
+              </w:rPr>
+              <w:t xml:space="preserve"> סינתטי)</w:t>
             </w:r>
           </w:p>
         </w:tc>
@@ -1980,7 +2022,7 @@
                 <w:szCs w:val="20"/>
                 <w:rtl/>
               </w:rPr>
-              <w:t xml:space="preserve">ש.א. · אישה, בת 20</w:t>
+              <w:t xml:space="preserve">ד.ל. · גבר, בן 45</w:t>
             </w:r>
           </w:p>
         </w:tc>
@@ -2015,7 +2057,7 @@
                 <w:szCs w:val="20"/>
                 <w:rtl/>
               </w:rPr>
-              <w:t xml:space="preserve">תת־פעילות בלוטת התריס מסוג השימוטו (אוטואימונית)</w:t>
+              <w:t xml:space="preserve">אקרומגליה (אדנומה מפרישת הורמון גדילה)</w:t>
             </w:r>
           </w:p>
         </w:tc>
@@ -2046,51 +2088,26 @@
                 <w:rFonts w:ascii="David" w:cs="David" w:eastAsia="David" w:hAnsi="David"/>
                 <w:sz w:val="20"/>
                 <w:szCs w:val="20"/>
-              </w:rPr>
-              <w:t xml:space="preserve">TSH</w:t>
-            </w:r>
-            <w:r>
-              <w:rPr>
-                <w:rFonts w:ascii="David" w:cs="David" w:eastAsia="David" w:hAnsi="David"/>
-                <w:sz w:val="20"/>
-                <w:szCs w:val="20"/>
-                <w:rtl/>
-              </w:rPr>
-              <w:t xml:space="preserve"> גבוה; </w:t>
-            </w:r>
-            <w:r>
-              <w:rPr>
-                <w:rFonts w:ascii="David" w:cs="David" w:eastAsia="David" w:hAnsi="David"/>
-                <w:sz w:val="20"/>
-                <w:szCs w:val="20"/>
-              </w:rPr>
-              <w:t xml:space="preserve">T3</w:t>
-            </w:r>
-            <w:r>
-              <w:rPr>
-                <w:rFonts w:ascii="David" w:cs="David" w:eastAsia="David" w:hAnsi="David"/>
-                <w:sz w:val="20"/>
-                <w:szCs w:val="20"/>
-                <w:rtl/>
-              </w:rPr>
-              <w:t xml:space="preserve"> ו־</w:t>
-            </w:r>
-            <w:r>
-              <w:rPr>
-                <w:rFonts w:ascii="David" w:cs="David" w:eastAsia="David" w:hAnsi="David"/>
-                <w:sz w:val="20"/>
-                <w:szCs w:val="20"/>
-              </w:rPr>
-              <w:t xml:space="preserve">T4</w:t>
-            </w:r>
-            <w:r>
-              <w:rPr>
-                <w:rFonts w:ascii="David" w:cs="David" w:eastAsia="David" w:hAnsi="David"/>
-                <w:sz w:val="20"/>
-                <w:szCs w:val="20"/>
-                <w:rtl/>
-              </w:rPr>
-              <w:t xml:space="preserve"> נמוכים</w:t>
+                <w:rtl/>
+              </w:rPr>
+              <w:t xml:space="preserve">הורמון גדילה (</w:t>
+            </w:r>
+            <w:r>
+              <w:rPr>
+                <w:rFonts w:ascii="David" w:cs="David" w:eastAsia="David" w:hAnsi="David"/>
+                <w:sz w:val="20"/>
+                <w:szCs w:val="20"/>
+              </w:rPr>
+              <w:t xml:space="preserve">GH</w:t>
+            </w:r>
+            <w:r>
+              <w:rPr>
+                <w:rFonts w:ascii="David" w:cs="David" w:eastAsia="David" w:hAnsi="David"/>
+                <w:sz w:val="20"/>
+                <w:szCs w:val="20"/>
+                <w:rtl/>
+              </w:rPr>
+              <w:t xml:space="preserve">), עודף</w:t>
             </w:r>
           </w:p>
         </w:tc>
@@ -2123,24 +2140,7 @@
                 <w:szCs w:val="20"/>
                 <w:rtl/>
               </w:rPr>
-              <w:t xml:space="preserve">אלתרוקסין (</w:t>
-            </w:r>
-            <w:r>
-              <w:rPr>
-                <w:rFonts w:ascii="David" w:cs="David" w:eastAsia="David" w:hAnsi="David"/>
-                <w:sz w:val="20"/>
-                <w:szCs w:val="20"/>
-              </w:rPr>
-              <w:t xml:space="preserve">T4</w:t>
-            </w:r>
-            <w:r>
-              <w:rPr>
-                <w:rFonts w:ascii="David" w:cs="David" w:eastAsia="David" w:hAnsi="David"/>
-                <w:sz w:val="20"/>
-                <w:szCs w:val="20"/>
-                <w:rtl/>
-              </w:rPr>
-              <w:t xml:space="preserve"> סינתטי)</w:t>
+              <w:t xml:space="preserve">ניתוח להסרת האדנומה / אנלוגים לסומטוסטטין</w:t>
             </w:r>
           </w:p>
         </w:tc>
@@ -2208,7 +2208,7 @@
                 <w:szCs w:val="20"/>
                 <w:rtl/>
               </w:rPr>
-              <w:t xml:space="preserve">נ.ר. · אישה, בת 29</w:t>
+              <w:t xml:space="preserve">ל.ש. · אישה, בת 53</w:t>
             </w:r>
           </w:p>
         </w:tc>
@@ -2243,7 +2243,28 @@
                 <w:szCs w:val="20"/>
                 <w:rtl/>
               </w:rPr>
-              <w:t xml:space="preserve">מחלת גרייבס (יתר־פעילות בלוטת התריס אוטואימונית)</w:t>
+              <w:t xml:space="preserve">תסמונת קושינג מסוג </w:t>
+            </w:r>
+            <w:r>
+              <w:rPr>
+                <w:rFonts w:ascii="David" w:cs="David" w:eastAsia="David" w:hAnsi="David"/>
+                <w:b/>
+                <w:bCs/>
+                <w:sz w:val="20"/>
+                <w:szCs w:val="20"/>
+              </w:rPr>
+              <w:t xml:space="preserve">ACTH</w:t>
+            </w:r>
+            <w:r>
+              <w:rPr>
+                <w:rFonts w:ascii="David" w:cs="David" w:eastAsia="David" w:hAnsi="David"/>
+                <w:b/>
+                <w:bCs/>
+                <w:sz w:val="20"/>
+                <w:szCs w:val="20"/>
+                <w:rtl/>
+              </w:rPr>
+              <w:t xml:space="preserve"> אקטופי (גידול ריאה)</w:t>
             </w:r>
           </w:p>
         </w:tc>
@@ -2274,51 +2295,26 @@
                 <w:rFonts w:ascii="David" w:cs="David" w:eastAsia="David" w:hAnsi="David"/>
                 <w:sz w:val="20"/>
                 <w:szCs w:val="20"/>
-              </w:rPr>
-              <w:t xml:space="preserve">TSH</w:t>
-            </w:r>
-            <w:r>
-              <w:rPr>
-                <w:rFonts w:ascii="David" w:cs="David" w:eastAsia="David" w:hAnsi="David"/>
-                <w:sz w:val="20"/>
-                <w:szCs w:val="20"/>
-                <w:rtl/>
-              </w:rPr>
-              <w:t xml:space="preserve"> נמוך; </w:t>
-            </w:r>
-            <w:r>
-              <w:rPr>
-                <w:rFonts w:ascii="David" w:cs="David" w:eastAsia="David" w:hAnsi="David"/>
-                <w:sz w:val="20"/>
-                <w:szCs w:val="20"/>
-              </w:rPr>
-              <w:t xml:space="preserve">T3</w:t>
-            </w:r>
-            <w:r>
-              <w:rPr>
-                <w:rFonts w:ascii="David" w:cs="David" w:eastAsia="David" w:hAnsi="David"/>
-                <w:sz w:val="20"/>
-                <w:szCs w:val="20"/>
-                <w:rtl/>
-              </w:rPr>
-              <w:t xml:space="preserve"> ו־</w:t>
-            </w:r>
-            <w:r>
-              <w:rPr>
-                <w:rFonts w:ascii="David" w:cs="David" w:eastAsia="David" w:hAnsi="David"/>
-                <w:sz w:val="20"/>
-                <w:szCs w:val="20"/>
-              </w:rPr>
-              <w:t xml:space="preserve">T4</w:t>
-            </w:r>
-            <w:r>
-              <w:rPr>
-                <w:rFonts w:ascii="David" w:cs="David" w:eastAsia="David" w:hAnsi="David"/>
-                <w:sz w:val="20"/>
-                <w:szCs w:val="20"/>
-                <w:rtl/>
-              </w:rPr>
-              <w:t xml:space="preserve"> גבוהים</w:t>
+                <w:rtl/>
+              </w:rPr>
+              <w:t xml:space="preserve">קורטיזול גבוה; </w:t>
+            </w:r>
+            <w:r>
+              <w:rPr>
+                <w:rFonts w:ascii="David" w:cs="David" w:eastAsia="David" w:hAnsi="David"/>
+                <w:sz w:val="20"/>
+                <w:szCs w:val="20"/>
+              </w:rPr>
+              <w:t xml:space="preserve">ACTH</w:t>
+            </w:r>
+            <w:r>
+              <w:rPr>
+                <w:rFonts w:ascii="David" w:cs="David" w:eastAsia="David" w:hAnsi="David"/>
+                <w:sz w:val="20"/>
+                <w:szCs w:val="20"/>
+                <w:rtl/>
+              </w:rPr>
+              <w:t xml:space="preserve"> גבוה שאינו מדוכא בדקסמתזון</w:t>
             </w:r>
           </w:p>
         </w:tc>
@@ -2351,7 +2347,7 @@
                 <w:szCs w:val="20"/>
                 <w:rtl/>
               </w:rPr>
-              <w:t xml:space="preserve">תרופות נוגדות תריס, חוסמי בטא, יוד רדיואקטיבי או ניתוח</w:t>
+              <w:t xml:space="preserve">ניתוח להסרת גידול הריאה ואחריו גלוקוקורטיקואידים</w:t>
             </w:r>
           </w:p>
         </w:tc>
@@ -2419,7 +2415,7 @@
                 <w:szCs w:val="20"/>
                 <w:rtl/>
               </w:rPr>
-              <w:t xml:space="preserve">ל.ש. · אישה, בת 53</w:t>
+              <w:t xml:space="preserve">נ.ר. · אישה, בת 29</w:t>
             </w:r>
           </w:p>
         </w:tc>
@@ -2454,28 +2450,7 @@
                 <w:szCs w:val="20"/>
                 <w:rtl/>
               </w:rPr>
-              <w:t xml:space="preserve">תסמונת קושינג מסוג </w:t>
-            </w:r>
-            <w:r>
-              <w:rPr>
-                <w:rFonts w:ascii="David" w:cs="David" w:eastAsia="David" w:hAnsi="David"/>
-                <w:b/>
-                <w:bCs/>
-                <w:sz w:val="20"/>
-                <w:szCs w:val="20"/>
-              </w:rPr>
-              <w:t xml:space="preserve">ACTH</w:t>
-            </w:r>
-            <w:r>
-              <w:rPr>
-                <w:rFonts w:ascii="David" w:cs="David" w:eastAsia="David" w:hAnsi="David"/>
-                <w:b/>
-                <w:bCs/>
-                <w:sz w:val="20"/>
-                <w:szCs w:val="20"/>
-                <w:rtl/>
-              </w:rPr>
-              <w:t xml:space="preserve"> אקטופי (גידול ריאה)</w:t>
+              <w:t xml:space="preserve">מחלת גרייבס (יתר־פעילות בלוטת התריס אוטואימונית)</w:t>
             </w:r>
           </w:p>
         </w:tc>
@@ -2506,26 +2481,51 @@
                 <w:rFonts w:ascii="David" w:cs="David" w:eastAsia="David" w:hAnsi="David"/>
                 <w:sz w:val="20"/>
                 <w:szCs w:val="20"/>
-                <w:rtl/>
-              </w:rPr>
-              <w:t xml:space="preserve">קורטיזול גבוה; </w:t>
-            </w:r>
-            <w:r>
-              <w:rPr>
-                <w:rFonts w:ascii="David" w:cs="David" w:eastAsia="David" w:hAnsi="David"/>
-                <w:sz w:val="20"/>
-                <w:szCs w:val="20"/>
-              </w:rPr>
-              <w:t xml:space="preserve">ACTH</w:t>
-            </w:r>
-            <w:r>
-              <w:rPr>
-                <w:rFonts w:ascii="David" w:cs="David" w:eastAsia="David" w:hAnsi="David"/>
-                <w:sz w:val="20"/>
-                <w:szCs w:val="20"/>
-                <w:rtl/>
-              </w:rPr>
-              <w:t xml:space="preserve"> גבוה שאינו מדוכא בדקסמתזון</w:t>
+              </w:rPr>
+              <w:t xml:space="preserve">TSH</w:t>
+            </w:r>
+            <w:r>
+              <w:rPr>
+                <w:rFonts w:ascii="David" w:cs="David" w:eastAsia="David" w:hAnsi="David"/>
+                <w:sz w:val="20"/>
+                <w:szCs w:val="20"/>
+                <w:rtl/>
+              </w:rPr>
+              <w:t xml:space="preserve"> נמוך; </w:t>
+            </w:r>
+            <w:r>
+              <w:rPr>
+                <w:rFonts w:ascii="David" w:cs="David" w:eastAsia="David" w:hAnsi="David"/>
+                <w:sz w:val="20"/>
+                <w:szCs w:val="20"/>
+              </w:rPr>
+              <w:t xml:space="preserve">T3</w:t>
+            </w:r>
+            <w:r>
+              <w:rPr>
+                <w:rFonts w:ascii="David" w:cs="David" w:eastAsia="David" w:hAnsi="David"/>
+                <w:sz w:val="20"/>
+                <w:szCs w:val="20"/>
+                <w:rtl/>
+              </w:rPr>
+              <w:t xml:space="preserve"> ו־</w:t>
+            </w:r>
+            <w:r>
+              <w:rPr>
+                <w:rFonts w:ascii="David" w:cs="David" w:eastAsia="David" w:hAnsi="David"/>
+                <w:sz w:val="20"/>
+                <w:szCs w:val="20"/>
+              </w:rPr>
+              <w:t xml:space="preserve">T4</w:t>
+            </w:r>
+            <w:r>
+              <w:rPr>
+                <w:rFonts w:ascii="David" w:cs="David" w:eastAsia="David" w:hAnsi="David"/>
+                <w:sz w:val="20"/>
+                <w:szCs w:val="20"/>
+                <w:rtl/>
+              </w:rPr>
+              <w:t xml:space="preserve"> גבוהים</w:t>
             </w:r>
           </w:p>
         </w:tc>
@@ -2558,7 +2558,7 @@
                 <w:szCs w:val="20"/>
                 <w:rtl/>
               </w:rPr>
-              <w:t xml:space="preserve">ניתוח להסרת גידול הריאה ואחריו גלוקוקורטיקואידים</w:t>
+              <w:t xml:space="preserve">תרופות נוגדות תריס, חוסמי בטא, יוד רדיואקטיבי או ניתוח</w:t>
             </w:r>
           </w:p>
         </w:tc>
@@ -5397,7 +5397,7 @@
           <w:szCs w:val="32"/>
           <w:rtl/>
         </w:rPr>
-        <w:t xml:space="preserve">תחנה 2: הטבעת שכבר לא נכנסת</w:t>
+        <w:t xml:space="preserve">תחנה 2: זו שמבקשת לכבות את המזגן</w:t>
       </w:r>
     </w:p>
     <w:p>
@@ -5414,7 +5414,2021 @@
           <w:szCs w:val="22"/>
           <w:rtl/>
         </w:rPr>
-        <w:t xml:space="preserve">מרפאה, חדר 2 · ד.ל., גבר, בן 45</w:t>
+        <w:t xml:space="preserve">מרפאה, חדר 2 · ש.א., אישה, בת 20</w:t>
+      </w:r>
+    </w:p>
+    <w:p>
+      <w:pPr>
+        <w:bidi/>
+        <w:spacing w:after="80" w:before="0" w:line="300" w:lineRule="atLeast"/>
+        <w:jc w:val="left"/>
+      </w:pPr>
+      <w:r>
+        <w:rPr>
+          <w:rFonts w:ascii="David" w:cs="David" w:eastAsia="David" w:hAnsi="David"/>
+          <w:sz w:val="22"/>
+          <w:szCs w:val="22"/>
+          <w:rtl/>
+        </w:rPr>
+        <w:t xml:space="preserve">סימנים חיוניים במוניטור: דופק 45 · לחץ דם 105/70 · סטורציה 98% · חום 36°</w:t>
+      </w:r>
+    </w:p>
+    <w:tbl>
+      <w:tblPr>
+        <w:bidiVisual/>
+        <w:tblW w:type="dxa" w:w="9026"/>
+        <w:tblBorders>
+          <w:top w:val="single" w:color="auto" w:sz="4"/>
+          <w:left w:val="single" w:color="auto" w:sz="4"/>
+          <w:bottom w:val="single" w:color="auto" w:sz="4"/>
+          <w:right w:val="single" w:color="auto" w:sz="4"/>
+          <w:insideH w:val="single" w:color="auto" w:sz="4"/>
+          <w:insideV w:val="single" w:color="auto" w:sz="4"/>
+        </w:tblBorders>
+      </w:tblPr>
+      <w:tblGrid>
+        <w:gridCol w:w="2000"/>
+        <w:gridCol w:w="7026"/>
+      </w:tblGrid>
+      <w:tr>
+        <w:tc>
+          <w:tcPr>
+            <w:tcW w:type="dxa" w:w="2000"/>
+            <w:tcBorders>
+              <w:top w:val="single" w:color="B6C3D4" w:sz="4"/>
+              <w:left w:val="single" w:color="B6C3D4" w:sz="4"/>
+              <w:bottom w:val="single" w:color="B6C3D4" w:sz="4"/>
+              <w:right w:val="single" w:color="B6C3D4" w:sz="4"/>
+            </w:tcBorders>
+            <w:shd w:fill="EEF6FA" w:val="clear"/>
+            <w:tcMar>
+              <w:top w:type="dxa" w:w="60"/>
+              <w:left w:type="dxa" w:w="100"/>
+              <w:bottom w:type="dxa" w:w="60"/>
+              <w:right w:type="dxa" w:w="100"/>
+            </w:tcMar>
+          </w:tcPr>
+          <w:p>
+            <w:pPr>
+              <w:bidi/>
+              <w:spacing w:after="40" w:before="0" w:line="300" w:lineRule="atLeast"/>
+              <w:jc w:val="left"/>
+            </w:pPr>
+            <w:r>
+              <w:rPr>
+                <w:rFonts w:ascii="David" w:cs="David" w:eastAsia="David" w:hAnsi="David"/>
+                <w:b/>
+                <w:bCs/>
+                <w:sz w:val="20"/>
+                <w:szCs w:val="20"/>
+                <w:rtl/>
+              </w:rPr>
+              <w:t xml:space="preserve">אבחנה</w:t>
+            </w:r>
+          </w:p>
+        </w:tc>
+        <w:tc>
+          <w:tcPr>
+            <w:tcW w:type="dxa" w:w="7026"/>
+            <w:tcBorders>
+              <w:top w:val="single" w:color="B6C3D4" w:sz="4"/>
+              <w:left w:val="single" w:color="B6C3D4" w:sz="4"/>
+              <w:bottom w:val="single" w:color="B6C3D4" w:sz="4"/>
+              <w:right w:val="single" w:color="B6C3D4" w:sz="4"/>
+            </w:tcBorders>
+            <w:tcMar>
+              <w:top w:type="dxa" w:w="60"/>
+              <w:left w:type="dxa" w:w="100"/>
+              <w:bottom w:type="dxa" w:w="60"/>
+              <w:right w:type="dxa" w:w="100"/>
+            </w:tcMar>
+          </w:tcPr>
+          <w:p>
+            <w:pPr>
+              <w:bidi/>
+              <w:spacing w:after="40" w:before="0" w:line="300" w:lineRule="atLeast"/>
+              <w:jc w:val="left"/>
+            </w:pPr>
+            <w:r>
+              <w:rPr>
+                <w:rFonts w:ascii="David" w:cs="David" w:eastAsia="David" w:hAnsi="David"/>
+                <w:b/>
+                <w:bCs/>
+                <w:sz w:val="20"/>
+                <w:szCs w:val="20"/>
+                <w:rtl/>
+              </w:rPr>
+              <w:t xml:space="preserve">תת־פעילות בלוטת התריס מסוג השימוטו (אוטואימונית)</w:t>
+            </w:r>
+          </w:p>
+        </w:tc>
+      </w:tr>
+      <w:tr>
+        <w:tc>
+          <w:tcPr>
+            <w:tcW w:type="dxa" w:w="2000"/>
+            <w:tcBorders>
+              <w:top w:val="single" w:color="B6C3D4" w:sz="4"/>
+              <w:left w:val="single" w:color="B6C3D4" w:sz="4"/>
+              <w:bottom w:val="single" w:color="B6C3D4" w:sz="4"/>
+              <w:right w:val="single" w:color="B6C3D4" w:sz="4"/>
+            </w:tcBorders>
+            <w:shd w:fill="EEF6FA" w:val="clear"/>
+            <w:tcMar>
+              <w:top w:type="dxa" w:w="60"/>
+              <w:left w:type="dxa" w:w="100"/>
+              <w:bottom w:type="dxa" w:w="60"/>
+              <w:right w:type="dxa" w:w="100"/>
+            </w:tcMar>
+          </w:tcPr>
+          <w:p>
+            <w:pPr>
+              <w:bidi/>
+              <w:spacing w:after="40" w:before="0" w:line="300" w:lineRule="atLeast"/>
+              <w:jc w:val="left"/>
+            </w:pPr>
+            <w:r>
+              <w:rPr>
+                <w:rFonts w:ascii="David" w:cs="David" w:eastAsia="David" w:hAnsi="David"/>
+                <w:b/>
+                <w:bCs/>
+                <w:sz w:val="20"/>
+                <w:szCs w:val="20"/>
+                <w:rtl/>
+              </w:rPr>
+              <w:t xml:space="preserve">הורמון מפתח</w:t>
+            </w:r>
+          </w:p>
+        </w:tc>
+        <w:tc>
+          <w:tcPr>
+            <w:tcW w:type="dxa" w:w="7026"/>
+            <w:tcBorders>
+              <w:top w:val="single" w:color="B6C3D4" w:sz="4"/>
+              <w:left w:val="single" w:color="B6C3D4" w:sz="4"/>
+              <w:bottom w:val="single" w:color="B6C3D4" w:sz="4"/>
+              <w:right w:val="single" w:color="B6C3D4" w:sz="4"/>
+            </w:tcBorders>
+            <w:tcMar>
+              <w:top w:type="dxa" w:w="60"/>
+              <w:left w:type="dxa" w:w="100"/>
+              <w:bottom w:type="dxa" w:w="60"/>
+              <w:right w:type="dxa" w:w="100"/>
+            </w:tcMar>
+          </w:tcPr>
+          <w:p>
+            <w:pPr>
+              <w:bidi/>
+              <w:spacing w:after="40" w:before="0" w:line="300" w:lineRule="atLeast"/>
+              <w:jc w:val="left"/>
+            </w:pPr>
+            <w:r>
+              <w:rPr>
+                <w:rFonts w:ascii="David" w:cs="David" w:eastAsia="David" w:hAnsi="David"/>
+                <w:sz w:val="20"/>
+                <w:szCs w:val="20"/>
+              </w:rPr>
+              <w:t xml:space="preserve">TSH</w:t>
+            </w:r>
+            <w:r>
+              <w:rPr>
+                <w:rFonts w:ascii="David" w:cs="David" w:eastAsia="David" w:hAnsi="David"/>
+                <w:sz w:val="20"/>
+                <w:szCs w:val="20"/>
+                <w:rtl/>
+              </w:rPr>
+              <w:t xml:space="preserve"> גבוה; </w:t>
+            </w:r>
+            <w:r>
+              <w:rPr>
+                <w:rFonts w:ascii="David" w:cs="David" w:eastAsia="David" w:hAnsi="David"/>
+                <w:sz w:val="20"/>
+                <w:szCs w:val="20"/>
+              </w:rPr>
+              <w:t xml:space="preserve">T3</w:t>
+            </w:r>
+            <w:r>
+              <w:rPr>
+                <w:rFonts w:ascii="David" w:cs="David" w:eastAsia="David" w:hAnsi="David"/>
+                <w:sz w:val="20"/>
+                <w:szCs w:val="20"/>
+                <w:rtl/>
+              </w:rPr>
+              <w:t xml:space="preserve"> ו־</w:t>
+            </w:r>
+            <w:r>
+              <w:rPr>
+                <w:rFonts w:ascii="David" w:cs="David" w:eastAsia="David" w:hAnsi="David"/>
+                <w:sz w:val="20"/>
+                <w:szCs w:val="20"/>
+              </w:rPr>
+              <w:t xml:space="preserve">T4</w:t>
+            </w:r>
+            <w:r>
+              <w:rPr>
+                <w:rFonts w:ascii="David" w:cs="David" w:eastAsia="David" w:hAnsi="David"/>
+                <w:sz w:val="20"/>
+                <w:szCs w:val="20"/>
+                <w:rtl/>
+              </w:rPr>
+              <w:t xml:space="preserve"> נמוכים</w:t>
+            </w:r>
+          </w:p>
+        </w:tc>
+      </w:tr>
+      <w:tr>
+        <w:tc>
+          <w:tcPr>
+            <w:tcW w:type="dxa" w:w="2000"/>
+            <w:tcBorders>
+              <w:top w:val="single" w:color="B6C3D4" w:sz="4"/>
+              <w:left w:val="single" w:color="B6C3D4" w:sz="4"/>
+              <w:bottom w:val="single" w:color="B6C3D4" w:sz="4"/>
+              <w:right w:val="single" w:color="B6C3D4" w:sz="4"/>
+            </w:tcBorders>
+            <w:shd w:fill="EEF6FA" w:val="clear"/>
+            <w:tcMar>
+              <w:top w:type="dxa" w:w="60"/>
+              <w:left w:type="dxa" w:w="100"/>
+              <w:bottom w:type="dxa" w:w="60"/>
+              <w:right w:type="dxa" w:w="100"/>
+            </w:tcMar>
+          </w:tcPr>
+          <w:p>
+            <w:pPr>
+              <w:bidi/>
+              <w:spacing w:after="40" w:before="0" w:line="300" w:lineRule="atLeast"/>
+              <w:jc w:val="left"/>
+            </w:pPr>
+            <w:r>
+              <w:rPr>
+                <w:rFonts w:ascii="David" w:cs="David" w:eastAsia="David" w:hAnsi="David"/>
+                <w:b/>
+                <w:bCs/>
+                <w:sz w:val="20"/>
+                <w:szCs w:val="20"/>
+                <w:rtl/>
+              </w:rPr>
+              <w:t xml:space="preserve">טיפול</w:t>
+            </w:r>
+          </w:p>
+        </w:tc>
+        <w:tc>
+          <w:tcPr>
+            <w:tcW w:type="dxa" w:w="7026"/>
+            <w:tcBorders>
+              <w:top w:val="single" w:color="B6C3D4" w:sz="4"/>
+              <w:left w:val="single" w:color="B6C3D4" w:sz="4"/>
+              <w:bottom w:val="single" w:color="B6C3D4" w:sz="4"/>
+              <w:right w:val="single" w:color="B6C3D4" w:sz="4"/>
+            </w:tcBorders>
+            <w:tcMar>
+              <w:top w:type="dxa" w:w="60"/>
+              <w:left w:type="dxa" w:w="100"/>
+              <w:bottom w:type="dxa" w:w="60"/>
+              <w:right w:type="dxa" w:w="100"/>
+            </w:tcMar>
+          </w:tcPr>
+          <w:p>
+            <w:pPr>
+              <w:bidi/>
+              <w:spacing w:after="40" w:before="0" w:line="300" w:lineRule="atLeast"/>
+              <w:jc w:val="left"/>
+            </w:pPr>
+            <w:r>
+              <w:rPr>
+                <w:rFonts w:ascii="David" w:cs="David" w:eastAsia="David" w:hAnsi="David"/>
+                <w:sz w:val="20"/>
+                <w:szCs w:val="20"/>
+                <w:rtl/>
+              </w:rPr>
+              <w:t xml:space="preserve">אלתרוקסין (</w:t>
+            </w:r>
+            <w:r>
+              <w:rPr>
+                <w:rFonts w:ascii="David" w:cs="David" w:eastAsia="David" w:hAnsi="David"/>
+                <w:sz w:val="20"/>
+                <w:szCs w:val="20"/>
+              </w:rPr>
+              <w:t xml:space="preserve">T4</w:t>
+            </w:r>
+            <w:r>
+              <w:rPr>
+                <w:rFonts w:ascii="David" w:cs="David" w:eastAsia="David" w:hAnsi="David"/>
+                <w:sz w:val="20"/>
+                <w:szCs w:val="20"/>
+                <w:rtl/>
+              </w:rPr>
+              <w:t xml:space="preserve"> סינתטי)</w:t>
+            </w:r>
+          </w:p>
+        </w:tc>
+      </w:tr>
+    </w:tbl>
+    <w:p>
+      <w:pPr>
+        <w:keepNext/>
+        <w:bidi/>
+        <w:spacing w:after="60" w:before="120" w:line="300" w:lineRule="atLeast"/>
+        <w:jc w:val="left"/>
+      </w:pPr>
+      <w:r>
+        <w:rPr>
+          <w:rFonts w:ascii="David" w:cs="David" w:eastAsia="David" w:hAnsi="David"/>
+          <w:b/>
+          <w:bCs/>
+          <w:sz w:val="24"/>
+          <w:szCs w:val="24"/>
+          <w:rtl/>
+        </w:rPr>
+        <w:t xml:space="preserve">תיאור המקרה (כפי שמוצג לתלמיד)</w:t>
+      </w:r>
+    </w:p>
+    <w:p>
+      <w:pPr>
+        <w:bidi/>
+        <w:spacing w:after="60" w:before="0" w:line="300" w:lineRule="atLeast"/>
+        <w:jc w:val="left"/>
+      </w:pPr>
+      <w:r>
+        <w:rPr>
+          <w:rFonts w:ascii="David" w:cs="David" w:eastAsia="David" w:hAnsi="David"/>
+          <w:sz w:val="21"/>
+          <w:szCs w:val="21"/>
+          <w:rtl/>
+        </w:rPr>
+        <w:t xml:space="preserve">נעמה: ש.א., בת 20. כבר בכניסה ביקשה לכבות את המזגן כי קר לה. מתארת עייפות, חולשה כללית, חוסר תאבון, ובכל זאת עלייה במשקל. שיער נושר.</w:t>
+      </w:r>
+    </w:p>
+    <w:p>
+      <w:pPr>
+        <w:bidi/>
+        <w:spacing w:after="60" w:before="0" w:line="300" w:lineRule="atLeast"/>
+        <w:jc w:val="left"/>
+      </w:pPr>
+      <w:r>
+        <w:rPr>
+          <w:rFonts w:ascii="David" w:cs="David" w:eastAsia="David" w:hAnsi="David"/>
+          <w:sz w:val="21"/>
+          <w:szCs w:val="21"/>
+          <w:rtl/>
+        </w:rPr>
+        <w:t xml:space="preserve">נעמה: בבדיקה: עור יבש ודופק של 45 פעימות בדקה.</w:t>
+      </w:r>
+    </w:p>
+    <w:p>
+      <w:pPr>
+        <w:keepNext/>
+        <w:bidi/>
+        <w:spacing w:after="60" w:before="120" w:line="300" w:lineRule="atLeast"/>
+        <w:jc w:val="left"/>
+      </w:pPr>
+      <w:r>
+        <w:rPr>
+          <w:rFonts w:ascii="David" w:cs="David" w:eastAsia="David" w:hAnsi="David"/>
+          <w:b/>
+          <w:bCs/>
+          <w:sz w:val="24"/>
+          <w:szCs w:val="24"/>
+          <w:rtl/>
+        </w:rPr>
+        <w:t xml:space="preserve">שלבי הפתרון</w:t>
+      </w:r>
+    </w:p>
+    <w:tbl>
+      <w:tblPr>
+        <w:bidiVisual/>
+        <w:tblW w:type="dxa" w:w="9026"/>
+        <w:tblBorders>
+          <w:top w:val="single" w:color="auto" w:sz="4"/>
+          <w:left w:val="single" w:color="auto" w:sz="4"/>
+          <w:bottom w:val="single" w:color="auto" w:sz="4"/>
+          <w:right w:val="single" w:color="auto" w:sz="4"/>
+          <w:insideH w:val="single" w:color="auto" w:sz="4"/>
+          <w:insideV w:val="single" w:color="auto" w:sz="4"/>
+        </w:tblBorders>
+      </w:tblPr>
+      <w:tblGrid>
+        <w:gridCol w:w="500"/>
+        <w:gridCol w:w="3900"/>
+        <w:gridCol w:w="2500"/>
+        <w:gridCol w:w="2126"/>
+      </w:tblGrid>
+      <w:tr>
+        <w:trPr>
+          <w:tblHeader/>
+        </w:trPr>
+        <w:tc>
+          <w:tcPr>
+            <w:tcW w:type="dxa" w:w="500"/>
+            <w:tcBorders>
+              <w:top w:val="single" w:color="B6C3D4" w:sz="4"/>
+              <w:left w:val="single" w:color="B6C3D4" w:sz="4"/>
+              <w:bottom w:val="single" w:color="B6C3D4" w:sz="4"/>
+              <w:right w:val="single" w:color="B6C3D4" w:sz="4"/>
+            </w:tcBorders>
+            <w:shd w:fill="D5E8F0" w:val="clear"/>
+            <w:tcMar>
+              <w:top w:type="dxa" w:w="60"/>
+              <w:left w:type="dxa" w:w="100"/>
+              <w:bottom w:type="dxa" w:w="60"/>
+              <w:right w:type="dxa" w:w="100"/>
+            </w:tcMar>
+          </w:tcPr>
+          <w:p>
+            <w:pPr>
+              <w:bidi/>
+              <w:spacing w:after="40" w:before="0" w:line="300" w:lineRule="atLeast"/>
+              <w:jc w:val="left"/>
+            </w:pPr>
+            <w:r>
+              <w:rPr>
+                <w:rFonts w:ascii="David" w:cs="David" w:eastAsia="David" w:hAnsi="David"/>
+                <w:b/>
+                <w:bCs/>
+                <w:sz w:val="20"/>
+                <w:szCs w:val="20"/>
+                <w:rtl/>
+              </w:rPr>
+              <w:t xml:space="preserve">#</w:t>
+            </w:r>
+          </w:p>
+        </w:tc>
+        <w:tc>
+          <w:tcPr>
+            <w:tcW w:type="dxa" w:w="3900"/>
+            <w:tcBorders>
+              <w:top w:val="single" w:color="B6C3D4" w:sz="4"/>
+              <w:left w:val="single" w:color="B6C3D4" w:sz="4"/>
+              <w:bottom w:val="single" w:color="B6C3D4" w:sz="4"/>
+              <w:right w:val="single" w:color="B6C3D4" w:sz="4"/>
+            </w:tcBorders>
+            <w:shd w:fill="D5E8F0" w:val="clear"/>
+            <w:tcMar>
+              <w:top w:type="dxa" w:w="60"/>
+              <w:left w:type="dxa" w:w="100"/>
+              <w:bottom w:type="dxa" w:w="60"/>
+              <w:right w:type="dxa" w:w="100"/>
+            </w:tcMar>
+          </w:tcPr>
+          <w:p>
+            <w:pPr>
+              <w:bidi/>
+              <w:spacing w:after="40" w:before="0" w:line="300" w:lineRule="atLeast"/>
+              <w:jc w:val="left"/>
+            </w:pPr>
+            <w:r>
+              <w:rPr>
+                <w:rFonts w:ascii="David" w:cs="David" w:eastAsia="David" w:hAnsi="David"/>
+                <w:b/>
+                <w:bCs/>
+                <w:sz w:val="20"/>
+                <w:szCs w:val="20"/>
+                <w:rtl/>
+              </w:rPr>
+              <w:t xml:space="preserve">שאלה ותשובות</w:t>
+            </w:r>
+          </w:p>
+        </w:tc>
+        <w:tc>
+          <w:tcPr>
+            <w:tcW w:type="dxa" w:w="2500"/>
+            <w:tcBorders>
+              <w:top w:val="single" w:color="B6C3D4" w:sz="4"/>
+              <w:left w:val="single" w:color="B6C3D4" w:sz="4"/>
+              <w:bottom w:val="single" w:color="B6C3D4" w:sz="4"/>
+              <w:right w:val="single" w:color="B6C3D4" w:sz="4"/>
+            </w:tcBorders>
+            <w:shd w:fill="D5E8F0" w:val="clear"/>
+            <w:tcMar>
+              <w:top w:type="dxa" w:w="60"/>
+              <w:left w:type="dxa" w:w="100"/>
+              <w:bottom w:type="dxa" w:w="60"/>
+              <w:right w:type="dxa" w:w="100"/>
+            </w:tcMar>
+          </w:tcPr>
+          <w:p>
+            <w:pPr>
+              <w:bidi/>
+              <w:spacing w:after="40" w:before="0" w:line="300" w:lineRule="atLeast"/>
+              <w:jc w:val="left"/>
+            </w:pPr>
+            <w:r>
+              <w:rPr>
+                <w:rFonts w:ascii="David" w:cs="David" w:eastAsia="David" w:hAnsi="David"/>
+                <w:b/>
+                <w:bCs/>
+                <w:sz w:val="20"/>
+                <w:szCs w:val="20"/>
+                <w:rtl/>
+              </w:rPr>
+              <w:t xml:space="preserve">ההסבר שמוצג לתלמיד</w:t>
+            </w:r>
+          </w:p>
+        </w:tc>
+        <w:tc>
+          <w:tcPr>
+            <w:tcW w:type="dxa" w:w="2126"/>
+            <w:tcBorders>
+              <w:top w:val="single" w:color="B6C3D4" w:sz="4"/>
+              <w:left w:val="single" w:color="B6C3D4" w:sz="4"/>
+              <w:bottom w:val="single" w:color="B6C3D4" w:sz="4"/>
+              <w:right w:val="single" w:color="B6C3D4" w:sz="4"/>
+            </w:tcBorders>
+            <w:shd w:fill="D5E8F0" w:val="clear"/>
+            <w:tcMar>
+              <w:top w:type="dxa" w:w="60"/>
+              <w:left w:type="dxa" w:w="100"/>
+              <w:bottom w:type="dxa" w:w="60"/>
+              <w:right w:type="dxa" w:w="100"/>
+            </w:tcMar>
+          </w:tcPr>
+          <w:p>
+            <w:pPr>
+              <w:bidi/>
+              <w:spacing w:after="40" w:before="0" w:line="300" w:lineRule="atLeast"/>
+              <w:jc w:val="left"/>
+            </w:pPr>
+            <w:r>
+              <w:rPr>
+                <w:rFonts w:ascii="David" w:cs="David" w:eastAsia="David" w:hAnsi="David"/>
+                <w:b/>
+                <w:bCs/>
+                <w:sz w:val="20"/>
+                <w:szCs w:val="20"/>
+                <w:rtl/>
+              </w:rPr>
+              <w:t xml:space="preserve">הערת הבקר</w:t>
+            </w:r>
+          </w:p>
+        </w:tc>
+      </w:tr>
+      <w:tr>
+        <w:trPr>
+          <w:cantSplit w:val="off"/>
+        </w:trPr>
+        <w:tc>
+          <w:tcPr>
+            <w:tcW w:type="dxa" w:w="500"/>
+            <w:tcBorders>
+              <w:top w:val="single" w:color="B6C3D4" w:sz="4"/>
+              <w:left w:val="single" w:color="B6C3D4" w:sz="4"/>
+              <w:bottom w:val="single" w:color="B6C3D4" w:sz="4"/>
+              <w:right w:val="single" w:color="B6C3D4" w:sz="4"/>
+            </w:tcBorders>
+            <w:tcMar>
+              <w:top w:type="dxa" w:w="60"/>
+              <w:left w:type="dxa" w:w="100"/>
+              <w:bottom w:type="dxa" w:w="60"/>
+              <w:right w:type="dxa" w:w="100"/>
+            </w:tcMar>
+          </w:tcPr>
+          <w:p>
+            <w:pPr>
+              <w:bidi/>
+              <w:spacing w:after="40" w:before="0" w:line="300" w:lineRule="atLeast"/>
+              <w:jc w:val="left"/>
+            </w:pPr>
+            <w:r>
+              <w:rPr>
+                <w:rFonts w:ascii="David" w:cs="David" w:eastAsia="David" w:hAnsi="David"/>
+                <w:sz w:val="20"/>
+                <w:szCs w:val="20"/>
+                <w:rtl/>
+              </w:rPr>
+              <w:t xml:space="preserve">1</w:t>
+            </w:r>
+          </w:p>
+        </w:tc>
+        <w:tc>
+          <w:tcPr>
+            <w:tcW w:type="dxa" w:w="3900"/>
+            <w:tcBorders>
+              <w:top w:val="single" w:color="B6C3D4" w:sz="4"/>
+              <w:left w:val="single" w:color="B6C3D4" w:sz="4"/>
+              <w:bottom w:val="single" w:color="B6C3D4" w:sz="4"/>
+              <w:right w:val="single" w:color="B6C3D4" w:sz="4"/>
+            </w:tcBorders>
+            <w:tcMar>
+              <w:top w:type="dxa" w:w="60"/>
+              <w:left w:type="dxa" w:w="100"/>
+              <w:bottom w:type="dxa" w:w="60"/>
+              <w:right w:type="dxa" w:w="100"/>
+            </w:tcMar>
+          </w:tcPr>
+          <w:p>
+            <w:pPr>
+              <w:bidi/>
+              <w:spacing w:after="30" w:before="0" w:line="300" w:lineRule="atLeast"/>
+              <w:jc w:val="left"/>
+            </w:pPr>
+            <w:r>
+              <w:rPr>
+                <w:rFonts w:ascii="David" w:cs="David" w:eastAsia="David" w:hAnsi="David"/>
+                <w:color w:val="64748B"/>
+                <w:sz w:val="17"/>
+                <w:szCs w:val="17"/>
+                <w:rtl/>
+              </w:rPr>
+              <w:t xml:space="preserve">מפת גוף</w:t>
+            </w:r>
+          </w:p>
+          <w:p>
+            <w:pPr>
+              <w:bidi/>
+              <w:spacing w:after="60" w:before="0" w:line="300" w:lineRule="atLeast"/>
+              <w:jc w:val="left"/>
+            </w:pPr>
+            <w:r>
+              <w:rPr>
+                <w:rFonts w:ascii="David" w:cs="David" w:eastAsia="David" w:hAnsi="David"/>
+                <w:b/>
+                <w:bCs/>
+                <w:sz w:val="20"/>
+                <w:szCs w:val="20"/>
+                <w:rtl/>
+              </w:rPr>
+              <w:t xml:space="preserve">איזה אזור בגוף נבדוק ראשון כדי לבדוק את הבלוטה שחשודה כאן?</w:t>
+            </w:r>
+          </w:p>
+          <w:p>
+            <w:pPr>
+              <w:bidi/>
+              <w:spacing w:after="30" w:before="0" w:line="300" w:lineRule="atLeast"/>
+              <w:jc w:val="left"/>
+            </w:pPr>
+            <w:r>
+              <w:rPr>
+                <w:rFonts w:ascii="David" w:cs="David" w:eastAsia="David" w:hAnsi="David"/>
+                <w:sz w:val="19"/>
+                <w:szCs w:val="19"/>
+                <w:rtl/>
+              </w:rPr>
+              <w:t xml:space="preserve">מפת גוף. אזורים אפשריים: פנים, צוואר, חזה, בטן, ידיים, רגליים</w:t>
+            </w:r>
+          </w:p>
+          <w:p>
+            <w:pPr>
+              <w:bidi/>
+              <w:spacing w:after="30" w:before="0" w:line="300" w:lineRule="atLeast"/>
+              <w:jc w:val="left"/>
+            </w:pPr>
+            <w:r>
+              <w:rPr>
+                <w:rFonts w:ascii="David" w:cs="David" w:eastAsia="David" w:hAnsi="David"/>
+                <w:b/>
+                <w:bCs/>
+                <w:color w:val="047857"/>
+                <w:sz w:val="19"/>
+                <w:szCs w:val="19"/>
+                <w:rtl/>
+              </w:rPr>
+              <w:t xml:space="preserve">נכון: צוואר</w:t>
+            </w:r>
+          </w:p>
+        </w:tc>
+        <w:tc>
+          <w:tcPr>
+            <w:tcW w:type="dxa" w:w="2500"/>
+            <w:tcBorders>
+              <w:top w:val="single" w:color="B6C3D4" w:sz="4"/>
+              <w:left w:val="single" w:color="B6C3D4" w:sz="4"/>
+              <w:bottom w:val="single" w:color="B6C3D4" w:sz="4"/>
+              <w:right w:val="single" w:color="B6C3D4" w:sz="4"/>
+            </w:tcBorders>
+            <w:tcMar>
+              <w:top w:type="dxa" w:w="60"/>
+              <w:left w:type="dxa" w:w="100"/>
+              <w:bottom w:type="dxa" w:w="60"/>
+              <w:right w:type="dxa" w:w="100"/>
+            </w:tcMar>
+          </w:tcPr>
+          <w:p>
+            <w:pPr>
+              <w:bidi/>
+              <w:spacing w:after="60" w:before="0" w:line="300" w:lineRule="atLeast"/>
+              <w:jc w:val="left"/>
+            </w:pPr>
+            <w:r>
+              <w:rPr>
+                <w:rFonts w:ascii="David" w:cs="David" w:eastAsia="David" w:hAnsi="David"/>
+                <w:sz w:val="19"/>
+                <w:szCs w:val="19"/>
+                <w:rtl/>
+              </w:rPr>
+              <w:t xml:space="preserve">בלוטת התריס נמצאת בחזית הצוואר. בבדיקה ממששים אותה ובודקים אם יש בה הגדלה (זפק) או גושים.</w:t>
+            </w:r>
+          </w:p>
+          <w:p>
+            <w:pPr>
+              <w:bidi/>
+              <w:spacing w:after="20" w:before="0" w:line="300" w:lineRule="atLeast"/>
+              <w:jc w:val="left"/>
+            </w:pPr>
+            <w:r>
+              <w:rPr>
+                <w:rFonts w:ascii="David" w:cs="David" w:eastAsia="David" w:hAnsi="David"/>
+                <w:b/>
+                <w:bCs/>
+                <w:sz w:val="17"/>
+                <w:szCs w:val="17"/>
+                <w:rtl/>
+              </w:rPr>
+              <w:t xml:space="preserve">רמזים:</w:t>
+            </w:r>
+          </w:p>
+          <w:p>
+            <w:pPr>
+              <w:bidi/>
+              <w:spacing w:after="20" w:before="0" w:line="300" w:lineRule="atLeast"/>
+              <w:jc w:val="left"/>
+            </w:pPr>
+            <w:r>
+              <w:rPr>
+                <w:rFonts w:ascii="David" w:cs="David" w:eastAsia="David" w:hAnsi="David"/>
+                <w:color w:val="475569"/>
+                <w:sz w:val="17"/>
+                <w:szCs w:val="17"/>
+                <w:rtl/>
+              </w:rPr>
+              <w:t xml:space="preserve">1. זו בלוטת התריס, והיא נמצאת בחלק הקדמי של הגוף, מתחת ללסת.</w:t>
+            </w:r>
+          </w:p>
+          <w:p>
+            <w:pPr>
+              <w:bidi/>
+              <w:spacing w:after="20" w:before="0" w:line="300" w:lineRule="atLeast"/>
+              <w:jc w:val="left"/>
+            </w:pPr>
+            <w:r>
+              <w:rPr>
+                <w:rFonts w:ascii="David" w:cs="David" w:eastAsia="David" w:hAnsi="David"/>
+                <w:color w:val="475569"/>
+                <w:sz w:val="17"/>
+                <w:szCs w:val="17"/>
+                <w:rtl/>
+              </w:rPr>
+              <w:t xml:space="preserve">2. היא יושבת מתחת לגרגרת.</w:t>
+            </w:r>
+          </w:p>
+          <w:p>
+            <w:pPr>
+              <w:bidi/>
+              <w:spacing w:after="20" w:before="0" w:line="300" w:lineRule="atLeast"/>
+              <w:jc w:val="left"/>
+            </w:pPr>
+            <w:r>
+              <w:rPr>
+                <w:rFonts w:ascii="David" w:cs="David" w:eastAsia="David" w:hAnsi="David"/>
+                <w:color w:val="475569"/>
+                <w:sz w:val="17"/>
+                <w:szCs w:val="17"/>
+                <w:rtl/>
+              </w:rPr>
+              <w:t xml:space="preserve">3. צוואר.</w:t>
+            </w:r>
+          </w:p>
+        </w:tc>
+        <w:tc>
+          <w:tcPr>
+            <w:tcW w:type="dxa" w:w="2126"/>
+            <w:tcBorders>
+              <w:top w:val="single" w:color="B6C3D4" w:sz="4"/>
+              <w:left w:val="single" w:color="B6C3D4" w:sz="4"/>
+              <w:bottom w:val="single" w:color="B6C3D4" w:sz="4"/>
+              <w:right w:val="single" w:color="B6C3D4" w:sz="4"/>
+            </w:tcBorders>
+            <w:tcMar>
+              <w:top w:type="dxa" w:w="60"/>
+              <w:left w:type="dxa" w:w="100"/>
+              <w:bottom w:type="dxa" w:w="60"/>
+              <w:right w:type="dxa" w:w="100"/>
+            </w:tcMar>
+          </w:tcPr>
+          <w:p>
+            <w:pPr>
+              <w:bidi/>
+              <w:spacing w:after="40" w:before="0" w:line="300" w:lineRule="atLeast"/>
+              <w:jc w:val="left"/>
+            </w:pPr>
+          </w:p>
+        </w:tc>
+      </w:tr>
+      <w:tr>
+        <w:trPr>
+          <w:cantSplit w:val="off"/>
+        </w:trPr>
+        <w:tc>
+          <w:tcPr>
+            <w:tcW w:type="dxa" w:w="500"/>
+            <w:tcBorders>
+              <w:top w:val="single" w:color="B6C3D4" w:sz="4"/>
+              <w:left w:val="single" w:color="B6C3D4" w:sz="4"/>
+              <w:bottom w:val="single" w:color="B6C3D4" w:sz="4"/>
+              <w:right w:val="single" w:color="B6C3D4" w:sz="4"/>
+            </w:tcBorders>
+            <w:tcMar>
+              <w:top w:type="dxa" w:w="60"/>
+              <w:left w:type="dxa" w:w="100"/>
+              <w:bottom w:type="dxa" w:w="60"/>
+              <w:right w:type="dxa" w:w="100"/>
+            </w:tcMar>
+          </w:tcPr>
+          <w:p>
+            <w:pPr>
+              <w:bidi/>
+              <w:spacing w:after="40" w:before="0" w:line="300" w:lineRule="atLeast"/>
+              <w:jc w:val="left"/>
+            </w:pPr>
+            <w:r>
+              <w:rPr>
+                <w:rFonts w:ascii="David" w:cs="David" w:eastAsia="David" w:hAnsi="David"/>
+                <w:sz w:val="20"/>
+                <w:szCs w:val="20"/>
+                <w:rtl/>
+              </w:rPr>
+              <w:t xml:space="preserve">2</w:t>
+            </w:r>
+          </w:p>
+        </w:tc>
+        <w:tc>
+          <w:tcPr>
+            <w:tcW w:type="dxa" w:w="3900"/>
+            <w:tcBorders>
+              <w:top w:val="single" w:color="B6C3D4" w:sz="4"/>
+              <w:left w:val="single" w:color="B6C3D4" w:sz="4"/>
+              <w:bottom w:val="single" w:color="B6C3D4" w:sz="4"/>
+              <w:right w:val="single" w:color="B6C3D4" w:sz="4"/>
+            </w:tcBorders>
+            <w:tcMar>
+              <w:top w:type="dxa" w:w="60"/>
+              <w:left w:type="dxa" w:w="100"/>
+              <w:bottom w:type="dxa" w:w="60"/>
+              <w:right w:type="dxa" w:w="100"/>
+            </w:tcMar>
+          </w:tcPr>
+          <w:p>
+            <w:pPr>
+              <w:bidi/>
+              <w:spacing w:after="30" w:before="0" w:line="300" w:lineRule="atLeast"/>
+              <w:jc w:val="left"/>
+            </w:pPr>
+            <w:r>
+              <w:rPr>
+                <w:rFonts w:ascii="David" w:cs="David" w:eastAsia="David" w:hAnsi="David"/>
+                <w:color w:val="64748B"/>
+                <w:sz w:val="17"/>
+                <w:szCs w:val="17"/>
+                <w:rtl/>
+              </w:rPr>
+              <w:t xml:space="preserve">בחירה בודדת</w:t>
+            </w:r>
+          </w:p>
+          <w:p>
+            <w:pPr>
+              <w:bidi/>
+              <w:spacing w:after="40" w:before="0" w:line="300" w:lineRule="atLeast"/>
+              <w:jc w:val="left"/>
+            </w:pPr>
+            <w:r>
+              <w:rPr>
+                <w:rFonts w:ascii="David" w:cs="David" w:eastAsia="David" w:hAnsi="David"/>
+                <w:i/>
+                <w:iCs/>
+                <w:color w:val="0E7490"/>
+                <w:sz w:val="18"/>
+                <w:szCs w:val="18"/>
+                <w:rtl/>
+              </w:rPr>
+              <w:t xml:space="preserve">מידע שנחשף: בבדיקה שמתי לב לנפיחות בעפעפיים (בתמונה).</w:t>
+            </w:r>
+          </w:p>
+          <w:p>
+            <w:pPr>
+              <w:bidi/>
+              <w:spacing w:after="40" w:before="0" w:line="300" w:lineRule="atLeast"/>
+              <w:jc w:val="left"/>
+            </w:pPr>
+            <w:r>
+              <w:rPr>
+                <w:rFonts w:ascii="David" w:cs="David" w:eastAsia="David" w:hAnsi="David"/>
+                <w:i/>
+                <w:iCs/>
+                <w:color w:val="0E7490"/>
+                <w:sz w:val="18"/>
+                <w:szCs w:val="18"/>
+                <w:rtl/>
+              </w:rPr>
+              <w:t xml:space="preserve">🖼 נפיחות סביב העיניים ופנים נפוחות במבט כללי</w:t>
+            </w:r>
+          </w:p>
+          <w:p>
+            <w:pPr>
+              <w:bidi/>
+              <w:spacing w:after="60" w:before="0" w:line="300" w:lineRule="atLeast"/>
+              <w:jc w:val="left"/>
+            </w:pPr>
+            <w:r>
+              <w:rPr>
+                <w:rFonts w:ascii="David" w:cs="David" w:eastAsia="David" w:hAnsi="David"/>
+                <w:b/>
+                <w:bCs/>
+                <w:sz w:val="20"/>
+                <w:szCs w:val="20"/>
+                <w:rtl/>
+              </w:rPr>
+              <w:t xml:space="preserve">מה תצפו למצוא בבדיקות הדם?</w:t>
+            </w:r>
+          </w:p>
+          <w:p>
+            <w:pPr>
+              <w:bidi/>
+              <w:spacing w:after="30" w:before="0" w:line="300" w:lineRule="atLeast"/>
+              <w:jc w:val="left"/>
+            </w:pPr>
+            <w:r>
+              <w:rPr>
+                <w:rFonts w:ascii="David" w:cs="David" w:eastAsia="David" w:hAnsi="David"/>
+                <w:b w:val="false"/>
+                <w:bCs w:val="false"/>
+                <w:color w:val="475569"/>
+                <w:sz w:val="19"/>
+                <w:szCs w:val="19"/>
+                <w:rtl/>
+              </w:rPr>
+              <w:t xml:space="preserve">✗  </w:t>
+            </w:r>
+            <w:r>
+              <w:rPr>
+                <w:rFonts w:ascii="David" w:cs="David" w:eastAsia="David" w:hAnsi="David"/>
+                <w:b w:val="false"/>
+                <w:bCs w:val="false"/>
+                <w:color w:val="475569"/>
+                <w:sz w:val="19"/>
+                <w:szCs w:val="19"/>
+              </w:rPr>
+              <w:t xml:space="preserve">TSH</w:t>
+            </w:r>
+            <w:r>
+              <w:rPr>
+                <w:rFonts w:ascii="David" w:cs="David" w:eastAsia="David" w:hAnsi="David"/>
+                <w:b w:val="false"/>
+                <w:bCs w:val="false"/>
+                <w:color w:val="475569"/>
+                <w:sz w:val="19"/>
+                <w:szCs w:val="19"/>
+                <w:rtl/>
+              </w:rPr>
+              <w:t xml:space="preserve"> גבוה, </w:t>
+            </w:r>
+            <w:r>
+              <w:rPr>
+                <w:rFonts w:ascii="David" w:cs="David" w:eastAsia="David" w:hAnsi="David"/>
+                <w:b w:val="false"/>
+                <w:bCs w:val="false"/>
+                <w:color w:val="475569"/>
+                <w:sz w:val="19"/>
+                <w:szCs w:val="19"/>
+              </w:rPr>
+              <w:t xml:space="preserve">T3</w:t>
+            </w:r>
+            <w:r>
+              <w:rPr>
+                <w:rFonts w:ascii="David" w:cs="David" w:eastAsia="David" w:hAnsi="David"/>
+                <w:b w:val="false"/>
+                <w:bCs w:val="false"/>
+                <w:color w:val="475569"/>
+                <w:sz w:val="19"/>
+                <w:szCs w:val="19"/>
+                <w:rtl/>
+              </w:rPr>
+              <w:t xml:space="preserve"> ו־</w:t>
+            </w:r>
+            <w:r>
+              <w:rPr>
+                <w:rFonts w:ascii="David" w:cs="David" w:eastAsia="David" w:hAnsi="David"/>
+                <w:b w:val="false"/>
+                <w:bCs w:val="false"/>
+                <w:color w:val="475569"/>
+                <w:sz w:val="19"/>
+                <w:szCs w:val="19"/>
+              </w:rPr>
+              <w:t xml:space="preserve">T4</w:t>
+            </w:r>
+            <w:r>
+              <w:rPr>
+                <w:rFonts w:ascii="David" w:cs="David" w:eastAsia="David" w:hAnsi="David"/>
+                <w:b w:val="false"/>
+                <w:bCs w:val="false"/>
+                <w:color w:val="475569"/>
+                <w:sz w:val="19"/>
+                <w:szCs w:val="19"/>
+                <w:rtl/>
+              </w:rPr>
+              <w:t xml:space="preserve"> גבוהים</w:t>
+            </w:r>
+          </w:p>
+          <w:p>
+            <w:pPr>
+              <w:bidi/>
+              <w:spacing w:after="30" w:before="0" w:line="300" w:lineRule="atLeast"/>
+              <w:jc w:val="left"/>
+            </w:pPr>
+            <w:r>
+              <w:rPr>
+                <w:rFonts w:ascii="David" w:cs="David" w:eastAsia="David" w:hAnsi="David"/>
+                <w:b/>
+                <w:bCs/>
+                <w:color w:val="047857"/>
+                <w:sz w:val="19"/>
+                <w:szCs w:val="19"/>
+                <w:rtl/>
+              </w:rPr>
+              <w:t xml:space="preserve">✓  </w:t>
+            </w:r>
+            <w:r>
+              <w:rPr>
+                <w:rFonts w:ascii="David" w:cs="David" w:eastAsia="David" w:hAnsi="David"/>
+                <w:b/>
+                <w:bCs/>
+                <w:color w:val="047857"/>
+                <w:sz w:val="19"/>
+                <w:szCs w:val="19"/>
+              </w:rPr>
+              <w:t xml:space="preserve">TSH</w:t>
+            </w:r>
+            <w:r>
+              <w:rPr>
+                <w:rFonts w:ascii="David" w:cs="David" w:eastAsia="David" w:hAnsi="David"/>
+                <w:b/>
+                <w:bCs/>
+                <w:color w:val="047857"/>
+                <w:sz w:val="19"/>
+                <w:szCs w:val="19"/>
+                <w:rtl/>
+              </w:rPr>
+              <w:t xml:space="preserve"> גבוה, </w:t>
+            </w:r>
+            <w:r>
+              <w:rPr>
+                <w:rFonts w:ascii="David" w:cs="David" w:eastAsia="David" w:hAnsi="David"/>
+                <w:b/>
+                <w:bCs/>
+                <w:color w:val="047857"/>
+                <w:sz w:val="19"/>
+                <w:szCs w:val="19"/>
+              </w:rPr>
+              <w:t xml:space="preserve">T3</w:t>
+            </w:r>
+            <w:r>
+              <w:rPr>
+                <w:rFonts w:ascii="David" w:cs="David" w:eastAsia="David" w:hAnsi="David"/>
+                <w:b/>
+                <w:bCs/>
+                <w:color w:val="047857"/>
+                <w:sz w:val="19"/>
+                <w:szCs w:val="19"/>
+                <w:rtl/>
+              </w:rPr>
+              <w:t xml:space="preserve"> ו־</w:t>
+            </w:r>
+            <w:r>
+              <w:rPr>
+                <w:rFonts w:ascii="David" w:cs="David" w:eastAsia="David" w:hAnsi="David"/>
+                <w:b/>
+                <w:bCs/>
+                <w:color w:val="047857"/>
+                <w:sz w:val="19"/>
+                <w:szCs w:val="19"/>
+              </w:rPr>
+              <w:t xml:space="preserve">T4</w:t>
+            </w:r>
+            <w:r>
+              <w:rPr>
+                <w:rFonts w:ascii="David" w:cs="David" w:eastAsia="David" w:hAnsi="David"/>
+                <w:b/>
+                <w:bCs/>
+                <w:color w:val="047857"/>
+                <w:sz w:val="19"/>
+                <w:szCs w:val="19"/>
+                <w:rtl/>
+              </w:rPr>
+              <w:t xml:space="preserve"> נמוכים</w:t>
+            </w:r>
+          </w:p>
+          <w:p>
+            <w:pPr>
+              <w:bidi/>
+              <w:spacing w:after="30" w:before="0" w:line="300" w:lineRule="atLeast"/>
+              <w:jc w:val="left"/>
+            </w:pPr>
+            <w:r>
+              <w:rPr>
+                <w:rFonts w:ascii="David" w:cs="David" w:eastAsia="David" w:hAnsi="David"/>
+                <w:b w:val="false"/>
+                <w:bCs w:val="false"/>
+                <w:color w:val="475569"/>
+                <w:sz w:val="19"/>
+                <w:szCs w:val="19"/>
+                <w:rtl/>
+              </w:rPr>
+              <w:t xml:space="preserve">✗  </w:t>
+            </w:r>
+            <w:r>
+              <w:rPr>
+                <w:rFonts w:ascii="David" w:cs="David" w:eastAsia="David" w:hAnsi="David"/>
+                <w:b w:val="false"/>
+                <w:bCs w:val="false"/>
+                <w:color w:val="475569"/>
+                <w:sz w:val="19"/>
+                <w:szCs w:val="19"/>
+              </w:rPr>
+              <w:t xml:space="preserve">TSH</w:t>
+            </w:r>
+            <w:r>
+              <w:rPr>
+                <w:rFonts w:ascii="David" w:cs="David" w:eastAsia="David" w:hAnsi="David"/>
+                <w:b w:val="false"/>
+                <w:bCs w:val="false"/>
+                <w:color w:val="475569"/>
+                <w:sz w:val="19"/>
+                <w:szCs w:val="19"/>
+                <w:rtl/>
+              </w:rPr>
+              <w:t xml:space="preserve"> נמוך, </w:t>
+            </w:r>
+            <w:r>
+              <w:rPr>
+                <w:rFonts w:ascii="David" w:cs="David" w:eastAsia="David" w:hAnsi="David"/>
+                <w:b w:val="false"/>
+                <w:bCs w:val="false"/>
+                <w:color w:val="475569"/>
+                <w:sz w:val="19"/>
+                <w:szCs w:val="19"/>
+              </w:rPr>
+              <w:t xml:space="preserve">T3</w:t>
+            </w:r>
+            <w:r>
+              <w:rPr>
+                <w:rFonts w:ascii="David" w:cs="David" w:eastAsia="David" w:hAnsi="David"/>
+                <w:b w:val="false"/>
+                <w:bCs w:val="false"/>
+                <w:color w:val="475569"/>
+                <w:sz w:val="19"/>
+                <w:szCs w:val="19"/>
+                <w:rtl/>
+              </w:rPr>
+              <w:t xml:space="preserve"> ו־</w:t>
+            </w:r>
+            <w:r>
+              <w:rPr>
+                <w:rFonts w:ascii="David" w:cs="David" w:eastAsia="David" w:hAnsi="David"/>
+                <w:b w:val="false"/>
+                <w:bCs w:val="false"/>
+                <w:color w:val="475569"/>
+                <w:sz w:val="19"/>
+                <w:szCs w:val="19"/>
+              </w:rPr>
+              <w:t xml:space="preserve">T4</w:t>
+            </w:r>
+            <w:r>
+              <w:rPr>
+                <w:rFonts w:ascii="David" w:cs="David" w:eastAsia="David" w:hAnsi="David"/>
+                <w:b w:val="false"/>
+                <w:bCs w:val="false"/>
+                <w:color w:val="475569"/>
+                <w:sz w:val="19"/>
+                <w:szCs w:val="19"/>
+                <w:rtl/>
+              </w:rPr>
+              <w:t xml:space="preserve"> גבוהים</w:t>
+            </w:r>
+          </w:p>
+          <w:p>
+            <w:pPr>
+              <w:bidi/>
+              <w:spacing w:after="30" w:before="0" w:line="300" w:lineRule="atLeast"/>
+              <w:jc w:val="left"/>
+            </w:pPr>
+            <w:r>
+              <w:rPr>
+                <w:rFonts w:ascii="David" w:cs="David" w:eastAsia="David" w:hAnsi="David"/>
+                <w:b w:val="false"/>
+                <w:bCs w:val="false"/>
+                <w:color w:val="475569"/>
+                <w:sz w:val="19"/>
+                <w:szCs w:val="19"/>
+                <w:rtl/>
+              </w:rPr>
+              <w:t xml:space="preserve">✗  </w:t>
+            </w:r>
+            <w:r>
+              <w:rPr>
+                <w:rFonts w:ascii="David" w:cs="David" w:eastAsia="David" w:hAnsi="David"/>
+                <w:b w:val="false"/>
+                <w:bCs w:val="false"/>
+                <w:color w:val="475569"/>
+                <w:sz w:val="19"/>
+                <w:szCs w:val="19"/>
+              </w:rPr>
+              <w:t xml:space="preserve">TSH</w:t>
+            </w:r>
+            <w:r>
+              <w:rPr>
+                <w:rFonts w:ascii="David" w:cs="David" w:eastAsia="David" w:hAnsi="David"/>
+                <w:b w:val="false"/>
+                <w:bCs w:val="false"/>
+                <w:color w:val="475569"/>
+                <w:sz w:val="19"/>
+                <w:szCs w:val="19"/>
+                <w:rtl/>
+              </w:rPr>
+              <w:t xml:space="preserve"> נמוך, </w:t>
+            </w:r>
+            <w:r>
+              <w:rPr>
+                <w:rFonts w:ascii="David" w:cs="David" w:eastAsia="David" w:hAnsi="David"/>
+                <w:b w:val="false"/>
+                <w:bCs w:val="false"/>
+                <w:color w:val="475569"/>
+                <w:sz w:val="19"/>
+                <w:szCs w:val="19"/>
+              </w:rPr>
+              <w:t xml:space="preserve">T3</w:t>
+            </w:r>
+            <w:r>
+              <w:rPr>
+                <w:rFonts w:ascii="David" w:cs="David" w:eastAsia="David" w:hAnsi="David"/>
+                <w:b w:val="false"/>
+                <w:bCs w:val="false"/>
+                <w:color w:val="475569"/>
+                <w:sz w:val="19"/>
+                <w:szCs w:val="19"/>
+                <w:rtl/>
+              </w:rPr>
+              <w:t xml:space="preserve"> ו־</w:t>
+            </w:r>
+            <w:r>
+              <w:rPr>
+                <w:rFonts w:ascii="David" w:cs="David" w:eastAsia="David" w:hAnsi="David"/>
+                <w:b w:val="false"/>
+                <w:bCs w:val="false"/>
+                <w:color w:val="475569"/>
+                <w:sz w:val="19"/>
+                <w:szCs w:val="19"/>
+              </w:rPr>
+              <w:t xml:space="preserve">T4</w:t>
+            </w:r>
+            <w:r>
+              <w:rPr>
+                <w:rFonts w:ascii="David" w:cs="David" w:eastAsia="David" w:hAnsi="David"/>
+                <w:b w:val="false"/>
+                <w:bCs w:val="false"/>
+                <w:color w:val="475569"/>
+                <w:sz w:val="19"/>
+                <w:szCs w:val="19"/>
+                <w:rtl/>
+              </w:rPr>
+              <w:t xml:space="preserve"> נמוכים</w:t>
+            </w:r>
+          </w:p>
+        </w:tc>
+        <w:tc>
+          <w:tcPr>
+            <w:tcW w:type="dxa" w:w="2500"/>
+            <w:tcBorders>
+              <w:top w:val="single" w:color="B6C3D4" w:sz="4"/>
+              <w:left w:val="single" w:color="B6C3D4" w:sz="4"/>
+              <w:bottom w:val="single" w:color="B6C3D4" w:sz="4"/>
+              <w:right w:val="single" w:color="B6C3D4" w:sz="4"/>
+            </w:tcBorders>
+            <w:tcMar>
+              <w:top w:type="dxa" w:w="60"/>
+              <w:left w:type="dxa" w:w="100"/>
+              <w:bottom w:type="dxa" w:w="60"/>
+              <w:right w:type="dxa" w:w="100"/>
+            </w:tcMar>
+          </w:tcPr>
+          <w:p>
+            <w:pPr>
+              <w:bidi/>
+              <w:spacing w:after="60" w:before="0" w:line="300" w:lineRule="atLeast"/>
+              <w:jc w:val="left"/>
+            </w:pPr>
+            <w:r>
+              <w:rPr>
+                <w:rFonts w:ascii="David" w:cs="David" w:eastAsia="David" w:hAnsi="David"/>
+                <w:sz w:val="19"/>
+                <w:szCs w:val="19"/>
+                <w:rtl/>
+              </w:rPr>
+              <w:t xml:space="preserve">הבלוטה לא מייצרת מספיק </w:t>
+            </w:r>
+            <w:r>
+              <w:rPr>
+                <w:rFonts w:ascii="David" w:cs="David" w:eastAsia="David" w:hAnsi="David"/>
+                <w:sz w:val="19"/>
+                <w:szCs w:val="19"/>
+              </w:rPr>
+              <w:t xml:space="preserve">T3</w:t>
+            </w:r>
+            <w:r>
+              <w:rPr>
+                <w:rFonts w:ascii="David" w:cs="David" w:eastAsia="David" w:hAnsi="David"/>
+                <w:sz w:val="19"/>
+                <w:szCs w:val="19"/>
+                <w:rtl/>
+              </w:rPr>
+              <w:t xml:space="preserve"> ו־</w:t>
+            </w:r>
+            <w:r>
+              <w:rPr>
+                <w:rFonts w:ascii="David" w:cs="David" w:eastAsia="David" w:hAnsi="David"/>
+                <w:sz w:val="19"/>
+                <w:szCs w:val="19"/>
+              </w:rPr>
+              <w:t xml:space="preserve">T4.</w:t>
+            </w:r>
+            <w:r>
+              <w:rPr>
+                <w:rFonts w:ascii="David" w:cs="David" w:eastAsia="David" w:hAnsi="David"/>
+                <w:sz w:val="19"/>
+                <w:szCs w:val="19"/>
+                <w:rtl/>
+              </w:rPr>
+              <w:t xml:space="preserve"> בגלל המשוב השלילי, ההיפופיזה לא מקבלת "די!" ולכן מפרישה יותר </w:t>
+            </w:r>
+            <w:r>
+              <w:rPr>
+                <w:rFonts w:ascii="David" w:cs="David" w:eastAsia="David" w:hAnsi="David"/>
+                <w:sz w:val="19"/>
+                <w:szCs w:val="19"/>
+              </w:rPr>
+              <w:t xml:space="preserve">TSH</w:t>
+            </w:r>
+            <w:r>
+              <w:rPr>
+                <w:rFonts w:ascii="David" w:cs="David" w:eastAsia="David" w:hAnsi="David"/>
+                <w:sz w:val="19"/>
+                <w:szCs w:val="19"/>
+                <w:rtl/>
+              </w:rPr>
+              <w:t xml:space="preserve"> בניסיון לעורר את הבלוטה.</w:t>
+            </w:r>
+          </w:p>
+          <w:p>
+            <w:pPr>
+              <w:bidi/>
+              <w:spacing w:after="20" w:before="0" w:line="300" w:lineRule="atLeast"/>
+              <w:jc w:val="left"/>
+            </w:pPr>
+            <w:r>
+              <w:rPr>
+                <w:rFonts w:ascii="David" w:cs="David" w:eastAsia="David" w:hAnsi="David"/>
+                <w:b/>
+                <w:bCs/>
+                <w:sz w:val="17"/>
+                <w:szCs w:val="17"/>
+                <w:rtl/>
+              </w:rPr>
+              <w:t xml:space="preserve">רמזים:</w:t>
+            </w:r>
+          </w:p>
+          <w:p>
+            <w:pPr>
+              <w:bidi/>
+              <w:spacing w:after="20" w:before="0" w:line="300" w:lineRule="atLeast"/>
+              <w:jc w:val="left"/>
+            </w:pPr>
+            <w:r>
+              <w:rPr>
+                <w:rFonts w:ascii="David" w:cs="David" w:eastAsia="David" w:hAnsi="David"/>
+                <w:color w:val="475569"/>
+                <w:sz w:val="17"/>
+                <w:szCs w:val="17"/>
+                <w:rtl/>
+              </w:rPr>
+              <w:t xml:space="preserve">1. כל התסמינים (קור, האטה, עלייה במשקל) הם של תת־פעילות. מה קורה לרמות </w:t>
+            </w:r>
+            <w:r>
+              <w:rPr>
+                <w:rFonts w:ascii="David" w:cs="David" w:eastAsia="David" w:hAnsi="David"/>
+                <w:color w:val="475569"/>
+                <w:sz w:val="17"/>
+                <w:szCs w:val="17"/>
+              </w:rPr>
+              <w:t xml:space="preserve">T3</w:t>
+            </w:r>
+            <w:r>
+              <w:rPr>
+                <w:rFonts w:ascii="David" w:cs="David" w:eastAsia="David" w:hAnsi="David"/>
+                <w:color w:val="475569"/>
+                <w:sz w:val="17"/>
+                <w:szCs w:val="17"/>
+                <w:rtl/>
+              </w:rPr>
+              <w:t xml:space="preserve"> ו־</w:t>
+            </w:r>
+            <w:r>
+              <w:rPr>
+                <w:rFonts w:ascii="David" w:cs="David" w:eastAsia="David" w:hAnsi="David"/>
+                <w:color w:val="475569"/>
+                <w:sz w:val="17"/>
+                <w:szCs w:val="17"/>
+              </w:rPr>
+              <w:t xml:space="preserve">T4</w:t>
+            </w:r>
+            <w:r>
+              <w:rPr>
+                <w:rFonts w:ascii="David" w:cs="David" w:eastAsia="David" w:hAnsi="David"/>
+                <w:color w:val="475569"/>
+                <w:sz w:val="17"/>
+                <w:szCs w:val="17"/>
+                <w:rtl/>
+              </w:rPr>
+              <w:t xml:space="preserve">?</w:t>
+            </w:r>
+          </w:p>
+          <w:p>
+            <w:pPr>
+              <w:bidi/>
+              <w:spacing w:after="20" w:before="0" w:line="300" w:lineRule="atLeast"/>
+              <w:jc w:val="left"/>
+            </w:pPr>
+            <w:r>
+              <w:rPr>
+                <w:rFonts w:ascii="David" w:cs="David" w:eastAsia="David" w:hAnsi="David"/>
+                <w:color w:val="475569"/>
+                <w:sz w:val="17"/>
+                <w:szCs w:val="17"/>
+                <w:rtl/>
+              </w:rPr>
+              <w:t xml:space="preserve">2. כש־</w:t>
+            </w:r>
+            <w:r>
+              <w:rPr>
+                <w:rFonts w:ascii="David" w:cs="David" w:eastAsia="David" w:hAnsi="David"/>
+                <w:color w:val="475569"/>
+                <w:sz w:val="17"/>
+                <w:szCs w:val="17"/>
+              </w:rPr>
+              <w:t xml:space="preserve">T4</w:t>
+            </w:r>
+            <w:r>
+              <w:rPr>
+                <w:rFonts w:ascii="David" w:cs="David" w:eastAsia="David" w:hAnsi="David"/>
+                <w:color w:val="475569"/>
+                <w:sz w:val="17"/>
+                <w:szCs w:val="17"/>
+                <w:rtl/>
+              </w:rPr>
+              <w:t xml:space="preserve"> נמוך, ההיפופיזה "לוחצת חזק יותר". מה קורה ל־</w:t>
+            </w:r>
+            <w:r>
+              <w:rPr>
+                <w:rFonts w:ascii="David" w:cs="David" w:eastAsia="David" w:hAnsi="David"/>
+                <w:color w:val="475569"/>
+                <w:sz w:val="17"/>
+                <w:szCs w:val="17"/>
+              </w:rPr>
+              <w:t xml:space="preserve">TSH</w:t>
+            </w:r>
+            <w:r>
+              <w:rPr>
+                <w:rFonts w:ascii="David" w:cs="David" w:eastAsia="David" w:hAnsi="David"/>
+                <w:color w:val="475569"/>
+                <w:sz w:val="17"/>
+                <w:szCs w:val="17"/>
+                <w:rtl/>
+              </w:rPr>
+              <w:t xml:space="preserve">?</w:t>
+            </w:r>
+          </w:p>
+          <w:p>
+            <w:pPr>
+              <w:bidi/>
+              <w:spacing w:after="20" w:before="0" w:line="300" w:lineRule="atLeast"/>
+              <w:jc w:val="left"/>
+            </w:pPr>
+            <w:r>
+              <w:rPr>
+                <w:rFonts w:ascii="David" w:cs="David" w:eastAsia="David" w:hAnsi="David"/>
+                <w:color w:val="475569"/>
+                <w:sz w:val="17"/>
+                <w:szCs w:val="17"/>
+                <w:rtl/>
+              </w:rPr>
+              <w:t xml:space="preserve">3. </w:t>
+            </w:r>
+            <w:r>
+              <w:rPr>
+                <w:rFonts w:ascii="David" w:cs="David" w:eastAsia="David" w:hAnsi="David"/>
+                <w:color w:val="475569"/>
+                <w:sz w:val="17"/>
+                <w:szCs w:val="17"/>
+              </w:rPr>
+              <w:t xml:space="preserve">TSH</w:t>
+            </w:r>
+            <w:r>
+              <w:rPr>
+                <w:rFonts w:ascii="David" w:cs="David" w:eastAsia="David" w:hAnsi="David"/>
+                <w:color w:val="475569"/>
+                <w:sz w:val="17"/>
+                <w:szCs w:val="17"/>
+                <w:rtl/>
+              </w:rPr>
+              <w:t xml:space="preserve"> גבוה, </w:t>
+            </w:r>
+            <w:r>
+              <w:rPr>
+                <w:rFonts w:ascii="David" w:cs="David" w:eastAsia="David" w:hAnsi="David"/>
+                <w:color w:val="475569"/>
+                <w:sz w:val="17"/>
+                <w:szCs w:val="17"/>
+              </w:rPr>
+              <w:t xml:space="preserve">T3</w:t>
+            </w:r>
+            <w:r>
+              <w:rPr>
+                <w:rFonts w:ascii="David" w:cs="David" w:eastAsia="David" w:hAnsi="David"/>
+                <w:color w:val="475569"/>
+                <w:sz w:val="17"/>
+                <w:szCs w:val="17"/>
+                <w:rtl/>
+              </w:rPr>
+              <w:t xml:space="preserve"> ו־</w:t>
+            </w:r>
+            <w:r>
+              <w:rPr>
+                <w:rFonts w:ascii="David" w:cs="David" w:eastAsia="David" w:hAnsi="David"/>
+                <w:color w:val="475569"/>
+                <w:sz w:val="17"/>
+                <w:szCs w:val="17"/>
+              </w:rPr>
+              <w:t xml:space="preserve">T4</w:t>
+            </w:r>
+            <w:r>
+              <w:rPr>
+                <w:rFonts w:ascii="David" w:cs="David" w:eastAsia="David" w:hAnsi="David"/>
+                <w:color w:val="475569"/>
+                <w:sz w:val="17"/>
+                <w:szCs w:val="17"/>
+                <w:rtl/>
+              </w:rPr>
+              <w:t xml:space="preserve"> נמוכים.</w:t>
+            </w:r>
+          </w:p>
+        </w:tc>
+        <w:tc>
+          <w:tcPr>
+            <w:tcW w:type="dxa" w:w="2126"/>
+            <w:tcBorders>
+              <w:top w:val="single" w:color="B6C3D4" w:sz="4"/>
+              <w:left w:val="single" w:color="B6C3D4" w:sz="4"/>
+              <w:bottom w:val="single" w:color="B6C3D4" w:sz="4"/>
+              <w:right w:val="single" w:color="B6C3D4" w:sz="4"/>
+            </w:tcBorders>
+            <w:tcMar>
+              <w:top w:type="dxa" w:w="60"/>
+              <w:left w:type="dxa" w:w="100"/>
+              <w:bottom w:type="dxa" w:w="60"/>
+              <w:right w:type="dxa" w:w="100"/>
+            </w:tcMar>
+          </w:tcPr>
+          <w:p>
+            <w:pPr>
+              <w:bidi/>
+              <w:spacing w:after="40" w:before="0" w:line="300" w:lineRule="atLeast"/>
+              <w:jc w:val="left"/>
+            </w:pPr>
+          </w:p>
+        </w:tc>
+      </w:tr>
+      <w:tr>
+        <w:trPr>
+          <w:cantSplit w:val="off"/>
+        </w:trPr>
+        <w:tc>
+          <w:tcPr>
+            <w:tcW w:type="dxa" w:w="500"/>
+            <w:tcBorders>
+              <w:top w:val="single" w:color="B6C3D4" w:sz="4"/>
+              <w:left w:val="single" w:color="B6C3D4" w:sz="4"/>
+              <w:bottom w:val="single" w:color="B6C3D4" w:sz="4"/>
+              <w:right w:val="single" w:color="B6C3D4" w:sz="4"/>
+            </w:tcBorders>
+            <w:tcMar>
+              <w:top w:type="dxa" w:w="60"/>
+              <w:left w:type="dxa" w:w="100"/>
+              <w:bottom w:type="dxa" w:w="60"/>
+              <w:right w:type="dxa" w:w="100"/>
+            </w:tcMar>
+          </w:tcPr>
+          <w:p>
+            <w:pPr>
+              <w:bidi/>
+              <w:spacing w:after="40" w:before="0" w:line="300" w:lineRule="atLeast"/>
+              <w:jc w:val="left"/>
+            </w:pPr>
+            <w:r>
+              <w:rPr>
+                <w:rFonts w:ascii="David" w:cs="David" w:eastAsia="David" w:hAnsi="David"/>
+                <w:sz w:val="20"/>
+                <w:szCs w:val="20"/>
+                <w:rtl/>
+              </w:rPr>
+              <w:t xml:space="preserve">3</w:t>
+            </w:r>
+          </w:p>
+        </w:tc>
+        <w:tc>
+          <w:tcPr>
+            <w:tcW w:type="dxa" w:w="3900"/>
+            <w:tcBorders>
+              <w:top w:val="single" w:color="B6C3D4" w:sz="4"/>
+              <w:left w:val="single" w:color="B6C3D4" w:sz="4"/>
+              <w:bottom w:val="single" w:color="B6C3D4" w:sz="4"/>
+              <w:right w:val="single" w:color="B6C3D4" w:sz="4"/>
+            </w:tcBorders>
+            <w:tcMar>
+              <w:top w:type="dxa" w:w="60"/>
+              <w:left w:type="dxa" w:w="100"/>
+              <w:bottom w:type="dxa" w:w="60"/>
+              <w:right w:type="dxa" w:w="100"/>
+            </w:tcMar>
+          </w:tcPr>
+          <w:p>
+            <w:pPr>
+              <w:bidi/>
+              <w:spacing w:after="30" w:before="0" w:line="300" w:lineRule="atLeast"/>
+              <w:jc w:val="left"/>
+            </w:pPr>
+            <w:r>
+              <w:rPr>
+                <w:rFonts w:ascii="David" w:cs="David" w:eastAsia="David" w:hAnsi="David"/>
+                <w:color w:val="64748B"/>
+                <w:sz w:val="17"/>
+                <w:szCs w:val="17"/>
+                <w:rtl/>
+              </w:rPr>
+              <w:t xml:space="preserve">כתיבה חופשית</w:t>
+            </w:r>
+          </w:p>
+          <w:p>
+            <w:pPr>
+              <w:bidi/>
+              <w:spacing w:after="60" w:before="0" w:line="300" w:lineRule="atLeast"/>
+              <w:jc w:val="left"/>
+            </w:pPr>
+            <w:r>
+              <w:rPr>
+                <w:rFonts w:ascii="David" w:cs="David" w:eastAsia="David" w:hAnsi="David"/>
+                <w:b/>
+                <w:bCs/>
+                <w:sz w:val="20"/>
+                <w:szCs w:val="20"/>
+                <w:rtl/>
+              </w:rPr>
+              <w:t xml:space="preserve">שם המחלה ככל הנראה, והתרופה שתרשמו לה:</w:t>
+            </w:r>
+          </w:p>
+          <w:p>
+            <w:pPr>
+              <w:bidi/>
+              <w:spacing w:after="30" w:before="0" w:line="300" w:lineRule="atLeast"/>
+              <w:jc w:val="left"/>
+            </w:pPr>
+            <w:r>
+              <w:rPr>
+                <w:rFonts w:ascii="David" w:cs="David" w:eastAsia="David" w:hAnsi="David"/>
+                <w:color w:val="047857"/>
+                <w:sz w:val="19"/>
+                <w:szCs w:val="19"/>
+                <w:rtl/>
+              </w:rPr>
+              <w:t xml:space="preserve">שם המחלה (בעברית או באנגלית): ✓ השימוטו / השימוטו / </w:t>
+            </w:r>
+            <w:r>
+              <w:rPr>
+                <w:rFonts w:ascii="David" w:cs="David" w:eastAsia="David" w:hAnsi="David"/>
+                <w:color w:val="047857"/>
+                <w:sz w:val="19"/>
+                <w:szCs w:val="19"/>
+              </w:rPr>
+              <w:t xml:space="preserve">hashimoto</w:t>
+            </w:r>
+            <w:r>
+              <w:rPr>
+                <w:rFonts w:ascii="David" w:cs="David" w:eastAsia="David" w:hAnsi="David"/>
+                <w:color w:val="047857"/>
+                <w:sz w:val="19"/>
+                <w:szCs w:val="19"/>
+                <w:rtl/>
+              </w:rPr>
+              <w:t xml:space="preserve"> / </w:t>
+            </w:r>
+            <w:r>
+              <w:rPr>
+                <w:rFonts w:ascii="David" w:cs="David" w:eastAsia="David" w:hAnsi="David"/>
+                <w:color w:val="047857"/>
+                <w:sz w:val="19"/>
+                <w:szCs w:val="19"/>
+              </w:rPr>
+              <w:t xml:space="preserve">hashimotos</w:t>
+            </w:r>
+            <w:r>
+              <w:rPr>
+                <w:rFonts w:ascii="David" w:cs="David" w:eastAsia="David" w:hAnsi="David"/>
+                <w:color w:val="047857"/>
+                <w:sz w:val="19"/>
+                <w:szCs w:val="19"/>
+                <w:rtl/>
+              </w:rPr>
+              <w:t xml:space="preserve"> / חשימוטו</w:t>
+            </w:r>
+          </w:p>
+          <w:p>
+            <w:pPr>
+              <w:bidi/>
+              <w:spacing w:after="30" w:before="0" w:line="300" w:lineRule="atLeast"/>
+              <w:jc w:val="left"/>
+            </w:pPr>
+            <w:r>
+              <w:rPr>
+                <w:rFonts w:ascii="David" w:cs="David" w:eastAsia="David" w:hAnsi="David"/>
+                <w:color w:val="047857"/>
+                <w:sz w:val="19"/>
+                <w:szCs w:val="19"/>
+                <w:rtl/>
+              </w:rPr>
+              <w:t xml:space="preserve">שם התרופה: ✓ אלתרוקסין / אלטרוקסין / לבותירוקסין / לבותיראוקסין / לבוטירוקסין …</w:t>
+            </w:r>
+          </w:p>
+        </w:tc>
+        <w:tc>
+          <w:tcPr>
+            <w:tcW w:type="dxa" w:w="2500"/>
+            <w:tcBorders>
+              <w:top w:val="single" w:color="B6C3D4" w:sz="4"/>
+              <w:left w:val="single" w:color="B6C3D4" w:sz="4"/>
+              <w:bottom w:val="single" w:color="B6C3D4" w:sz="4"/>
+              <w:right w:val="single" w:color="B6C3D4" w:sz="4"/>
+            </w:tcBorders>
+            <w:tcMar>
+              <w:top w:type="dxa" w:w="60"/>
+              <w:left w:type="dxa" w:w="100"/>
+              <w:bottom w:type="dxa" w:w="60"/>
+              <w:right w:type="dxa" w:w="100"/>
+            </w:tcMar>
+          </w:tcPr>
+          <w:p>
+            <w:pPr>
+              <w:bidi/>
+              <w:spacing w:after="60" w:before="0" w:line="300" w:lineRule="atLeast"/>
+              <w:jc w:val="left"/>
+            </w:pPr>
+            <w:r>
+              <w:rPr>
+                <w:rFonts w:ascii="David" w:cs="David" w:eastAsia="David" w:hAnsi="David"/>
+                <w:sz w:val="19"/>
+                <w:szCs w:val="19"/>
+                <w:rtl/>
+              </w:rPr>
+              <w:t xml:space="preserve">תסמיני תת־פעילות ו־</w:t>
+            </w:r>
+            <w:r>
+              <w:rPr>
+                <w:rFonts w:ascii="David" w:cs="David" w:eastAsia="David" w:hAnsi="David"/>
+                <w:sz w:val="19"/>
+                <w:szCs w:val="19"/>
+              </w:rPr>
+              <w:t xml:space="preserve">TSH</w:t>
+            </w:r>
+            <w:r>
+              <w:rPr>
+                <w:rFonts w:ascii="David" w:cs="David" w:eastAsia="David" w:hAnsi="David"/>
+                <w:sz w:val="19"/>
+                <w:szCs w:val="19"/>
+                <w:rtl/>
+              </w:rPr>
+              <w:t xml:space="preserve"> גבוה אצל צעירה מצביעים בדרך כלל על דלקת אוטואימונית של הבלוטה (השימוטו), עם נוגדנים (</w:t>
+            </w:r>
+            <w:r>
+              <w:rPr>
+                <w:rFonts w:ascii="David" w:cs="David" w:eastAsia="David" w:hAnsi="David"/>
+                <w:sz w:val="19"/>
+                <w:szCs w:val="19"/>
+              </w:rPr>
+              <w:t xml:space="preserve">anti-TPO</w:t>
+            </w:r>
+            <w:r>
+              <w:rPr>
+                <w:rFonts w:ascii="David" w:cs="David" w:eastAsia="David" w:hAnsi="David"/>
+                <w:sz w:val="19"/>
+                <w:szCs w:val="19"/>
+                <w:rtl/>
+              </w:rPr>
+              <w:t xml:space="preserve">). הטיפול הוא החלפת ההורמון החסר: אלתרוקסין (</w:t>
+            </w:r>
+            <w:r>
+              <w:rPr>
+                <w:rFonts w:ascii="David" w:cs="David" w:eastAsia="David" w:hAnsi="David"/>
+                <w:sz w:val="19"/>
+                <w:szCs w:val="19"/>
+              </w:rPr>
+              <w:t xml:space="preserve">T4</w:t>
+            </w:r>
+            <w:r>
+              <w:rPr>
+                <w:rFonts w:ascii="David" w:cs="David" w:eastAsia="David" w:hAnsi="David"/>
+                <w:sz w:val="19"/>
+                <w:szCs w:val="19"/>
+                <w:rtl/>
+              </w:rPr>
+              <w:t xml:space="preserve">).</w:t>
+            </w:r>
+          </w:p>
+          <w:p>
+            <w:pPr>
+              <w:bidi/>
+              <w:spacing w:after="20" w:before="0" w:line="300" w:lineRule="atLeast"/>
+              <w:jc w:val="left"/>
+            </w:pPr>
+            <w:r>
+              <w:rPr>
+                <w:rFonts w:ascii="David" w:cs="David" w:eastAsia="David" w:hAnsi="David"/>
+                <w:b/>
+                <w:bCs/>
+                <w:sz w:val="17"/>
+                <w:szCs w:val="17"/>
+                <w:rtl/>
+              </w:rPr>
+              <w:t xml:space="preserve">רמזים:</w:t>
+            </w:r>
+          </w:p>
+          <w:p>
+            <w:pPr>
+              <w:bidi/>
+              <w:spacing w:after="20" w:before="0" w:line="300" w:lineRule="atLeast"/>
+              <w:jc w:val="left"/>
+            </w:pPr>
+            <w:r>
+              <w:rPr>
+                <w:rFonts w:ascii="David" w:cs="David" w:eastAsia="David" w:hAnsi="David"/>
+                <w:color w:val="475569"/>
+                <w:sz w:val="17"/>
+                <w:szCs w:val="17"/>
+                <w:rtl/>
+              </w:rPr>
+              <w:t xml:space="preserve">1. מחלה אוטואימונית של בלוטת התריס שגורמת לתת־פעילות. שמה של יפני.</w:t>
+            </w:r>
+          </w:p>
+          <w:p>
+            <w:pPr>
+              <w:bidi/>
+              <w:spacing w:after="20" w:before="0" w:line="300" w:lineRule="atLeast"/>
+              <w:jc w:val="left"/>
+            </w:pPr>
+            <w:r>
+              <w:rPr>
+                <w:rFonts w:ascii="David" w:cs="David" w:eastAsia="David" w:hAnsi="David"/>
+                <w:color w:val="475569"/>
+                <w:sz w:val="17"/>
+                <w:szCs w:val="17"/>
+                <w:rtl/>
+              </w:rPr>
+              <w:t xml:space="preserve">2. השם מתחיל ב־ה... והתרופה מתחילה ב־אל...</w:t>
+            </w:r>
+          </w:p>
+          <w:p>
+            <w:pPr>
+              <w:bidi/>
+              <w:spacing w:after="20" w:before="0" w:line="300" w:lineRule="atLeast"/>
+              <w:jc w:val="left"/>
+            </w:pPr>
+            <w:r>
+              <w:rPr>
+                <w:rFonts w:ascii="David" w:cs="David" w:eastAsia="David" w:hAnsi="David"/>
+                <w:color w:val="475569"/>
+                <w:sz w:val="17"/>
+                <w:szCs w:val="17"/>
+                <w:rtl/>
+              </w:rPr>
+              <w:t xml:space="preserve">3. השימוטו ואלתרוקסין.</w:t>
+            </w:r>
+          </w:p>
+        </w:tc>
+        <w:tc>
+          <w:tcPr>
+            <w:tcW w:type="dxa" w:w="2126"/>
+            <w:tcBorders>
+              <w:top w:val="single" w:color="B6C3D4" w:sz="4"/>
+              <w:left w:val="single" w:color="B6C3D4" w:sz="4"/>
+              <w:bottom w:val="single" w:color="B6C3D4" w:sz="4"/>
+              <w:right w:val="single" w:color="B6C3D4" w:sz="4"/>
+            </w:tcBorders>
+            <w:tcMar>
+              <w:top w:type="dxa" w:w="60"/>
+              <w:left w:type="dxa" w:w="100"/>
+              <w:bottom w:type="dxa" w:w="60"/>
+              <w:right w:type="dxa" w:w="100"/>
+            </w:tcMar>
+          </w:tcPr>
+          <w:p>
+            <w:pPr>
+              <w:bidi/>
+              <w:spacing w:after="40" w:before="0" w:line="300" w:lineRule="atLeast"/>
+              <w:jc w:val="left"/>
+            </w:pPr>
+          </w:p>
+        </w:tc>
+      </w:tr>
+    </w:tbl>
+    <w:p>
+      <w:pPr>
+        <w:bidi/>
+        <w:spacing w:after="40" w:before="160" w:line="300" w:lineRule="atLeast"/>
+        <w:jc w:val="left"/>
+      </w:pPr>
+      <w:r>
+        <w:rPr>
+          <w:rFonts w:ascii="David" w:cs="David" w:eastAsia="David" w:hAnsi="David"/>
+          <w:b/>
+          <w:bCs/>
+          <w:sz w:val="22"/>
+          <w:szCs w:val="22"/>
+          <w:rtl/>
+        </w:rPr>
+        <w:t xml:space="preserve">הערות הבקר לתחנה:</w:t>
+      </w:r>
+    </w:p>
+    <w:p>
+      <w:pPr>
+        <w:pBdr>
+          <w:bottom w:val="single" w:color="94A3B8" w:sz="4" w:space="6"/>
+        </w:pBdr>
+        <w:bidi/>
+        <w:spacing w:after="120"/>
+      </w:pPr>
+    </w:p>
+    <w:p>
+      <w:pPr>
+        <w:pBdr>
+          <w:bottom w:val="single" w:color="94A3B8" w:sz="4" w:space="6"/>
+        </w:pBdr>
+        <w:bidi/>
+        <w:spacing w:after="120"/>
+      </w:pPr>
+    </w:p>
+    <w:p>
+      <w:pPr>
+        <w:pBdr>
+          <w:bottom w:val="single" w:color="94A3B8" w:sz="4" w:space="6"/>
+        </w:pBdr>
+        <w:bidi/>
+        <w:spacing w:after="120"/>
+      </w:pPr>
+    </w:p>
+    <w:p>
+      <w:pPr>
+        <w:pageBreakBefore/>
+      </w:pPr>
+    </w:p>
+    <w:p>
+      <w:pPr>
+        <w:pStyle w:val="Heading1"/>
+        <w:keepNext/>
+        <w:bidi/>
+        <w:spacing w:after="120" w:before="240" w:line="300" w:lineRule="atLeast"/>
+        <w:jc w:val="left"/>
+      </w:pPr>
+      <w:r>
+        <w:rPr>
+          <w:rFonts w:ascii="David" w:cs="David" w:eastAsia="David" w:hAnsi="David"/>
+          <w:b/>
+          <w:bCs/>
+          <w:sz w:val="32"/>
+          <w:szCs w:val="32"/>
+          <w:rtl/>
+        </w:rPr>
+        <w:t xml:space="preserve">תחנה 3: הטבעת שכבר לא נכנסת</w:t>
+      </w:r>
+    </w:p>
+    <w:p>
+      <w:pPr>
+        <w:bidi/>
+        <w:spacing w:after="80" w:before="0" w:line="300" w:lineRule="atLeast"/>
+        <w:jc w:val="left"/>
+      </w:pPr>
+      <w:r>
+        <w:rPr>
+          <w:rFonts w:ascii="David" w:cs="David" w:eastAsia="David" w:hAnsi="David"/>
+          <w:color w:val="475569"/>
+          <w:sz w:val="22"/>
+          <w:szCs w:val="22"/>
+          <w:rtl/>
+        </w:rPr>
+        <w:t xml:space="preserve">מרפאה, חדר 3 · ד.ל., גבר, בן 45</w:t>
       </w:r>
     </w:p>
     <w:p>
@@ -6911,7 +8925,7 @@
           <w:szCs w:val="32"/>
           <w:rtl/>
         </w:rPr>
-        <w:t xml:space="preserve">תחנה 3: זו שמבקשת לכבות את המזגן</w:t>
+        <w:t xml:space="preserve">תחנה 4: הפנים העגולות והסמוקות</w:t>
       </w:r>
     </w:p>
     <w:p>
@@ -6928,4001 +8942,7 @@
           <w:szCs w:val="22"/>
           <w:rtl/>
         </w:rPr>
-        <w:t xml:space="preserve">מרפאה, חדר 3 · ש.א., אישה, בת 20</w:t>
-      </w:r>
-    </w:p>
-    <w:p>
-      <w:pPr>
-        <w:bidi/>
-        <w:spacing w:after="80" w:before="0" w:line="300" w:lineRule="atLeast"/>
-        <w:jc w:val="left"/>
-      </w:pPr>
-      <w:r>
-        <w:rPr>
-          <w:rFonts w:ascii="David" w:cs="David" w:eastAsia="David" w:hAnsi="David"/>
-          <w:sz w:val="22"/>
-          <w:szCs w:val="22"/>
-          <w:rtl/>
-        </w:rPr>
-        <w:t xml:space="preserve">סימנים חיוניים במוניטור: דופק 45 · לחץ דם 105/70 · סטורציה 98% · חום 36°</w:t>
-      </w:r>
-    </w:p>
-    <w:tbl>
-      <w:tblPr>
-        <w:bidiVisual/>
-        <w:tblW w:type="dxa" w:w="9026"/>
-        <w:tblBorders>
-          <w:top w:val="single" w:color="auto" w:sz="4"/>
-          <w:left w:val="single" w:color="auto" w:sz="4"/>
-          <w:bottom w:val="single" w:color="auto" w:sz="4"/>
-          <w:right w:val="single" w:color="auto" w:sz="4"/>
-          <w:insideH w:val="single" w:color="auto" w:sz="4"/>
-          <w:insideV w:val="single" w:color="auto" w:sz="4"/>
-        </w:tblBorders>
-      </w:tblPr>
-      <w:tblGrid>
-        <w:gridCol w:w="2000"/>
-        <w:gridCol w:w="7026"/>
-      </w:tblGrid>
-      <w:tr>
-        <w:tc>
-          <w:tcPr>
-            <w:tcW w:type="dxa" w:w="2000"/>
-            <w:tcBorders>
-              <w:top w:val="single" w:color="B6C3D4" w:sz="4"/>
-              <w:left w:val="single" w:color="B6C3D4" w:sz="4"/>
-              <w:bottom w:val="single" w:color="B6C3D4" w:sz="4"/>
-              <w:right w:val="single" w:color="B6C3D4" w:sz="4"/>
-            </w:tcBorders>
-            <w:shd w:fill="EEF6FA" w:val="clear"/>
-            <w:tcMar>
-              <w:top w:type="dxa" w:w="60"/>
-              <w:left w:type="dxa" w:w="100"/>
-              <w:bottom w:type="dxa" w:w="60"/>
-              <w:right w:type="dxa" w:w="100"/>
-            </w:tcMar>
-          </w:tcPr>
-          <w:p>
-            <w:pPr>
-              <w:bidi/>
-              <w:spacing w:after="40" w:before="0" w:line="300" w:lineRule="atLeast"/>
-              <w:jc w:val="left"/>
-            </w:pPr>
-            <w:r>
-              <w:rPr>
-                <w:rFonts w:ascii="David" w:cs="David" w:eastAsia="David" w:hAnsi="David"/>
-                <w:b/>
-                <w:bCs/>
-                <w:sz w:val="20"/>
-                <w:szCs w:val="20"/>
-                <w:rtl/>
-              </w:rPr>
-              <w:t xml:space="preserve">אבחנה</w:t>
-            </w:r>
-          </w:p>
-        </w:tc>
-        <w:tc>
-          <w:tcPr>
-            <w:tcW w:type="dxa" w:w="7026"/>
-            <w:tcBorders>
-              <w:top w:val="single" w:color="B6C3D4" w:sz="4"/>
-              <w:left w:val="single" w:color="B6C3D4" w:sz="4"/>
-              <w:bottom w:val="single" w:color="B6C3D4" w:sz="4"/>
-              <w:right w:val="single" w:color="B6C3D4" w:sz="4"/>
-            </w:tcBorders>
-            <w:tcMar>
-              <w:top w:type="dxa" w:w="60"/>
-              <w:left w:type="dxa" w:w="100"/>
-              <w:bottom w:type="dxa" w:w="60"/>
-              <w:right w:type="dxa" w:w="100"/>
-            </w:tcMar>
-          </w:tcPr>
-          <w:p>
-            <w:pPr>
-              <w:bidi/>
-              <w:spacing w:after="40" w:before="0" w:line="300" w:lineRule="atLeast"/>
-              <w:jc w:val="left"/>
-            </w:pPr>
-            <w:r>
-              <w:rPr>
-                <w:rFonts w:ascii="David" w:cs="David" w:eastAsia="David" w:hAnsi="David"/>
-                <w:b/>
-                <w:bCs/>
-                <w:sz w:val="20"/>
-                <w:szCs w:val="20"/>
-                <w:rtl/>
-              </w:rPr>
-              <w:t xml:space="preserve">תת־פעילות בלוטת התריס מסוג השימוטו (אוטואימונית)</w:t>
-            </w:r>
-          </w:p>
-        </w:tc>
-      </w:tr>
-      <w:tr>
-        <w:tc>
-          <w:tcPr>
-            <w:tcW w:type="dxa" w:w="2000"/>
-            <w:tcBorders>
-              <w:top w:val="single" w:color="B6C3D4" w:sz="4"/>
-              <w:left w:val="single" w:color="B6C3D4" w:sz="4"/>
-              <w:bottom w:val="single" w:color="B6C3D4" w:sz="4"/>
-              <w:right w:val="single" w:color="B6C3D4" w:sz="4"/>
-            </w:tcBorders>
-            <w:shd w:fill="EEF6FA" w:val="clear"/>
-            <w:tcMar>
-              <w:top w:type="dxa" w:w="60"/>
-              <w:left w:type="dxa" w:w="100"/>
-              <w:bottom w:type="dxa" w:w="60"/>
-              <w:right w:type="dxa" w:w="100"/>
-            </w:tcMar>
-          </w:tcPr>
-          <w:p>
-            <w:pPr>
-              <w:bidi/>
-              <w:spacing w:after="40" w:before="0" w:line="300" w:lineRule="atLeast"/>
-              <w:jc w:val="left"/>
-            </w:pPr>
-            <w:r>
-              <w:rPr>
-                <w:rFonts w:ascii="David" w:cs="David" w:eastAsia="David" w:hAnsi="David"/>
-                <w:b/>
-                <w:bCs/>
-                <w:sz w:val="20"/>
-                <w:szCs w:val="20"/>
-                <w:rtl/>
-              </w:rPr>
-              <w:t xml:space="preserve">הורמון מפתח</w:t>
-            </w:r>
-          </w:p>
-        </w:tc>
-        <w:tc>
-          <w:tcPr>
-            <w:tcW w:type="dxa" w:w="7026"/>
-            <w:tcBorders>
-              <w:top w:val="single" w:color="B6C3D4" w:sz="4"/>
-              <w:left w:val="single" w:color="B6C3D4" w:sz="4"/>
-              <w:bottom w:val="single" w:color="B6C3D4" w:sz="4"/>
-              <w:right w:val="single" w:color="B6C3D4" w:sz="4"/>
-            </w:tcBorders>
-            <w:tcMar>
-              <w:top w:type="dxa" w:w="60"/>
-              <w:left w:type="dxa" w:w="100"/>
-              <w:bottom w:type="dxa" w:w="60"/>
-              <w:right w:type="dxa" w:w="100"/>
-            </w:tcMar>
-          </w:tcPr>
-          <w:p>
-            <w:pPr>
-              <w:bidi/>
-              <w:spacing w:after="40" w:before="0" w:line="300" w:lineRule="atLeast"/>
-              <w:jc w:val="left"/>
-            </w:pPr>
-            <w:r>
-              <w:rPr>
-                <w:rFonts w:ascii="David" w:cs="David" w:eastAsia="David" w:hAnsi="David"/>
-                <w:sz w:val="20"/>
-                <w:szCs w:val="20"/>
-              </w:rPr>
-              <w:t xml:space="preserve">TSH</w:t>
-            </w:r>
-            <w:r>
-              <w:rPr>
-                <w:rFonts w:ascii="David" w:cs="David" w:eastAsia="David" w:hAnsi="David"/>
-                <w:sz w:val="20"/>
-                <w:szCs w:val="20"/>
-                <w:rtl/>
-              </w:rPr>
-              <w:t xml:space="preserve"> גבוה; </w:t>
-            </w:r>
-            <w:r>
-              <w:rPr>
-                <w:rFonts w:ascii="David" w:cs="David" w:eastAsia="David" w:hAnsi="David"/>
-                <w:sz w:val="20"/>
-                <w:szCs w:val="20"/>
-              </w:rPr>
-              <w:t xml:space="preserve">T3</w:t>
-            </w:r>
-            <w:r>
-              <w:rPr>
-                <w:rFonts w:ascii="David" w:cs="David" w:eastAsia="David" w:hAnsi="David"/>
-                <w:sz w:val="20"/>
-                <w:szCs w:val="20"/>
-                <w:rtl/>
-              </w:rPr>
-              <w:t xml:space="preserve"> ו־</w:t>
-            </w:r>
-            <w:r>
-              <w:rPr>
-                <w:rFonts w:ascii="David" w:cs="David" w:eastAsia="David" w:hAnsi="David"/>
-                <w:sz w:val="20"/>
-                <w:szCs w:val="20"/>
-              </w:rPr>
-              <w:t xml:space="preserve">T4</w:t>
-            </w:r>
-            <w:r>
-              <w:rPr>
-                <w:rFonts w:ascii="David" w:cs="David" w:eastAsia="David" w:hAnsi="David"/>
-                <w:sz w:val="20"/>
-                <w:szCs w:val="20"/>
-                <w:rtl/>
-              </w:rPr>
-              <w:t xml:space="preserve"> נמוכים</w:t>
-            </w:r>
-          </w:p>
-        </w:tc>
-      </w:tr>
-      <w:tr>
-        <w:tc>
-          <w:tcPr>
-            <w:tcW w:type="dxa" w:w="2000"/>
-            <w:tcBorders>
-              <w:top w:val="single" w:color="B6C3D4" w:sz="4"/>
-              <w:left w:val="single" w:color="B6C3D4" w:sz="4"/>
-              <w:bottom w:val="single" w:color="B6C3D4" w:sz="4"/>
-              <w:right w:val="single" w:color="B6C3D4" w:sz="4"/>
-            </w:tcBorders>
-            <w:shd w:fill="EEF6FA" w:val="clear"/>
-            <w:tcMar>
-              <w:top w:type="dxa" w:w="60"/>
-              <w:left w:type="dxa" w:w="100"/>
-              <w:bottom w:type="dxa" w:w="60"/>
-              <w:right w:type="dxa" w:w="100"/>
-            </w:tcMar>
-          </w:tcPr>
-          <w:p>
-            <w:pPr>
-              <w:bidi/>
-              <w:spacing w:after="40" w:before="0" w:line="300" w:lineRule="atLeast"/>
-              <w:jc w:val="left"/>
-            </w:pPr>
-            <w:r>
-              <w:rPr>
-                <w:rFonts w:ascii="David" w:cs="David" w:eastAsia="David" w:hAnsi="David"/>
-                <w:b/>
-                <w:bCs/>
-                <w:sz w:val="20"/>
-                <w:szCs w:val="20"/>
-                <w:rtl/>
-              </w:rPr>
-              <w:t xml:space="preserve">טיפול</w:t>
-            </w:r>
-          </w:p>
-        </w:tc>
-        <w:tc>
-          <w:tcPr>
-            <w:tcW w:type="dxa" w:w="7026"/>
-            <w:tcBorders>
-              <w:top w:val="single" w:color="B6C3D4" w:sz="4"/>
-              <w:left w:val="single" w:color="B6C3D4" w:sz="4"/>
-              <w:bottom w:val="single" w:color="B6C3D4" w:sz="4"/>
-              <w:right w:val="single" w:color="B6C3D4" w:sz="4"/>
-            </w:tcBorders>
-            <w:tcMar>
-              <w:top w:type="dxa" w:w="60"/>
-              <w:left w:type="dxa" w:w="100"/>
-              <w:bottom w:type="dxa" w:w="60"/>
-              <w:right w:type="dxa" w:w="100"/>
-            </w:tcMar>
-          </w:tcPr>
-          <w:p>
-            <w:pPr>
-              <w:bidi/>
-              <w:spacing w:after="40" w:before="0" w:line="300" w:lineRule="atLeast"/>
-              <w:jc w:val="left"/>
-            </w:pPr>
-            <w:r>
-              <w:rPr>
-                <w:rFonts w:ascii="David" w:cs="David" w:eastAsia="David" w:hAnsi="David"/>
-                <w:sz w:val="20"/>
-                <w:szCs w:val="20"/>
-                <w:rtl/>
-              </w:rPr>
-              <w:t xml:space="preserve">אלתרוקסין (</w:t>
-            </w:r>
-            <w:r>
-              <w:rPr>
-                <w:rFonts w:ascii="David" w:cs="David" w:eastAsia="David" w:hAnsi="David"/>
-                <w:sz w:val="20"/>
-                <w:szCs w:val="20"/>
-              </w:rPr>
-              <w:t xml:space="preserve">T4</w:t>
-            </w:r>
-            <w:r>
-              <w:rPr>
-                <w:rFonts w:ascii="David" w:cs="David" w:eastAsia="David" w:hAnsi="David"/>
-                <w:sz w:val="20"/>
-                <w:szCs w:val="20"/>
-                <w:rtl/>
-              </w:rPr>
-              <w:t xml:space="preserve"> סינתטי)</w:t>
-            </w:r>
-          </w:p>
-        </w:tc>
-      </w:tr>
-    </w:tbl>
-    <w:p>
-      <w:pPr>
-        <w:keepNext/>
-        <w:bidi/>
-        <w:spacing w:after="60" w:before="120" w:line="300" w:lineRule="atLeast"/>
-        <w:jc w:val="left"/>
-      </w:pPr>
-      <w:r>
-        <w:rPr>
-          <w:rFonts w:ascii="David" w:cs="David" w:eastAsia="David" w:hAnsi="David"/>
-          <w:b/>
-          <w:bCs/>
-          <w:sz w:val="24"/>
-          <w:szCs w:val="24"/>
-          <w:rtl/>
-        </w:rPr>
-        <w:t xml:space="preserve">תיאור המקרה (כפי שמוצג לתלמיד)</w:t>
-      </w:r>
-    </w:p>
-    <w:p>
-      <w:pPr>
-        <w:bidi/>
-        <w:spacing w:after="60" w:before="0" w:line="300" w:lineRule="atLeast"/>
-        <w:jc w:val="left"/>
-      </w:pPr>
-      <w:r>
-        <w:rPr>
-          <w:rFonts w:ascii="David" w:cs="David" w:eastAsia="David" w:hAnsi="David"/>
-          <w:sz w:val="21"/>
-          <w:szCs w:val="21"/>
-          <w:rtl/>
-        </w:rPr>
-        <w:t xml:space="preserve">נעמה: ש.א., בת 20. כבר בכניסה ביקשה לכבות את המזגן כי קר לה. מתארת עייפות, חולשה כללית, חוסר תאבון, ובכל זאת עלייה במשקל. שיער נושר.</w:t>
-      </w:r>
-    </w:p>
-    <w:p>
-      <w:pPr>
-        <w:bidi/>
-        <w:spacing w:after="60" w:before="0" w:line="300" w:lineRule="atLeast"/>
-        <w:jc w:val="left"/>
-      </w:pPr>
-      <w:r>
-        <w:rPr>
-          <w:rFonts w:ascii="David" w:cs="David" w:eastAsia="David" w:hAnsi="David"/>
-          <w:sz w:val="21"/>
-          <w:szCs w:val="21"/>
-          <w:rtl/>
-        </w:rPr>
-        <w:t xml:space="preserve">נעמה: בבדיקה: עור יבש ודופק של 45 פעימות בדקה.</w:t>
-      </w:r>
-    </w:p>
-    <w:p>
-      <w:pPr>
-        <w:keepNext/>
-        <w:bidi/>
-        <w:spacing w:after="60" w:before="120" w:line="300" w:lineRule="atLeast"/>
-        <w:jc w:val="left"/>
-      </w:pPr>
-      <w:r>
-        <w:rPr>
-          <w:rFonts w:ascii="David" w:cs="David" w:eastAsia="David" w:hAnsi="David"/>
-          <w:b/>
-          <w:bCs/>
-          <w:sz w:val="24"/>
-          <w:szCs w:val="24"/>
-          <w:rtl/>
-        </w:rPr>
-        <w:t xml:space="preserve">שלבי הפתרון</w:t>
-      </w:r>
-    </w:p>
-    <w:tbl>
-      <w:tblPr>
-        <w:bidiVisual/>
-        <w:tblW w:type="dxa" w:w="9026"/>
-        <w:tblBorders>
-          <w:top w:val="single" w:color="auto" w:sz="4"/>
-          <w:left w:val="single" w:color="auto" w:sz="4"/>
-          <w:bottom w:val="single" w:color="auto" w:sz="4"/>
-          <w:right w:val="single" w:color="auto" w:sz="4"/>
-          <w:insideH w:val="single" w:color="auto" w:sz="4"/>
-          <w:insideV w:val="single" w:color="auto" w:sz="4"/>
-        </w:tblBorders>
-      </w:tblPr>
-      <w:tblGrid>
-        <w:gridCol w:w="500"/>
-        <w:gridCol w:w="3900"/>
-        <w:gridCol w:w="2500"/>
-        <w:gridCol w:w="2126"/>
-      </w:tblGrid>
-      <w:tr>
-        <w:trPr>
-          <w:tblHeader/>
-        </w:trPr>
-        <w:tc>
-          <w:tcPr>
-            <w:tcW w:type="dxa" w:w="500"/>
-            <w:tcBorders>
-              <w:top w:val="single" w:color="B6C3D4" w:sz="4"/>
-              <w:left w:val="single" w:color="B6C3D4" w:sz="4"/>
-              <w:bottom w:val="single" w:color="B6C3D4" w:sz="4"/>
-              <w:right w:val="single" w:color="B6C3D4" w:sz="4"/>
-            </w:tcBorders>
-            <w:shd w:fill="D5E8F0" w:val="clear"/>
-            <w:tcMar>
-              <w:top w:type="dxa" w:w="60"/>
-              <w:left w:type="dxa" w:w="100"/>
-              <w:bottom w:type="dxa" w:w="60"/>
-              <w:right w:type="dxa" w:w="100"/>
-            </w:tcMar>
-          </w:tcPr>
-          <w:p>
-            <w:pPr>
-              <w:bidi/>
-              <w:spacing w:after="40" w:before="0" w:line="300" w:lineRule="atLeast"/>
-              <w:jc w:val="left"/>
-            </w:pPr>
-            <w:r>
-              <w:rPr>
-                <w:rFonts w:ascii="David" w:cs="David" w:eastAsia="David" w:hAnsi="David"/>
-                <w:b/>
-                <w:bCs/>
-                <w:sz w:val="20"/>
-                <w:szCs w:val="20"/>
-                <w:rtl/>
-              </w:rPr>
-              <w:t xml:space="preserve">#</w:t>
-            </w:r>
-          </w:p>
-        </w:tc>
-        <w:tc>
-          <w:tcPr>
-            <w:tcW w:type="dxa" w:w="3900"/>
-            <w:tcBorders>
-              <w:top w:val="single" w:color="B6C3D4" w:sz="4"/>
-              <w:left w:val="single" w:color="B6C3D4" w:sz="4"/>
-              <w:bottom w:val="single" w:color="B6C3D4" w:sz="4"/>
-              <w:right w:val="single" w:color="B6C3D4" w:sz="4"/>
-            </w:tcBorders>
-            <w:shd w:fill="D5E8F0" w:val="clear"/>
-            <w:tcMar>
-              <w:top w:type="dxa" w:w="60"/>
-              <w:left w:type="dxa" w:w="100"/>
-              <w:bottom w:type="dxa" w:w="60"/>
-              <w:right w:type="dxa" w:w="100"/>
-            </w:tcMar>
-          </w:tcPr>
-          <w:p>
-            <w:pPr>
-              <w:bidi/>
-              <w:spacing w:after="40" w:before="0" w:line="300" w:lineRule="atLeast"/>
-              <w:jc w:val="left"/>
-            </w:pPr>
-            <w:r>
-              <w:rPr>
-                <w:rFonts w:ascii="David" w:cs="David" w:eastAsia="David" w:hAnsi="David"/>
-                <w:b/>
-                <w:bCs/>
-                <w:sz w:val="20"/>
-                <w:szCs w:val="20"/>
-                <w:rtl/>
-              </w:rPr>
-              <w:t xml:space="preserve">שאלה ותשובות</w:t>
-            </w:r>
-          </w:p>
-        </w:tc>
-        <w:tc>
-          <w:tcPr>
-            <w:tcW w:type="dxa" w:w="2500"/>
-            <w:tcBorders>
-              <w:top w:val="single" w:color="B6C3D4" w:sz="4"/>
-              <w:left w:val="single" w:color="B6C3D4" w:sz="4"/>
-              <w:bottom w:val="single" w:color="B6C3D4" w:sz="4"/>
-              <w:right w:val="single" w:color="B6C3D4" w:sz="4"/>
-            </w:tcBorders>
-            <w:shd w:fill="D5E8F0" w:val="clear"/>
-            <w:tcMar>
-              <w:top w:type="dxa" w:w="60"/>
-              <w:left w:type="dxa" w:w="100"/>
-              <w:bottom w:type="dxa" w:w="60"/>
-              <w:right w:type="dxa" w:w="100"/>
-            </w:tcMar>
-          </w:tcPr>
-          <w:p>
-            <w:pPr>
-              <w:bidi/>
-              <w:spacing w:after="40" w:before="0" w:line="300" w:lineRule="atLeast"/>
-              <w:jc w:val="left"/>
-            </w:pPr>
-            <w:r>
-              <w:rPr>
-                <w:rFonts w:ascii="David" w:cs="David" w:eastAsia="David" w:hAnsi="David"/>
-                <w:b/>
-                <w:bCs/>
-                <w:sz w:val="20"/>
-                <w:szCs w:val="20"/>
-                <w:rtl/>
-              </w:rPr>
-              <w:t xml:space="preserve">ההסבר שמוצג לתלמיד</w:t>
-            </w:r>
-          </w:p>
-        </w:tc>
-        <w:tc>
-          <w:tcPr>
-            <w:tcW w:type="dxa" w:w="2126"/>
-            <w:tcBorders>
-              <w:top w:val="single" w:color="B6C3D4" w:sz="4"/>
-              <w:left w:val="single" w:color="B6C3D4" w:sz="4"/>
-              <w:bottom w:val="single" w:color="B6C3D4" w:sz="4"/>
-              <w:right w:val="single" w:color="B6C3D4" w:sz="4"/>
-            </w:tcBorders>
-            <w:shd w:fill="D5E8F0" w:val="clear"/>
-            <w:tcMar>
-              <w:top w:type="dxa" w:w="60"/>
-              <w:left w:type="dxa" w:w="100"/>
-              <w:bottom w:type="dxa" w:w="60"/>
-              <w:right w:type="dxa" w:w="100"/>
-            </w:tcMar>
-          </w:tcPr>
-          <w:p>
-            <w:pPr>
-              <w:bidi/>
-              <w:spacing w:after="40" w:before="0" w:line="300" w:lineRule="atLeast"/>
-              <w:jc w:val="left"/>
-            </w:pPr>
-            <w:r>
-              <w:rPr>
-                <w:rFonts w:ascii="David" w:cs="David" w:eastAsia="David" w:hAnsi="David"/>
-                <w:b/>
-                <w:bCs/>
-                <w:sz w:val="20"/>
-                <w:szCs w:val="20"/>
-                <w:rtl/>
-              </w:rPr>
-              <w:t xml:space="preserve">הערת הבקר</w:t>
-            </w:r>
-          </w:p>
-        </w:tc>
-      </w:tr>
-      <w:tr>
-        <w:trPr>
-          <w:cantSplit w:val="off"/>
-        </w:trPr>
-        <w:tc>
-          <w:tcPr>
-            <w:tcW w:type="dxa" w:w="500"/>
-            <w:tcBorders>
-              <w:top w:val="single" w:color="B6C3D4" w:sz="4"/>
-              <w:left w:val="single" w:color="B6C3D4" w:sz="4"/>
-              <w:bottom w:val="single" w:color="B6C3D4" w:sz="4"/>
-              <w:right w:val="single" w:color="B6C3D4" w:sz="4"/>
-            </w:tcBorders>
-            <w:tcMar>
-              <w:top w:type="dxa" w:w="60"/>
-              <w:left w:type="dxa" w:w="100"/>
-              <w:bottom w:type="dxa" w:w="60"/>
-              <w:right w:type="dxa" w:w="100"/>
-            </w:tcMar>
-          </w:tcPr>
-          <w:p>
-            <w:pPr>
-              <w:bidi/>
-              <w:spacing w:after="40" w:before="0" w:line="300" w:lineRule="atLeast"/>
-              <w:jc w:val="left"/>
-            </w:pPr>
-            <w:r>
-              <w:rPr>
-                <w:rFonts w:ascii="David" w:cs="David" w:eastAsia="David" w:hAnsi="David"/>
-                <w:sz w:val="20"/>
-                <w:szCs w:val="20"/>
-                <w:rtl/>
-              </w:rPr>
-              <w:t xml:space="preserve">1</w:t>
-            </w:r>
-          </w:p>
-        </w:tc>
-        <w:tc>
-          <w:tcPr>
-            <w:tcW w:type="dxa" w:w="3900"/>
-            <w:tcBorders>
-              <w:top w:val="single" w:color="B6C3D4" w:sz="4"/>
-              <w:left w:val="single" w:color="B6C3D4" w:sz="4"/>
-              <w:bottom w:val="single" w:color="B6C3D4" w:sz="4"/>
-              <w:right w:val="single" w:color="B6C3D4" w:sz="4"/>
-            </w:tcBorders>
-            <w:tcMar>
-              <w:top w:type="dxa" w:w="60"/>
-              <w:left w:type="dxa" w:w="100"/>
-              <w:bottom w:type="dxa" w:w="60"/>
-              <w:right w:type="dxa" w:w="100"/>
-            </w:tcMar>
-          </w:tcPr>
-          <w:p>
-            <w:pPr>
-              <w:bidi/>
-              <w:spacing w:after="30" w:before="0" w:line="300" w:lineRule="atLeast"/>
-              <w:jc w:val="left"/>
-            </w:pPr>
-            <w:r>
-              <w:rPr>
-                <w:rFonts w:ascii="David" w:cs="David" w:eastAsia="David" w:hAnsi="David"/>
-                <w:color w:val="64748B"/>
-                <w:sz w:val="17"/>
-                <w:szCs w:val="17"/>
-                <w:rtl/>
-              </w:rPr>
-              <w:t xml:space="preserve">מפת גוף</w:t>
-            </w:r>
-          </w:p>
-          <w:p>
-            <w:pPr>
-              <w:bidi/>
-              <w:spacing w:after="60" w:before="0" w:line="300" w:lineRule="atLeast"/>
-              <w:jc w:val="left"/>
-            </w:pPr>
-            <w:r>
-              <w:rPr>
-                <w:rFonts w:ascii="David" w:cs="David" w:eastAsia="David" w:hAnsi="David"/>
-                <w:b/>
-                <w:bCs/>
-                <w:sz w:val="20"/>
-                <w:szCs w:val="20"/>
-                <w:rtl/>
-              </w:rPr>
-              <w:t xml:space="preserve">איזה אזור בגוף נבדוק ראשון כדי לבדוק את הבלוטה שחשודה כאן?</w:t>
-            </w:r>
-          </w:p>
-          <w:p>
-            <w:pPr>
-              <w:bidi/>
-              <w:spacing w:after="30" w:before="0" w:line="300" w:lineRule="atLeast"/>
-              <w:jc w:val="left"/>
-            </w:pPr>
-            <w:r>
-              <w:rPr>
-                <w:rFonts w:ascii="David" w:cs="David" w:eastAsia="David" w:hAnsi="David"/>
-                <w:sz w:val="19"/>
-                <w:szCs w:val="19"/>
-                <w:rtl/>
-              </w:rPr>
-              <w:t xml:space="preserve">מפת גוף. אזורים אפשריים: פנים, צוואר, חזה, בטן, ידיים, רגליים</w:t>
-            </w:r>
-          </w:p>
-          <w:p>
-            <w:pPr>
-              <w:bidi/>
-              <w:spacing w:after="30" w:before="0" w:line="300" w:lineRule="atLeast"/>
-              <w:jc w:val="left"/>
-            </w:pPr>
-            <w:r>
-              <w:rPr>
-                <w:rFonts w:ascii="David" w:cs="David" w:eastAsia="David" w:hAnsi="David"/>
-                <w:b/>
-                <w:bCs/>
-                <w:color w:val="047857"/>
-                <w:sz w:val="19"/>
-                <w:szCs w:val="19"/>
-                <w:rtl/>
-              </w:rPr>
-              <w:t xml:space="preserve">נכון: צוואר</w:t>
-            </w:r>
-          </w:p>
-        </w:tc>
-        <w:tc>
-          <w:tcPr>
-            <w:tcW w:type="dxa" w:w="2500"/>
-            <w:tcBorders>
-              <w:top w:val="single" w:color="B6C3D4" w:sz="4"/>
-              <w:left w:val="single" w:color="B6C3D4" w:sz="4"/>
-              <w:bottom w:val="single" w:color="B6C3D4" w:sz="4"/>
-              <w:right w:val="single" w:color="B6C3D4" w:sz="4"/>
-            </w:tcBorders>
-            <w:tcMar>
-              <w:top w:type="dxa" w:w="60"/>
-              <w:left w:type="dxa" w:w="100"/>
-              <w:bottom w:type="dxa" w:w="60"/>
-              <w:right w:type="dxa" w:w="100"/>
-            </w:tcMar>
-          </w:tcPr>
-          <w:p>
-            <w:pPr>
-              <w:bidi/>
-              <w:spacing w:after="60" w:before="0" w:line="300" w:lineRule="atLeast"/>
-              <w:jc w:val="left"/>
-            </w:pPr>
-            <w:r>
-              <w:rPr>
-                <w:rFonts w:ascii="David" w:cs="David" w:eastAsia="David" w:hAnsi="David"/>
-                <w:sz w:val="19"/>
-                <w:szCs w:val="19"/>
-                <w:rtl/>
-              </w:rPr>
-              <w:t xml:space="preserve">בלוטת התריס נמצאת בחזית הצוואר. בבדיקה ממששים אותה ובודקים אם יש בה הגדלה (זפק) או גושים.</w:t>
-            </w:r>
-          </w:p>
-          <w:p>
-            <w:pPr>
-              <w:bidi/>
-              <w:spacing w:after="20" w:before="0" w:line="300" w:lineRule="atLeast"/>
-              <w:jc w:val="left"/>
-            </w:pPr>
-            <w:r>
-              <w:rPr>
-                <w:rFonts w:ascii="David" w:cs="David" w:eastAsia="David" w:hAnsi="David"/>
-                <w:b/>
-                <w:bCs/>
-                <w:sz w:val="17"/>
-                <w:szCs w:val="17"/>
-                <w:rtl/>
-              </w:rPr>
-              <w:t xml:space="preserve">רמזים:</w:t>
-            </w:r>
-          </w:p>
-          <w:p>
-            <w:pPr>
-              <w:bidi/>
-              <w:spacing w:after="20" w:before="0" w:line="300" w:lineRule="atLeast"/>
-              <w:jc w:val="left"/>
-            </w:pPr>
-            <w:r>
-              <w:rPr>
-                <w:rFonts w:ascii="David" w:cs="David" w:eastAsia="David" w:hAnsi="David"/>
-                <w:color w:val="475569"/>
-                <w:sz w:val="17"/>
-                <w:szCs w:val="17"/>
-                <w:rtl/>
-              </w:rPr>
-              <w:t xml:space="preserve">1. זו בלוטת התריס, והיא נמצאת בחלק הקדמי של הגוף, מתחת ללסת.</w:t>
-            </w:r>
-          </w:p>
-          <w:p>
-            <w:pPr>
-              <w:bidi/>
-              <w:spacing w:after="20" w:before="0" w:line="300" w:lineRule="atLeast"/>
-              <w:jc w:val="left"/>
-            </w:pPr>
-            <w:r>
-              <w:rPr>
-                <w:rFonts w:ascii="David" w:cs="David" w:eastAsia="David" w:hAnsi="David"/>
-                <w:color w:val="475569"/>
-                <w:sz w:val="17"/>
-                <w:szCs w:val="17"/>
-                <w:rtl/>
-              </w:rPr>
-              <w:t xml:space="preserve">2. היא יושבת מתחת לגרגרת.</w:t>
-            </w:r>
-          </w:p>
-          <w:p>
-            <w:pPr>
-              <w:bidi/>
-              <w:spacing w:after="20" w:before="0" w:line="300" w:lineRule="atLeast"/>
-              <w:jc w:val="left"/>
-            </w:pPr>
-            <w:r>
-              <w:rPr>
-                <w:rFonts w:ascii="David" w:cs="David" w:eastAsia="David" w:hAnsi="David"/>
-                <w:color w:val="475569"/>
-                <w:sz w:val="17"/>
-                <w:szCs w:val="17"/>
-                <w:rtl/>
-              </w:rPr>
-              <w:t xml:space="preserve">3. צוואר.</w:t>
-            </w:r>
-          </w:p>
-        </w:tc>
-        <w:tc>
-          <w:tcPr>
-            <w:tcW w:type="dxa" w:w="2126"/>
-            <w:tcBorders>
-              <w:top w:val="single" w:color="B6C3D4" w:sz="4"/>
-              <w:left w:val="single" w:color="B6C3D4" w:sz="4"/>
-              <w:bottom w:val="single" w:color="B6C3D4" w:sz="4"/>
-              <w:right w:val="single" w:color="B6C3D4" w:sz="4"/>
-            </w:tcBorders>
-            <w:tcMar>
-              <w:top w:type="dxa" w:w="60"/>
-              <w:left w:type="dxa" w:w="100"/>
-              <w:bottom w:type="dxa" w:w="60"/>
-              <w:right w:type="dxa" w:w="100"/>
-            </w:tcMar>
-          </w:tcPr>
-          <w:p>
-            <w:pPr>
-              <w:bidi/>
-              <w:spacing w:after="40" w:before="0" w:line="300" w:lineRule="atLeast"/>
-              <w:jc w:val="left"/>
-            </w:pPr>
-          </w:p>
-        </w:tc>
-      </w:tr>
-      <w:tr>
-        <w:trPr>
-          <w:cantSplit w:val="off"/>
-        </w:trPr>
-        <w:tc>
-          <w:tcPr>
-            <w:tcW w:type="dxa" w:w="500"/>
-            <w:tcBorders>
-              <w:top w:val="single" w:color="B6C3D4" w:sz="4"/>
-              <w:left w:val="single" w:color="B6C3D4" w:sz="4"/>
-              <w:bottom w:val="single" w:color="B6C3D4" w:sz="4"/>
-              <w:right w:val="single" w:color="B6C3D4" w:sz="4"/>
-            </w:tcBorders>
-            <w:tcMar>
-              <w:top w:type="dxa" w:w="60"/>
-              <w:left w:type="dxa" w:w="100"/>
-              <w:bottom w:type="dxa" w:w="60"/>
-              <w:right w:type="dxa" w:w="100"/>
-            </w:tcMar>
-          </w:tcPr>
-          <w:p>
-            <w:pPr>
-              <w:bidi/>
-              <w:spacing w:after="40" w:before="0" w:line="300" w:lineRule="atLeast"/>
-              <w:jc w:val="left"/>
-            </w:pPr>
-            <w:r>
-              <w:rPr>
-                <w:rFonts w:ascii="David" w:cs="David" w:eastAsia="David" w:hAnsi="David"/>
-                <w:sz w:val="20"/>
-                <w:szCs w:val="20"/>
-                <w:rtl/>
-              </w:rPr>
-              <w:t xml:space="preserve">2</w:t>
-            </w:r>
-          </w:p>
-        </w:tc>
-        <w:tc>
-          <w:tcPr>
-            <w:tcW w:type="dxa" w:w="3900"/>
-            <w:tcBorders>
-              <w:top w:val="single" w:color="B6C3D4" w:sz="4"/>
-              <w:left w:val="single" w:color="B6C3D4" w:sz="4"/>
-              <w:bottom w:val="single" w:color="B6C3D4" w:sz="4"/>
-              <w:right w:val="single" w:color="B6C3D4" w:sz="4"/>
-            </w:tcBorders>
-            <w:tcMar>
-              <w:top w:type="dxa" w:w="60"/>
-              <w:left w:type="dxa" w:w="100"/>
-              <w:bottom w:type="dxa" w:w="60"/>
-              <w:right w:type="dxa" w:w="100"/>
-            </w:tcMar>
-          </w:tcPr>
-          <w:p>
-            <w:pPr>
-              <w:bidi/>
-              <w:spacing w:after="30" w:before="0" w:line="300" w:lineRule="atLeast"/>
-              <w:jc w:val="left"/>
-            </w:pPr>
-            <w:r>
-              <w:rPr>
-                <w:rFonts w:ascii="David" w:cs="David" w:eastAsia="David" w:hAnsi="David"/>
-                <w:color w:val="64748B"/>
-                <w:sz w:val="17"/>
-                <w:szCs w:val="17"/>
-                <w:rtl/>
-              </w:rPr>
-              <w:t xml:space="preserve">בחירה בודדת</w:t>
-            </w:r>
-          </w:p>
-          <w:p>
-            <w:pPr>
-              <w:bidi/>
-              <w:spacing w:after="40" w:before="0" w:line="300" w:lineRule="atLeast"/>
-              <w:jc w:val="left"/>
-            </w:pPr>
-            <w:r>
-              <w:rPr>
-                <w:rFonts w:ascii="David" w:cs="David" w:eastAsia="David" w:hAnsi="David"/>
-                <w:i/>
-                <w:iCs/>
-                <w:color w:val="0E7490"/>
-                <w:sz w:val="18"/>
-                <w:szCs w:val="18"/>
-                <w:rtl/>
-              </w:rPr>
-              <w:t xml:space="preserve">מידע שנחשף: בבדיקה שמתי לב לנפיחות בעפעפיים (בתמונה).</w:t>
-            </w:r>
-          </w:p>
-          <w:p>
-            <w:pPr>
-              <w:bidi/>
-              <w:spacing w:after="40" w:before="0" w:line="300" w:lineRule="atLeast"/>
-              <w:jc w:val="left"/>
-            </w:pPr>
-            <w:r>
-              <w:rPr>
-                <w:rFonts w:ascii="David" w:cs="David" w:eastAsia="David" w:hAnsi="David"/>
-                <w:i/>
-                <w:iCs/>
-                <w:color w:val="0E7490"/>
-                <w:sz w:val="18"/>
-                <w:szCs w:val="18"/>
-                <w:rtl/>
-              </w:rPr>
-              <w:t xml:space="preserve">🖼 נפיחות סביב העיניים ופנים נפוחות במבט כללי</w:t>
-            </w:r>
-          </w:p>
-          <w:p>
-            <w:pPr>
-              <w:bidi/>
-              <w:spacing w:after="60" w:before="0" w:line="300" w:lineRule="atLeast"/>
-              <w:jc w:val="left"/>
-            </w:pPr>
-            <w:r>
-              <w:rPr>
-                <w:rFonts w:ascii="David" w:cs="David" w:eastAsia="David" w:hAnsi="David"/>
-                <w:b/>
-                <w:bCs/>
-                <w:sz w:val="20"/>
-                <w:szCs w:val="20"/>
-                <w:rtl/>
-              </w:rPr>
-              <w:t xml:space="preserve">מה תצפו למצוא בבדיקות הדם?</w:t>
-            </w:r>
-          </w:p>
-          <w:p>
-            <w:pPr>
-              <w:bidi/>
-              <w:spacing w:after="30" w:before="0" w:line="300" w:lineRule="atLeast"/>
-              <w:jc w:val="left"/>
-            </w:pPr>
-            <w:r>
-              <w:rPr>
-                <w:rFonts w:ascii="David" w:cs="David" w:eastAsia="David" w:hAnsi="David"/>
-                <w:b w:val="false"/>
-                <w:bCs w:val="false"/>
-                <w:color w:val="475569"/>
-                <w:sz w:val="19"/>
-                <w:szCs w:val="19"/>
-                <w:rtl/>
-              </w:rPr>
-              <w:t xml:space="preserve">✗  </w:t>
-            </w:r>
-            <w:r>
-              <w:rPr>
-                <w:rFonts w:ascii="David" w:cs="David" w:eastAsia="David" w:hAnsi="David"/>
-                <w:b w:val="false"/>
-                <w:bCs w:val="false"/>
-                <w:color w:val="475569"/>
-                <w:sz w:val="19"/>
-                <w:szCs w:val="19"/>
-              </w:rPr>
-              <w:t xml:space="preserve">TSH</w:t>
-            </w:r>
-            <w:r>
-              <w:rPr>
-                <w:rFonts w:ascii="David" w:cs="David" w:eastAsia="David" w:hAnsi="David"/>
-                <w:b w:val="false"/>
-                <w:bCs w:val="false"/>
-                <w:color w:val="475569"/>
-                <w:sz w:val="19"/>
-                <w:szCs w:val="19"/>
-                <w:rtl/>
-              </w:rPr>
-              <w:t xml:space="preserve"> גבוה, </w:t>
-            </w:r>
-            <w:r>
-              <w:rPr>
-                <w:rFonts w:ascii="David" w:cs="David" w:eastAsia="David" w:hAnsi="David"/>
-                <w:b w:val="false"/>
-                <w:bCs w:val="false"/>
-                <w:color w:val="475569"/>
-                <w:sz w:val="19"/>
-                <w:szCs w:val="19"/>
-              </w:rPr>
-              <w:t xml:space="preserve">T3</w:t>
-            </w:r>
-            <w:r>
-              <w:rPr>
-                <w:rFonts w:ascii="David" w:cs="David" w:eastAsia="David" w:hAnsi="David"/>
-                <w:b w:val="false"/>
-                <w:bCs w:val="false"/>
-                <w:color w:val="475569"/>
-                <w:sz w:val="19"/>
-                <w:szCs w:val="19"/>
-                <w:rtl/>
-              </w:rPr>
-              <w:t xml:space="preserve"> ו־</w:t>
-            </w:r>
-            <w:r>
-              <w:rPr>
-                <w:rFonts w:ascii="David" w:cs="David" w:eastAsia="David" w:hAnsi="David"/>
-                <w:b w:val="false"/>
-                <w:bCs w:val="false"/>
-                <w:color w:val="475569"/>
-                <w:sz w:val="19"/>
-                <w:szCs w:val="19"/>
-              </w:rPr>
-              <w:t xml:space="preserve">T4</w:t>
-            </w:r>
-            <w:r>
-              <w:rPr>
-                <w:rFonts w:ascii="David" w:cs="David" w:eastAsia="David" w:hAnsi="David"/>
-                <w:b w:val="false"/>
-                <w:bCs w:val="false"/>
-                <w:color w:val="475569"/>
-                <w:sz w:val="19"/>
-                <w:szCs w:val="19"/>
-                <w:rtl/>
-              </w:rPr>
-              <w:t xml:space="preserve"> גבוהים</w:t>
-            </w:r>
-          </w:p>
-          <w:p>
-            <w:pPr>
-              <w:bidi/>
-              <w:spacing w:after="30" w:before="0" w:line="300" w:lineRule="atLeast"/>
-              <w:jc w:val="left"/>
-            </w:pPr>
-            <w:r>
-              <w:rPr>
-                <w:rFonts w:ascii="David" w:cs="David" w:eastAsia="David" w:hAnsi="David"/>
-                <w:b/>
-                <w:bCs/>
-                <w:color w:val="047857"/>
-                <w:sz w:val="19"/>
-                <w:szCs w:val="19"/>
-                <w:rtl/>
-              </w:rPr>
-              <w:t xml:space="preserve">✓  </w:t>
-            </w:r>
-            <w:r>
-              <w:rPr>
-                <w:rFonts w:ascii="David" w:cs="David" w:eastAsia="David" w:hAnsi="David"/>
-                <w:b/>
-                <w:bCs/>
-                <w:color w:val="047857"/>
-                <w:sz w:val="19"/>
-                <w:szCs w:val="19"/>
-              </w:rPr>
-              <w:t xml:space="preserve">TSH</w:t>
-            </w:r>
-            <w:r>
-              <w:rPr>
-                <w:rFonts w:ascii="David" w:cs="David" w:eastAsia="David" w:hAnsi="David"/>
-                <w:b/>
-                <w:bCs/>
-                <w:color w:val="047857"/>
-                <w:sz w:val="19"/>
-                <w:szCs w:val="19"/>
-                <w:rtl/>
-              </w:rPr>
-              <w:t xml:space="preserve"> גבוה, </w:t>
-            </w:r>
-            <w:r>
-              <w:rPr>
-                <w:rFonts w:ascii="David" w:cs="David" w:eastAsia="David" w:hAnsi="David"/>
-                <w:b/>
-                <w:bCs/>
-                <w:color w:val="047857"/>
-                <w:sz w:val="19"/>
-                <w:szCs w:val="19"/>
-              </w:rPr>
-              <w:t xml:space="preserve">T3</w:t>
-            </w:r>
-            <w:r>
-              <w:rPr>
-                <w:rFonts w:ascii="David" w:cs="David" w:eastAsia="David" w:hAnsi="David"/>
-                <w:b/>
-                <w:bCs/>
-                <w:color w:val="047857"/>
-                <w:sz w:val="19"/>
-                <w:szCs w:val="19"/>
-                <w:rtl/>
-              </w:rPr>
-              <w:t xml:space="preserve"> ו־</w:t>
-            </w:r>
-            <w:r>
-              <w:rPr>
-                <w:rFonts w:ascii="David" w:cs="David" w:eastAsia="David" w:hAnsi="David"/>
-                <w:b/>
-                <w:bCs/>
-                <w:color w:val="047857"/>
-                <w:sz w:val="19"/>
-                <w:szCs w:val="19"/>
-              </w:rPr>
-              <w:t xml:space="preserve">T4</w:t>
-            </w:r>
-            <w:r>
-              <w:rPr>
-                <w:rFonts w:ascii="David" w:cs="David" w:eastAsia="David" w:hAnsi="David"/>
-                <w:b/>
-                <w:bCs/>
-                <w:color w:val="047857"/>
-                <w:sz w:val="19"/>
-                <w:szCs w:val="19"/>
-                <w:rtl/>
-              </w:rPr>
-              <w:t xml:space="preserve"> נמוכים</w:t>
-            </w:r>
-          </w:p>
-          <w:p>
-            <w:pPr>
-              <w:bidi/>
-              <w:spacing w:after="30" w:before="0" w:line="300" w:lineRule="atLeast"/>
-              <w:jc w:val="left"/>
-            </w:pPr>
-            <w:r>
-              <w:rPr>
-                <w:rFonts w:ascii="David" w:cs="David" w:eastAsia="David" w:hAnsi="David"/>
-                <w:b w:val="false"/>
-                <w:bCs w:val="false"/>
-                <w:color w:val="475569"/>
-                <w:sz w:val="19"/>
-                <w:szCs w:val="19"/>
-                <w:rtl/>
-              </w:rPr>
-              <w:t xml:space="preserve">✗  </w:t>
-            </w:r>
-            <w:r>
-              <w:rPr>
-                <w:rFonts w:ascii="David" w:cs="David" w:eastAsia="David" w:hAnsi="David"/>
-                <w:b w:val="false"/>
-                <w:bCs w:val="false"/>
-                <w:color w:val="475569"/>
-                <w:sz w:val="19"/>
-                <w:szCs w:val="19"/>
-              </w:rPr>
-              <w:t xml:space="preserve">TSH</w:t>
-            </w:r>
-            <w:r>
-              <w:rPr>
-                <w:rFonts w:ascii="David" w:cs="David" w:eastAsia="David" w:hAnsi="David"/>
-                <w:b w:val="false"/>
-                <w:bCs w:val="false"/>
-                <w:color w:val="475569"/>
-                <w:sz w:val="19"/>
-                <w:szCs w:val="19"/>
-                <w:rtl/>
-              </w:rPr>
-              <w:t xml:space="preserve"> נמוך, </w:t>
-            </w:r>
-            <w:r>
-              <w:rPr>
-                <w:rFonts w:ascii="David" w:cs="David" w:eastAsia="David" w:hAnsi="David"/>
-                <w:b w:val="false"/>
-                <w:bCs w:val="false"/>
-                <w:color w:val="475569"/>
-                <w:sz w:val="19"/>
-                <w:szCs w:val="19"/>
-              </w:rPr>
-              <w:t xml:space="preserve">T3</w:t>
-            </w:r>
-            <w:r>
-              <w:rPr>
-                <w:rFonts w:ascii="David" w:cs="David" w:eastAsia="David" w:hAnsi="David"/>
-                <w:b w:val="false"/>
-                <w:bCs w:val="false"/>
-                <w:color w:val="475569"/>
-                <w:sz w:val="19"/>
-                <w:szCs w:val="19"/>
-                <w:rtl/>
-              </w:rPr>
-              <w:t xml:space="preserve"> ו־</w:t>
-            </w:r>
-            <w:r>
-              <w:rPr>
-                <w:rFonts w:ascii="David" w:cs="David" w:eastAsia="David" w:hAnsi="David"/>
-                <w:b w:val="false"/>
-                <w:bCs w:val="false"/>
-                <w:color w:val="475569"/>
-                <w:sz w:val="19"/>
-                <w:szCs w:val="19"/>
-              </w:rPr>
-              <w:t xml:space="preserve">T4</w:t>
-            </w:r>
-            <w:r>
-              <w:rPr>
-                <w:rFonts w:ascii="David" w:cs="David" w:eastAsia="David" w:hAnsi="David"/>
-                <w:b w:val="false"/>
-                <w:bCs w:val="false"/>
-                <w:color w:val="475569"/>
-                <w:sz w:val="19"/>
-                <w:szCs w:val="19"/>
-                <w:rtl/>
-              </w:rPr>
-              <w:t xml:space="preserve"> גבוהים</w:t>
-            </w:r>
-          </w:p>
-          <w:p>
-            <w:pPr>
-              <w:bidi/>
-              <w:spacing w:after="30" w:before="0" w:line="300" w:lineRule="atLeast"/>
-              <w:jc w:val="left"/>
-            </w:pPr>
-            <w:r>
-              <w:rPr>
-                <w:rFonts w:ascii="David" w:cs="David" w:eastAsia="David" w:hAnsi="David"/>
-                <w:b w:val="false"/>
-                <w:bCs w:val="false"/>
-                <w:color w:val="475569"/>
-                <w:sz w:val="19"/>
-                <w:szCs w:val="19"/>
-                <w:rtl/>
-              </w:rPr>
-              <w:t xml:space="preserve">✗  </w:t>
-            </w:r>
-            <w:r>
-              <w:rPr>
-                <w:rFonts w:ascii="David" w:cs="David" w:eastAsia="David" w:hAnsi="David"/>
-                <w:b w:val="false"/>
-                <w:bCs w:val="false"/>
-                <w:color w:val="475569"/>
-                <w:sz w:val="19"/>
-                <w:szCs w:val="19"/>
-              </w:rPr>
-              <w:t xml:space="preserve">TSH</w:t>
-            </w:r>
-            <w:r>
-              <w:rPr>
-                <w:rFonts w:ascii="David" w:cs="David" w:eastAsia="David" w:hAnsi="David"/>
-                <w:b w:val="false"/>
-                <w:bCs w:val="false"/>
-                <w:color w:val="475569"/>
-                <w:sz w:val="19"/>
-                <w:szCs w:val="19"/>
-                <w:rtl/>
-              </w:rPr>
-              <w:t xml:space="preserve"> נמוך, </w:t>
-            </w:r>
-            <w:r>
-              <w:rPr>
-                <w:rFonts w:ascii="David" w:cs="David" w:eastAsia="David" w:hAnsi="David"/>
-                <w:b w:val="false"/>
-                <w:bCs w:val="false"/>
-                <w:color w:val="475569"/>
-                <w:sz w:val="19"/>
-                <w:szCs w:val="19"/>
-              </w:rPr>
-              <w:t xml:space="preserve">T3</w:t>
-            </w:r>
-            <w:r>
-              <w:rPr>
-                <w:rFonts w:ascii="David" w:cs="David" w:eastAsia="David" w:hAnsi="David"/>
-                <w:b w:val="false"/>
-                <w:bCs w:val="false"/>
-                <w:color w:val="475569"/>
-                <w:sz w:val="19"/>
-                <w:szCs w:val="19"/>
-                <w:rtl/>
-              </w:rPr>
-              <w:t xml:space="preserve"> ו־</w:t>
-            </w:r>
-            <w:r>
-              <w:rPr>
-                <w:rFonts w:ascii="David" w:cs="David" w:eastAsia="David" w:hAnsi="David"/>
-                <w:b w:val="false"/>
-                <w:bCs w:val="false"/>
-                <w:color w:val="475569"/>
-                <w:sz w:val="19"/>
-                <w:szCs w:val="19"/>
-              </w:rPr>
-              <w:t xml:space="preserve">T4</w:t>
-            </w:r>
-            <w:r>
-              <w:rPr>
-                <w:rFonts w:ascii="David" w:cs="David" w:eastAsia="David" w:hAnsi="David"/>
-                <w:b w:val="false"/>
-                <w:bCs w:val="false"/>
-                <w:color w:val="475569"/>
-                <w:sz w:val="19"/>
-                <w:szCs w:val="19"/>
-                <w:rtl/>
-              </w:rPr>
-              <w:t xml:space="preserve"> נמוכים</w:t>
-            </w:r>
-          </w:p>
-        </w:tc>
-        <w:tc>
-          <w:tcPr>
-            <w:tcW w:type="dxa" w:w="2500"/>
-            <w:tcBorders>
-              <w:top w:val="single" w:color="B6C3D4" w:sz="4"/>
-              <w:left w:val="single" w:color="B6C3D4" w:sz="4"/>
-              <w:bottom w:val="single" w:color="B6C3D4" w:sz="4"/>
-              <w:right w:val="single" w:color="B6C3D4" w:sz="4"/>
-            </w:tcBorders>
-            <w:tcMar>
-              <w:top w:type="dxa" w:w="60"/>
-              <w:left w:type="dxa" w:w="100"/>
-              <w:bottom w:type="dxa" w:w="60"/>
-              <w:right w:type="dxa" w:w="100"/>
-            </w:tcMar>
-          </w:tcPr>
-          <w:p>
-            <w:pPr>
-              <w:bidi/>
-              <w:spacing w:after="60" w:before="0" w:line="300" w:lineRule="atLeast"/>
-              <w:jc w:val="left"/>
-            </w:pPr>
-            <w:r>
-              <w:rPr>
-                <w:rFonts w:ascii="David" w:cs="David" w:eastAsia="David" w:hAnsi="David"/>
-                <w:sz w:val="19"/>
-                <w:szCs w:val="19"/>
-                <w:rtl/>
-              </w:rPr>
-              <w:t xml:space="preserve">הבלוטה לא מייצרת מספיק </w:t>
-            </w:r>
-            <w:r>
-              <w:rPr>
-                <w:rFonts w:ascii="David" w:cs="David" w:eastAsia="David" w:hAnsi="David"/>
-                <w:sz w:val="19"/>
-                <w:szCs w:val="19"/>
-              </w:rPr>
-              <w:t xml:space="preserve">T3</w:t>
-            </w:r>
-            <w:r>
-              <w:rPr>
-                <w:rFonts w:ascii="David" w:cs="David" w:eastAsia="David" w:hAnsi="David"/>
-                <w:sz w:val="19"/>
-                <w:szCs w:val="19"/>
-                <w:rtl/>
-              </w:rPr>
-              <w:t xml:space="preserve"> ו־</w:t>
-            </w:r>
-            <w:r>
-              <w:rPr>
-                <w:rFonts w:ascii="David" w:cs="David" w:eastAsia="David" w:hAnsi="David"/>
-                <w:sz w:val="19"/>
-                <w:szCs w:val="19"/>
-              </w:rPr>
-              <w:t xml:space="preserve">T4.</w:t>
-            </w:r>
-            <w:r>
-              <w:rPr>
-                <w:rFonts w:ascii="David" w:cs="David" w:eastAsia="David" w:hAnsi="David"/>
-                <w:sz w:val="19"/>
-                <w:szCs w:val="19"/>
-                <w:rtl/>
-              </w:rPr>
-              <w:t xml:space="preserve"> בגלל המשוב השלילי, ההיפופיזה לא מקבלת "די!" ולכן מפרישה יותר </w:t>
-            </w:r>
-            <w:r>
-              <w:rPr>
-                <w:rFonts w:ascii="David" w:cs="David" w:eastAsia="David" w:hAnsi="David"/>
-                <w:sz w:val="19"/>
-                <w:szCs w:val="19"/>
-              </w:rPr>
-              <w:t xml:space="preserve">TSH</w:t>
-            </w:r>
-            <w:r>
-              <w:rPr>
-                <w:rFonts w:ascii="David" w:cs="David" w:eastAsia="David" w:hAnsi="David"/>
-                <w:sz w:val="19"/>
-                <w:szCs w:val="19"/>
-                <w:rtl/>
-              </w:rPr>
-              <w:t xml:space="preserve"> בניסיון לעורר את הבלוטה.</w:t>
-            </w:r>
-          </w:p>
-          <w:p>
-            <w:pPr>
-              <w:bidi/>
-              <w:spacing w:after="20" w:before="0" w:line="300" w:lineRule="atLeast"/>
-              <w:jc w:val="left"/>
-            </w:pPr>
-            <w:r>
-              <w:rPr>
-                <w:rFonts w:ascii="David" w:cs="David" w:eastAsia="David" w:hAnsi="David"/>
-                <w:b/>
-                <w:bCs/>
-                <w:sz w:val="17"/>
-                <w:szCs w:val="17"/>
-                <w:rtl/>
-              </w:rPr>
-              <w:t xml:space="preserve">רמזים:</w:t>
-            </w:r>
-          </w:p>
-          <w:p>
-            <w:pPr>
-              <w:bidi/>
-              <w:spacing w:after="20" w:before="0" w:line="300" w:lineRule="atLeast"/>
-              <w:jc w:val="left"/>
-            </w:pPr>
-            <w:r>
-              <w:rPr>
-                <w:rFonts w:ascii="David" w:cs="David" w:eastAsia="David" w:hAnsi="David"/>
-                <w:color w:val="475569"/>
-                <w:sz w:val="17"/>
-                <w:szCs w:val="17"/>
-                <w:rtl/>
-              </w:rPr>
-              <w:t xml:space="preserve">1. כל התסמינים (קור, האטה, עלייה במשקל) הם של תת־פעילות. מה קורה לרמות </w:t>
-            </w:r>
-            <w:r>
-              <w:rPr>
-                <w:rFonts w:ascii="David" w:cs="David" w:eastAsia="David" w:hAnsi="David"/>
-                <w:color w:val="475569"/>
-                <w:sz w:val="17"/>
-                <w:szCs w:val="17"/>
-              </w:rPr>
-              <w:t xml:space="preserve">T3</w:t>
-            </w:r>
-            <w:r>
-              <w:rPr>
-                <w:rFonts w:ascii="David" w:cs="David" w:eastAsia="David" w:hAnsi="David"/>
-                <w:color w:val="475569"/>
-                <w:sz w:val="17"/>
-                <w:szCs w:val="17"/>
-                <w:rtl/>
-              </w:rPr>
-              <w:t xml:space="preserve"> ו־</w:t>
-            </w:r>
-            <w:r>
-              <w:rPr>
-                <w:rFonts w:ascii="David" w:cs="David" w:eastAsia="David" w:hAnsi="David"/>
-                <w:color w:val="475569"/>
-                <w:sz w:val="17"/>
-                <w:szCs w:val="17"/>
-              </w:rPr>
-              <w:t xml:space="preserve">T4</w:t>
-            </w:r>
-            <w:r>
-              <w:rPr>
-                <w:rFonts w:ascii="David" w:cs="David" w:eastAsia="David" w:hAnsi="David"/>
-                <w:color w:val="475569"/>
-                <w:sz w:val="17"/>
-                <w:szCs w:val="17"/>
-                <w:rtl/>
-              </w:rPr>
-              <w:t xml:space="preserve">?</w:t>
-            </w:r>
-          </w:p>
-          <w:p>
-            <w:pPr>
-              <w:bidi/>
-              <w:spacing w:after="20" w:before="0" w:line="300" w:lineRule="atLeast"/>
-              <w:jc w:val="left"/>
-            </w:pPr>
-            <w:r>
-              <w:rPr>
-                <w:rFonts w:ascii="David" w:cs="David" w:eastAsia="David" w:hAnsi="David"/>
-                <w:color w:val="475569"/>
-                <w:sz w:val="17"/>
-                <w:szCs w:val="17"/>
-                <w:rtl/>
-              </w:rPr>
-              <w:t xml:space="preserve">2. כש־</w:t>
-            </w:r>
-            <w:r>
-              <w:rPr>
-                <w:rFonts w:ascii="David" w:cs="David" w:eastAsia="David" w:hAnsi="David"/>
-                <w:color w:val="475569"/>
-                <w:sz w:val="17"/>
-                <w:szCs w:val="17"/>
-              </w:rPr>
-              <w:t xml:space="preserve">T4</w:t>
-            </w:r>
-            <w:r>
-              <w:rPr>
-                <w:rFonts w:ascii="David" w:cs="David" w:eastAsia="David" w:hAnsi="David"/>
-                <w:color w:val="475569"/>
-                <w:sz w:val="17"/>
-                <w:szCs w:val="17"/>
-                <w:rtl/>
-              </w:rPr>
-              <w:t xml:space="preserve"> נמוך, ההיפופיזה "לוחצת חזק יותר". מה קורה ל־</w:t>
-            </w:r>
-            <w:r>
-              <w:rPr>
-                <w:rFonts w:ascii="David" w:cs="David" w:eastAsia="David" w:hAnsi="David"/>
-                <w:color w:val="475569"/>
-                <w:sz w:val="17"/>
-                <w:szCs w:val="17"/>
-              </w:rPr>
-              <w:t xml:space="preserve">TSH</w:t>
-            </w:r>
-            <w:r>
-              <w:rPr>
-                <w:rFonts w:ascii="David" w:cs="David" w:eastAsia="David" w:hAnsi="David"/>
-                <w:color w:val="475569"/>
-                <w:sz w:val="17"/>
-                <w:szCs w:val="17"/>
-                <w:rtl/>
-              </w:rPr>
-              <w:t xml:space="preserve">?</w:t>
-            </w:r>
-          </w:p>
-          <w:p>
-            <w:pPr>
-              <w:bidi/>
-              <w:spacing w:after="20" w:before="0" w:line="300" w:lineRule="atLeast"/>
-              <w:jc w:val="left"/>
-            </w:pPr>
-            <w:r>
-              <w:rPr>
-                <w:rFonts w:ascii="David" w:cs="David" w:eastAsia="David" w:hAnsi="David"/>
-                <w:color w:val="475569"/>
-                <w:sz w:val="17"/>
-                <w:szCs w:val="17"/>
-                <w:rtl/>
-              </w:rPr>
-              <w:t xml:space="preserve">3. </w:t>
-            </w:r>
-            <w:r>
-              <w:rPr>
-                <w:rFonts w:ascii="David" w:cs="David" w:eastAsia="David" w:hAnsi="David"/>
-                <w:color w:val="475569"/>
-                <w:sz w:val="17"/>
-                <w:szCs w:val="17"/>
-              </w:rPr>
-              <w:t xml:space="preserve">TSH</w:t>
-            </w:r>
-            <w:r>
-              <w:rPr>
-                <w:rFonts w:ascii="David" w:cs="David" w:eastAsia="David" w:hAnsi="David"/>
-                <w:color w:val="475569"/>
-                <w:sz w:val="17"/>
-                <w:szCs w:val="17"/>
-                <w:rtl/>
-              </w:rPr>
-              <w:t xml:space="preserve"> גבוה, </w:t>
-            </w:r>
-            <w:r>
-              <w:rPr>
-                <w:rFonts w:ascii="David" w:cs="David" w:eastAsia="David" w:hAnsi="David"/>
-                <w:color w:val="475569"/>
-                <w:sz w:val="17"/>
-                <w:szCs w:val="17"/>
-              </w:rPr>
-              <w:t xml:space="preserve">T3</w:t>
-            </w:r>
-            <w:r>
-              <w:rPr>
-                <w:rFonts w:ascii="David" w:cs="David" w:eastAsia="David" w:hAnsi="David"/>
-                <w:color w:val="475569"/>
-                <w:sz w:val="17"/>
-                <w:szCs w:val="17"/>
-                <w:rtl/>
-              </w:rPr>
-              <w:t xml:space="preserve"> ו־</w:t>
-            </w:r>
-            <w:r>
-              <w:rPr>
-                <w:rFonts w:ascii="David" w:cs="David" w:eastAsia="David" w:hAnsi="David"/>
-                <w:color w:val="475569"/>
-                <w:sz w:val="17"/>
-                <w:szCs w:val="17"/>
-              </w:rPr>
-              <w:t xml:space="preserve">T4</w:t>
-            </w:r>
-            <w:r>
-              <w:rPr>
-                <w:rFonts w:ascii="David" w:cs="David" w:eastAsia="David" w:hAnsi="David"/>
-                <w:color w:val="475569"/>
-                <w:sz w:val="17"/>
-                <w:szCs w:val="17"/>
-                <w:rtl/>
-              </w:rPr>
-              <w:t xml:space="preserve"> נמוכים.</w:t>
-            </w:r>
-          </w:p>
-        </w:tc>
-        <w:tc>
-          <w:tcPr>
-            <w:tcW w:type="dxa" w:w="2126"/>
-            <w:tcBorders>
-              <w:top w:val="single" w:color="B6C3D4" w:sz="4"/>
-              <w:left w:val="single" w:color="B6C3D4" w:sz="4"/>
-              <w:bottom w:val="single" w:color="B6C3D4" w:sz="4"/>
-              <w:right w:val="single" w:color="B6C3D4" w:sz="4"/>
-            </w:tcBorders>
-            <w:tcMar>
-              <w:top w:type="dxa" w:w="60"/>
-              <w:left w:type="dxa" w:w="100"/>
-              <w:bottom w:type="dxa" w:w="60"/>
-              <w:right w:type="dxa" w:w="100"/>
-            </w:tcMar>
-          </w:tcPr>
-          <w:p>
-            <w:pPr>
-              <w:bidi/>
-              <w:spacing w:after="40" w:before="0" w:line="300" w:lineRule="atLeast"/>
-              <w:jc w:val="left"/>
-            </w:pPr>
-          </w:p>
-        </w:tc>
-      </w:tr>
-      <w:tr>
-        <w:trPr>
-          <w:cantSplit w:val="off"/>
-        </w:trPr>
-        <w:tc>
-          <w:tcPr>
-            <w:tcW w:type="dxa" w:w="500"/>
-            <w:tcBorders>
-              <w:top w:val="single" w:color="B6C3D4" w:sz="4"/>
-              <w:left w:val="single" w:color="B6C3D4" w:sz="4"/>
-              <w:bottom w:val="single" w:color="B6C3D4" w:sz="4"/>
-              <w:right w:val="single" w:color="B6C3D4" w:sz="4"/>
-            </w:tcBorders>
-            <w:tcMar>
-              <w:top w:type="dxa" w:w="60"/>
-              <w:left w:type="dxa" w:w="100"/>
-              <w:bottom w:type="dxa" w:w="60"/>
-              <w:right w:type="dxa" w:w="100"/>
-            </w:tcMar>
-          </w:tcPr>
-          <w:p>
-            <w:pPr>
-              <w:bidi/>
-              <w:spacing w:after="40" w:before="0" w:line="300" w:lineRule="atLeast"/>
-              <w:jc w:val="left"/>
-            </w:pPr>
-            <w:r>
-              <w:rPr>
-                <w:rFonts w:ascii="David" w:cs="David" w:eastAsia="David" w:hAnsi="David"/>
-                <w:sz w:val="20"/>
-                <w:szCs w:val="20"/>
-                <w:rtl/>
-              </w:rPr>
-              <w:t xml:space="preserve">3</w:t>
-            </w:r>
-          </w:p>
-        </w:tc>
-        <w:tc>
-          <w:tcPr>
-            <w:tcW w:type="dxa" w:w="3900"/>
-            <w:tcBorders>
-              <w:top w:val="single" w:color="B6C3D4" w:sz="4"/>
-              <w:left w:val="single" w:color="B6C3D4" w:sz="4"/>
-              <w:bottom w:val="single" w:color="B6C3D4" w:sz="4"/>
-              <w:right w:val="single" w:color="B6C3D4" w:sz="4"/>
-            </w:tcBorders>
-            <w:tcMar>
-              <w:top w:type="dxa" w:w="60"/>
-              <w:left w:type="dxa" w:w="100"/>
-              <w:bottom w:type="dxa" w:w="60"/>
-              <w:right w:type="dxa" w:w="100"/>
-            </w:tcMar>
-          </w:tcPr>
-          <w:p>
-            <w:pPr>
-              <w:bidi/>
-              <w:spacing w:after="30" w:before="0" w:line="300" w:lineRule="atLeast"/>
-              <w:jc w:val="left"/>
-            </w:pPr>
-            <w:r>
-              <w:rPr>
-                <w:rFonts w:ascii="David" w:cs="David" w:eastAsia="David" w:hAnsi="David"/>
-                <w:color w:val="64748B"/>
-                <w:sz w:val="17"/>
-                <w:szCs w:val="17"/>
-                <w:rtl/>
-              </w:rPr>
-              <w:t xml:space="preserve">כתיבה חופשית</w:t>
-            </w:r>
-          </w:p>
-          <w:p>
-            <w:pPr>
-              <w:bidi/>
-              <w:spacing w:after="60" w:before="0" w:line="300" w:lineRule="atLeast"/>
-              <w:jc w:val="left"/>
-            </w:pPr>
-            <w:r>
-              <w:rPr>
-                <w:rFonts w:ascii="David" w:cs="David" w:eastAsia="David" w:hAnsi="David"/>
-                <w:b/>
-                <w:bCs/>
-                <w:sz w:val="20"/>
-                <w:szCs w:val="20"/>
-                <w:rtl/>
-              </w:rPr>
-              <w:t xml:space="preserve">שם המחלה ככל הנראה, והתרופה שתרשמו לה:</w:t>
-            </w:r>
-          </w:p>
-          <w:p>
-            <w:pPr>
-              <w:bidi/>
-              <w:spacing w:after="30" w:before="0" w:line="300" w:lineRule="atLeast"/>
-              <w:jc w:val="left"/>
-            </w:pPr>
-            <w:r>
-              <w:rPr>
-                <w:rFonts w:ascii="David" w:cs="David" w:eastAsia="David" w:hAnsi="David"/>
-                <w:color w:val="047857"/>
-                <w:sz w:val="19"/>
-                <w:szCs w:val="19"/>
-                <w:rtl/>
-              </w:rPr>
-              <w:t xml:space="preserve">שם המחלה (בעברית או באנגלית): ✓ השימוטו / השימוטו / </w:t>
-            </w:r>
-            <w:r>
-              <w:rPr>
-                <w:rFonts w:ascii="David" w:cs="David" w:eastAsia="David" w:hAnsi="David"/>
-                <w:color w:val="047857"/>
-                <w:sz w:val="19"/>
-                <w:szCs w:val="19"/>
-              </w:rPr>
-              <w:t xml:space="preserve">hashimoto</w:t>
-            </w:r>
-            <w:r>
-              <w:rPr>
-                <w:rFonts w:ascii="David" w:cs="David" w:eastAsia="David" w:hAnsi="David"/>
-                <w:color w:val="047857"/>
-                <w:sz w:val="19"/>
-                <w:szCs w:val="19"/>
-                <w:rtl/>
-              </w:rPr>
-              <w:t xml:space="preserve"> / </w:t>
-            </w:r>
-            <w:r>
-              <w:rPr>
-                <w:rFonts w:ascii="David" w:cs="David" w:eastAsia="David" w:hAnsi="David"/>
-                <w:color w:val="047857"/>
-                <w:sz w:val="19"/>
-                <w:szCs w:val="19"/>
-              </w:rPr>
-              <w:t xml:space="preserve">hashimotos</w:t>
-            </w:r>
-            <w:r>
-              <w:rPr>
-                <w:rFonts w:ascii="David" w:cs="David" w:eastAsia="David" w:hAnsi="David"/>
-                <w:color w:val="047857"/>
-                <w:sz w:val="19"/>
-                <w:szCs w:val="19"/>
-                <w:rtl/>
-              </w:rPr>
-              <w:t xml:space="preserve"> / חשימוטו</w:t>
-            </w:r>
-          </w:p>
-          <w:p>
-            <w:pPr>
-              <w:bidi/>
-              <w:spacing w:after="30" w:before="0" w:line="300" w:lineRule="atLeast"/>
-              <w:jc w:val="left"/>
-            </w:pPr>
-            <w:r>
-              <w:rPr>
-                <w:rFonts w:ascii="David" w:cs="David" w:eastAsia="David" w:hAnsi="David"/>
-                <w:color w:val="047857"/>
-                <w:sz w:val="19"/>
-                <w:szCs w:val="19"/>
-                <w:rtl/>
-              </w:rPr>
-              <w:t xml:space="preserve">שם התרופה: ✓ אלתרוקסין / אלטרוקסין / לבותירוקסין / לבותיראוקסין / לבוטירוקסין …</w:t>
-            </w:r>
-          </w:p>
-        </w:tc>
-        <w:tc>
-          <w:tcPr>
-            <w:tcW w:type="dxa" w:w="2500"/>
-            <w:tcBorders>
-              <w:top w:val="single" w:color="B6C3D4" w:sz="4"/>
-              <w:left w:val="single" w:color="B6C3D4" w:sz="4"/>
-              <w:bottom w:val="single" w:color="B6C3D4" w:sz="4"/>
-              <w:right w:val="single" w:color="B6C3D4" w:sz="4"/>
-            </w:tcBorders>
-            <w:tcMar>
-              <w:top w:type="dxa" w:w="60"/>
-              <w:left w:type="dxa" w:w="100"/>
-              <w:bottom w:type="dxa" w:w="60"/>
-              <w:right w:type="dxa" w:w="100"/>
-            </w:tcMar>
-          </w:tcPr>
-          <w:p>
-            <w:pPr>
-              <w:bidi/>
-              <w:spacing w:after="60" w:before="0" w:line="300" w:lineRule="atLeast"/>
-              <w:jc w:val="left"/>
-            </w:pPr>
-            <w:r>
-              <w:rPr>
-                <w:rFonts w:ascii="David" w:cs="David" w:eastAsia="David" w:hAnsi="David"/>
-                <w:sz w:val="19"/>
-                <w:szCs w:val="19"/>
-                <w:rtl/>
-              </w:rPr>
-              <w:t xml:space="preserve">תסמיני תת־פעילות ו־</w:t>
-            </w:r>
-            <w:r>
-              <w:rPr>
-                <w:rFonts w:ascii="David" w:cs="David" w:eastAsia="David" w:hAnsi="David"/>
-                <w:sz w:val="19"/>
-                <w:szCs w:val="19"/>
-              </w:rPr>
-              <w:t xml:space="preserve">TSH</w:t>
-            </w:r>
-            <w:r>
-              <w:rPr>
-                <w:rFonts w:ascii="David" w:cs="David" w:eastAsia="David" w:hAnsi="David"/>
-                <w:sz w:val="19"/>
-                <w:szCs w:val="19"/>
-                <w:rtl/>
-              </w:rPr>
-              <w:t xml:space="preserve"> גבוה אצל צעירה מצביעים בדרך כלל על דלקת אוטואימונית של הבלוטה (השימוטו), עם נוגדנים (</w:t>
-            </w:r>
-            <w:r>
-              <w:rPr>
-                <w:rFonts w:ascii="David" w:cs="David" w:eastAsia="David" w:hAnsi="David"/>
-                <w:sz w:val="19"/>
-                <w:szCs w:val="19"/>
-              </w:rPr>
-              <w:t xml:space="preserve">anti-TPO</w:t>
-            </w:r>
-            <w:r>
-              <w:rPr>
-                <w:rFonts w:ascii="David" w:cs="David" w:eastAsia="David" w:hAnsi="David"/>
-                <w:sz w:val="19"/>
-                <w:szCs w:val="19"/>
-                <w:rtl/>
-              </w:rPr>
-              <w:t xml:space="preserve">). הטיפול הוא החלפת ההורמון החסר: אלתרוקסין (</w:t>
-            </w:r>
-            <w:r>
-              <w:rPr>
-                <w:rFonts w:ascii="David" w:cs="David" w:eastAsia="David" w:hAnsi="David"/>
-                <w:sz w:val="19"/>
-                <w:szCs w:val="19"/>
-              </w:rPr>
-              <w:t xml:space="preserve">T4</w:t>
-            </w:r>
-            <w:r>
-              <w:rPr>
-                <w:rFonts w:ascii="David" w:cs="David" w:eastAsia="David" w:hAnsi="David"/>
-                <w:sz w:val="19"/>
-                <w:szCs w:val="19"/>
-                <w:rtl/>
-              </w:rPr>
-              <w:t xml:space="preserve">).</w:t>
-            </w:r>
-          </w:p>
-          <w:p>
-            <w:pPr>
-              <w:bidi/>
-              <w:spacing w:after="20" w:before="0" w:line="300" w:lineRule="atLeast"/>
-              <w:jc w:val="left"/>
-            </w:pPr>
-            <w:r>
-              <w:rPr>
-                <w:rFonts w:ascii="David" w:cs="David" w:eastAsia="David" w:hAnsi="David"/>
-                <w:b/>
-                <w:bCs/>
-                <w:sz w:val="17"/>
-                <w:szCs w:val="17"/>
-                <w:rtl/>
-              </w:rPr>
-              <w:t xml:space="preserve">רמזים:</w:t>
-            </w:r>
-          </w:p>
-          <w:p>
-            <w:pPr>
-              <w:bidi/>
-              <w:spacing w:after="20" w:before="0" w:line="300" w:lineRule="atLeast"/>
-              <w:jc w:val="left"/>
-            </w:pPr>
-            <w:r>
-              <w:rPr>
-                <w:rFonts w:ascii="David" w:cs="David" w:eastAsia="David" w:hAnsi="David"/>
-                <w:color w:val="475569"/>
-                <w:sz w:val="17"/>
-                <w:szCs w:val="17"/>
-                <w:rtl/>
-              </w:rPr>
-              <w:t xml:space="preserve">1. מחלה אוטואימונית של בלוטת התריס שגורמת לתת־פעילות. שמה של יפני.</w:t>
-            </w:r>
-          </w:p>
-          <w:p>
-            <w:pPr>
-              <w:bidi/>
-              <w:spacing w:after="20" w:before="0" w:line="300" w:lineRule="atLeast"/>
-              <w:jc w:val="left"/>
-            </w:pPr>
-            <w:r>
-              <w:rPr>
-                <w:rFonts w:ascii="David" w:cs="David" w:eastAsia="David" w:hAnsi="David"/>
-                <w:color w:val="475569"/>
-                <w:sz w:val="17"/>
-                <w:szCs w:val="17"/>
-                <w:rtl/>
-              </w:rPr>
-              <w:t xml:space="preserve">2. השם מתחיל ב־ה... והתרופה מתחילה ב־אל...</w:t>
-            </w:r>
-          </w:p>
-          <w:p>
-            <w:pPr>
-              <w:bidi/>
-              <w:spacing w:after="20" w:before="0" w:line="300" w:lineRule="atLeast"/>
-              <w:jc w:val="left"/>
-            </w:pPr>
-            <w:r>
-              <w:rPr>
-                <w:rFonts w:ascii="David" w:cs="David" w:eastAsia="David" w:hAnsi="David"/>
-                <w:color w:val="475569"/>
-                <w:sz w:val="17"/>
-                <w:szCs w:val="17"/>
-                <w:rtl/>
-              </w:rPr>
-              <w:t xml:space="preserve">3. השימוטו ואלתרוקסין.</w:t>
-            </w:r>
-          </w:p>
-        </w:tc>
-        <w:tc>
-          <w:tcPr>
-            <w:tcW w:type="dxa" w:w="2126"/>
-            <w:tcBorders>
-              <w:top w:val="single" w:color="B6C3D4" w:sz="4"/>
-              <w:left w:val="single" w:color="B6C3D4" w:sz="4"/>
-              <w:bottom w:val="single" w:color="B6C3D4" w:sz="4"/>
-              <w:right w:val="single" w:color="B6C3D4" w:sz="4"/>
-            </w:tcBorders>
-            <w:tcMar>
-              <w:top w:type="dxa" w:w="60"/>
-              <w:left w:type="dxa" w:w="100"/>
-              <w:bottom w:type="dxa" w:w="60"/>
-              <w:right w:type="dxa" w:w="100"/>
-            </w:tcMar>
-          </w:tcPr>
-          <w:p>
-            <w:pPr>
-              <w:bidi/>
-              <w:spacing w:after="40" w:before="0" w:line="300" w:lineRule="atLeast"/>
-              <w:jc w:val="left"/>
-            </w:pPr>
-          </w:p>
-        </w:tc>
-      </w:tr>
-    </w:tbl>
-    <w:p>
-      <w:pPr>
-        <w:bidi/>
-        <w:spacing w:after="40" w:before="160" w:line="300" w:lineRule="atLeast"/>
-        <w:jc w:val="left"/>
-      </w:pPr>
-      <w:r>
-        <w:rPr>
-          <w:rFonts w:ascii="David" w:cs="David" w:eastAsia="David" w:hAnsi="David"/>
-          <w:b/>
-          <w:bCs/>
-          <w:sz w:val="22"/>
-          <w:szCs w:val="22"/>
-          <w:rtl/>
-        </w:rPr>
-        <w:t xml:space="preserve">הערות הבקר לתחנה:</w:t>
-      </w:r>
-    </w:p>
-    <w:p>
-      <w:pPr>
-        <w:pBdr>
-          <w:bottom w:val="single" w:color="94A3B8" w:sz="4" w:space="6"/>
-        </w:pBdr>
-        <w:bidi/>
-        <w:spacing w:after="120"/>
-      </w:pPr>
-    </w:p>
-    <w:p>
-      <w:pPr>
-        <w:pBdr>
-          <w:bottom w:val="single" w:color="94A3B8" w:sz="4" w:space="6"/>
-        </w:pBdr>
-        <w:bidi/>
-        <w:spacing w:after="120"/>
-      </w:pPr>
-    </w:p>
-    <w:p>
-      <w:pPr>
-        <w:pBdr>
-          <w:bottom w:val="single" w:color="94A3B8" w:sz="4" w:space="6"/>
-        </w:pBdr>
-        <w:bidi/>
-        <w:spacing w:after="120"/>
-      </w:pPr>
-    </w:p>
-    <w:p>
-      <w:pPr>
-        <w:pageBreakBefore/>
-      </w:pPr>
-    </w:p>
-    <w:p>
-      <w:pPr>
-        <w:pStyle w:val="Heading1"/>
-        <w:keepNext/>
-        <w:bidi/>
-        <w:spacing w:after="120" w:before="240" w:line="300" w:lineRule="atLeast"/>
-        <w:jc w:val="left"/>
-      </w:pPr>
-      <w:r>
-        <w:rPr>
-          <w:rFonts w:ascii="David" w:cs="David" w:eastAsia="David" w:hAnsi="David"/>
-          <w:b/>
-          <w:bCs/>
-          <w:sz w:val="32"/>
-          <w:szCs w:val="32"/>
-          <w:rtl/>
-        </w:rPr>
-        <w:t xml:space="preserve">תחנה 4: הלב שלא נרגע</w:t>
-      </w:r>
-    </w:p>
-    <w:p>
-      <w:pPr>
-        <w:bidi/>
-        <w:spacing w:after="80" w:before="0" w:line="300" w:lineRule="atLeast"/>
-        <w:jc w:val="left"/>
-      </w:pPr>
-      <w:r>
-        <w:rPr>
-          <w:rFonts w:ascii="David" w:cs="David" w:eastAsia="David" w:hAnsi="David"/>
-          <w:color w:val="475569"/>
-          <w:sz w:val="22"/>
-          <w:szCs w:val="22"/>
-          <w:rtl/>
-        </w:rPr>
-        <w:t xml:space="preserve">מרפאה, חדר 4 · נ.ר., אישה, בת 29</w:t>
-      </w:r>
-    </w:p>
-    <w:p>
-      <w:pPr>
-        <w:bidi/>
-        <w:spacing w:after="80" w:before="0" w:line="300" w:lineRule="atLeast"/>
-        <w:jc w:val="left"/>
-      </w:pPr>
-      <w:r>
-        <w:rPr>
-          <w:rFonts w:ascii="David" w:cs="David" w:eastAsia="David" w:hAnsi="David"/>
-          <w:sz w:val="22"/>
-          <w:szCs w:val="22"/>
-          <w:rtl/>
-        </w:rPr>
-        <w:t xml:space="preserve">סימנים חיוניים במוניטור: דופק 118 · לחץ דם 142/68 · סטורציה 99% · חום 37.4°</w:t>
-      </w:r>
-    </w:p>
-    <w:tbl>
-      <w:tblPr>
-        <w:bidiVisual/>
-        <w:tblW w:type="dxa" w:w="9026"/>
-        <w:tblBorders>
-          <w:top w:val="single" w:color="auto" w:sz="4"/>
-          <w:left w:val="single" w:color="auto" w:sz="4"/>
-          <w:bottom w:val="single" w:color="auto" w:sz="4"/>
-          <w:right w:val="single" w:color="auto" w:sz="4"/>
-          <w:insideH w:val="single" w:color="auto" w:sz="4"/>
-          <w:insideV w:val="single" w:color="auto" w:sz="4"/>
-        </w:tblBorders>
-      </w:tblPr>
-      <w:tblGrid>
-        <w:gridCol w:w="2000"/>
-        <w:gridCol w:w="7026"/>
-      </w:tblGrid>
-      <w:tr>
-        <w:tc>
-          <w:tcPr>
-            <w:tcW w:type="dxa" w:w="2000"/>
-            <w:tcBorders>
-              <w:top w:val="single" w:color="B6C3D4" w:sz="4"/>
-              <w:left w:val="single" w:color="B6C3D4" w:sz="4"/>
-              <w:bottom w:val="single" w:color="B6C3D4" w:sz="4"/>
-              <w:right w:val="single" w:color="B6C3D4" w:sz="4"/>
-            </w:tcBorders>
-            <w:shd w:fill="EEF6FA" w:val="clear"/>
-            <w:tcMar>
-              <w:top w:type="dxa" w:w="60"/>
-              <w:left w:type="dxa" w:w="100"/>
-              <w:bottom w:type="dxa" w:w="60"/>
-              <w:right w:type="dxa" w:w="100"/>
-            </w:tcMar>
-          </w:tcPr>
-          <w:p>
-            <w:pPr>
-              <w:bidi/>
-              <w:spacing w:after="40" w:before="0" w:line="300" w:lineRule="atLeast"/>
-              <w:jc w:val="left"/>
-            </w:pPr>
-            <w:r>
-              <w:rPr>
-                <w:rFonts w:ascii="David" w:cs="David" w:eastAsia="David" w:hAnsi="David"/>
-                <w:b/>
-                <w:bCs/>
-                <w:sz w:val="20"/>
-                <w:szCs w:val="20"/>
-                <w:rtl/>
-              </w:rPr>
-              <w:t xml:space="preserve">אבחנה</w:t>
-            </w:r>
-          </w:p>
-        </w:tc>
-        <w:tc>
-          <w:tcPr>
-            <w:tcW w:type="dxa" w:w="7026"/>
-            <w:tcBorders>
-              <w:top w:val="single" w:color="B6C3D4" w:sz="4"/>
-              <w:left w:val="single" w:color="B6C3D4" w:sz="4"/>
-              <w:bottom w:val="single" w:color="B6C3D4" w:sz="4"/>
-              <w:right w:val="single" w:color="B6C3D4" w:sz="4"/>
-            </w:tcBorders>
-            <w:tcMar>
-              <w:top w:type="dxa" w:w="60"/>
-              <w:left w:type="dxa" w:w="100"/>
-              <w:bottom w:type="dxa" w:w="60"/>
-              <w:right w:type="dxa" w:w="100"/>
-            </w:tcMar>
-          </w:tcPr>
-          <w:p>
-            <w:pPr>
-              <w:bidi/>
-              <w:spacing w:after="40" w:before="0" w:line="300" w:lineRule="atLeast"/>
-              <w:jc w:val="left"/>
-            </w:pPr>
-            <w:r>
-              <w:rPr>
-                <w:rFonts w:ascii="David" w:cs="David" w:eastAsia="David" w:hAnsi="David"/>
-                <w:b/>
-                <w:bCs/>
-                <w:sz w:val="20"/>
-                <w:szCs w:val="20"/>
-                <w:rtl/>
-              </w:rPr>
-              <w:t xml:space="preserve">מחלת גרייבס (יתר־פעילות בלוטת התריס אוטואימונית)</w:t>
-            </w:r>
-          </w:p>
-        </w:tc>
-      </w:tr>
-      <w:tr>
-        <w:tc>
-          <w:tcPr>
-            <w:tcW w:type="dxa" w:w="2000"/>
-            <w:tcBorders>
-              <w:top w:val="single" w:color="B6C3D4" w:sz="4"/>
-              <w:left w:val="single" w:color="B6C3D4" w:sz="4"/>
-              <w:bottom w:val="single" w:color="B6C3D4" w:sz="4"/>
-              <w:right w:val="single" w:color="B6C3D4" w:sz="4"/>
-            </w:tcBorders>
-            <w:shd w:fill="EEF6FA" w:val="clear"/>
-            <w:tcMar>
-              <w:top w:type="dxa" w:w="60"/>
-              <w:left w:type="dxa" w:w="100"/>
-              <w:bottom w:type="dxa" w:w="60"/>
-              <w:right w:type="dxa" w:w="100"/>
-            </w:tcMar>
-          </w:tcPr>
-          <w:p>
-            <w:pPr>
-              <w:bidi/>
-              <w:spacing w:after="40" w:before="0" w:line="300" w:lineRule="atLeast"/>
-              <w:jc w:val="left"/>
-            </w:pPr>
-            <w:r>
-              <w:rPr>
-                <w:rFonts w:ascii="David" w:cs="David" w:eastAsia="David" w:hAnsi="David"/>
-                <w:b/>
-                <w:bCs/>
-                <w:sz w:val="20"/>
-                <w:szCs w:val="20"/>
-                <w:rtl/>
-              </w:rPr>
-              <w:t xml:space="preserve">הורמון מפתח</w:t>
-            </w:r>
-          </w:p>
-        </w:tc>
-        <w:tc>
-          <w:tcPr>
-            <w:tcW w:type="dxa" w:w="7026"/>
-            <w:tcBorders>
-              <w:top w:val="single" w:color="B6C3D4" w:sz="4"/>
-              <w:left w:val="single" w:color="B6C3D4" w:sz="4"/>
-              <w:bottom w:val="single" w:color="B6C3D4" w:sz="4"/>
-              <w:right w:val="single" w:color="B6C3D4" w:sz="4"/>
-            </w:tcBorders>
-            <w:tcMar>
-              <w:top w:type="dxa" w:w="60"/>
-              <w:left w:type="dxa" w:w="100"/>
-              <w:bottom w:type="dxa" w:w="60"/>
-              <w:right w:type="dxa" w:w="100"/>
-            </w:tcMar>
-          </w:tcPr>
-          <w:p>
-            <w:pPr>
-              <w:bidi/>
-              <w:spacing w:after="40" w:before="0" w:line="300" w:lineRule="atLeast"/>
-              <w:jc w:val="left"/>
-            </w:pPr>
-            <w:r>
-              <w:rPr>
-                <w:rFonts w:ascii="David" w:cs="David" w:eastAsia="David" w:hAnsi="David"/>
-                <w:sz w:val="20"/>
-                <w:szCs w:val="20"/>
-              </w:rPr>
-              <w:t xml:space="preserve">TSH</w:t>
-            </w:r>
-            <w:r>
-              <w:rPr>
-                <w:rFonts w:ascii="David" w:cs="David" w:eastAsia="David" w:hAnsi="David"/>
-                <w:sz w:val="20"/>
-                <w:szCs w:val="20"/>
-                <w:rtl/>
-              </w:rPr>
-              <w:t xml:space="preserve"> נמוך; </w:t>
-            </w:r>
-            <w:r>
-              <w:rPr>
-                <w:rFonts w:ascii="David" w:cs="David" w:eastAsia="David" w:hAnsi="David"/>
-                <w:sz w:val="20"/>
-                <w:szCs w:val="20"/>
-              </w:rPr>
-              <w:t xml:space="preserve">T3</w:t>
-            </w:r>
-            <w:r>
-              <w:rPr>
-                <w:rFonts w:ascii="David" w:cs="David" w:eastAsia="David" w:hAnsi="David"/>
-                <w:sz w:val="20"/>
-                <w:szCs w:val="20"/>
-                <w:rtl/>
-              </w:rPr>
-              <w:t xml:space="preserve"> ו־</w:t>
-            </w:r>
-            <w:r>
-              <w:rPr>
-                <w:rFonts w:ascii="David" w:cs="David" w:eastAsia="David" w:hAnsi="David"/>
-                <w:sz w:val="20"/>
-                <w:szCs w:val="20"/>
-              </w:rPr>
-              <w:t xml:space="preserve">T4</w:t>
-            </w:r>
-            <w:r>
-              <w:rPr>
-                <w:rFonts w:ascii="David" w:cs="David" w:eastAsia="David" w:hAnsi="David"/>
-                <w:sz w:val="20"/>
-                <w:szCs w:val="20"/>
-                <w:rtl/>
-              </w:rPr>
-              <w:t xml:space="preserve"> גבוהים</w:t>
-            </w:r>
-          </w:p>
-        </w:tc>
-      </w:tr>
-      <w:tr>
-        <w:tc>
-          <w:tcPr>
-            <w:tcW w:type="dxa" w:w="2000"/>
-            <w:tcBorders>
-              <w:top w:val="single" w:color="B6C3D4" w:sz="4"/>
-              <w:left w:val="single" w:color="B6C3D4" w:sz="4"/>
-              <w:bottom w:val="single" w:color="B6C3D4" w:sz="4"/>
-              <w:right w:val="single" w:color="B6C3D4" w:sz="4"/>
-            </w:tcBorders>
-            <w:shd w:fill="EEF6FA" w:val="clear"/>
-            <w:tcMar>
-              <w:top w:type="dxa" w:w="60"/>
-              <w:left w:type="dxa" w:w="100"/>
-              <w:bottom w:type="dxa" w:w="60"/>
-              <w:right w:type="dxa" w:w="100"/>
-            </w:tcMar>
-          </w:tcPr>
-          <w:p>
-            <w:pPr>
-              <w:bidi/>
-              <w:spacing w:after="40" w:before="0" w:line="300" w:lineRule="atLeast"/>
-              <w:jc w:val="left"/>
-            </w:pPr>
-            <w:r>
-              <w:rPr>
-                <w:rFonts w:ascii="David" w:cs="David" w:eastAsia="David" w:hAnsi="David"/>
-                <w:b/>
-                <w:bCs/>
-                <w:sz w:val="20"/>
-                <w:szCs w:val="20"/>
-                <w:rtl/>
-              </w:rPr>
-              <w:t xml:space="preserve">טיפול</w:t>
-            </w:r>
-          </w:p>
-        </w:tc>
-        <w:tc>
-          <w:tcPr>
-            <w:tcW w:type="dxa" w:w="7026"/>
-            <w:tcBorders>
-              <w:top w:val="single" w:color="B6C3D4" w:sz="4"/>
-              <w:left w:val="single" w:color="B6C3D4" w:sz="4"/>
-              <w:bottom w:val="single" w:color="B6C3D4" w:sz="4"/>
-              <w:right w:val="single" w:color="B6C3D4" w:sz="4"/>
-            </w:tcBorders>
-            <w:tcMar>
-              <w:top w:type="dxa" w:w="60"/>
-              <w:left w:type="dxa" w:w="100"/>
-              <w:bottom w:type="dxa" w:w="60"/>
-              <w:right w:type="dxa" w:w="100"/>
-            </w:tcMar>
-          </w:tcPr>
-          <w:p>
-            <w:pPr>
-              <w:bidi/>
-              <w:spacing w:after="40" w:before="0" w:line="300" w:lineRule="atLeast"/>
-              <w:jc w:val="left"/>
-            </w:pPr>
-            <w:r>
-              <w:rPr>
-                <w:rFonts w:ascii="David" w:cs="David" w:eastAsia="David" w:hAnsi="David"/>
-                <w:sz w:val="20"/>
-                <w:szCs w:val="20"/>
-                <w:rtl/>
-              </w:rPr>
-              <w:t xml:space="preserve">תרופות נוגדות תריס, חוסמי בטא, יוד רדיואקטיבי או ניתוח</w:t>
-            </w:r>
-          </w:p>
-        </w:tc>
-      </w:tr>
-    </w:tbl>
-    <w:p>
-      <w:pPr>
-        <w:keepNext/>
-        <w:bidi/>
-        <w:spacing w:after="60" w:before="120" w:line="300" w:lineRule="atLeast"/>
-        <w:jc w:val="left"/>
-      </w:pPr>
-      <w:r>
-        <w:rPr>
-          <w:rFonts w:ascii="David" w:cs="David" w:eastAsia="David" w:hAnsi="David"/>
-          <w:b/>
-          <w:bCs/>
-          <w:sz w:val="24"/>
-          <w:szCs w:val="24"/>
-          <w:rtl/>
-        </w:rPr>
-        <w:t xml:space="preserve">תיאור המקרה (כפי שמוצג לתלמיד)</w:t>
-      </w:r>
-    </w:p>
-    <w:p>
-      <w:pPr>
-        <w:bidi/>
-        <w:spacing w:after="60" w:before="0" w:line="300" w:lineRule="atLeast"/>
-        <w:jc w:val="left"/>
-      </w:pPr>
-      <w:r>
-        <w:rPr>
-          <w:rFonts w:ascii="David" w:cs="David" w:eastAsia="David" w:hAnsi="David"/>
-          <w:sz w:val="21"/>
-          <w:szCs w:val="21"/>
-          <w:rtl/>
-        </w:rPr>
-        <w:t xml:space="preserve">נעמה: נ.ר., בת 29. ירדה שמונה קילו בחודשיים, למרות שהיא אוכלת יותר מתמיד. דפיקות לב, זיעה, רעד בידיים, חוסר מנוחה, ובחורף היא נמצאת במשרד עם חולצה קצרה.</w:t>
-      </w:r>
-    </w:p>
-    <w:p>
-      <w:pPr>
-        <w:bidi/>
-        <w:spacing w:after="60" w:before="0" w:line="300" w:lineRule="atLeast"/>
-        <w:jc w:val="left"/>
-      </w:pPr>
-      <w:r>
-        <w:rPr>
-          <w:rFonts w:ascii="David" w:cs="David" w:eastAsia="David" w:hAnsi="David"/>
-          <w:sz w:val="21"/>
-          <w:szCs w:val="21"/>
-          <w:rtl/>
-        </w:rPr>
-        <w:t xml:space="preserve">נעמה: בבדיקה: דופק 118, צוואר מעט נפוח, והעיניים נראות בולטות. ראו את התמונה.</w:t>
-      </w:r>
-    </w:p>
-    <w:p>
-      <w:pPr>
-        <w:bidi/>
-        <w:spacing w:after="60" w:before="0" w:line="300" w:lineRule="atLeast"/>
-        <w:jc w:val="left"/>
-      </w:pPr>
-      <w:r>
-        <w:rPr>
-          <w:rFonts w:ascii="David" w:cs="David" w:eastAsia="David" w:hAnsi="David"/>
-          <w:color w:val="475569"/>
-          <w:sz w:val="20"/>
-          <w:szCs w:val="20"/>
-          <w:rtl/>
-        </w:rPr>
-        <w:t xml:space="preserve">🖼 תמונה: עיניים בולטות (אקסופתלמוס) וצוואר מעט נפוח</w:t>
-      </w:r>
-    </w:p>
-    <w:p>
-      <w:pPr>
-        <w:keepNext/>
-        <w:bidi/>
-        <w:spacing w:after="60" w:before="120" w:line="300" w:lineRule="atLeast"/>
-        <w:jc w:val="left"/>
-      </w:pPr>
-      <w:r>
-        <w:rPr>
-          <w:rFonts w:ascii="David" w:cs="David" w:eastAsia="David" w:hAnsi="David"/>
-          <w:b/>
-          <w:bCs/>
-          <w:sz w:val="24"/>
-          <w:szCs w:val="24"/>
-          <w:rtl/>
-        </w:rPr>
-        <w:t xml:space="preserve">שלבי הפתרון</w:t>
-      </w:r>
-    </w:p>
-    <w:tbl>
-      <w:tblPr>
-        <w:bidiVisual/>
-        <w:tblW w:type="dxa" w:w="9026"/>
-        <w:tblBorders>
-          <w:top w:val="single" w:color="auto" w:sz="4"/>
-          <w:left w:val="single" w:color="auto" w:sz="4"/>
-          <w:bottom w:val="single" w:color="auto" w:sz="4"/>
-          <w:right w:val="single" w:color="auto" w:sz="4"/>
-          <w:insideH w:val="single" w:color="auto" w:sz="4"/>
-          <w:insideV w:val="single" w:color="auto" w:sz="4"/>
-        </w:tblBorders>
-      </w:tblPr>
-      <w:tblGrid>
-        <w:gridCol w:w="500"/>
-        <w:gridCol w:w="3900"/>
-        <w:gridCol w:w="2500"/>
-        <w:gridCol w:w="2126"/>
-      </w:tblGrid>
-      <w:tr>
-        <w:trPr>
-          <w:tblHeader/>
-        </w:trPr>
-        <w:tc>
-          <w:tcPr>
-            <w:tcW w:type="dxa" w:w="500"/>
-            <w:tcBorders>
-              <w:top w:val="single" w:color="B6C3D4" w:sz="4"/>
-              <w:left w:val="single" w:color="B6C3D4" w:sz="4"/>
-              <w:bottom w:val="single" w:color="B6C3D4" w:sz="4"/>
-              <w:right w:val="single" w:color="B6C3D4" w:sz="4"/>
-            </w:tcBorders>
-            <w:shd w:fill="D5E8F0" w:val="clear"/>
-            <w:tcMar>
-              <w:top w:type="dxa" w:w="60"/>
-              <w:left w:type="dxa" w:w="100"/>
-              <w:bottom w:type="dxa" w:w="60"/>
-              <w:right w:type="dxa" w:w="100"/>
-            </w:tcMar>
-          </w:tcPr>
-          <w:p>
-            <w:pPr>
-              <w:bidi/>
-              <w:spacing w:after="40" w:before="0" w:line="300" w:lineRule="atLeast"/>
-              <w:jc w:val="left"/>
-            </w:pPr>
-            <w:r>
-              <w:rPr>
-                <w:rFonts w:ascii="David" w:cs="David" w:eastAsia="David" w:hAnsi="David"/>
-                <w:b/>
-                <w:bCs/>
-                <w:sz w:val="20"/>
-                <w:szCs w:val="20"/>
-                <w:rtl/>
-              </w:rPr>
-              <w:t xml:space="preserve">#</w:t>
-            </w:r>
-          </w:p>
-        </w:tc>
-        <w:tc>
-          <w:tcPr>
-            <w:tcW w:type="dxa" w:w="3900"/>
-            <w:tcBorders>
-              <w:top w:val="single" w:color="B6C3D4" w:sz="4"/>
-              <w:left w:val="single" w:color="B6C3D4" w:sz="4"/>
-              <w:bottom w:val="single" w:color="B6C3D4" w:sz="4"/>
-              <w:right w:val="single" w:color="B6C3D4" w:sz="4"/>
-            </w:tcBorders>
-            <w:shd w:fill="D5E8F0" w:val="clear"/>
-            <w:tcMar>
-              <w:top w:type="dxa" w:w="60"/>
-              <w:left w:type="dxa" w:w="100"/>
-              <w:bottom w:type="dxa" w:w="60"/>
-              <w:right w:type="dxa" w:w="100"/>
-            </w:tcMar>
-          </w:tcPr>
-          <w:p>
-            <w:pPr>
-              <w:bidi/>
-              <w:spacing w:after="40" w:before="0" w:line="300" w:lineRule="atLeast"/>
-              <w:jc w:val="left"/>
-            </w:pPr>
-            <w:r>
-              <w:rPr>
-                <w:rFonts w:ascii="David" w:cs="David" w:eastAsia="David" w:hAnsi="David"/>
-                <w:b/>
-                <w:bCs/>
-                <w:sz w:val="20"/>
-                <w:szCs w:val="20"/>
-                <w:rtl/>
-              </w:rPr>
-              <w:t xml:space="preserve">שאלה ותשובות</w:t>
-            </w:r>
-          </w:p>
-        </w:tc>
-        <w:tc>
-          <w:tcPr>
-            <w:tcW w:type="dxa" w:w="2500"/>
-            <w:tcBorders>
-              <w:top w:val="single" w:color="B6C3D4" w:sz="4"/>
-              <w:left w:val="single" w:color="B6C3D4" w:sz="4"/>
-              <w:bottom w:val="single" w:color="B6C3D4" w:sz="4"/>
-              <w:right w:val="single" w:color="B6C3D4" w:sz="4"/>
-            </w:tcBorders>
-            <w:shd w:fill="D5E8F0" w:val="clear"/>
-            <w:tcMar>
-              <w:top w:type="dxa" w:w="60"/>
-              <w:left w:type="dxa" w:w="100"/>
-              <w:bottom w:type="dxa" w:w="60"/>
-              <w:right w:type="dxa" w:w="100"/>
-            </w:tcMar>
-          </w:tcPr>
-          <w:p>
-            <w:pPr>
-              <w:bidi/>
-              <w:spacing w:after="40" w:before="0" w:line="300" w:lineRule="atLeast"/>
-              <w:jc w:val="left"/>
-            </w:pPr>
-            <w:r>
-              <w:rPr>
-                <w:rFonts w:ascii="David" w:cs="David" w:eastAsia="David" w:hAnsi="David"/>
-                <w:b/>
-                <w:bCs/>
-                <w:sz w:val="20"/>
-                <w:szCs w:val="20"/>
-                <w:rtl/>
-              </w:rPr>
-              <w:t xml:space="preserve">ההסבר שמוצג לתלמיד</w:t>
-            </w:r>
-          </w:p>
-        </w:tc>
-        <w:tc>
-          <w:tcPr>
-            <w:tcW w:type="dxa" w:w="2126"/>
-            <w:tcBorders>
-              <w:top w:val="single" w:color="B6C3D4" w:sz="4"/>
-              <w:left w:val="single" w:color="B6C3D4" w:sz="4"/>
-              <w:bottom w:val="single" w:color="B6C3D4" w:sz="4"/>
-              <w:right w:val="single" w:color="B6C3D4" w:sz="4"/>
-            </w:tcBorders>
-            <w:shd w:fill="D5E8F0" w:val="clear"/>
-            <w:tcMar>
-              <w:top w:type="dxa" w:w="60"/>
-              <w:left w:type="dxa" w:w="100"/>
-              <w:bottom w:type="dxa" w:w="60"/>
-              <w:right w:type="dxa" w:w="100"/>
-            </w:tcMar>
-          </w:tcPr>
-          <w:p>
-            <w:pPr>
-              <w:bidi/>
-              <w:spacing w:after="40" w:before="0" w:line="300" w:lineRule="atLeast"/>
-              <w:jc w:val="left"/>
-            </w:pPr>
-            <w:r>
-              <w:rPr>
-                <w:rFonts w:ascii="David" w:cs="David" w:eastAsia="David" w:hAnsi="David"/>
-                <w:b/>
-                <w:bCs/>
-                <w:sz w:val="20"/>
-                <w:szCs w:val="20"/>
-                <w:rtl/>
-              </w:rPr>
-              <w:t xml:space="preserve">הערת הבקר</w:t>
-            </w:r>
-          </w:p>
-        </w:tc>
-      </w:tr>
-      <w:tr>
-        <w:trPr>
-          <w:cantSplit w:val="off"/>
-        </w:trPr>
-        <w:tc>
-          <w:tcPr>
-            <w:tcW w:type="dxa" w:w="500"/>
-            <w:tcBorders>
-              <w:top w:val="single" w:color="B6C3D4" w:sz="4"/>
-              <w:left w:val="single" w:color="B6C3D4" w:sz="4"/>
-              <w:bottom w:val="single" w:color="B6C3D4" w:sz="4"/>
-              <w:right w:val="single" w:color="B6C3D4" w:sz="4"/>
-            </w:tcBorders>
-            <w:tcMar>
-              <w:top w:type="dxa" w:w="60"/>
-              <w:left w:type="dxa" w:w="100"/>
-              <w:bottom w:type="dxa" w:w="60"/>
-              <w:right w:type="dxa" w:w="100"/>
-            </w:tcMar>
-          </w:tcPr>
-          <w:p>
-            <w:pPr>
-              <w:bidi/>
-              <w:spacing w:after="40" w:before="0" w:line="300" w:lineRule="atLeast"/>
-              <w:jc w:val="left"/>
-            </w:pPr>
-            <w:r>
-              <w:rPr>
-                <w:rFonts w:ascii="David" w:cs="David" w:eastAsia="David" w:hAnsi="David"/>
-                <w:sz w:val="20"/>
-                <w:szCs w:val="20"/>
-                <w:rtl/>
-              </w:rPr>
-              <w:t xml:space="preserve">1</w:t>
-            </w:r>
-          </w:p>
-        </w:tc>
-        <w:tc>
-          <w:tcPr>
-            <w:tcW w:type="dxa" w:w="3900"/>
-            <w:tcBorders>
-              <w:top w:val="single" w:color="B6C3D4" w:sz="4"/>
-              <w:left w:val="single" w:color="B6C3D4" w:sz="4"/>
-              <w:bottom w:val="single" w:color="B6C3D4" w:sz="4"/>
-              <w:right w:val="single" w:color="B6C3D4" w:sz="4"/>
-            </w:tcBorders>
-            <w:tcMar>
-              <w:top w:type="dxa" w:w="60"/>
-              <w:left w:type="dxa" w:w="100"/>
-              <w:bottom w:type="dxa" w:w="60"/>
-              <w:right w:type="dxa" w:w="100"/>
-            </w:tcMar>
-          </w:tcPr>
-          <w:p>
-            <w:pPr>
-              <w:bidi/>
-              <w:spacing w:after="30" w:before="0" w:line="300" w:lineRule="atLeast"/>
-              <w:jc w:val="left"/>
-            </w:pPr>
-            <w:r>
-              <w:rPr>
-                <w:rFonts w:ascii="David" w:cs="David" w:eastAsia="David" w:hAnsi="David"/>
-                <w:color w:val="64748B"/>
-                <w:sz w:val="17"/>
-                <w:szCs w:val="17"/>
-                <w:rtl/>
-              </w:rPr>
-              <w:t xml:space="preserve">בחירה בודדת</w:t>
-            </w:r>
-          </w:p>
-          <w:p>
-            <w:pPr>
-              <w:bidi/>
-              <w:spacing w:after="60" w:before="0" w:line="300" w:lineRule="atLeast"/>
-              <w:jc w:val="left"/>
-            </w:pPr>
-            <w:r>
-              <w:rPr>
-                <w:rFonts w:ascii="David" w:cs="David" w:eastAsia="David" w:hAnsi="David"/>
-                <w:b/>
-                <w:bCs/>
-                <w:sz w:val="20"/>
-                <w:szCs w:val="20"/>
-                <w:rtl/>
-              </w:rPr>
-              <w:t xml:space="preserve">מה תצפו למצוא בבדיקות הדם?</w:t>
-            </w:r>
-          </w:p>
-          <w:p>
-            <w:pPr>
-              <w:bidi/>
-              <w:spacing w:after="30" w:before="0" w:line="300" w:lineRule="atLeast"/>
-              <w:jc w:val="left"/>
-            </w:pPr>
-            <w:r>
-              <w:rPr>
-                <w:rFonts w:ascii="David" w:cs="David" w:eastAsia="David" w:hAnsi="David"/>
-                <w:b w:val="false"/>
-                <w:bCs w:val="false"/>
-                <w:color w:val="475569"/>
-                <w:sz w:val="19"/>
-                <w:szCs w:val="19"/>
-                <w:rtl/>
-              </w:rPr>
-              <w:t xml:space="preserve">✗  </w:t>
-            </w:r>
-            <w:r>
-              <w:rPr>
-                <w:rFonts w:ascii="David" w:cs="David" w:eastAsia="David" w:hAnsi="David"/>
-                <w:b w:val="false"/>
-                <w:bCs w:val="false"/>
-                <w:color w:val="475569"/>
-                <w:sz w:val="19"/>
-                <w:szCs w:val="19"/>
-              </w:rPr>
-              <w:t xml:space="preserve">TSH</w:t>
-            </w:r>
-            <w:r>
-              <w:rPr>
-                <w:rFonts w:ascii="David" w:cs="David" w:eastAsia="David" w:hAnsi="David"/>
-                <w:b w:val="false"/>
-                <w:bCs w:val="false"/>
-                <w:color w:val="475569"/>
-                <w:sz w:val="19"/>
-                <w:szCs w:val="19"/>
-                <w:rtl/>
-              </w:rPr>
-              <w:t xml:space="preserve"> גבוה, </w:t>
-            </w:r>
-            <w:r>
-              <w:rPr>
-                <w:rFonts w:ascii="David" w:cs="David" w:eastAsia="David" w:hAnsi="David"/>
-                <w:b w:val="false"/>
-                <w:bCs w:val="false"/>
-                <w:color w:val="475569"/>
-                <w:sz w:val="19"/>
-                <w:szCs w:val="19"/>
-              </w:rPr>
-              <w:t xml:space="preserve">T3</w:t>
-            </w:r>
-            <w:r>
-              <w:rPr>
-                <w:rFonts w:ascii="David" w:cs="David" w:eastAsia="David" w:hAnsi="David"/>
-                <w:b w:val="false"/>
-                <w:bCs w:val="false"/>
-                <w:color w:val="475569"/>
-                <w:sz w:val="19"/>
-                <w:szCs w:val="19"/>
-                <w:rtl/>
-              </w:rPr>
-              <w:t xml:space="preserve"> ו־</w:t>
-            </w:r>
-            <w:r>
-              <w:rPr>
-                <w:rFonts w:ascii="David" w:cs="David" w:eastAsia="David" w:hAnsi="David"/>
-                <w:b w:val="false"/>
-                <w:bCs w:val="false"/>
-                <w:color w:val="475569"/>
-                <w:sz w:val="19"/>
-                <w:szCs w:val="19"/>
-              </w:rPr>
-              <w:t xml:space="preserve">T4</w:t>
-            </w:r>
-            <w:r>
-              <w:rPr>
-                <w:rFonts w:ascii="David" w:cs="David" w:eastAsia="David" w:hAnsi="David"/>
-                <w:b w:val="false"/>
-                <w:bCs w:val="false"/>
-                <w:color w:val="475569"/>
-                <w:sz w:val="19"/>
-                <w:szCs w:val="19"/>
-                <w:rtl/>
-              </w:rPr>
-              <w:t xml:space="preserve"> נמוכים</w:t>
-            </w:r>
-          </w:p>
-          <w:p>
-            <w:pPr>
-              <w:bidi/>
-              <w:spacing w:after="30" w:before="0" w:line="300" w:lineRule="atLeast"/>
-              <w:jc w:val="left"/>
-            </w:pPr>
-            <w:r>
-              <w:rPr>
-                <w:rFonts w:ascii="David" w:cs="David" w:eastAsia="David" w:hAnsi="David"/>
-                <w:b/>
-                <w:bCs/>
-                <w:color w:val="047857"/>
-                <w:sz w:val="19"/>
-                <w:szCs w:val="19"/>
-                <w:rtl/>
-              </w:rPr>
-              <w:t xml:space="preserve">✓  </w:t>
-            </w:r>
-            <w:r>
-              <w:rPr>
-                <w:rFonts w:ascii="David" w:cs="David" w:eastAsia="David" w:hAnsi="David"/>
-                <w:b/>
-                <w:bCs/>
-                <w:color w:val="047857"/>
-                <w:sz w:val="19"/>
-                <w:szCs w:val="19"/>
-              </w:rPr>
-              <w:t xml:space="preserve">TSH</w:t>
-            </w:r>
-            <w:r>
-              <w:rPr>
-                <w:rFonts w:ascii="David" w:cs="David" w:eastAsia="David" w:hAnsi="David"/>
-                <w:b/>
-                <w:bCs/>
-                <w:color w:val="047857"/>
-                <w:sz w:val="19"/>
-                <w:szCs w:val="19"/>
-                <w:rtl/>
-              </w:rPr>
-              <w:t xml:space="preserve"> נמוך, </w:t>
-            </w:r>
-            <w:r>
-              <w:rPr>
-                <w:rFonts w:ascii="David" w:cs="David" w:eastAsia="David" w:hAnsi="David"/>
-                <w:b/>
-                <w:bCs/>
-                <w:color w:val="047857"/>
-                <w:sz w:val="19"/>
-                <w:szCs w:val="19"/>
-              </w:rPr>
-              <w:t xml:space="preserve">T3</w:t>
-            </w:r>
-            <w:r>
-              <w:rPr>
-                <w:rFonts w:ascii="David" w:cs="David" w:eastAsia="David" w:hAnsi="David"/>
-                <w:b/>
-                <w:bCs/>
-                <w:color w:val="047857"/>
-                <w:sz w:val="19"/>
-                <w:szCs w:val="19"/>
-                <w:rtl/>
-              </w:rPr>
-              <w:t xml:space="preserve"> ו־</w:t>
-            </w:r>
-            <w:r>
-              <w:rPr>
-                <w:rFonts w:ascii="David" w:cs="David" w:eastAsia="David" w:hAnsi="David"/>
-                <w:b/>
-                <w:bCs/>
-                <w:color w:val="047857"/>
-                <w:sz w:val="19"/>
-                <w:szCs w:val="19"/>
-              </w:rPr>
-              <w:t xml:space="preserve">T4</w:t>
-            </w:r>
-            <w:r>
-              <w:rPr>
-                <w:rFonts w:ascii="David" w:cs="David" w:eastAsia="David" w:hAnsi="David"/>
-                <w:b/>
-                <w:bCs/>
-                <w:color w:val="047857"/>
-                <w:sz w:val="19"/>
-                <w:szCs w:val="19"/>
-                <w:rtl/>
-              </w:rPr>
-              <w:t xml:space="preserve"> גבוהים</w:t>
-            </w:r>
-          </w:p>
-          <w:p>
-            <w:pPr>
-              <w:bidi/>
-              <w:spacing w:after="30" w:before="0" w:line="300" w:lineRule="atLeast"/>
-              <w:jc w:val="left"/>
-            </w:pPr>
-            <w:r>
-              <w:rPr>
-                <w:rFonts w:ascii="David" w:cs="David" w:eastAsia="David" w:hAnsi="David"/>
-                <w:b w:val="false"/>
-                <w:bCs w:val="false"/>
-                <w:color w:val="475569"/>
-                <w:sz w:val="19"/>
-                <w:szCs w:val="19"/>
-                <w:rtl/>
-              </w:rPr>
-              <w:t xml:space="preserve">✗  </w:t>
-            </w:r>
-            <w:r>
-              <w:rPr>
-                <w:rFonts w:ascii="David" w:cs="David" w:eastAsia="David" w:hAnsi="David"/>
-                <w:b w:val="false"/>
-                <w:bCs w:val="false"/>
-                <w:color w:val="475569"/>
-                <w:sz w:val="19"/>
-                <w:szCs w:val="19"/>
-              </w:rPr>
-              <w:t xml:space="preserve">TSH</w:t>
-            </w:r>
-            <w:r>
-              <w:rPr>
-                <w:rFonts w:ascii="David" w:cs="David" w:eastAsia="David" w:hAnsi="David"/>
-                <w:b w:val="false"/>
-                <w:bCs w:val="false"/>
-                <w:color w:val="475569"/>
-                <w:sz w:val="19"/>
-                <w:szCs w:val="19"/>
-                <w:rtl/>
-              </w:rPr>
-              <w:t xml:space="preserve"> גבוה, </w:t>
-            </w:r>
-            <w:r>
-              <w:rPr>
-                <w:rFonts w:ascii="David" w:cs="David" w:eastAsia="David" w:hAnsi="David"/>
-                <w:b w:val="false"/>
-                <w:bCs w:val="false"/>
-                <w:color w:val="475569"/>
-                <w:sz w:val="19"/>
-                <w:szCs w:val="19"/>
-              </w:rPr>
-              <w:t xml:space="preserve">T3</w:t>
-            </w:r>
-            <w:r>
-              <w:rPr>
-                <w:rFonts w:ascii="David" w:cs="David" w:eastAsia="David" w:hAnsi="David"/>
-                <w:b w:val="false"/>
-                <w:bCs w:val="false"/>
-                <w:color w:val="475569"/>
-                <w:sz w:val="19"/>
-                <w:szCs w:val="19"/>
-                <w:rtl/>
-              </w:rPr>
-              <w:t xml:space="preserve"> ו־</w:t>
-            </w:r>
-            <w:r>
-              <w:rPr>
-                <w:rFonts w:ascii="David" w:cs="David" w:eastAsia="David" w:hAnsi="David"/>
-                <w:b w:val="false"/>
-                <w:bCs w:val="false"/>
-                <w:color w:val="475569"/>
-                <w:sz w:val="19"/>
-                <w:szCs w:val="19"/>
-              </w:rPr>
-              <w:t xml:space="preserve">T4</w:t>
-            </w:r>
-            <w:r>
-              <w:rPr>
-                <w:rFonts w:ascii="David" w:cs="David" w:eastAsia="David" w:hAnsi="David"/>
-                <w:b w:val="false"/>
-                <w:bCs w:val="false"/>
-                <w:color w:val="475569"/>
-                <w:sz w:val="19"/>
-                <w:szCs w:val="19"/>
-                <w:rtl/>
-              </w:rPr>
-              <w:t xml:space="preserve"> גבוהים</w:t>
-            </w:r>
-          </w:p>
-          <w:p>
-            <w:pPr>
-              <w:bidi/>
-              <w:spacing w:after="30" w:before="0" w:line="300" w:lineRule="atLeast"/>
-              <w:jc w:val="left"/>
-            </w:pPr>
-            <w:r>
-              <w:rPr>
-                <w:rFonts w:ascii="David" w:cs="David" w:eastAsia="David" w:hAnsi="David"/>
-                <w:b w:val="false"/>
-                <w:bCs w:val="false"/>
-                <w:color w:val="475569"/>
-                <w:sz w:val="19"/>
-                <w:szCs w:val="19"/>
-                <w:rtl/>
-              </w:rPr>
-              <w:t xml:space="preserve">✗  </w:t>
-            </w:r>
-            <w:r>
-              <w:rPr>
-                <w:rFonts w:ascii="David" w:cs="David" w:eastAsia="David" w:hAnsi="David"/>
-                <w:b w:val="false"/>
-                <w:bCs w:val="false"/>
-                <w:color w:val="475569"/>
-                <w:sz w:val="19"/>
-                <w:szCs w:val="19"/>
-              </w:rPr>
-              <w:t xml:space="preserve">TSH</w:t>
-            </w:r>
-            <w:r>
-              <w:rPr>
-                <w:rFonts w:ascii="David" w:cs="David" w:eastAsia="David" w:hAnsi="David"/>
-                <w:b w:val="false"/>
-                <w:bCs w:val="false"/>
-                <w:color w:val="475569"/>
-                <w:sz w:val="19"/>
-                <w:szCs w:val="19"/>
-                <w:rtl/>
-              </w:rPr>
-              <w:t xml:space="preserve"> נמוך, </w:t>
-            </w:r>
-            <w:r>
-              <w:rPr>
-                <w:rFonts w:ascii="David" w:cs="David" w:eastAsia="David" w:hAnsi="David"/>
-                <w:b w:val="false"/>
-                <w:bCs w:val="false"/>
-                <w:color w:val="475569"/>
-                <w:sz w:val="19"/>
-                <w:szCs w:val="19"/>
-              </w:rPr>
-              <w:t xml:space="preserve">T3</w:t>
-            </w:r>
-            <w:r>
-              <w:rPr>
-                <w:rFonts w:ascii="David" w:cs="David" w:eastAsia="David" w:hAnsi="David"/>
-                <w:b w:val="false"/>
-                <w:bCs w:val="false"/>
-                <w:color w:val="475569"/>
-                <w:sz w:val="19"/>
-                <w:szCs w:val="19"/>
-                <w:rtl/>
-              </w:rPr>
-              <w:t xml:space="preserve"> ו־</w:t>
-            </w:r>
-            <w:r>
-              <w:rPr>
-                <w:rFonts w:ascii="David" w:cs="David" w:eastAsia="David" w:hAnsi="David"/>
-                <w:b w:val="false"/>
-                <w:bCs w:val="false"/>
-                <w:color w:val="475569"/>
-                <w:sz w:val="19"/>
-                <w:szCs w:val="19"/>
-              </w:rPr>
-              <w:t xml:space="preserve">T4</w:t>
-            </w:r>
-            <w:r>
-              <w:rPr>
-                <w:rFonts w:ascii="David" w:cs="David" w:eastAsia="David" w:hAnsi="David"/>
-                <w:b w:val="false"/>
-                <w:bCs w:val="false"/>
-                <w:color w:val="475569"/>
-                <w:sz w:val="19"/>
-                <w:szCs w:val="19"/>
-                <w:rtl/>
-              </w:rPr>
-              <w:t xml:space="preserve"> נמוכים</w:t>
-            </w:r>
-          </w:p>
-        </w:tc>
-        <w:tc>
-          <w:tcPr>
-            <w:tcW w:type="dxa" w:w="2500"/>
-            <w:tcBorders>
-              <w:top w:val="single" w:color="B6C3D4" w:sz="4"/>
-              <w:left w:val="single" w:color="B6C3D4" w:sz="4"/>
-              <w:bottom w:val="single" w:color="B6C3D4" w:sz="4"/>
-              <w:right w:val="single" w:color="B6C3D4" w:sz="4"/>
-            </w:tcBorders>
-            <w:tcMar>
-              <w:top w:type="dxa" w:w="60"/>
-              <w:left w:type="dxa" w:w="100"/>
-              <w:bottom w:type="dxa" w:w="60"/>
-              <w:right w:type="dxa" w:w="100"/>
-            </w:tcMar>
-          </w:tcPr>
-          <w:p>
-            <w:pPr>
-              <w:bidi/>
-              <w:spacing w:after="60" w:before="0" w:line="300" w:lineRule="atLeast"/>
-              <w:jc w:val="left"/>
-            </w:pPr>
-            <w:r>
-              <w:rPr>
-                <w:rFonts w:ascii="David" w:cs="David" w:eastAsia="David" w:hAnsi="David"/>
-                <w:sz w:val="19"/>
-                <w:szCs w:val="19"/>
-              </w:rPr>
-              <w:t xml:space="preserve">T3</w:t>
-            </w:r>
-            <w:r>
-              <w:rPr>
-                <w:rFonts w:ascii="David" w:cs="David" w:eastAsia="David" w:hAnsi="David"/>
-                <w:sz w:val="19"/>
-                <w:szCs w:val="19"/>
-                <w:rtl/>
-              </w:rPr>
-              <w:t xml:space="preserve"> ו־</w:t>
-            </w:r>
-            <w:r>
-              <w:rPr>
-                <w:rFonts w:ascii="David" w:cs="David" w:eastAsia="David" w:hAnsi="David"/>
-                <w:sz w:val="19"/>
-                <w:szCs w:val="19"/>
-              </w:rPr>
-              <w:t xml:space="preserve">T4</w:t>
-            </w:r>
-            <w:r>
-              <w:rPr>
-                <w:rFonts w:ascii="David" w:cs="David" w:eastAsia="David" w:hAnsi="David"/>
-                <w:sz w:val="19"/>
-                <w:szCs w:val="19"/>
-                <w:rtl/>
-              </w:rPr>
-              <w:t xml:space="preserve"> גבוהים בגלל פעילות יתר של הבלוטה. המשוב השלילי עובד כמצופה: ההיפופיזה מזהה עודף ומעכבת את הפרשת ה־</w:t>
-            </w:r>
-            <w:r>
-              <w:rPr>
-                <w:rFonts w:ascii="David" w:cs="David" w:eastAsia="David" w:hAnsi="David"/>
-                <w:sz w:val="19"/>
-                <w:szCs w:val="19"/>
-              </w:rPr>
-              <w:t xml:space="preserve">TSH.</w:t>
-            </w:r>
-          </w:p>
-          <w:p>
-            <w:pPr>
-              <w:bidi/>
-              <w:spacing w:after="20" w:before="0" w:line="300" w:lineRule="atLeast"/>
-              <w:jc w:val="left"/>
-            </w:pPr>
-            <w:r>
-              <w:rPr>
-                <w:rFonts w:ascii="David" w:cs="David" w:eastAsia="David" w:hAnsi="David"/>
-                <w:b/>
-                <w:bCs/>
-                <w:sz w:val="17"/>
-                <w:szCs w:val="17"/>
-                <w:rtl/>
-              </w:rPr>
-              <w:t xml:space="preserve">רמזים:</w:t>
-            </w:r>
-          </w:p>
-          <w:p>
-            <w:pPr>
-              <w:bidi/>
-              <w:spacing w:after="20" w:before="0" w:line="300" w:lineRule="atLeast"/>
-              <w:jc w:val="left"/>
-            </w:pPr>
-            <w:r>
-              <w:rPr>
-                <w:rFonts w:ascii="David" w:cs="David" w:eastAsia="David" w:hAnsi="David"/>
-                <w:color w:val="475569"/>
-                <w:sz w:val="17"/>
-                <w:szCs w:val="17"/>
-                <w:rtl/>
-              </w:rPr>
-              <w:t xml:space="preserve">1. החולה היא ההפך מהמטופלת הקודמת. מה היה שם? הפכו.</w:t>
-            </w:r>
-          </w:p>
-          <w:p>
-            <w:pPr>
-              <w:bidi/>
-              <w:spacing w:after="20" w:before="0" w:line="300" w:lineRule="atLeast"/>
-              <w:jc w:val="left"/>
-            </w:pPr>
-            <w:r>
-              <w:rPr>
-                <w:rFonts w:ascii="David" w:cs="David" w:eastAsia="David" w:hAnsi="David"/>
-                <w:color w:val="475569"/>
-                <w:sz w:val="17"/>
-                <w:szCs w:val="17"/>
-                <w:rtl/>
-              </w:rPr>
-              <w:t xml:space="preserve">2. </w:t>
-            </w:r>
-            <w:r>
-              <w:rPr>
-                <w:rFonts w:ascii="David" w:cs="David" w:eastAsia="David" w:hAnsi="David"/>
-                <w:color w:val="475569"/>
-                <w:sz w:val="17"/>
-                <w:szCs w:val="17"/>
-              </w:rPr>
-              <w:t xml:space="preserve">T3</w:t>
-            </w:r>
-            <w:r>
-              <w:rPr>
-                <w:rFonts w:ascii="David" w:cs="David" w:eastAsia="David" w:hAnsi="David"/>
-                <w:color w:val="475569"/>
-                <w:sz w:val="17"/>
-                <w:szCs w:val="17"/>
-                <w:rtl/>
-              </w:rPr>
-              <w:t xml:space="preserve"> ו־</w:t>
-            </w:r>
-            <w:r>
-              <w:rPr>
-                <w:rFonts w:ascii="David" w:cs="David" w:eastAsia="David" w:hAnsi="David"/>
-                <w:color w:val="475569"/>
-                <w:sz w:val="17"/>
-                <w:szCs w:val="17"/>
-              </w:rPr>
-              <w:t xml:space="preserve">T4</w:t>
-            </w:r>
-            <w:r>
-              <w:rPr>
-                <w:rFonts w:ascii="David" w:cs="David" w:eastAsia="David" w:hAnsi="David"/>
-                <w:color w:val="475569"/>
-                <w:sz w:val="17"/>
-                <w:szCs w:val="17"/>
-                <w:rtl/>
-              </w:rPr>
-              <w:t xml:space="preserve"> גבוהים. ההיפופיזה "מקשיבה" ומפסיקה להפריש.</w:t>
-            </w:r>
-          </w:p>
-          <w:p>
-            <w:pPr>
-              <w:bidi/>
-              <w:spacing w:after="20" w:before="0" w:line="300" w:lineRule="atLeast"/>
-              <w:jc w:val="left"/>
-            </w:pPr>
-            <w:r>
-              <w:rPr>
-                <w:rFonts w:ascii="David" w:cs="David" w:eastAsia="David" w:hAnsi="David"/>
-                <w:color w:val="475569"/>
-                <w:sz w:val="17"/>
-                <w:szCs w:val="17"/>
-                <w:rtl/>
-              </w:rPr>
-              <w:t xml:space="preserve">3. </w:t>
-            </w:r>
-            <w:r>
-              <w:rPr>
-                <w:rFonts w:ascii="David" w:cs="David" w:eastAsia="David" w:hAnsi="David"/>
-                <w:color w:val="475569"/>
-                <w:sz w:val="17"/>
-                <w:szCs w:val="17"/>
-              </w:rPr>
-              <w:t xml:space="preserve">TSH</w:t>
-            </w:r>
-            <w:r>
-              <w:rPr>
-                <w:rFonts w:ascii="David" w:cs="David" w:eastAsia="David" w:hAnsi="David"/>
-                <w:color w:val="475569"/>
-                <w:sz w:val="17"/>
-                <w:szCs w:val="17"/>
-                <w:rtl/>
-              </w:rPr>
-              <w:t xml:space="preserve"> נמוך, </w:t>
-            </w:r>
-            <w:r>
-              <w:rPr>
-                <w:rFonts w:ascii="David" w:cs="David" w:eastAsia="David" w:hAnsi="David"/>
-                <w:color w:val="475569"/>
-                <w:sz w:val="17"/>
-                <w:szCs w:val="17"/>
-              </w:rPr>
-              <w:t xml:space="preserve">T3</w:t>
-            </w:r>
-            <w:r>
-              <w:rPr>
-                <w:rFonts w:ascii="David" w:cs="David" w:eastAsia="David" w:hAnsi="David"/>
-                <w:color w:val="475569"/>
-                <w:sz w:val="17"/>
-                <w:szCs w:val="17"/>
-                <w:rtl/>
-              </w:rPr>
-              <w:t xml:space="preserve"> ו־</w:t>
-            </w:r>
-            <w:r>
-              <w:rPr>
-                <w:rFonts w:ascii="David" w:cs="David" w:eastAsia="David" w:hAnsi="David"/>
-                <w:color w:val="475569"/>
-                <w:sz w:val="17"/>
-                <w:szCs w:val="17"/>
-              </w:rPr>
-              <w:t xml:space="preserve">T4</w:t>
-            </w:r>
-            <w:r>
-              <w:rPr>
-                <w:rFonts w:ascii="David" w:cs="David" w:eastAsia="David" w:hAnsi="David"/>
-                <w:color w:val="475569"/>
-                <w:sz w:val="17"/>
-                <w:szCs w:val="17"/>
-                <w:rtl/>
-              </w:rPr>
-              <w:t xml:space="preserve"> גבוהים.</w:t>
-            </w:r>
-          </w:p>
-        </w:tc>
-        <w:tc>
-          <w:tcPr>
-            <w:tcW w:type="dxa" w:w="2126"/>
-            <w:tcBorders>
-              <w:top w:val="single" w:color="B6C3D4" w:sz="4"/>
-              <w:left w:val="single" w:color="B6C3D4" w:sz="4"/>
-              <w:bottom w:val="single" w:color="B6C3D4" w:sz="4"/>
-              <w:right w:val="single" w:color="B6C3D4" w:sz="4"/>
-            </w:tcBorders>
-            <w:tcMar>
-              <w:top w:type="dxa" w:w="60"/>
-              <w:left w:type="dxa" w:w="100"/>
-              <w:bottom w:type="dxa" w:w="60"/>
-              <w:right w:type="dxa" w:w="100"/>
-            </w:tcMar>
-          </w:tcPr>
-          <w:p>
-            <w:pPr>
-              <w:bidi/>
-              <w:spacing w:after="40" w:before="0" w:line="300" w:lineRule="atLeast"/>
-              <w:jc w:val="left"/>
-            </w:pPr>
-          </w:p>
-        </w:tc>
-      </w:tr>
-      <w:tr>
-        <w:trPr>
-          <w:cantSplit w:val="off"/>
-        </w:trPr>
-        <w:tc>
-          <w:tcPr>
-            <w:tcW w:type="dxa" w:w="500"/>
-            <w:tcBorders>
-              <w:top w:val="single" w:color="B6C3D4" w:sz="4"/>
-              <w:left w:val="single" w:color="B6C3D4" w:sz="4"/>
-              <w:bottom w:val="single" w:color="B6C3D4" w:sz="4"/>
-              <w:right w:val="single" w:color="B6C3D4" w:sz="4"/>
-            </w:tcBorders>
-            <w:tcMar>
-              <w:top w:type="dxa" w:w="60"/>
-              <w:left w:type="dxa" w:w="100"/>
-              <w:bottom w:type="dxa" w:w="60"/>
-              <w:right w:type="dxa" w:w="100"/>
-            </w:tcMar>
-          </w:tcPr>
-          <w:p>
-            <w:pPr>
-              <w:bidi/>
-              <w:spacing w:after="40" w:before="0" w:line="300" w:lineRule="atLeast"/>
-              <w:jc w:val="left"/>
-            </w:pPr>
-            <w:r>
-              <w:rPr>
-                <w:rFonts w:ascii="David" w:cs="David" w:eastAsia="David" w:hAnsi="David"/>
-                <w:sz w:val="20"/>
-                <w:szCs w:val="20"/>
-                <w:rtl/>
-              </w:rPr>
-              <w:t xml:space="preserve">2</w:t>
-            </w:r>
-          </w:p>
-        </w:tc>
-        <w:tc>
-          <w:tcPr>
-            <w:tcW w:type="dxa" w:w="3900"/>
-            <w:tcBorders>
-              <w:top w:val="single" w:color="B6C3D4" w:sz="4"/>
-              <w:left w:val="single" w:color="B6C3D4" w:sz="4"/>
-              <w:bottom w:val="single" w:color="B6C3D4" w:sz="4"/>
-              <w:right w:val="single" w:color="B6C3D4" w:sz="4"/>
-            </w:tcBorders>
-            <w:tcMar>
-              <w:top w:type="dxa" w:w="60"/>
-              <w:left w:type="dxa" w:w="100"/>
-              <w:bottom w:type="dxa" w:w="60"/>
-              <w:right w:type="dxa" w:w="100"/>
-            </w:tcMar>
-          </w:tcPr>
-          <w:p>
-            <w:pPr>
-              <w:bidi/>
-              <w:spacing w:after="30" w:before="0" w:line="300" w:lineRule="atLeast"/>
-              <w:jc w:val="left"/>
-            </w:pPr>
-            <w:r>
-              <w:rPr>
-                <w:rFonts w:ascii="David" w:cs="David" w:eastAsia="David" w:hAnsi="David"/>
-                <w:color w:val="64748B"/>
-                <w:sz w:val="17"/>
-                <w:szCs w:val="17"/>
-                <w:rtl/>
-              </w:rPr>
-              <w:t xml:space="preserve">התאמה</w:t>
-            </w:r>
-          </w:p>
-          <w:p>
-            <w:pPr>
-              <w:bidi/>
-              <w:spacing w:after="60" w:before="0" w:line="300" w:lineRule="atLeast"/>
-              <w:jc w:val="left"/>
-            </w:pPr>
-            <w:r>
-              <w:rPr>
-                <w:rFonts w:ascii="David" w:cs="David" w:eastAsia="David" w:hAnsi="David"/>
-                <w:b/>
-                <w:bCs/>
-                <w:sz w:val="20"/>
-                <w:szCs w:val="20"/>
-                <w:rtl/>
-              </w:rPr>
-              <w:t xml:space="preserve">ההשימוטו וגרייבס הן שתיהן מחלות אוטואימוניות של בלוטת התריס, אבל שונות מאוד. התאימו כל ממצא למחלה:</w:t>
-            </w:r>
-          </w:p>
-          <w:p>
-            <w:pPr>
-              <w:bidi/>
-              <w:spacing w:after="30" w:before="0" w:line="300" w:lineRule="atLeast"/>
-              <w:jc w:val="left"/>
-            </w:pPr>
-            <w:r>
-              <w:rPr>
-                <w:rFonts w:ascii="David" w:cs="David" w:eastAsia="David" w:hAnsi="David"/>
-                <w:color w:val="047857"/>
-                <w:sz w:val="19"/>
-                <w:szCs w:val="19"/>
-                <w:rtl/>
-              </w:rPr>
-              <w:t xml:space="preserve">נוגדנים שמגרים את קולטן ה־</w:t>
-            </w:r>
-            <w:r>
-              <w:rPr>
-                <w:rFonts w:ascii="David" w:cs="David" w:eastAsia="David" w:hAnsi="David"/>
-                <w:color w:val="047857"/>
-                <w:sz w:val="19"/>
-                <w:szCs w:val="19"/>
-              </w:rPr>
-              <w:t xml:space="preserve">TSH</w:t>
-            </w:r>
-            <w:r>
-              <w:rPr>
-                <w:rFonts w:ascii="David" w:cs="David" w:eastAsia="David" w:hAnsi="David"/>
-                <w:color w:val="047857"/>
-                <w:sz w:val="19"/>
-                <w:szCs w:val="19"/>
-                <w:rtl/>
-              </w:rPr>
-              <w:t xml:space="preserve"> ומפעילים את הבלוטה ללא הפסקה  ←  גרייבס</w:t>
-            </w:r>
-          </w:p>
-          <w:p>
-            <w:pPr>
-              <w:bidi/>
-              <w:spacing w:after="30" w:before="0" w:line="300" w:lineRule="atLeast"/>
-              <w:jc w:val="left"/>
-            </w:pPr>
-            <w:r>
-              <w:rPr>
-                <w:rFonts w:ascii="David" w:cs="David" w:eastAsia="David" w:hAnsi="David"/>
-                <w:color w:val="047857"/>
-                <w:sz w:val="19"/>
-                <w:szCs w:val="19"/>
-                <w:rtl/>
-              </w:rPr>
-              <w:t xml:space="preserve">הרס הדרגתי של רקמת הבלוטה על ידי מערכת החיסון  ←  השימוטו</w:t>
-            </w:r>
-          </w:p>
-          <w:p>
-            <w:pPr>
-              <w:bidi/>
-              <w:spacing w:after="30" w:before="0" w:line="300" w:lineRule="atLeast"/>
-              <w:jc w:val="left"/>
-            </w:pPr>
-            <w:r>
-              <w:rPr>
-                <w:rFonts w:ascii="David" w:cs="David" w:eastAsia="David" w:hAnsi="David"/>
-                <w:color w:val="047857"/>
-                <w:sz w:val="19"/>
-                <w:szCs w:val="19"/>
-                <w:rtl/>
-              </w:rPr>
-              <w:t xml:space="preserve">עיניים בולטות, רעד, ירידה במשקל  ←  גרייבס</w:t>
-            </w:r>
-          </w:p>
-          <w:p>
-            <w:pPr>
-              <w:bidi/>
-              <w:spacing w:after="30" w:before="0" w:line="300" w:lineRule="atLeast"/>
-              <w:jc w:val="left"/>
-            </w:pPr>
-            <w:r>
-              <w:rPr>
-                <w:rFonts w:ascii="David" w:cs="David" w:eastAsia="David" w:hAnsi="David"/>
-                <w:color w:val="047857"/>
-                <w:sz w:val="19"/>
-                <w:szCs w:val="19"/>
-                <w:rtl/>
-              </w:rPr>
-              <w:t xml:space="preserve">דופק איטי, עור יבש ועלייה במשקל  ←  השימוטו</w:t>
-            </w:r>
-          </w:p>
-        </w:tc>
-        <w:tc>
-          <w:tcPr>
-            <w:tcW w:type="dxa" w:w="2500"/>
-            <w:tcBorders>
-              <w:top w:val="single" w:color="B6C3D4" w:sz="4"/>
-              <w:left w:val="single" w:color="B6C3D4" w:sz="4"/>
-              <w:bottom w:val="single" w:color="B6C3D4" w:sz="4"/>
-              <w:right w:val="single" w:color="B6C3D4" w:sz="4"/>
-            </w:tcBorders>
-            <w:tcMar>
-              <w:top w:type="dxa" w:w="60"/>
-              <w:left w:type="dxa" w:w="100"/>
-              <w:bottom w:type="dxa" w:w="60"/>
-              <w:right w:type="dxa" w:w="100"/>
-            </w:tcMar>
-          </w:tcPr>
-          <w:p>
-            <w:pPr>
-              <w:bidi/>
-              <w:spacing w:after="60" w:before="0" w:line="300" w:lineRule="atLeast"/>
-              <w:jc w:val="left"/>
-            </w:pPr>
-            <w:r>
-              <w:rPr>
-                <w:rFonts w:ascii="David" w:cs="David" w:eastAsia="David" w:hAnsi="David"/>
-                <w:sz w:val="19"/>
-                <w:szCs w:val="19"/>
-                <w:rtl/>
-              </w:rPr>
-              <w:t xml:space="preserve">בגרייבס הנוגדנים "מחקים" את ה־</w:t>
-            </w:r>
-            <w:r>
-              <w:rPr>
-                <w:rFonts w:ascii="David" w:cs="David" w:eastAsia="David" w:hAnsi="David"/>
-                <w:sz w:val="19"/>
-                <w:szCs w:val="19"/>
-              </w:rPr>
-              <w:t xml:space="preserve">TSH</w:t>
-            </w:r>
-            <w:r>
-              <w:rPr>
-                <w:rFonts w:ascii="David" w:cs="David" w:eastAsia="David" w:hAnsi="David"/>
-                <w:sz w:val="19"/>
-                <w:szCs w:val="19"/>
-                <w:rtl/>
-              </w:rPr>
-              <w:t xml:space="preserve"> ולכן הבלוטה מקבלת פקודה קבועה לעבוד. בהשימוטו הנוגדנים וגם תאי חיסון פוגעים ברקמה, והיא מפסיקה לתפקד.</w:t>
-            </w:r>
-          </w:p>
-          <w:p>
-            <w:pPr>
-              <w:bidi/>
-              <w:spacing w:after="20" w:before="0" w:line="300" w:lineRule="atLeast"/>
-              <w:jc w:val="left"/>
-            </w:pPr>
-            <w:r>
-              <w:rPr>
-                <w:rFonts w:ascii="David" w:cs="David" w:eastAsia="David" w:hAnsi="David"/>
-                <w:b/>
-                <w:bCs/>
-                <w:sz w:val="17"/>
-                <w:szCs w:val="17"/>
-                <w:rtl/>
-              </w:rPr>
-              <w:t xml:space="preserve">רמזים:</w:t>
-            </w:r>
-          </w:p>
-          <w:p>
-            <w:pPr>
-              <w:bidi/>
-              <w:spacing w:after="20" w:before="0" w:line="300" w:lineRule="atLeast"/>
-              <w:jc w:val="left"/>
-            </w:pPr>
-            <w:r>
-              <w:rPr>
-                <w:rFonts w:ascii="David" w:cs="David" w:eastAsia="David" w:hAnsi="David"/>
-                <w:color w:val="475569"/>
-                <w:sz w:val="17"/>
-                <w:szCs w:val="17"/>
-                <w:rtl/>
-              </w:rPr>
-              <w:t xml:space="preserve">1. גרייבס: הבלוטה פעילה מדי. השימוטו: פעילה מעט מדי.</w:t>
-            </w:r>
-          </w:p>
-          <w:p>
-            <w:pPr>
-              <w:bidi/>
-              <w:spacing w:after="20" w:before="0" w:line="300" w:lineRule="atLeast"/>
-              <w:jc w:val="left"/>
-            </w:pPr>
-            <w:r>
-              <w:rPr>
-                <w:rFonts w:ascii="David" w:cs="David" w:eastAsia="David" w:hAnsi="David"/>
-                <w:color w:val="475569"/>
-                <w:sz w:val="17"/>
-                <w:szCs w:val="17"/>
-                <w:rtl/>
-              </w:rPr>
-              <w:t xml:space="preserve">2. כל אחד מהממצאים מתאים לאחת משתי המחלות. התחילו בתסמינים.</w:t>
-            </w:r>
-          </w:p>
-          <w:p>
-            <w:pPr>
-              <w:bidi/>
-              <w:spacing w:after="20" w:before="0" w:line="300" w:lineRule="atLeast"/>
-              <w:jc w:val="left"/>
-            </w:pPr>
-            <w:r>
-              <w:rPr>
-                <w:rFonts w:ascii="David" w:cs="David" w:eastAsia="David" w:hAnsi="David"/>
-                <w:color w:val="475569"/>
-                <w:sz w:val="17"/>
-                <w:szCs w:val="17"/>
-                <w:rtl/>
-              </w:rPr>
-              <w:t xml:space="preserve">3. 1 גרייבס, 2 השימוטו, 3 גרייבס, 4 השימוטו.</w:t>
-            </w:r>
-          </w:p>
-        </w:tc>
-        <w:tc>
-          <w:tcPr>
-            <w:tcW w:type="dxa" w:w="2126"/>
-            <w:tcBorders>
-              <w:top w:val="single" w:color="B6C3D4" w:sz="4"/>
-              <w:left w:val="single" w:color="B6C3D4" w:sz="4"/>
-              <w:bottom w:val="single" w:color="B6C3D4" w:sz="4"/>
-              <w:right w:val="single" w:color="B6C3D4" w:sz="4"/>
-            </w:tcBorders>
-            <w:tcMar>
-              <w:top w:type="dxa" w:w="60"/>
-              <w:left w:type="dxa" w:w="100"/>
-              <w:bottom w:type="dxa" w:w="60"/>
-              <w:right w:type="dxa" w:w="100"/>
-            </w:tcMar>
-          </w:tcPr>
-          <w:p>
-            <w:pPr>
-              <w:bidi/>
-              <w:spacing w:after="40" w:before="0" w:line="300" w:lineRule="atLeast"/>
-              <w:jc w:val="left"/>
-            </w:pPr>
-          </w:p>
-        </w:tc>
-      </w:tr>
-      <w:tr>
-        <w:trPr>
-          <w:cantSplit w:val="off"/>
-        </w:trPr>
-        <w:tc>
-          <w:tcPr>
-            <w:tcW w:type="dxa" w:w="500"/>
-            <w:tcBorders>
-              <w:top w:val="single" w:color="B6C3D4" w:sz="4"/>
-              <w:left w:val="single" w:color="B6C3D4" w:sz="4"/>
-              <w:bottom w:val="single" w:color="B6C3D4" w:sz="4"/>
-              <w:right w:val="single" w:color="B6C3D4" w:sz="4"/>
-            </w:tcBorders>
-            <w:tcMar>
-              <w:top w:type="dxa" w:w="60"/>
-              <w:left w:type="dxa" w:w="100"/>
-              <w:bottom w:type="dxa" w:w="60"/>
-              <w:right w:type="dxa" w:w="100"/>
-            </w:tcMar>
-          </w:tcPr>
-          <w:p>
-            <w:pPr>
-              <w:bidi/>
-              <w:spacing w:after="40" w:before="0" w:line="300" w:lineRule="atLeast"/>
-              <w:jc w:val="left"/>
-            </w:pPr>
-            <w:r>
-              <w:rPr>
-                <w:rFonts w:ascii="David" w:cs="David" w:eastAsia="David" w:hAnsi="David"/>
-                <w:sz w:val="20"/>
-                <w:szCs w:val="20"/>
-                <w:rtl/>
-              </w:rPr>
-              <w:t xml:space="preserve">3</w:t>
-            </w:r>
-          </w:p>
-        </w:tc>
-        <w:tc>
-          <w:tcPr>
-            <w:tcW w:type="dxa" w:w="3900"/>
-            <w:tcBorders>
-              <w:top w:val="single" w:color="B6C3D4" w:sz="4"/>
-              <w:left w:val="single" w:color="B6C3D4" w:sz="4"/>
-              <w:bottom w:val="single" w:color="B6C3D4" w:sz="4"/>
-              <w:right w:val="single" w:color="B6C3D4" w:sz="4"/>
-            </w:tcBorders>
-            <w:tcMar>
-              <w:top w:type="dxa" w:w="60"/>
-              <w:left w:type="dxa" w:w="100"/>
-              <w:bottom w:type="dxa" w:w="60"/>
-              <w:right w:type="dxa" w:w="100"/>
-            </w:tcMar>
-          </w:tcPr>
-          <w:p>
-            <w:pPr>
-              <w:bidi/>
-              <w:spacing w:after="30" w:before="0" w:line="300" w:lineRule="atLeast"/>
-              <w:jc w:val="left"/>
-            </w:pPr>
-            <w:r>
-              <w:rPr>
-                <w:rFonts w:ascii="David" w:cs="David" w:eastAsia="David" w:hAnsi="David"/>
-                <w:color w:val="64748B"/>
-                <w:sz w:val="17"/>
-                <w:szCs w:val="17"/>
-                <w:rtl/>
-              </w:rPr>
-              <w:t xml:space="preserve">בחירה מרובה</w:t>
-            </w:r>
-          </w:p>
-          <w:p>
-            <w:pPr>
-              <w:bidi/>
-              <w:spacing w:after="60" w:before="0" w:line="300" w:lineRule="atLeast"/>
-              <w:jc w:val="left"/>
-            </w:pPr>
-            <w:r>
-              <w:rPr>
-                <w:rFonts w:ascii="David" w:cs="David" w:eastAsia="David" w:hAnsi="David"/>
-                <w:b/>
-                <w:bCs/>
-                <w:sz w:val="20"/>
-                <w:szCs w:val="20"/>
-                <w:rtl/>
-              </w:rPr>
-              <w:t xml:space="preserve">אילו טיפולים מתאימים? (סמנו את כולם)</w:t>
-            </w:r>
-          </w:p>
-          <w:p>
-            <w:pPr>
-              <w:bidi/>
-              <w:spacing w:after="30" w:before="0" w:line="300" w:lineRule="atLeast"/>
-              <w:jc w:val="left"/>
-            </w:pPr>
-            <w:r>
-              <w:rPr>
-                <w:rFonts w:ascii="David" w:cs="David" w:eastAsia="David" w:hAnsi="David"/>
-                <w:b/>
-                <w:bCs/>
-                <w:color w:val="047857"/>
-                <w:sz w:val="19"/>
-                <w:szCs w:val="19"/>
-                <w:rtl/>
-              </w:rPr>
-              <w:t xml:space="preserve">✓  תרופות נוגדות פעילות בלוטת התריס (מתימזול)</w:t>
-            </w:r>
-          </w:p>
-          <w:p>
-            <w:pPr>
-              <w:bidi/>
-              <w:spacing w:after="30" w:before="0" w:line="300" w:lineRule="atLeast"/>
-              <w:jc w:val="left"/>
-            </w:pPr>
-            <w:r>
-              <w:rPr>
-                <w:rFonts w:ascii="David" w:cs="David" w:eastAsia="David" w:hAnsi="David"/>
-                <w:b/>
-                <w:bCs/>
-                <w:color w:val="047857"/>
-                <w:sz w:val="19"/>
-                <w:szCs w:val="19"/>
-                <w:rtl/>
-              </w:rPr>
-              <w:t xml:space="preserve">✓  חוסמי בטא להקלה על הדופק והרעד</w:t>
-            </w:r>
-          </w:p>
-          <w:p>
-            <w:pPr>
-              <w:bidi/>
-              <w:spacing w:after="30" w:before="0" w:line="300" w:lineRule="atLeast"/>
-              <w:jc w:val="left"/>
-            </w:pPr>
-            <w:r>
-              <w:rPr>
-                <w:rFonts w:ascii="David" w:cs="David" w:eastAsia="David" w:hAnsi="David"/>
-                <w:b/>
-                <w:bCs/>
-                <w:color w:val="047857"/>
-                <w:sz w:val="19"/>
-                <w:szCs w:val="19"/>
-                <w:rtl/>
-              </w:rPr>
-              <w:t xml:space="preserve">✓  יוד רדיואקטיבי שמשמיד חלק מהבלוטה</w:t>
-            </w:r>
-          </w:p>
-          <w:p>
-            <w:pPr>
-              <w:bidi/>
-              <w:spacing w:after="30" w:before="0" w:line="300" w:lineRule="atLeast"/>
-              <w:jc w:val="left"/>
-            </w:pPr>
-            <w:r>
-              <w:rPr>
-                <w:rFonts w:ascii="David" w:cs="David" w:eastAsia="David" w:hAnsi="David"/>
-                <w:b/>
-                <w:bCs/>
-                <w:color w:val="047857"/>
-                <w:sz w:val="19"/>
-                <w:szCs w:val="19"/>
-                <w:rtl/>
-              </w:rPr>
-              <w:t xml:space="preserve">✓  ניתוח להסרת הבלוטה</w:t>
-            </w:r>
-          </w:p>
-          <w:p>
-            <w:pPr>
-              <w:bidi/>
-              <w:spacing w:after="30" w:before="0" w:line="300" w:lineRule="atLeast"/>
-              <w:jc w:val="left"/>
-            </w:pPr>
-            <w:r>
-              <w:rPr>
-                <w:rFonts w:ascii="David" w:cs="David" w:eastAsia="David" w:hAnsi="David"/>
-                <w:b w:val="false"/>
-                <w:bCs w:val="false"/>
-                <w:color w:val="475569"/>
-                <w:sz w:val="19"/>
-                <w:szCs w:val="19"/>
-                <w:rtl/>
-              </w:rPr>
-              <w:t xml:space="preserve">✗  אלתרוקסין</w:t>
-            </w:r>
-          </w:p>
-          <w:p>
-            <w:pPr>
-              <w:bidi/>
-              <w:spacing w:after="30" w:before="0" w:line="300" w:lineRule="atLeast"/>
-              <w:jc w:val="left"/>
-            </w:pPr>
-            <w:r>
-              <w:rPr>
-                <w:rFonts w:ascii="David" w:cs="David" w:eastAsia="David" w:hAnsi="David"/>
-                <w:b w:val="false"/>
-                <w:bCs w:val="false"/>
-                <w:color w:val="475569"/>
-                <w:sz w:val="19"/>
-                <w:szCs w:val="19"/>
-                <w:rtl/>
-              </w:rPr>
-              <w:t xml:space="preserve">✗  דסמופרסין</w:t>
-            </w:r>
-          </w:p>
-        </w:tc>
-        <w:tc>
-          <w:tcPr>
-            <w:tcW w:type="dxa" w:w="2500"/>
-            <w:tcBorders>
-              <w:top w:val="single" w:color="B6C3D4" w:sz="4"/>
-              <w:left w:val="single" w:color="B6C3D4" w:sz="4"/>
-              <w:bottom w:val="single" w:color="B6C3D4" w:sz="4"/>
-              <w:right w:val="single" w:color="B6C3D4" w:sz="4"/>
-            </w:tcBorders>
-            <w:tcMar>
-              <w:top w:type="dxa" w:w="60"/>
-              <w:left w:type="dxa" w:w="100"/>
-              <w:bottom w:type="dxa" w:w="60"/>
-              <w:right w:type="dxa" w:w="100"/>
-            </w:tcMar>
-          </w:tcPr>
-          <w:p>
-            <w:pPr>
-              <w:bidi/>
-              <w:spacing w:after="60" w:before="0" w:line="300" w:lineRule="atLeast"/>
-              <w:jc w:val="left"/>
-            </w:pPr>
-            <w:r>
-              <w:rPr>
-                <w:rFonts w:ascii="David" w:cs="David" w:eastAsia="David" w:hAnsi="David"/>
-                <w:sz w:val="19"/>
-                <w:szCs w:val="19"/>
-                <w:rtl/>
-              </w:rPr>
-              <w:t xml:space="preserve">המטרה היא להפחית את הפעילות היתרה של הבלוטה (תרופות, יוד רדיואקטיבי או ניתוח) ולהקל על הסימפטומים (חוסמי בטא). אלתרוקסין יעמיק את הבעיה. אחרי השמדה או הסרה של הבלוטה נזדקק לו בהמשך.</w:t>
-            </w:r>
-          </w:p>
-          <w:p>
-            <w:pPr>
-              <w:bidi/>
-              <w:spacing w:after="20" w:before="0" w:line="300" w:lineRule="atLeast"/>
-              <w:jc w:val="left"/>
-            </w:pPr>
-            <w:r>
-              <w:rPr>
-                <w:rFonts w:ascii="David" w:cs="David" w:eastAsia="David" w:hAnsi="David"/>
-                <w:b/>
-                <w:bCs/>
-                <w:sz w:val="17"/>
-                <w:szCs w:val="17"/>
-                <w:rtl/>
-              </w:rPr>
-              <w:t xml:space="preserve">רמזים:</w:t>
-            </w:r>
-          </w:p>
-          <w:p>
-            <w:pPr>
-              <w:bidi/>
-              <w:spacing w:after="20" w:before="0" w:line="300" w:lineRule="atLeast"/>
-              <w:jc w:val="left"/>
-            </w:pPr>
-            <w:r>
-              <w:rPr>
-                <w:rFonts w:ascii="David" w:cs="David" w:eastAsia="David" w:hAnsi="David"/>
-                <w:color w:val="475569"/>
-                <w:sz w:val="17"/>
-                <w:szCs w:val="17"/>
-                <w:rtl/>
-              </w:rPr>
-              <w:t xml:space="preserve">1. הכיוון הוא להקטין את פעילות הבלוטה. אילו תשובות מוסיפות הורמון?</w:t>
-            </w:r>
-          </w:p>
-          <w:p>
-            <w:pPr>
-              <w:bidi/>
-              <w:spacing w:after="20" w:before="0" w:line="300" w:lineRule="atLeast"/>
-              <w:jc w:val="left"/>
-            </w:pPr>
-            <w:r>
-              <w:rPr>
-                <w:rFonts w:ascii="David" w:cs="David" w:eastAsia="David" w:hAnsi="David"/>
-                <w:color w:val="475569"/>
-                <w:sz w:val="17"/>
-                <w:szCs w:val="17"/>
-                <w:rtl/>
-              </w:rPr>
-              <w:t xml:space="preserve">2. ארבע תשובות נכונות. שתי תשובות לא קשורות או הפוכות.</w:t>
-            </w:r>
-          </w:p>
-          <w:p>
-            <w:pPr>
-              <w:bidi/>
-              <w:spacing w:after="20" w:before="0" w:line="300" w:lineRule="atLeast"/>
-              <w:jc w:val="left"/>
-            </w:pPr>
-            <w:r>
-              <w:rPr>
-                <w:rFonts w:ascii="David" w:cs="David" w:eastAsia="David" w:hAnsi="David"/>
-                <w:color w:val="475569"/>
-                <w:sz w:val="17"/>
-                <w:szCs w:val="17"/>
-                <w:rtl/>
-              </w:rPr>
-              <w:t xml:space="preserve">3. הארבע הראשונות.</w:t>
-            </w:r>
-          </w:p>
-        </w:tc>
-        <w:tc>
-          <w:tcPr>
-            <w:tcW w:type="dxa" w:w="2126"/>
-            <w:tcBorders>
-              <w:top w:val="single" w:color="B6C3D4" w:sz="4"/>
-              <w:left w:val="single" w:color="B6C3D4" w:sz="4"/>
-              <w:bottom w:val="single" w:color="B6C3D4" w:sz="4"/>
-              <w:right w:val="single" w:color="B6C3D4" w:sz="4"/>
-            </w:tcBorders>
-            <w:tcMar>
-              <w:top w:type="dxa" w:w="60"/>
-              <w:left w:type="dxa" w:w="100"/>
-              <w:bottom w:type="dxa" w:w="60"/>
-              <w:right w:type="dxa" w:w="100"/>
-            </w:tcMar>
-          </w:tcPr>
-          <w:p>
-            <w:pPr>
-              <w:bidi/>
-              <w:spacing w:after="40" w:before="0" w:line="300" w:lineRule="atLeast"/>
-              <w:jc w:val="left"/>
-            </w:pPr>
-          </w:p>
-        </w:tc>
-      </w:tr>
-    </w:tbl>
-    <w:p>
-      <w:pPr>
-        <w:bidi/>
-        <w:spacing w:after="40" w:before="160" w:line="300" w:lineRule="atLeast"/>
-        <w:jc w:val="left"/>
-      </w:pPr>
-      <w:r>
-        <w:rPr>
-          <w:rFonts w:ascii="David" w:cs="David" w:eastAsia="David" w:hAnsi="David"/>
-          <w:b/>
-          <w:bCs/>
-          <w:sz w:val="22"/>
-          <w:szCs w:val="22"/>
-          <w:rtl/>
-        </w:rPr>
-        <w:t xml:space="preserve">הערות הבקר לתחנה:</w:t>
-      </w:r>
-    </w:p>
-    <w:p>
-      <w:pPr>
-        <w:pBdr>
-          <w:bottom w:val="single" w:color="94A3B8" w:sz="4" w:space="6"/>
-        </w:pBdr>
-        <w:bidi/>
-        <w:spacing w:after="120"/>
-      </w:pPr>
-    </w:p>
-    <w:p>
-      <w:pPr>
-        <w:pBdr>
-          <w:bottom w:val="single" w:color="94A3B8" w:sz="4" w:space="6"/>
-        </w:pBdr>
-        <w:bidi/>
-        <w:spacing w:after="120"/>
-      </w:pPr>
-    </w:p>
-    <w:p>
-      <w:pPr>
-        <w:pBdr>
-          <w:bottom w:val="single" w:color="94A3B8" w:sz="4" w:space="6"/>
-        </w:pBdr>
-        <w:bidi/>
-        <w:spacing w:after="120"/>
-      </w:pPr>
-    </w:p>
-    <w:p>
-      <w:pPr>
-        <w:pageBreakBefore/>
-      </w:pPr>
-    </w:p>
-    <w:p>
-      <w:pPr>
-        <w:pStyle w:val="Heading1"/>
-        <w:keepNext/>
-        <w:bidi/>
-        <w:spacing w:after="120" w:before="240" w:line="300" w:lineRule="atLeast"/>
-        <w:jc w:val="left"/>
-      </w:pPr>
-      <w:r>
-        <w:rPr>
-          <w:rFonts w:ascii="David" w:cs="David" w:eastAsia="David" w:hAnsi="David"/>
-          <w:b/>
-          <w:bCs/>
-          <w:sz w:val="32"/>
-          <w:szCs w:val="32"/>
-          <w:rtl/>
-        </w:rPr>
-        <w:t xml:space="preserve">תחנה 5: הפנים העגולות והסמוקות</w:t>
-      </w:r>
-    </w:p>
-    <w:p>
-      <w:pPr>
-        <w:bidi/>
-        <w:spacing w:after="80" w:before="0" w:line="300" w:lineRule="atLeast"/>
-        <w:jc w:val="left"/>
-      </w:pPr>
-      <w:r>
-        <w:rPr>
-          <w:rFonts w:ascii="David" w:cs="David" w:eastAsia="David" w:hAnsi="David"/>
-          <w:color w:val="475569"/>
-          <w:sz w:val="22"/>
-          <w:szCs w:val="22"/>
-          <w:rtl/>
-        </w:rPr>
-        <w:t xml:space="preserve">מרפאה, חדר 5 · ל.ש., אישה, בת 53</w:t>
+        <w:t xml:space="preserve">מרפאה, חדר 4 · ל.ש., אישה, בת 53</w:t>
       </w:r>
     </w:p>
     <w:p>
@@ -12550,6 +10570,1986 @@
                 <w:rtl/>
               </w:rPr>
               <w:t xml:space="preserve">3. קושינג, ריאה, גלוקוקורטיקואידים (סטרואידים).</w:t>
+            </w:r>
+          </w:p>
+        </w:tc>
+        <w:tc>
+          <w:tcPr>
+            <w:tcW w:type="dxa" w:w="2126"/>
+            <w:tcBorders>
+              <w:top w:val="single" w:color="B6C3D4" w:sz="4"/>
+              <w:left w:val="single" w:color="B6C3D4" w:sz="4"/>
+              <w:bottom w:val="single" w:color="B6C3D4" w:sz="4"/>
+              <w:right w:val="single" w:color="B6C3D4" w:sz="4"/>
+            </w:tcBorders>
+            <w:tcMar>
+              <w:top w:type="dxa" w:w="60"/>
+              <w:left w:type="dxa" w:w="100"/>
+              <w:bottom w:type="dxa" w:w="60"/>
+              <w:right w:type="dxa" w:w="100"/>
+            </w:tcMar>
+          </w:tcPr>
+          <w:p>
+            <w:pPr>
+              <w:bidi/>
+              <w:spacing w:after="40" w:before="0" w:line="300" w:lineRule="atLeast"/>
+              <w:jc w:val="left"/>
+            </w:pPr>
+          </w:p>
+        </w:tc>
+      </w:tr>
+    </w:tbl>
+    <w:p>
+      <w:pPr>
+        <w:bidi/>
+        <w:spacing w:after="40" w:before="160" w:line="300" w:lineRule="atLeast"/>
+        <w:jc w:val="left"/>
+      </w:pPr>
+      <w:r>
+        <w:rPr>
+          <w:rFonts w:ascii="David" w:cs="David" w:eastAsia="David" w:hAnsi="David"/>
+          <w:b/>
+          <w:bCs/>
+          <w:sz w:val="22"/>
+          <w:szCs w:val="22"/>
+          <w:rtl/>
+        </w:rPr>
+        <w:t xml:space="preserve">הערות הבקר לתחנה:</w:t>
+      </w:r>
+    </w:p>
+    <w:p>
+      <w:pPr>
+        <w:pBdr>
+          <w:bottom w:val="single" w:color="94A3B8" w:sz="4" w:space="6"/>
+        </w:pBdr>
+        <w:bidi/>
+        <w:spacing w:after="120"/>
+      </w:pPr>
+    </w:p>
+    <w:p>
+      <w:pPr>
+        <w:pBdr>
+          <w:bottom w:val="single" w:color="94A3B8" w:sz="4" w:space="6"/>
+        </w:pBdr>
+        <w:bidi/>
+        <w:spacing w:after="120"/>
+      </w:pPr>
+    </w:p>
+    <w:p>
+      <w:pPr>
+        <w:pBdr>
+          <w:bottom w:val="single" w:color="94A3B8" w:sz="4" w:space="6"/>
+        </w:pBdr>
+        <w:bidi/>
+        <w:spacing w:after="120"/>
+      </w:pPr>
+    </w:p>
+    <w:p>
+      <w:pPr>
+        <w:pageBreakBefore/>
+      </w:pPr>
+    </w:p>
+    <w:p>
+      <w:pPr>
+        <w:pStyle w:val="Heading1"/>
+        <w:keepNext/>
+        <w:bidi/>
+        <w:spacing w:after="120" w:before="240" w:line="300" w:lineRule="atLeast"/>
+        <w:jc w:val="left"/>
+      </w:pPr>
+      <w:r>
+        <w:rPr>
+          <w:rFonts w:ascii="David" w:cs="David" w:eastAsia="David" w:hAnsi="David"/>
+          <w:b/>
+          <w:bCs/>
+          <w:sz w:val="32"/>
+          <w:szCs w:val="32"/>
+          <w:rtl/>
+        </w:rPr>
+        <w:t xml:space="preserve">תחנה 5: הלב שלא נרגע</w:t>
+      </w:r>
+    </w:p>
+    <w:p>
+      <w:pPr>
+        <w:bidi/>
+        <w:spacing w:after="80" w:before="0" w:line="300" w:lineRule="atLeast"/>
+        <w:jc w:val="left"/>
+      </w:pPr>
+      <w:r>
+        <w:rPr>
+          <w:rFonts w:ascii="David" w:cs="David" w:eastAsia="David" w:hAnsi="David"/>
+          <w:color w:val="475569"/>
+          <w:sz w:val="22"/>
+          <w:szCs w:val="22"/>
+          <w:rtl/>
+        </w:rPr>
+        <w:t xml:space="preserve">מרפאה, חדר 5 · נ.ר., אישה, בת 29</w:t>
+      </w:r>
+    </w:p>
+    <w:p>
+      <w:pPr>
+        <w:bidi/>
+        <w:spacing w:after="80" w:before="0" w:line="300" w:lineRule="atLeast"/>
+        <w:jc w:val="left"/>
+      </w:pPr>
+      <w:r>
+        <w:rPr>
+          <w:rFonts w:ascii="David" w:cs="David" w:eastAsia="David" w:hAnsi="David"/>
+          <w:sz w:val="22"/>
+          <w:szCs w:val="22"/>
+          <w:rtl/>
+        </w:rPr>
+        <w:t xml:space="preserve">סימנים חיוניים במוניטור: דופק 118 · לחץ דם 142/68 · סטורציה 99% · חום 37.4°</w:t>
+      </w:r>
+    </w:p>
+    <w:tbl>
+      <w:tblPr>
+        <w:bidiVisual/>
+        <w:tblW w:type="dxa" w:w="9026"/>
+        <w:tblBorders>
+          <w:top w:val="single" w:color="auto" w:sz="4"/>
+          <w:left w:val="single" w:color="auto" w:sz="4"/>
+          <w:bottom w:val="single" w:color="auto" w:sz="4"/>
+          <w:right w:val="single" w:color="auto" w:sz="4"/>
+          <w:insideH w:val="single" w:color="auto" w:sz="4"/>
+          <w:insideV w:val="single" w:color="auto" w:sz="4"/>
+        </w:tblBorders>
+      </w:tblPr>
+      <w:tblGrid>
+        <w:gridCol w:w="2000"/>
+        <w:gridCol w:w="7026"/>
+      </w:tblGrid>
+      <w:tr>
+        <w:tc>
+          <w:tcPr>
+            <w:tcW w:type="dxa" w:w="2000"/>
+            <w:tcBorders>
+              <w:top w:val="single" w:color="B6C3D4" w:sz="4"/>
+              <w:left w:val="single" w:color="B6C3D4" w:sz="4"/>
+              <w:bottom w:val="single" w:color="B6C3D4" w:sz="4"/>
+              <w:right w:val="single" w:color="B6C3D4" w:sz="4"/>
+            </w:tcBorders>
+            <w:shd w:fill="EEF6FA" w:val="clear"/>
+            <w:tcMar>
+              <w:top w:type="dxa" w:w="60"/>
+              <w:left w:type="dxa" w:w="100"/>
+              <w:bottom w:type="dxa" w:w="60"/>
+              <w:right w:type="dxa" w:w="100"/>
+            </w:tcMar>
+          </w:tcPr>
+          <w:p>
+            <w:pPr>
+              <w:bidi/>
+              <w:spacing w:after="40" w:before="0" w:line="300" w:lineRule="atLeast"/>
+              <w:jc w:val="left"/>
+            </w:pPr>
+            <w:r>
+              <w:rPr>
+                <w:rFonts w:ascii="David" w:cs="David" w:eastAsia="David" w:hAnsi="David"/>
+                <w:b/>
+                <w:bCs/>
+                <w:sz w:val="20"/>
+                <w:szCs w:val="20"/>
+                <w:rtl/>
+              </w:rPr>
+              <w:t xml:space="preserve">אבחנה</w:t>
+            </w:r>
+          </w:p>
+        </w:tc>
+        <w:tc>
+          <w:tcPr>
+            <w:tcW w:type="dxa" w:w="7026"/>
+            <w:tcBorders>
+              <w:top w:val="single" w:color="B6C3D4" w:sz="4"/>
+              <w:left w:val="single" w:color="B6C3D4" w:sz="4"/>
+              <w:bottom w:val="single" w:color="B6C3D4" w:sz="4"/>
+              <w:right w:val="single" w:color="B6C3D4" w:sz="4"/>
+            </w:tcBorders>
+            <w:tcMar>
+              <w:top w:type="dxa" w:w="60"/>
+              <w:left w:type="dxa" w:w="100"/>
+              <w:bottom w:type="dxa" w:w="60"/>
+              <w:right w:type="dxa" w:w="100"/>
+            </w:tcMar>
+          </w:tcPr>
+          <w:p>
+            <w:pPr>
+              <w:bidi/>
+              <w:spacing w:after="40" w:before="0" w:line="300" w:lineRule="atLeast"/>
+              <w:jc w:val="left"/>
+            </w:pPr>
+            <w:r>
+              <w:rPr>
+                <w:rFonts w:ascii="David" w:cs="David" w:eastAsia="David" w:hAnsi="David"/>
+                <w:b/>
+                <w:bCs/>
+                <w:sz w:val="20"/>
+                <w:szCs w:val="20"/>
+                <w:rtl/>
+              </w:rPr>
+              <w:t xml:space="preserve">מחלת גרייבס (יתר־פעילות בלוטת התריס אוטואימונית)</w:t>
+            </w:r>
+          </w:p>
+        </w:tc>
+      </w:tr>
+      <w:tr>
+        <w:tc>
+          <w:tcPr>
+            <w:tcW w:type="dxa" w:w="2000"/>
+            <w:tcBorders>
+              <w:top w:val="single" w:color="B6C3D4" w:sz="4"/>
+              <w:left w:val="single" w:color="B6C3D4" w:sz="4"/>
+              <w:bottom w:val="single" w:color="B6C3D4" w:sz="4"/>
+              <w:right w:val="single" w:color="B6C3D4" w:sz="4"/>
+            </w:tcBorders>
+            <w:shd w:fill="EEF6FA" w:val="clear"/>
+            <w:tcMar>
+              <w:top w:type="dxa" w:w="60"/>
+              <w:left w:type="dxa" w:w="100"/>
+              <w:bottom w:type="dxa" w:w="60"/>
+              <w:right w:type="dxa" w:w="100"/>
+            </w:tcMar>
+          </w:tcPr>
+          <w:p>
+            <w:pPr>
+              <w:bidi/>
+              <w:spacing w:after="40" w:before="0" w:line="300" w:lineRule="atLeast"/>
+              <w:jc w:val="left"/>
+            </w:pPr>
+            <w:r>
+              <w:rPr>
+                <w:rFonts w:ascii="David" w:cs="David" w:eastAsia="David" w:hAnsi="David"/>
+                <w:b/>
+                <w:bCs/>
+                <w:sz w:val="20"/>
+                <w:szCs w:val="20"/>
+                <w:rtl/>
+              </w:rPr>
+              <w:t xml:space="preserve">הורמון מפתח</w:t>
+            </w:r>
+          </w:p>
+        </w:tc>
+        <w:tc>
+          <w:tcPr>
+            <w:tcW w:type="dxa" w:w="7026"/>
+            <w:tcBorders>
+              <w:top w:val="single" w:color="B6C3D4" w:sz="4"/>
+              <w:left w:val="single" w:color="B6C3D4" w:sz="4"/>
+              <w:bottom w:val="single" w:color="B6C3D4" w:sz="4"/>
+              <w:right w:val="single" w:color="B6C3D4" w:sz="4"/>
+            </w:tcBorders>
+            <w:tcMar>
+              <w:top w:type="dxa" w:w="60"/>
+              <w:left w:type="dxa" w:w="100"/>
+              <w:bottom w:type="dxa" w:w="60"/>
+              <w:right w:type="dxa" w:w="100"/>
+            </w:tcMar>
+          </w:tcPr>
+          <w:p>
+            <w:pPr>
+              <w:bidi/>
+              <w:spacing w:after="40" w:before="0" w:line="300" w:lineRule="atLeast"/>
+              <w:jc w:val="left"/>
+            </w:pPr>
+            <w:r>
+              <w:rPr>
+                <w:rFonts w:ascii="David" w:cs="David" w:eastAsia="David" w:hAnsi="David"/>
+                <w:sz w:val="20"/>
+                <w:szCs w:val="20"/>
+              </w:rPr>
+              <w:t xml:space="preserve">TSH</w:t>
+            </w:r>
+            <w:r>
+              <w:rPr>
+                <w:rFonts w:ascii="David" w:cs="David" w:eastAsia="David" w:hAnsi="David"/>
+                <w:sz w:val="20"/>
+                <w:szCs w:val="20"/>
+                <w:rtl/>
+              </w:rPr>
+              <w:t xml:space="preserve"> נמוך; </w:t>
+            </w:r>
+            <w:r>
+              <w:rPr>
+                <w:rFonts w:ascii="David" w:cs="David" w:eastAsia="David" w:hAnsi="David"/>
+                <w:sz w:val="20"/>
+                <w:szCs w:val="20"/>
+              </w:rPr>
+              <w:t xml:space="preserve">T3</w:t>
+            </w:r>
+            <w:r>
+              <w:rPr>
+                <w:rFonts w:ascii="David" w:cs="David" w:eastAsia="David" w:hAnsi="David"/>
+                <w:sz w:val="20"/>
+                <w:szCs w:val="20"/>
+                <w:rtl/>
+              </w:rPr>
+              <w:t xml:space="preserve"> ו־</w:t>
+            </w:r>
+            <w:r>
+              <w:rPr>
+                <w:rFonts w:ascii="David" w:cs="David" w:eastAsia="David" w:hAnsi="David"/>
+                <w:sz w:val="20"/>
+                <w:szCs w:val="20"/>
+              </w:rPr>
+              <w:t xml:space="preserve">T4</w:t>
+            </w:r>
+            <w:r>
+              <w:rPr>
+                <w:rFonts w:ascii="David" w:cs="David" w:eastAsia="David" w:hAnsi="David"/>
+                <w:sz w:val="20"/>
+                <w:szCs w:val="20"/>
+                <w:rtl/>
+              </w:rPr>
+              <w:t xml:space="preserve"> גבוהים</w:t>
+            </w:r>
+          </w:p>
+        </w:tc>
+      </w:tr>
+      <w:tr>
+        <w:tc>
+          <w:tcPr>
+            <w:tcW w:type="dxa" w:w="2000"/>
+            <w:tcBorders>
+              <w:top w:val="single" w:color="B6C3D4" w:sz="4"/>
+              <w:left w:val="single" w:color="B6C3D4" w:sz="4"/>
+              <w:bottom w:val="single" w:color="B6C3D4" w:sz="4"/>
+              <w:right w:val="single" w:color="B6C3D4" w:sz="4"/>
+            </w:tcBorders>
+            <w:shd w:fill="EEF6FA" w:val="clear"/>
+            <w:tcMar>
+              <w:top w:type="dxa" w:w="60"/>
+              <w:left w:type="dxa" w:w="100"/>
+              <w:bottom w:type="dxa" w:w="60"/>
+              <w:right w:type="dxa" w:w="100"/>
+            </w:tcMar>
+          </w:tcPr>
+          <w:p>
+            <w:pPr>
+              <w:bidi/>
+              <w:spacing w:after="40" w:before="0" w:line="300" w:lineRule="atLeast"/>
+              <w:jc w:val="left"/>
+            </w:pPr>
+            <w:r>
+              <w:rPr>
+                <w:rFonts w:ascii="David" w:cs="David" w:eastAsia="David" w:hAnsi="David"/>
+                <w:b/>
+                <w:bCs/>
+                <w:sz w:val="20"/>
+                <w:szCs w:val="20"/>
+                <w:rtl/>
+              </w:rPr>
+              <w:t xml:space="preserve">טיפול</w:t>
+            </w:r>
+          </w:p>
+        </w:tc>
+        <w:tc>
+          <w:tcPr>
+            <w:tcW w:type="dxa" w:w="7026"/>
+            <w:tcBorders>
+              <w:top w:val="single" w:color="B6C3D4" w:sz="4"/>
+              <w:left w:val="single" w:color="B6C3D4" w:sz="4"/>
+              <w:bottom w:val="single" w:color="B6C3D4" w:sz="4"/>
+              <w:right w:val="single" w:color="B6C3D4" w:sz="4"/>
+            </w:tcBorders>
+            <w:tcMar>
+              <w:top w:type="dxa" w:w="60"/>
+              <w:left w:type="dxa" w:w="100"/>
+              <w:bottom w:type="dxa" w:w="60"/>
+              <w:right w:type="dxa" w:w="100"/>
+            </w:tcMar>
+          </w:tcPr>
+          <w:p>
+            <w:pPr>
+              <w:bidi/>
+              <w:spacing w:after="40" w:before="0" w:line="300" w:lineRule="atLeast"/>
+              <w:jc w:val="left"/>
+            </w:pPr>
+            <w:r>
+              <w:rPr>
+                <w:rFonts w:ascii="David" w:cs="David" w:eastAsia="David" w:hAnsi="David"/>
+                <w:sz w:val="20"/>
+                <w:szCs w:val="20"/>
+                <w:rtl/>
+              </w:rPr>
+              <w:t xml:space="preserve">תרופות נוגדות תריס, חוסמי בטא, יוד רדיואקטיבי או ניתוח</w:t>
+            </w:r>
+          </w:p>
+        </w:tc>
+      </w:tr>
+    </w:tbl>
+    <w:p>
+      <w:pPr>
+        <w:keepNext/>
+        <w:bidi/>
+        <w:spacing w:after="60" w:before="120" w:line="300" w:lineRule="atLeast"/>
+        <w:jc w:val="left"/>
+      </w:pPr>
+      <w:r>
+        <w:rPr>
+          <w:rFonts w:ascii="David" w:cs="David" w:eastAsia="David" w:hAnsi="David"/>
+          <w:b/>
+          <w:bCs/>
+          <w:sz w:val="24"/>
+          <w:szCs w:val="24"/>
+          <w:rtl/>
+        </w:rPr>
+        <w:t xml:space="preserve">תיאור המקרה (כפי שמוצג לתלמיד)</w:t>
+      </w:r>
+    </w:p>
+    <w:p>
+      <w:pPr>
+        <w:bidi/>
+        <w:spacing w:after="60" w:before="0" w:line="300" w:lineRule="atLeast"/>
+        <w:jc w:val="left"/>
+      </w:pPr>
+      <w:r>
+        <w:rPr>
+          <w:rFonts w:ascii="David" w:cs="David" w:eastAsia="David" w:hAnsi="David"/>
+          <w:sz w:val="21"/>
+          <w:szCs w:val="21"/>
+          <w:rtl/>
+        </w:rPr>
+        <w:t xml:space="preserve">נעמה: נ.ר., בת 29. ירדה שמונה קילו בחודשיים, למרות שהיא אוכלת יותר מתמיד. דפיקות לב, זיעה, רעד בידיים, חוסר מנוחה, ובחורף היא נמצאת במשרד עם חולצה קצרה.</w:t>
+      </w:r>
+    </w:p>
+    <w:p>
+      <w:pPr>
+        <w:bidi/>
+        <w:spacing w:after="60" w:before="0" w:line="300" w:lineRule="atLeast"/>
+        <w:jc w:val="left"/>
+      </w:pPr>
+      <w:r>
+        <w:rPr>
+          <w:rFonts w:ascii="David" w:cs="David" w:eastAsia="David" w:hAnsi="David"/>
+          <w:sz w:val="21"/>
+          <w:szCs w:val="21"/>
+          <w:rtl/>
+        </w:rPr>
+        <w:t xml:space="preserve">נעמה: בבדיקה: דופק 118, צוואר מעט נפוח, והעיניים נראות בולטות. ראו את התמונה.</w:t>
+      </w:r>
+    </w:p>
+    <w:p>
+      <w:pPr>
+        <w:bidi/>
+        <w:spacing w:after="60" w:before="0" w:line="300" w:lineRule="atLeast"/>
+        <w:jc w:val="left"/>
+      </w:pPr>
+      <w:r>
+        <w:rPr>
+          <w:rFonts w:ascii="David" w:cs="David" w:eastAsia="David" w:hAnsi="David"/>
+          <w:color w:val="475569"/>
+          <w:sz w:val="20"/>
+          <w:szCs w:val="20"/>
+          <w:rtl/>
+        </w:rPr>
+        <w:t xml:space="preserve">🖼 תמונה: עיניים בולטות (אקסופתלמוס) וצוואר מעט נפוח</w:t>
+      </w:r>
+    </w:p>
+    <w:p>
+      <w:pPr>
+        <w:keepNext/>
+        <w:bidi/>
+        <w:spacing w:after="60" w:before="120" w:line="300" w:lineRule="atLeast"/>
+        <w:jc w:val="left"/>
+      </w:pPr>
+      <w:r>
+        <w:rPr>
+          <w:rFonts w:ascii="David" w:cs="David" w:eastAsia="David" w:hAnsi="David"/>
+          <w:b/>
+          <w:bCs/>
+          <w:sz w:val="24"/>
+          <w:szCs w:val="24"/>
+          <w:rtl/>
+        </w:rPr>
+        <w:t xml:space="preserve">שלבי הפתרון</w:t>
+      </w:r>
+    </w:p>
+    <w:tbl>
+      <w:tblPr>
+        <w:bidiVisual/>
+        <w:tblW w:type="dxa" w:w="9026"/>
+        <w:tblBorders>
+          <w:top w:val="single" w:color="auto" w:sz="4"/>
+          <w:left w:val="single" w:color="auto" w:sz="4"/>
+          <w:bottom w:val="single" w:color="auto" w:sz="4"/>
+          <w:right w:val="single" w:color="auto" w:sz="4"/>
+          <w:insideH w:val="single" w:color="auto" w:sz="4"/>
+          <w:insideV w:val="single" w:color="auto" w:sz="4"/>
+        </w:tblBorders>
+      </w:tblPr>
+      <w:tblGrid>
+        <w:gridCol w:w="500"/>
+        <w:gridCol w:w="3900"/>
+        <w:gridCol w:w="2500"/>
+        <w:gridCol w:w="2126"/>
+      </w:tblGrid>
+      <w:tr>
+        <w:trPr>
+          <w:tblHeader/>
+        </w:trPr>
+        <w:tc>
+          <w:tcPr>
+            <w:tcW w:type="dxa" w:w="500"/>
+            <w:tcBorders>
+              <w:top w:val="single" w:color="B6C3D4" w:sz="4"/>
+              <w:left w:val="single" w:color="B6C3D4" w:sz="4"/>
+              <w:bottom w:val="single" w:color="B6C3D4" w:sz="4"/>
+              <w:right w:val="single" w:color="B6C3D4" w:sz="4"/>
+            </w:tcBorders>
+            <w:shd w:fill="D5E8F0" w:val="clear"/>
+            <w:tcMar>
+              <w:top w:type="dxa" w:w="60"/>
+              <w:left w:type="dxa" w:w="100"/>
+              <w:bottom w:type="dxa" w:w="60"/>
+              <w:right w:type="dxa" w:w="100"/>
+            </w:tcMar>
+          </w:tcPr>
+          <w:p>
+            <w:pPr>
+              <w:bidi/>
+              <w:spacing w:after="40" w:before="0" w:line="300" w:lineRule="atLeast"/>
+              <w:jc w:val="left"/>
+            </w:pPr>
+            <w:r>
+              <w:rPr>
+                <w:rFonts w:ascii="David" w:cs="David" w:eastAsia="David" w:hAnsi="David"/>
+                <w:b/>
+                <w:bCs/>
+                <w:sz w:val="20"/>
+                <w:szCs w:val="20"/>
+                <w:rtl/>
+              </w:rPr>
+              <w:t xml:space="preserve">#</w:t>
+            </w:r>
+          </w:p>
+        </w:tc>
+        <w:tc>
+          <w:tcPr>
+            <w:tcW w:type="dxa" w:w="3900"/>
+            <w:tcBorders>
+              <w:top w:val="single" w:color="B6C3D4" w:sz="4"/>
+              <w:left w:val="single" w:color="B6C3D4" w:sz="4"/>
+              <w:bottom w:val="single" w:color="B6C3D4" w:sz="4"/>
+              <w:right w:val="single" w:color="B6C3D4" w:sz="4"/>
+            </w:tcBorders>
+            <w:shd w:fill="D5E8F0" w:val="clear"/>
+            <w:tcMar>
+              <w:top w:type="dxa" w:w="60"/>
+              <w:left w:type="dxa" w:w="100"/>
+              <w:bottom w:type="dxa" w:w="60"/>
+              <w:right w:type="dxa" w:w="100"/>
+            </w:tcMar>
+          </w:tcPr>
+          <w:p>
+            <w:pPr>
+              <w:bidi/>
+              <w:spacing w:after="40" w:before="0" w:line="300" w:lineRule="atLeast"/>
+              <w:jc w:val="left"/>
+            </w:pPr>
+            <w:r>
+              <w:rPr>
+                <w:rFonts w:ascii="David" w:cs="David" w:eastAsia="David" w:hAnsi="David"/>
+                <w:b/>
+                <w:bCs/>
+                <w:sz w:val="20"/>
+                <w:szCs w:val="20"/>
+                <w:rtl/>
+              </w:rPr>
+              <w:t xml:space="preserve">שאלה ותשובות</w:t>
+            </w:r>
+          </w:p>
+        </w:tc>
+        <w:tc>
+          <w:tcPr>
+            <w:tcW w:type="dxa" w:w="2500"/>
+            <w:tcBorders>
+              <w:top w:val="single" w:color="B6C3D4" w:sz="4"/>
+              <w:left w:val="single" w:color="B6C3D4" w:sz="4"/>
+              <w:bottom w:val="single" w:color="B6C3D4" w:sz="4"/>
+              <w:right w:val="single" w:color="B6C3D4" w:sz="4"/>
+            </w:tcBorders>
+            <w:shd w:fill="D5E8F0" w:val="clear"/>
+            <w:tcMar>
+              <w:top w:type="dxa" w:w="60"/>
+              <w:left w:type="dxa" w:w="100"/>
+              <w:bottom w:type="dxa" w:w="60"/>
+              <w:right w:type="dxa" w:w="100"/>
+            </w:tcMar>
+          </w:tcPr>
+          <w:p>
+            <w:pPr>
+              <w:bidi/>
+              <w:spacing w:after="40" w:before="0" w:line="300" w:lineRule="atLeast"/>
+              <w:jc w:val="left"/>
+            </w:pPr>
+            <w:r>
+              <w:rPr>
+                <w:rFonts w:ascii="David" w:cs="David" w:eastAsia="David" w:hAnsi="David"/>
+                <w:b/>
+                <w:bCs/>
+                <w:sz w:val="20"/>
+                <w:szCs w:val="20"/>
+                <w:rtl/>
+              </w:rPr>
+              <w:t xml:space="preserve">ההסבר שמוצג לתלמיד</w:t>
+            </w:r>
+          </w:p>
+        </w:tc>
+        <w:tc>
+          <w:tcPr>
+            <w:tcW w:type="dxa" w:w="2126"/>
+            <w:tcBorders>
+              <w:top w:val="single" w:color="B6C3D4" w:sz="4"/>
+              <w:left w:val="single" w:color="B6C3D4" w:sz="4"/>
+              <w:bottom w:val="single" w:color="B6C3D4" w:sz="4"/>
+              <w:right w:val="single" w:color="B6C3D4" w:sz="4"/>
+            </w:tcBorders>
+            <w:shd w:fill="D5E8F0" w:val="clear"/>
+            <w:tcMar>
+              <w:top w:type="dxa" w:w="60"/>
+              <w:left w:type="dxa" w:w="100"/>
+              <w:bottom w:type="dxa" w:w="60"/>
+              <w:right w:type="dxa" w:w="100"/>
+            </w:tcMar>
+          </w:tcPr>
+          <w:p>
+            <w:pPr>
+              <w:bidi/>
+              <w:spacing w:after="40" w:before="0" w:line="300" w:lineRule="atLeast"/>
+              <w:jc w:val="left"/>
+            </w:pPr>
+            <w:r>
+              <w:rPr>
+                <w:rFonts w:ascii="David" w:cs="David" w:eastAsia="David" w:hAnsi="David"/>
+                <w:b/>
+                <w:bCs/>
+                <w:sz w:val="20"/>
+                <w:szCs w:val="20"/>
+                <w:rtl/>
+              </w:rPr>
+              <w:t xml:space="preserve">הערת הבקר</w:t>
+            </w:r>
+          </w:p>
+        </w:tc>
+      </w:tr>
+      <w:tr>
+        <w:trPr>
+          <w:cantSplit w:val="off"/>
+        </w:trPr>
+        <w:tc>
+          <w:tcPr>
+            <w:tcW w:type="dxa" w:w="500"/>
+            <w:tcBorders>
+              <w:top w:val="single" w:color="B6C3D4" w:sz="4"/>
+              <w:left w:val="single" w:color="B6C3D4" w:sz="4"/>
+              <w:bottom w:val="single" w:color="B6C3D4" w:sz="4"/>
+              <w:right w:val="single" w:color="B6C3D4" w:sz="4"/>
+            </w:tcBorders>
+            <w:tcMar>
+              <w:top w:type="dxa" w:w="60"/>
+              <w:left w:type="dxa" w:w="100"/>
+              <w:bottom w:type="dxa" w:w="60"/>
+              <w:right w:type="dxa" w:w="100"/>
+            </w:tcMar>
+          </w:tcPr>
+          <w:p>
+            <w:pPr>
+              <w:bidi/>
+              <w:spacing w:after="40" w:before="0" w:line="300" w:lineRule="atLeast"/>
+              <w:jc w:val="left"/>
+            </w:pPr>
+            <w:r>
+              <w:rPr>
+                <w:rFonts w:ascii="David" w:cs="David" w:eastAsia="David" w:hAnsi="David"/>
+                <w:sz w:val="20"/>
+                <w:szCs w:val="20"/>
+                <w:rtl/>
+              </w:rPr>
+              <w:t xml:space="preserve">1</w:t>
+            </w:r>
+          </w:p>
+        </w:tc>
+        <w:tc>
+          <w:tcPr>
+            <w:tcW w:type="dxa" w:w="3900"/>
+            <w:tcBorders>
+              <w:top w:val="single" w:color="B6C3D4" w:sz="4"/>
+              <w:left w:val="single" w:color="B6C3D4" w:sz="4"/>
+              <w:bottom w:val="single" w:color="B6C3D4" w:sz="4"/>
+              <w:right w:val="single" w:color="B6C3D4" w:sz="4"/>
+            </w:tcBorders>
+            <w:tcMar>
+              <w:top w:type="dxa" w:w="60"/>
+              <w:left w:type="dxa" w:w="100"/>
+              <w:bottom w:type="dxa" w:w="60"/>
+              <w:right w:type="dxa" w:w="100"/>
+            </w:tcMar>
+          </w:tcPr>
+          <w:p>
+            <w:pPr>
+              <w:bidi/>
+              <w:spacing w:after="30" w:before="0" w:line="300" w:lineRule="atLeast"/>
+              <w:jc w:val="left"/>
+            </w:pPr>
+            <w:r>
+              <w:rPr>
+                <w:rFonts w:ascii="David" w:cs="David" w:eastAsia="David" w:hAnsi="David"/>
+                <w:color w:val="64748B"/>
+                <w:sz w:val="17"/>
+                <w:szCs w:val="17"/>
+                <w:rtl/>
+              </w:rPr>
+              <w:t xml:space="preserve">בחירה בודדת</w:t>
+            </w:r>
+          </w:p>
+          <w:p>
+            <w:pPr>
+              <w:bidi/>
+              <w:spacing w:after="60" w:before="0" w:line="300" w:lineRule="atLeast"/>
+              <w:jc w:val="left"/>
+            </w:pPr>
+            <w:r>
+              <w:rPr>
+                <w:rFonts w:ascii="David" w:cs="David" w:eastAsia="David" w:hAnsi="David"/>
+                <w:b/>
+                <w:bCs/>
+                <w:sz w:val="20"/>
+                <w:szCs w:val="20"/>
+                <w:rtl/>
+              </w:rPr>
+              <w:t xml:space="preserve">מה תצפו למצוא בבדיקות הדם?</w:t>
+            </w:r>
+          </w:p>
+          <w:p>
+            <w:pPr>
+              <w:bidi/>
+              <w:spacing w:after="30" w:before="0" w:line="300" w:lineRule="atLeast"/>
+              <w:jc w:val="left"/>
+            </w:pPr>
+            <w:r>
+              <w:rPr>
+                <w:rFonts w:ascii="David" w:cs="David" w:eastAsia="David" w:hAnsi="David"/>
+                <w:b w:val="false"/>
+                <w:bCs w:val="false"/>
+                <w:color w:val="475569"/>
+                <w:sz w:val="19"/>
+                <w:szCs w:val="19"/>
+                <w:rtl/>
+              </w:rPr>
+              <w:t xml:space="preserve">✗  </w:t>
+            </w:r>
+            <w:r>
+              <w:rPr>
+                <w:rFonts w:ascii="David" w:cs="David" w:eastAsia="David" w:hAnsi="David"/>
+                <w:b w:val="false"/>
+                <w:bCs w:val="false"/>
+                <w:color w:val="475569"/>
+                <w:sz w:val="19"/>
+                <w:szCs w:val="19"/>
+              </w:rPr>
+              <w:t xml:space="preserve">TSH</w:t>
+            </w:r>
+            <w:r>
+              <w:rPr>
+                <w:rFonts w:ascii="David" w:cs="David" w:eastAsia="David" w:hAnsi="David"/>
+                <w:b w:val="false"/>
+                <w:bCs w:val="false"/>
+                <w:color w:val="475569"/>
+                <w:sz w:val="19"/>
+                <w:szCs w:val="19"/>
+                <w:rtl/>
+              </w:rPr>
+              <w:t xml:space="preserve"> גבוה, </w:t>
+            </w:r>
+            <w:r>
+              <w:rPr>
+                <w:rFonts w:ascii="David" w:cs="David" w:eastAsia="David" w:hAnsi="David"/>
+                <w:b w:val="false"/>
+                <w:bCs w:val="false"/>
+                <w:color w:val="475569"/>
+                <w:sz w:val="19"/>
+                <w:szCs w:val="19"/>
+              </w:rPr>
+              <w:t xml:space="preserve">T3</w:t>
+            </w:r>
+            <w:r>
+              <w:rPr>
+                <w:rFonts w:ascii="David" w:cs="David" w:eastAsia="David" w:hAnsi="David"/>
+                <w:b w:val="false"/>
+                <w:bCs w:val="false"/>
+                <w:color w:val="475569"/>
+                <w:sz w:val="19"/>
+                <w:szCs w:val="19"/>
+                <w:rtl/>
+              </w:rPr>
+              <w:t xml:space="preserve"> ו־</w:t>
+            </w:r>
+            <w:r>
+              <w:rPr>
+                <w:rFonts w:ascii="David" w:cs="David" w:eastAsia="David" w:hAnsi="David"/>
+                <w:b w:val="false"/>
+                <w:bCs w:val="false"/>
+                <w:color w:val="475569"/>
+                <w:sz w:val="19"/>
+                <w:szCs w:val="19"/>
+              </w:rPr>
+              <w:t xml:space="preserve">T4</w:t>
+            </w:r>
+            <w:r>
+              <w:rPr>
+                <w:rFonts w:ascii="David" w:cs="David" w:eastAsia="David" w:hAnsi="David"/>
+                <w:b w:val="false"/>
+                <w:bCs w:val="false"/>
+                <w:color w:val="475569"/>
+                <w:sz w:val="19"/>
+                <w:szCs w:val="19"/>
+                <w:rtl/>
+              </w:rPr>
+              <w:t xml:space="preserve"> נמוכים</w:t>
+            </w:r>
+          </w:p>
+          <w:p>
+            <w:pPr>
+              <w:bidi/>
+              <w:spacing w:after="30" w:before="0" w:line="300" w:lineRule="atLeast"/>
+              <w:jc w:val="left"/>
+            </w:pPr>
+            <w:r>
+              <w:rPr>
+                <w:rFonts w:ascii="David" w:cs="David" w:eastAsia="David" w:hAnsi="David"/>
+                <w:b/>
+                <w:bCs/>
+                <w:color w:val="047857"/>
+                <w:sz w:val="19"/>
+                <w:szCs w:val="19"/>
+                <w:rtl/>
+              </w:rPr>
+              <w:t xml:space="preserve">✓  </w:t>
+            </w:r>
+            <w:r>
+              <w:rPr>
+                <w:rFonts w:ascii="David" w:cs="David" w:eastAsia="David" w:hAnsi="David"/>
+                <w:b/>
+                <w:bCs/>
+                <w:color w:val="047857"/>
+                <w:sz w:val="19"/>
+                <w:szCs w:val="19"/>
+              </w:rPr>
+              <w:t xml:space="preserve">TSH</w:t>
+            </w:r>
+            <w:r>
+              <w:rPr>
+                <w:rFonts w:ascii="David" w:cs="David" w:eastAsia="David" w:hAnsi="David"/>
+                <w:b/>
+                <w:bCs/>
+                <w:color w:val="047857"/>
+                <w:sz w:val="19"/>
+                <w:szCs w:val="19"/>
+                <w:rtl/>
+              </w:rPr>
+              <w:t xml:space="preserve"> נמוך, </w:t>
+            </w:r>
+            <w:r>
+              <w:rPr>
+                <w:rFonts w:ascii="David" w:cs="David" w:eastAsia="David" w:hAnsi="David"/>
+                <w:b/>
+                <w:bCs/>
+                <w:color w:val="047857"/>
+                <w:sz w:val="19"/>
+                <w:szCs w:val="19"/>
+              </w:rPr>
+              <w:t xml:space="preserve">T3</w:t>
+            </w:r>
+            <w:r>
+              <w:rPr>
+                <w:rFonts w:ascii="David" w:cs="David" w:eastAsia="David" w:hAnsi="David"/>
+                <w:b/>
+                <w:bCs/>
+                <w:color w:val="047857"/>
+                <w:sz w:val="19"/>
+                <w:szCs w:val="19"/>
+                <w:rtl/>
+              </w:rPr>
+              <w:t xml:space="preserve"> ו־</w:t>
+            </w:r>
+            <w:r>
+              <w:rPr>
+                <w:rFonts w:ascii="David" w:cs="David" w:eastAsia="David" w:hAnsi="David"/>
+                <w:b/>
+                <w:bCs/>
+                <w:color w:val="047857"/>
+                <w:sz w:val="19"/>
+                <w:szCs w:val="19"/>
+              </w:rPr>
+              <w:t xml:space="preserve">T4</w:t>
+            </w:r>
+            <w:r>
+              <w:rPr>
+                <w:rFonts w:ascii="David" w:cs="David" w:eastAsia="David" w:hAnsi="David"/>
+                <w:b/>
+                <w:bCs/>
+                <w:color w:val="047857"/>
+                <w:sz w:val="19"/>
+                <w:szCs w:val="19"/>
+                <w:rtl/>
+              </w:rPr>
+              <w:t xml:space="preserve"> גבוהים</w:t>
+            </w:r>
+          </w:p>
+          <w:p>
+            <w:pPr>
+              <w:bidi/>
+              <w:spacing w:after="30" w:before="0" w:line="300" w:lineRule="atLeast"/>
+              <w:jc w:val="left"/>
+            </w:pPr>
+            <w:r>
+              <w:rPr>
+                <w:rFonts w:ascii="David" w:cs="David" w:eastAsia="David" w:hAnsi="David"/>
+                <w:b w:val="false"/>
+                <w:bCs w:val="false"/>
+                <w:color w:val="475569"/>
+                <w:sz w:val="19"/>
+                <w:szCs w:val="19"/>
+                <w:rtl/>
+              </w:rPr>
+              <w:t xml:space="preserve">✗  </w:t>
+            </w:r>
+            <w:r>
+              <w:rPr>
+                <w:rFonts w:ascii="David" w:cs="David" w:eastAsia="David" w:hAnsi="David"/>
+                <w:b w:val="false"/>
+                <w:bCs w:val="false"/>
+                <w:color w:val="475569"/>
+                <w:sz w:val="19"/>
+                <w:szCs w:val="19"/>
+              </w:rPr>
+              <w:t xml:space="preserve">TSH</w:t>
+            </w:r>
+            <w:r>
+              <w:rPr>
+                <w:rFonts w:ascii="David" w:cs="David" w:eastAsia="David" w:hAnsi="David"/>
+                <w:b w:val="false"/>
+                <w:bCs w:val="false"/>
+                <w:color w:val="475569"/>
+                <w:sz w:val="19"/>
+                <w:szCs w:val="19"/>
+                <w:rtl/>
+              </w:rPr>
+              <w:t xml:space="preserve"> גבוה, </w:t>
+            </w:r>
+            <w:r>
+              <w:rPr>
+                <w:rFonts w:ascii="David" w:cs="David" w:eastAsia="David" w:hAnsi="David"/>
+                <w:b w:val="false"/>
+                <w:bCs w:val="false"/>
+                <w:color w:val="475569"/>
+                <w:sz w:val="19"/>
+                <w:szCs w:val="19"/>
+              </w:rPr>
+              <w:t xml:space="preserve">T3</w:t>
+            </w:r>
+            <w:r>
+              <w:rPr>
+                <w:rFonts w:ascii="David" w:cs="David" w:eastAsia="David" w:hAnsi="David"/>
+                <w:b w:val="false"/>
+                <w:bCs w:val="false"/>
+                <w:color w:val="475569"/>
+                <w:sz w:val="19"/>
+                <w:szCs w:val="19"/>
+                <w:rtl/>
+              </w:rPr>
+              <w:t xml:space="preserve"> ו־</w:t>
+            </w:r>
+            <w:r>
+              <w:rPr>
+                <w:rFonts w:ascii="David" w:cs="David" w:eastAsia="David" w:hAnsi="David"/>
+                <w:b w:val="false"/>
+                <w:bCs w:val="false"/>
+                <w:color w:val="475569"/>
+                <w:sz w:val="19"/>
+                <w:szCs w:val="19"/>
+              </w:rPr>
+              <w:t xml:space="preserve">T4</w:t>
+            </w:r>
+            <w:r>
+              <w:rPr>
+                <w:rFonts w:ascii="David" w:cs="David" w:eastAsia="David" w:hAnsi="David"/>
+                <w:b w:val="false"/>
+                <w:bCs w:val="false"/>
+                <w:color w:val="475569"/>
+                <w:sz w:val="19"/>
+                <w:szCs w:val="19"/>
+                <w:rtl/>
+              </w:rPr>
+              <w:t xml:space="preserve"> גבוהים</w:t>
+            </w:r>
+          </w:p>
+          <w:p>
+            <w:pPr>
+              <w:bidi/>
+              <w:spacing w:after="30" w:before="0" w:line="300" w:lineRule="atLeast"/>
+              <w:jc w:val="left"/>
+            </w:pPr>
+            <w:r>
+              <w:rPr>
+                <w:rFonts w:ascii="David" w:cs="David" w:eastAsia="David" w:hAnsi="David"/>
+                <w:b w:val="false"/>
+                <w:bCs w:val="false"/>
+                <w:color w:val="475569"/>
+                <w:sz w:val="19"/>
+                <w:szCs w:val="19"/>
+                <w:rtl/>
+              </w:rPr>
+              <w:t xml:space="preserve">✗  </w:t>
+            </w:r>
+            <w:r>
+              <w:rPr>
+                <w:rFonts w:ascii="David" w:cs="David" w:eastAsia="David" w:hAnsi="David"/>
+                <w:b w:val="false"/>
+                <w:bCs w:val="false"/>
+                <w:color w:val="475569"/>
+                <w:sz w:val="19"/>
+                <w:szCs w:val="19"/>
+              </w:rPr>
+              <w:t xml:space="preserve">TSH</w:t>
+            </w:r>
+            <w:r>
+              <w:rPr>
+                <w:rFonts w:ascii="David" w:cs="David" w:eastAsia="David" w:hAnsi="David"/>
+                <w:b w:val="false"/>
+                <w:bCs w:val="false"/>
+                <w:color w:val="475569"/>
+                <w:sz w:val="19"/>
+                <w:szCs w:val="19"/>
+                <w:rtl/>
+              </w:rPr>
+              <w:t xml:space="preserve"> נמוך, </w:t>
+            </w:r>
+            <w:r>
+              <w:rPr>
+                <w:rFonts w:ascii="David" w:cs="David" w:eastAsia="David" w:hAnsi="David"/>
+                <w:b w:val="false"/>
+                <w:bCs w:val="false"/>
+                <w:color w:val="475569"/>
+                <w:sz w:val="19"/>
+                <w:szCs w:val="19"/>
+              </w:rPr>
+              <w:t xml:space="preserve">T3</w:t>
+            </w:r>
+            <w:r>
+              <w:rPr>
+                <w:rFonts w:ascii="David" w:cs="David" w:eastAsia="David" w:hAnsi="David"/>
+                <w:b w:val="false"/>
+                <w:bCs w:val="false"/>
+                <w:color w:val="475569"/>
+                <w:sz w:val="19"/>
+                <w:szCs w:val="19"/>
+                <w:rtl/>
+              </w:rPr>
+              <w:t xml:space="preserve"> ו־</w:t>
+            </w:r>
+            <w:r>
+              <w:rPr>
+                <w:rFonts w:ascii="David" w:cs="David" w:eastAsia="David" w:hAnsi="David"/>
+                <w:b w:val="false"/>
+                <w:bCs w:val="false"/>
+                <w:color w:val="475569"/>
+                <w:sz w:val="19"/>
+                <w:szCs w:val="19"/>
+              </w:rPr>
+              <w:t xml:space="preserve">T4</w:t>
+            </w:r>
+            <w:r>
+              <w:rPr>
+                <w:rFonts w:ascii="David" w:cs="David" w:eastAsia="David" w:hAnsi="David"/>
+                <w:b w:val="false"/>
+                <w:bCs w:val="false"/>
+                <w:color w:val="475569"/>
+                <w:sz w:val="19"/>
+                <w:szCs w:val="19"/>
+                <w:rtl/>
+              </w:rPr>
+              <w:t xml:space="preserve"> נמוכים</w:t>
+            </w:r>
+          </w:p>
+        </w:tc>
+        <w:tc>
+          <w:tcPr>
+            <w:tcW w:type="dxa" w:w="2500"/>
+            <w:tcBorders>
+              <w:top w:val="single" w:color="B6C3D4" w:sz="4"/>
+              <w:left w:val="single" w:color="B6C3D4" w:sz="4"/>
+              <w:bottom w:val="single" w:color="B6C3D4" w:sz="4"/>
+              <w:right w:val="single" w:color="B6C3D4" w:sz="4"/>
+            </w:tcBorders>
+            <w:tcMar>
+              <w:top w:type="dxa" w:w="60"/>
+              <w:left w:type="dxa" w:w="100"/>
+              <w:bottom w:type="dxa" w:w="60"/>
+              <w:right w:type="dxa" w:w="100"/>
+            </w:tcMar>
+          </w:tcPr>
+          <w:p>
+            <w:pPr>
+              <w:bidi/>
+              <w:spacing w:after="60" w:before="0" w:line="300" w:lineRule="atLeast"/>
+              <w:jc w:val="left"/>
+            </w:pPr>
+            <w:r>
+              <w:rPr>
+                <w:rFonts w:ascii="David" w:cs="David" w:eastAsia="David" w:hAnsi="David"/>
+                <w:sz w:val="19"/>
+                <w:szCs w:val="19"/>
+              </w:rPr>
+              <w:t xml:space="preserve">T3</w:t>
+            </w:r>
+            <w:r>
+              <w:rPr>
+                <w:rFonts w:ascii="David" w:cs="David" w:eastAsia="David" w:hAnsi="David"/>
+                <w:sz w:val="19"/>
+                <w:szCs w:val="19"/>
+                <w:rtl/>
+              </w:rPr>
+              <w:t xml:space="preserve"> ו־</w:t>
+            </w:r>
+            <w:r>
+              <w:rPr>
+                <w:rFonts w:ascii="David" w:cs="David" w:eastAsia="David" w:hAnsi="David"/>
+                <w:sz w:val="19"/>
+                <w:szCs w:val="19"/>
+              </w:rPr>
+              <w:t xml:space="preserve">T4</w:t>
+            </w:r>
+            <w:r>
+              <w:rPr>
+                <w:rFonts w:ascii="David" w:cs="David" w:eastAsia="David" w:hAnsi="David"/>
+                <w:sz w:val="19"/>
+                <w:szCs w:val="19"/>
+                <w:rtl/>
+              </w:rPr>
+              <w:t xml:space="preserve"> גבוהים בגלל פעילות יתר של הבלוטה. המשוב השלילי עובד כמצופה: ההיפופיזה מזהה עודף ומעכבת את הפרשת ה־</w:t>
+            </w:r>
+            <w:r>
+              <w:rPr>
+                <w:rFonts w:ascii="David" w:cs="David" w:eastAsia="David" w:hAnsi="David"/>
+                <w:sz w:val="19"/>
+                <w:szCs w:val="19"/>
+              </w:rPr>
+              <w:t xml:space="preserve">TSH.</w:t>
+            </w:r>
+          </w:p>
+          <w:p>
+            <w:pPr>
+              <w:bidi/>
+              <w:spacing w:after="20" w:before="0" w:line="300" w:lineRule="atLeast"/>
+              <w:jc w:val="left"/>
+            </w:pPr>
+            <w:r>
+              <w:rPr>
+                <w:rFonts w:ascii="David" w:cs="David" w:eastAsia="David" w:hAnsi="David"/>
+                <w:b/>
+                <w:bCs/>
+                <w:sz w:val="17"/>
+                <w:szCs w:val="17"/>
+                <w:rtl/>
+              </w:rPr>
+              <w:t xml:space="preserve">רמזים:</w:t>
+            </w:r>
+          </w:p>
+          <w:p>
+            <w:pPr>
+              <w:bidi/>
+              <w:spacing w:after="20" w:before="0" w:line="300" w:lineRule="atLeast"/>
+              <w:jc w:val="left"/>
+            </w:pPr>
+            <w:r>
+              <w:rPr>
+                <w:rFonts w:ascii="David" w:cs="David" w:eastAsia="David" w:hAnsi="David"/>
+                <w:color w:val="475569"/>
+                <w:sz w:val="17"/>
+                <w:szCs w:val="17"/>
+                <w:rtl/>
+              </w:rPr>
+              <w:t xml:space="preserve">1. החולה היא ההפך מש.א. מחדר 2. מה היה שם? הפכו.</w:t>
+            </w:r>
+          </w:p>
+          <w:p>
+            <w:pPr>
+              <w:bidi/>
+              <w:spacing w:after="20" w:before="0" w:line="300" w:lineRule="atLeast"/>
+              <w:jc w:val="left"/>
+            </w:pPr>
+            <w:r>
+              <w:rPr>
+                <w:rFonts w:ascii="David" w:cs="David" w:eastAsia="David" w:hAnsi="David"/>
+                <w:color w:val="475569"/>
+                <w:sz w:val="17"/>
+                <w:szCs w:val="17"/>
+                <w:rtl/>
+              </w:rPr>
+              <w:t xml:space="preserve">2. </w:t>
+            </w:r>
+            <w:r>
+              <w:rPr>
+                <w:rFonts w:ascii="David" w:cs="David" w:eastAsia="David" w:hAnsi="David"/>
+                <w:color w:val="475569"/>
+                <w:sz w:val="17"/>
+                <w:szCs w:val="17"/>
+              </w:rPr>
+              <w:t xml:space="preserve">T3</w:t>
+            </w:r>
+            <w:r>
+              <w:rPr>
+                <w:rFonts w:ascii="David" w:cs="David" w:eastAsia="David" w:hAnsi="David"/>
+                <w:color w:val="475569"/>
+                <w:sz w:val="17"/>
+                <w:szCs w:val="17"/>
+                <w:rtl/>
+              </w:rPr>
+              <w:t xml:space="preserve"> ו־</w:t>
+            </w:r>
+            <w:r>
+              <w:rPr>
+                <w:rFonts w:ascii="David" w:cs="David" w:eastAsia="David" w:hAnsi="David"/>
+                <w:color w:val="475569"/>
+                <w:sz w:val="17"/>
+                <w:szCs w:val="17"/>
+              </w:rPr>
+              <w:t xml:space="preserve">T4</w:t>
+            </w:r>
+            <w:r>
+              <w:rPr>
+                <w:rFonts w:ascii="David" w:cs="David" w:eastAsia="David" w:hAnsi="David"/>
+                <w:color w:val="475569"/>
+                <w:sz w:val="17"/>
+                <w:szCs w:val="17"/>
+                <w:rtl/>
+              </w:rPr>
+              <w:t xml:space="preserve"> גבוהים. ההיפופיזה "מקשיבה" ומפסיקה להפריש.</w:t>
+            </w:r>
+          </w:p>
+          <w:p>
+            <w:pPr>
+              <w:bidi/>
+              <w:spacing w:after="20" w:before="0" w:line="300" w:lineRule="atLeast"/>
+              <w:jc w:val="left"/>
+            </w:pPr>
+            <w:r>
+              <w:rPr>
+                <w:rFonts w:ascii="David" w:cs="David" w:eastAsia="David" w:hAnsi="David"/>
+                <w:color w:val="475569"/>
+                <w:sz w:val="17"/>
+                <w:szCs w:val="17"/>
+                <w:rtl/>
+              </w:rPr>
+              <w:t xml:space="preserve">3. </w:t>
+            </w:r>
+            <w:r>
+              <w:rPr>
+                <w:rFonts w:ascii="David" w:cs="David" w:eastAsia="David" w:hAnsi="David"/>
+                <w:color w:val="475569"/>
+                <w:sz w:val="17"/>
+                <w:szCs w:val="17"/>
+              </w:rPr>
+              <w:t xml:space="preserve">TSH</w:t>
+            </w:r>
+            <w:r>
+              <w:rPr>
+                <w:rFonts w:ascii="David" w:cs="David" w:eastAsia="David" w:hAnsi="David"/>
+                <w:color w:val="475569"/>
+                <w:sz w:val="17"/>
+                <w:szCs w:val="17"/>
+                <w:rtl/>
+              </w:rPr>
+              <w:t xml:space="preserve"> נמוך, </w:t>
+            </w:r>
+            <w:r>
+              <w:rPr>
+                <w:rFonts w:ascii="David" w:cs="David" w:eastAsia="David" w:hAnsi="David"/>
+                <w:color w:val="475569"/>
+                <w:sz w:val="17"/>
+                <w:szCs w:val="17"/>
+              </w:rPr>
+              <w:t xml:space="preserve">T3</w:t>
+            </w:r>
+            <w:r>
+              <w:rPr>
+                <w:rFonts w:ascii="David" w:cs="David" w:eastAsia="David" w:hAnsi="David"/>
+                <w:color w:val="475569"/>
+                <w:sz w:val="17"/>
+                <w:szCs w:val="17"/>
+                <w:rtl/>
+              </w:rPr>
+              <w:t xml:space="preserve"> ו־</w:t>
+            </w:r>
+            <w:r>
+              <w:rPr>
+                <w:rFonts w:ascii="David" w:cs="David" w:eastAsia="David" w:hAnsi="David"/>
+                <w:color w:val="475569"/>
+                <w:sz w:val="17"/>
+                <w:szCs w:val="17"/>
+              </w:rPr>
+              <w:t xml:space="preserve">T4</w:t>
+            </w:r>
+            <w:r>
+              <w:rPr>
+                <w:rFonts w:ascii="David" w:cs="David" w:eastAsia="David" w:hAnsi="David"/>
+                <w:color w:val="475569"/>
+                <w:sz w:val="17"/>
+                <w:szCs w:val="17"/>
+                <w:rtl/>
+              </w:rPr>
+              <w:t xml:space="preserve"> גבוהים.</w:t>
+            </w:r>
+          </w:p>
+        </w:tc>
+        <w:tc>
+          <w:tcPr>
+            <w:tcW w:type="dxa" w:w="2126"/>
+            <w:tcBorders>
+              <w:top w:val="single" w:color="B6C3D4" w:sz="4"/>
+              <w:left w:val="single" w:color="B6C3D4" w:sz="4"/>
+              <w:bottom w:val="single" w:color="B6C3D4" w:sz="4"/>
+              <w:right w:val="single" w:color="B6C3D4" w:sz="4"/>
+            </w:tcBorders>
+            <w:tcMar>
+              <w:top w:type="dxa" w:w="60"/>
+              <w:left w:type="dxa" w:w="100"/>
+              <w:bottom w:type="dxa" w:w="60"/>
+              <w:right w:type="dxa" w:w="100"/>
+            </w:tcMar>
+          </w:tcPr>
+          <w:p>
+            <w:pPr>
+              <w:bidi/>
+              <w:spacing w:after="40" w:before="0" w:line="300" w:lineRule="atLeast"/>
+              <w:jc w:val="left"/>
+            </w:pPr>
+          </w:p>
+        </w:tc>
+      </w:tr>
+      <w:tr>
+        <w:trPr>
+          <w:cantSplit w:val="off"/>
+        </w:trPr>
+        <w:tc>
+          <w:tcPr>
+            <w:tcW w:type="dxa" w:w="500"/>
+            <w:tcBorders>
+              <w:top w:val="single" w:color="B6C3D4" w:sz="4"/>
+              <w:left w:val="single" w:color="B6C3D4" w:sz="4"/>
+              <w:bottom w:val="single" w:color="B6C3D4" w:sz="4"/>
+              <w:right w:val="single" w:color="B6C3D4" w:sz="4"/>
+            </w:tcBorders>
+            <w:tcMar>
+              <w:top w:type="dxa" w:w="60"/>
+              <w:left w:type="dxa" w:w="100"/>
+              <w:bottom w:type="dxa" w:w="60"/>
+              <w:right w:type="dxa" w:w="100"/>
+            </w:tcMar>
+          </w:tcPr>
+          <w:p>
+            <w:pPr>
+              <w:bidi/>
+              <w:spacing w:after="40" w:before="0" w:line="300" w:lineRule="atLeast"/>
+              <w:jc w:val="left"/>
+            </w:pPr>
+            <w:r>
+              <w:rPr>
+                <w:rFonts w:ascii="David" w:cs="David" w:eastAsia="David" w:hAnsi="David"/>
+                <w:sz w:val="20"/>
+                <w:szCs w:val="20"/>
+                <w:rtl/>
+              </w:rPr>
+              <w:t xml:space="preserve">2</w:t>
+            </w:r>
+          </w:p>
+        </w:tc>
+        <w:tc>
+          <w:tcPr>
+            <w:tcW w:type="dxa" w:w="3900"/>
+            <w:tcBorders>
+              <w:top w:val="single" w:color="B6C3D4" w:sz="4"/>
+              <w:left w:val="single" w:color="B6C3D4" w:sz="4"/>
+              <w:bottom w:val="single" w:color="B6C3D4" w:sz="4"/>
+              <w:right w:val="single" w:color="B6C3D4" w:sz="4"/>
+            </w:tcBorders>
+            <w:tcMar>
+              <w:top w:type="dxa" w:w="60"/>
+              <w:left w:type="dxa" w:w="100"/>
+              <w:bottom w:type="dxa" w:w="60"/>
+              <w:right w:type="dxa" w:w="100"/>
+            </w:tcMar>
+          </w:tcPr>
+          <w:p>
+            <w:pPr>
+              <w:bidi/>
+              <w:spacing w:after="30" w:before="0" w:line="300" w:lineRule="atLeast"/>
+              <w:jc w:val="left"/>
+            </w:pPr>
+            <w:r>
+              <w:rPr>
+                <w:rFonts w:ascii="David" w:cs="David" w:eastAsia="David" w:hAnsi="David"/>
+                <w:color w:val="64748B"/>
+                <w:sz w:val="17"/>
+                <w:szCs w:val="17"/>
+                <w:rtl/>
+              </w:rPr>
+              <w:t xml:space="preserve">התאמה</w:t>
+            </w:r>
+          </w:p>
+          <w:p>
+            <w:pPr>
+              <w:bidi/>
+              <w:spacing w:after="60" w:before="0" w:line="300" w:lineRule="atLeast"/>
+              <w:jc w:val="left"/>
+            </w:pPr>
+            <w:r>
+              <w:rPr>
+                <w:rFonts w:ascii="David" w:cs="David" w:eastAsia="David" w:hAnsi="David"/>
+                <w:b/>
+                <w:bCs/>
+                <w:sz w:val="20"/>
+                <w:szCs w:val="20"/>
+                <w:rtl/>
+              </w:rPr>
+              <w:t xml:space="preserve">ההשימוטו וגרייבס הן שתיהן מחלות אוטואימוניות של בלוטת התריס, אבל שונות מאוד. התאימו כל ממצא למחלה:</w:t>
+            </w:r>
+          </w:p>
+          <w:p>
+            <w:pPr>
+              <w:bidi/>
+              <w:spacing w:after="30" w:before="0" w:line="300" w:lineRule="atLeast"/>
+              <w:jc w:val="left"/>
+            </w:pPr>
+            <w:r>
+              <w:rPr>
+                <w:rFonts w:ascii="David" w:cs="David" w:eastAsia="David" w:hAnsi="David"/>
+                <w:color w:val="047857"/>
+                <w:sz w:val="19"/>
+                <w:szCs w:val="19"/>
+                <w:rtl/>
+              </w:rPr>
+              <w:t xml:space="preserve">נוגדנים שמגרים את קולטן ה־</w:t>
+            </w:r>
+            <w:r>
+              <w:rPr>
+                <w:rFonts w:ascii="David" w:cs="David" w:eastAsia="David" w:hAnsi="David"/>
+                <w:color w:val="047857"/>
+                <w:sz w:val="19"/>
+                <w:szCs w:val="19"/>
+              </w:rPr>
+              <w:t xml:space="preserve">TSH</w:t>
+            </w:r>
+            <w:r>
+              <w:rPr>
+                <w:rFonts w:ascii="David" w:cs="David" w:eastAsia="David" w:hAnsi="David"/>
+                <w:color w:val="047857"/>
+                <w:sz w:val="19"/>
+                <w:szCs w:val="19"/>
+                <w:rtl/>
+              </w:rPr>
+              <w:t xml:space="preserve"> ומפעילים את הבלוטה ללא הפסקה  ←  גרייבס</w:t>
+            </w:r>
+          </w:p>
+          <w:p>
+            <w:pPr>
+              <w:bidi/>
+              <w:spacing w:after="30" w:before="0" w:line="300" w:lineRule="atLeast"/>
+              <w:jc w:val="left"/>
+            </w:pPr>
+            <w:r>
+              <w:rPr>
+                <w:rFonts w:ascii="David" w:cs="David" w:eastAsia="David" w:hAnsi="David"/>
+                <w:color w:val="047857"/>
+                <w:sz w:val="19"/>
+                <w:szCs w:val="19"/>
+                <w:rtl/>
+              </w:rPr>
+              <w:t xml:space="preserve">הרס הדרגתי של רקמת הבלוטה על ידי מערכת החיסון  ←  השימוטו</w:t>
+            </w:r>
+          </w:p>
+          <w:p>
+            <w:pPr>
+              <w:bidi/>
+              <w:spacing w:after="30" w:before="0" w:line="300" w:lineRule="atLeast"/>
+              <w:jc w:val="left"/>
+            </w:pPr>
+            <w:r>
+              <w:rPr>
+                <w:rFonts w:ascii="David" w:cs="David" w:eastAsia="David" w:hAnsi="David"/>
+                <w:color w:val="047857"/>
+                <w:sz w:val="19"/>
+                <w:szCs w:val="19"/>
+                <w:rtl/>
+              </w:rPr>
+              <w:t xml:space="preserve">עיניים בולטות, רעד, ירידה במשקל  ←  גרייבס</w:t>
+            </w:r>
+          </w:p>
+          <w:p>
+            <w:pPr>
+              <w:bidi/>
+              <w:spacing w:after="30" w:before="0" w:line="300" w:lineRule="atLeast"/>
+              <w:jc w:val="left"/>
+            </w:pPr>
+            <w:r>
+              <w:rPr>
+                <w:rFonts w:ascii="David" w:cs="David" w:eastAsia="David" w:hAnsi="David"/>
+                <w:color w:val="047857"/>
+                <w:sz w:val="19"/>
+                <w:szCs w:val="19"/>
+                <w:rtl/>
+              </w:rPr>
+              <w:t xml:space="preserve">דופק איטי, עור יבש ועלייה במשקל  ←  השימוטו</w:t>
+            </w:r>
+          </w:p>
+        </w:tc>
+        <w:tc>
+          <w:tcPr>
+            <w:tcW w:type="dxa" w:w="2500"/>
+            <w:tcBorders>
+              <w:top w:val="single" w:color="B6C3D4" w:sz="4"/>
+              <w:left w:val="single" w:color="B6C3D4" w:sz="4"/>
+              <w:bottom w:val="single" w:color="B6C3D4" w:sz="4"/>
+              <w:right w:val="single" w:color="B6C3D4" w:sz="4"/>
+            </w:tcBorders>
+            <w:tcMar>
+              <w:top w:type="dxa" w:w="60"/>
+              <w:left w:type="dxa" w:w="100"/>
+              <w:bottom w:type="dxa" w:w="60"/>
+              <w:right w:type="dxa" w:w="100"/>
+            </w:tcMar>
+          </w:tcPr>
+          <w:p>
+            <w:pPr>
+              <w:bidi/>
+              <w:spacing w:after="60" w:before="0" w:line="300" w:lineRule="atLeast"/>
+              <w:jc w:val="left"/>
+            </w:pPr>
+            <w:r>
+              <w:rPr>
+                <w:rFonts w:ascii="David" w:cs="David" w:eastAsia="David" w:hAnsi="David"/>
+                <w:sz w:val="19"/>
+                <w:szCs w:val="19"/>
+                <w:rtl/>
+              </w:rPr>
+              <w:t xml:space="preserve">בגרייבס הנוגדנים "מחקים" את ה־</w:t>
+            </w:r>
+            <w:r>
+              <w:rPr>
+                <w:rFonts w:ascii="David" w:cs="David" w:eastAsia="David" w:hAnsi="David"/>
+                <w:sz w:val="19"/>
+                <w:szCs w:val="19"/>
+              </w:rPr>
+              <w:t xml:space="preserve">TSH</w:t>
+            </w:r>
+            <w:r>
+              <w:rPr>
+                <w:rFonts w:ascii="David" w:cs="David" w:eastAsia="David" w:hAnsi="David"/>
+                <w:sz w:val="19"/>
+                <w:szCs w:val="19"/>
+                <w:rtl/>
+              </w:rPr>
+              <w:t xml:space="preserve"> ולכן הבלוטה מקבלת פקודה קבועה לעבוד. בהשימוטו הנוגדנים וגם תאי חיסון פוגעים ברקמה, והיא מפסיקה לתפקד.</w:t>
+            </w:r>
+          </w:p>
+          <w:p>
+            <w:pPr>
+              <w:bidi/>
+              <w:spacing w:after="20" w:before="0" w:line="300" w:lineRule="atLeast"/>
+              <w:jc w:val="left"/>
+            </w:pPr>
+            <w:r>
+              <w:rPr>
+                <w:rFonts w:ascii="David" w:cs="David" w:eastAsia="David" w:hAnsi="David"/>
+                <w:b/>
+                <w:bCs/>
+                <w:sz w:val="17"/>
+                <w:szCs w:val="17"/>
+                <w:rtl/>
+              </w:rPr>
+              <w:t xml:space="preserve">רמזים:</w:t>
+            </w:r>
+          </w:p>
+          <w:p>
+            <w:pPr>
+              <w:bidi/>
+              <w:spacing w:after="20" w:before="0" w:line="300" w:lineRule="atLeast"/>
+              <w:jc w:val="left"/>
+            </w:pPr>
+            <w:r>
+              <w:rPr>
+                <w:rFonts w:ascii="David" w:cs="David" w:eastAsia="David" w:hAnsi="David"/>
+                <w:color w:val="475569"/>
+                <w:sz w:val="17"/>
+                <w:szCs w:val="17"/>
+                <w:rtl/>
+              </w:rPr>
+              <w:t xml:space="preserve">1. גרייבס: הבלוטה פעילה מדי. השימוטו: פעילה מעט מדי.</w:t>
+            </w:r>
+          </w:p>
+          <w:p>
+            <w:pPr>
+              <w:bidi/>
+              <w:spacing w:after="20" w:before="0" w:line="300" w:lineRule="atLeast"/>
+              <w:jc w:val="left"/>
+            </w:pPr>
+            <w:r>
+              <w:rPr>
+                <w:rFonts w:ascii="David" w:cs="David" w:eastAsia="David" w:hAnsi="David"/>
+                <w:color w:val="475569"/>
+                <w:sz w:val="17"/>
+                <w:szCs w:val="17"/>
+                <w:rtl/>
+              </w:rPr>
+              <w:t xml:space="preserve">2. כל אחד מהממצאים מתאים לאחת משתי המחלות. התחילו בתסמינים.</w:t>
+            </w:r>
+          </w:p>
+          <w:p>
+            <w:pPr>
+              <w:bidi/>
+              <w:spacing w:after="20" w:before="0" w:line="300" w:lineRule="atLeast"/>
+              <w:jc w:val="left"/>
+            </w:pPr>
+            <w:r>
+              <w:rPr>
+                <w:rFonts w:ascii="David" w:cs="David" w:eastAsia="David" w:hAnsi="David"/>
+                <w:color w:val="475569"/>
+                <w:sz w:val="17"/>
+                <w:szCs w:val="17"/>
+                <w:rtl/>
+              </w:rPr>
+              <w:t xml:space="preserve">3. 1 גרייבס, 2 השימוטו, 3 גרייבס, 4 השימוטו.</w:t>
+            </w:r>
+          </w:p>
+        </w:tc>
+        <w:tc>
+          <w:tcPr>
+            <w:tcW w:type="dxa" w:w="2126"/>
+            <w:tcBorders>
+              <w:top w:val="single" w:color="B6C3D4" w:sz="4"/>
+              <w:left w:val="single" w:color="B6C3D4" w:sz="4"/>
+              <w:bottom w:val="single" w:color="B6C3D4" w:sz="4"/>
+              <w:right w:val="single" w:color="B6C3D4" w:sz="4"/>
+            </w:tcBorders>
+            <w:tcMar>
+              <w:top w:type="dxa" w:w="60"/>
+              <w:left w:type="dxa" w:w="100"/>
+              <w:bottom w:type="dxa" w:w="60"/>
+              <w:right w:type="dxa" w:w="100"/>
+            </w:tcMar>
+          </w:tcPr>
+          <w:p>
+            <w:pPr>
+              <w:bidi/>
+              <w:spacing w:after="40" w:before="0" w:line="300" w:lineRule="atLeast"/>
+              <w:jc w:val="left"/>
+            </w:pPr>
+          </w:p>
+        </w:tc>
+      </w:tr>
+      <w:tr>
+        <w:trPr>
+          <w:cantSplit w:val="off"/>
+        </w:trPr>
+        <w:tc>
+          <w:tcPr>
+            <w:tcW w:type="dxa" w:w="500"/>
+            <w:tcBorders>
+              <w:top w:val="single" w:color="B6C3D4" w:sz="4"/>
+              <w:left w:val="single" w:color="B6C3D4" w:sz="4"/>
+              <w:bottom w:val="single" w:color="B6C3D4" w:sz="4"/>
+              <w:right w:val="single" w:color="B6C3D4" w:sz="4"/>
+            </w:tcBorders>
+            <w:tcMar>
+              <w:top w:type="dxa" w:w="60"/>
+              <w:left w:type="dxa" w:w="100"/>
+              <w:bottom w:type="dxa" w:w="60"/>
+              <w:right w:type="dxa" w:w="100"/>
+            </w:tcMar>
+          </w:tcPr>
+          <w:p>
+            <w:pPr>
+              <w:bidi/>
+              <w:spacing w:after="40" w:before="0" w:line="300" w:lineRule="atLeast"/>
+              <w:jc w:val="left"/>
+            </w:pPr>
+            <w:r>
+              <w:rPr>
+                <w:rFonts w:ascii="David" w:cs="David" w:eastAsia="David" w:hAnsi="David"/>
+                <w:sz w:val="20"/>
+                <w:szCs w:val="20"/>
+                <w:rtl/>
+              </w:rPr>
+              <w:t xml:space="preserve">3</w:t>
+            </w:r>
+          </w:p>
+        </w:tc>
+        <w:tc>
+          <w:tcPr>
+            <w:tcW w:type="dxa" w:w="3900"/>
+            <w:tcBorders>
+              <w:top w:val="single" w:color="B6C3D4" w:sz="4"/>
+              <w:left w:val="single" w:color="B6C3D4" w:sz="4"/>
+              <w:bottom w:val="single" w:color="B6C3D4" w:sz="4"/>
+              <w:right w:val="single" w:color="B6C3D4" w:sz="4"/>
+            </w:tcBorders>
+            <w:tcMar>
+              <w:top w:type="dxa" w:w="60"/>
+              <w:left w:type="dxa" w:w="100"/>
+              <w:bottom w:type="dxa" w:w="60"/>
+              <w:right w:type="dxa" w:w="100"/>
+            </w:tcMar>
+          </w:tcPr>
+          <w:p>
+            <w:pPr>
+              <w:bidi/>
+              <w:spacing w:after="30" w:before="0" w:line="300" w:lineRule="atLeast"/>
+              <w:jc w:val="left"/>
+            </w:pPr>
+            <w:r>
+              <w:rPr>
+                <w:rFonts w:ascii="David" w:cs="David" w:eastAsia="David" w:hAnsi="David"/>
+                <w:color w:val="64748B"/>
+                <w:sz w:val="17"/>
+                <w:szCs w:val="17"/>
+                <w:rtl/>
+              </w:rPr>
+              <w:t xml:space="preserve">בחירה מרובה</w:t>
+            </w:r>
+          </w:p>
+          <w:p>
+            <w:pPr>
+              <w:bidi/>
+              <w:spacing w:after="60" w:before="0" w:line="300" w:lineRule="atLeast"/>
+              <w:jc w:val="left"/>
+            </w:pPr>
+            <w:r>
+              <w:rPr>
+                <w:rFonts w:ascii="David" w:cs="David" w:eastAsia="David" w:hAnsi="David"/>
+                <w:b/>
+                <w:bCs/>
+                <w:sz w:val="20"/>
+                <w:szCs w:val="20"/>
+                <w:rtl/>
+              </w:rPr>
+              <w:t xml:space="preserve">אילו טיפולים מתאימים? (סמנו את כולם)</w:t>
+            </w:r>
+          </w:p>
+          <w:p>
+            <w:pPr>
+              <w:bidi/>
+              <w:spacing w:after="30" w:before="0" w:line="300" w:lineRule="atLeast"/>
+              <w:jc w:val="left"/>
+            </w:pPr>
+            <w:r>
+              <w:rPr>
+                <w:rFonts w:ascii="David" w:cs="David" w:eastAsia="David" w:hAnsi="David"/>
+                <w:b/>
+                <w:bCs/>
+                <w:color w:val="047857"/>
+                <w:sz w:val="19"/>
+                <w:szCs w:val="19"/>
+                <w:rtl/>
+              </w:rPr>
+              <w:t xml:space="preserve">✓  תרופות נוגדות פעילות בלוטת התריס (מתימזול)</w:t>
+            </w:r>
+          </w:p>
+          <w:p>
+            <w:pPr>
+              <w:bidi/>
+              <w:spacing w:after="30" w:before="0" w:line="300" w:lineRule="atLeast"/>
+              <w:jc w:val="left"/>
+            </w:pPr>
+            <w:r>
+              <w:rPr>
+                <w:rFonts w:ascii="David" w:cs="David" w:eastAsia="David" w:hAnsi="David"/>
+                <w:b/>
+                <w:bCs/>
+                <w:color w:val="047857"/>
+                <w:sz w:val="19"/>
+                <w:szCs w:val="19"/>
+                <w:rtl/>
+              </w:rPr>
+              <w:t xml:space="preserve">✓  חוסמי בטא להקלה על הדופק והרעד</w:t>
+            </w:r>
+          </w:p>
+          <w:p>
+            <w:pPr>
+              <w:bidi/>
+              <w:spacing w:after="30" w:before="0" w:line="300" w:lineRule="atLeast"/>
+              <w:jc w:val="left"/>
+            </w:pPr>
+            <w:r>
+              <w:rPr>
+                <w:rFonts w:ascii="David" w:cs="David" w:eastAsia="David" w:hAnsi="David"/>
+                <w:b/>
+                <w:bCs/>
+                <w:color w:val="047857"/>
+                <w:sz w:val="19"/>
+                <w:szCs w:val="19"/>
+                <w:rtl/>
+              </w:rPr>
+              <w:t xml:space="preserve">✓  יוד רדיואקטיבי שמשמיד חלק מהבלוטה</w:t>
+            </w:r>
+          </w:p>
+          <w:p>
+            <w:pPr>
+              <w:bidi/>
+              <w:spacing w:after="30" w:before="0" w:line="300" w:lineRule="atLeast"/>
+              <w:jc w:val="left"/>
+            </w:pPr>
+            <w:r>
+              <w:rPr>
+                <w:rFonts w:ascii="David" w:cs="David" w:eastAsia="David" w:hAnsi="David"/>
+                <w:b/>
+                <w:bCs/>
+                <w:color w:val="047857"/>
+                <w:sz w:val="19"/>
+                <w:szCs w:val="19"/>
+                <w:rtl/>
+              </w:rPr>
+              <w:t xml:space="preserve">✓  ניתוח להסרת הבלוטה</w:t>
+            </w:r>
+          </w:p>
+          <w:p>
+            <w:pPr>
+              <w:bidi/>
+              <w:spacing w:after="30" w:before="0" w:line="300" w:lineRule="atLeast"/>
+              <w:jc w:val="left"/>
+            </w:pPr>
+            <w:r>
+              <w:rPr>
+                <w:rFonts w:ascii="David" w:cs="David" w:eastAsia="David" w:hAnsi="David"/>
+                <w:b w:val="false"/>
+                <w:bCs w:val="false"/>
+                <w:color w:val="475569"/>
+                <w:sz w:val="19"/>
+                <w:szCs w:val="19"/>
+                <w:rtl/>
+              </w:rPr>
+              <w:t xml:space="preserve">✗  אלתרוקסין</w:t>
+            </w:r>
+          </w:p>
+          <w:p>
+            <w:pPr>
+              <w:bidi/>
+              <w:spacing w:after="30" w:before="0" w:line="300" w:lineRule="atLeast"/>
+              <w:jc w:val="left"/>
+            </w:pPr>
+            <w:r>
+              <w:rPr>
+                <w:rFonts w:ascii="David" w:cs="David" w:eastAsia="David" w:hAnsi="David"/>
+                <w:b w:val="false"/>
+                <w:bCs w:val="false"/>
+                <w:color w:val="475569"/>
+                <w:sz w:val="19"/>
+                <w:szCs w:val="19"/>
+                <w:rtl/>
+              </w:rPr>
+              <w:t xml:space="preserve">✗  דסמופרסין</w:t>
+            </w:r>
+          </w:p>
+        </w:tc>
+        <w:tc>
+          <w:tcPr>
+            <w:tcW w:type="dxa" w:w="2500"/>
+            <w:tcBorders>
+              <w:top w:val="single" w:color="B6C3D4" w:sz="4"/>
+              <w:left w:val="single" w:color="B6C3D4" w:sz="4"/>
+              <w:bottom w:val="single" w:color="B6C3D4" w:sz="4"/>
+              <w:right w:val="single" w:color="B6C3D4" w:sz="4"/>
+            </w:tcBorders>
+            <w:tcMar>
+              <w:top w:type="dxa" w:w="60"/>
+              <w:left w:type="dxa" w:w="100"/>
+              <w:bottom w:type="dxa" w:w="60"/>
+              <w:right w:type="dxa" w:w="100"/>
+            </w:tcMar>
+          </w:tcPr>
+          <w:p>
+            <w:pPr>
+              <w:bidi/>
+              <w:spacing w:after="60" w:before="0" w:line="300" w:lineRule="atLeast"/>
+              <w:jc w:val="left"/>
+            </w:pPr>
+            <w:r>
+              <w:rPr>
+                <w:rFonts w:ascii="David" w:cs="David" w:eastAsia="David" w:hAnsi="David"/>
+                <w:sz w:val="19"/>
+                <w:szCs w:val="19"/>
+                <w:rtl/>
+              </w:rPr>
+              <w:t xml:space="preserve">המטרה היא להפחית את הפעילות היתרה של הבלוטה (תרופות, יוד רדיואקטיבי או ניתוח) ולהקל על הסימפטומים (חוסמי בטא). אלתרוקסין יעמיק את הבעיה. אחרי השמדה או הסרה של הבלוטה נזדקק לו בהמשך.</w:t>
+            </w:r>
+          </w:p>
+          <w:p>
+            <w:pPr>
+              <w:bidi/>
+              <w:spacing w:after="20" w:before="0" w:line="300" w:lineRule="atLeast"/>
+              <w:jc w:val="left"/>
+            </w:pPr>
+            <w:r>
+              <w:rPr>
+                <w:rFonts w:ascii="David" w:cs="David" w:eastAsia="David" w:hAnsi="David"/>
+                <w:b/>
+                <w:bCs/>
+                <w:sz w:val="17"/>
+                <w:szCs w:val="17"/>
+                <w:rtl/>
+              </w:rPr>
+              <w:t xml:space="preserve">רמזים:</w:t>
+            </w:r>
+          </w:p>
+          <w:p>
+            <w:pPr>
+              <w:bidi/>
+              <w:spacing w:after="20" w:before="0" w:line="300" w:lineRule="atLeast"/>
+              <w:jc w:val="left"/>
+            </w:pPr>
+            <w:r>
+              <w:rPr>
+                <w:rFonts w:ascii="David" w:cs="David" w:eastAsia="David" w:hAnsi="David"/>
+                <w:color w:val="475569"/>
+                <w:sz w:val="17"/>
+                <w:szCs w:val="17"/>
+                <w:rtl/>
+              </w:rPr>
+              <w:t xml:space="preserve">1. הכיוון הוא להקטין את פעילות הבלוטה. אילו תשובות מוסיפות הורמון?</w:t>
+            </w:r>
+          </w:p>
+          <w:p>
+            <w:pPr>
+              <w:bidi/>
+              <w:spacing w:after="20" w:before="0" w:line="300" w:lineRule="atLeast"/>
+              <w:jc w:val="left"/>
+            </w:pPr>
+            <w:r>
+              <w:rPr>
+                <w:rFonts w:ascii="David" w:cs="David" w:eastAsia="David" w:hAnsi="David"/>
+                <w:color w:val="475569"/>
+                <w:sz w:val="17"/>
+                <w:szCs w:val="17"/>
+                <w:rtl/>
+              </w:rPr>
+              <w:t xml:space="preserve">2. ארבע תשובות נכונות. שתי תשובות לא קשורות או הפוכות.</w:t>
+            </w:r>
+          </w:p>
+          <w:p>
+            <w:pPr>
+              <w:bidi/>
+              <w:spacing w:after="20" w:before="0" w:line="300" w:lineRule="atLeast"/>
+              <w:jc w:val="left"/>
+            </w:pPr>
+            <w:r>
+              <w:rPr>
+                <w:rFonts w:ascii="David" w:cs="David" w:eastAsia="David" w:hAnsi="David"/>
+                <w:color w:val="475569"/>
+                <w:sz w:val="17"/>
+                <w:szCs w:val="17"/>
+                <w:rtl/>
+              </w:rPr>
+              <w:t xml:space="preserve">3. הארבע הראשונות.</w:t>
             </w:r>
           </w:p>
         </w:tc>

--- a/docs/medical-review.docx
+++ b/docs/medical-review.docx
@@ -36,7 +36,7 @@
           <w:szCs w:val="22"/>
           <w:rtl/>
         </w:rPr>
-        <w:t xml:space="preserve">"משמרת לילה במחלקה הפנימית" · כיתה י״א, מדעי הבריאות · גרסה 1.0</w:t>
+        <w:t xml:space="preserve">"משמרת לילה במחלקה הפנימית" · כיתה י״א, מדעי הבריאות · גרסה 1.1</w:t>
       </w:r>
     </w:p>
     <w:p>
@@ -224,7 +224,7 @@
           <w:szCs w:val="32"/>
           <w:rtl/>
         </w:rPr>
-        <w:t xml:space="preserve">2. נקודות שמבקשים לבדוק במיוחד</w:t>
+        <w:t xml:space="preserve">2. נקודות לבדיקה חוזרת (גרסה 1.1)</w:t>
       </w:r>
     </w:p>
     <w:p>
@@ -240,7 +240,7 @@
           <w:szCs w:val="22"/>
           <w:rtl/>
         </w:rPr>
-        <w:t xml:space="preserve">אלה הנקודות שבהן אני (בונה המשחק) פחות בטוח, או שבהן הפשטתי מתוך שיקולי רמה:</w:t>
+        <w:t xml:space="preserve">הערות הביקורת הרפואית הוטמעו. אלה השינויים והנקודות שנשארו פתוחים לבדיקה נוספת. מספרי התחנות כאן לפי הסדר במשחק.</w:t>
       </w:r>
     </w:p>
     <w:tbl>
@@ -402,49 +402,24 @@
                 <w:szCs w:val="20"/>
                 <w:rtl/>
               </w:rPr>
-              <w:t xml:space="preserve">השרשרת "פרולקטין ← עיכוב </w:t>
-            </w:r>
-            <w:r>
-              <w:rPr>
-                <w:rFonts w:ascii="David" w:cs="David" w:eastAsia="David" w:hAnsi="David"/>
-                <w:sz w:val="20"/>
-                <w:szCs w:val="20"/>
-              </w:rPr>
-              <w:t xml:space="preserve">GnRH</w:t>
-            </w:r>
-            <w:r>
-              <w:rPr>
-                <w:rFonts w:ascii="David" w:cs="David" w:eastAsia="David" w:hAnsi="David"/>
-                <w:sz w:val="20"/>
-                <w:szCs w:val="20"/>
-                <w:rtl/>
-              </w:rPr>
-              <w:t xml:space="preserve"> ← ירידה ב־</w:t>
-            </w:r>
-            <w:r>
-              <w:rPr>
-                <w:rFonts w:ascii="David" w:cs="David" w:eastAsia="David" w:hAnsi="David"/>
-                <w:sz w:val="20"/>
-                <w:szCs w:val="20"/>
-              </w:rPr>
-              <w:t xml:space="preserve">LH/FSH</w:t>
-            </w:r>
-            <w:r>
-              <w:rPr>
-                <w:rFonts w:ascii="David" w:cs="David" w:eastAsia="David" w:hAnsi="David"/>
-                <w:sz w:val="20"/>
-                <w:szCs w:val="20"/>
-                <w:rtl/>
-              </w:rPr>
-              <w:t xml:space="preserve"> ← ירידה בטסטוסטרון" היא פישוט. הנחתי שהתמונה מראה גינקומסטיה, בעוד שבטופס המקורי הייתה גם האפשרות </w:t>
-            </w:r>
-            <w:r>
-              <w:rPr>
-                <w:rFonts w:ascii="David" w:cs="David" w:eastAsia="David" w:hAnsi="David"/>
-                <w:sz w:val="20"/>
-                <w:szCs w:val="20"/>
-              </w:rPr>
-              <w:t xml:space="preserve">galactorrhea.</w:t>
+              <w:t xml:space="preserve">פרולקטין הוחלף ל־150 </w:t>
+            </w:r>
+            <w:r>
+              <w:rPr>
+                <w:rFonts w:ascii="David" w:cs="David" w:eastAsia="David" w:hAnsi="David"/>
+                <w:sz w:val="20"/>
+                <w:szCs w:val="20"/>
+              </w:rPr>
+              <w:t xml:space="preserve">ng/mL</w:t>
+            </w:r>
+            <w:r>
+              <w:rPr>
+                <w:rFonts w:ascii="David" w:cs="David" w:eastAsia="David" w:hAnsi="David"/>
+                <w:sz w:val="20"/>
+                <w:szCs w:val="20"/>
+                <w:rtl/>
+              </w:rPr>
+              <w:t xml:space="preserve"> עם טווח ייחוס לגבר. כאבי הראש הוגדרו כתלונה נלווית ולא כתוצאה ודאית של הגידול. נקבל כתשובה גם ״אגוניסט לדופמין״ וגם שמות תרופות.</w:t>
             </w:r>
           </w:p>
         </w:tc>
@@ -514,24 +489,7 @@
                 <w:szCs w:val="20"/>
                 <w:rtl/>
               </w:rPr>
-              <w:t xml:space="preserve">האבחנה מבוססת על תמונה קלינית ו־</w:t>
-            </w:r>
-            <w:r>
-              <w:rPr>
-                <w:rFonts w:ascii="David" w:cs="David" w:eastAsia="David" w:hAnsi="David"/>
-                <w:sz w:val="20"/>
-                <w:szCs w:val="20"/>
-              </w:rPr>
-              <w:t xml:space="preserve">TSH</w:t>
-            </w:r>
-            <w:r>
-              <w:rPr>
-                <w:rFonts w:ascii="David" w:cs="David" w:eastAsia="David" w:hAnsi="David"/>
-                <w:sz w:val="20"/>
-                <w:szCs w:val="20"/>
-                <w:rtl/>
-              </w:rPr>
-              <w:t xml:space="preserve"> גבוה. נוגדני </w:t>
+              <w:t xml:space="preserve">נוסף מידע מאשש (</w:t>
             </w:r>
             <w:r>
               <w:rPr>
@@ -548,7 +506,7 @@
                 <w:szCs w:val="20"/>
                 <w:rtl/>
               </w:rPr>
-              <w:t xml:space="preserve"> מוזכרים רק בהסבר.</w:t>
+              <w:t xml:space="preserve"> חיובי) לפני שאלת האבחנה. הדופק הוגדר 52 והחום 36.2.</w:t>
             </w:r>
           </w:p>
         </w:tc>
@@ -585,7 +543,7 @@
                 <w:szCs w:val="20"/>
                 <w:rtl/>
               </w:rPr>
-              <w:t xml:space="preserve">תחנה 3</w:t>
+              <w:t xml:space="preserve">תחנה 4</w:t>
             </w:r>
           </w:p>
         </w:tc>
@@ -618,58 +576,41 @@
                 <w:szCs w:val="20"/>
                 <w:rtl/>
               </w:rPr>
-              <w:t xml:space="preserve">לא כללתי </w:t>
-            </w:r>
-            <w:r>
-              <w:rPr>
-                <w:rFonts w:ascii="David" w:cs="David" w:eastAsia="David" w:hAnsi="David"/>
-                <w:sz w:val="20"/>
-                <w:szCs w:val="20"/>
-              </w:rPr>
-              <w:t xml:space="preserve">IGF-1</w:t>
-            </w:r>
-            <w:r>
-              <w:rPr>
-                <w:rFonts w:ascii="David" w:cs="David" w:eastAsia="David" w:hAnsi="David"/>
-                <w:sz w:val="20"/>
-                <w:szCs w:val="20"/>
-                <w:rtl/>
-              </w:rPr>
-              <w:t xml:space="preserve"> או מבחן העמסת גלוקוז (</w:t>
-            </w:r>
-            <w:r>
-              <w:rPr>
-                <w:rFonts w:ascii="David" w:cs="David" w:eastAsia="David" w:hAnsi="David"/>
-                <w:sz w:val="20"/>
-                <w:szCs w:val="20"/>
-              </w:rPr>
-              <w:t xml:space="preserve">OGTT</w:t>
-            </w:r>
-            <w:r>
-              <w:rPr>
-                <w:rFonts w:ascii="David" w:cs="David" w:eastAsia="David" w:hAnsi="David"/>
-                <w:sz w:val="20"/>
-                <w:szCs w:val="20"/>
-                <w:rtl/>
-              </w:rPr>
-              <w:t xml:space="preserve">) לאבחון, ולא בעיות ראייה (</w:t>
-            </w:r>
-            <w:r>
-              <w:rPr>
-                <w:rFonts w:ascii="David" w:cs="David" w:eastAsia="David" w:hAnsi="David"/>
-                <w:sz w:val="20"/>
-                <w:szCs w:val="20"/>
-              </w:rPr>
-              <w:t xml:space="preserve">hemianopia</w:t>
-            </w:r>
-            <w:r>
-              <w:rPr>
-                <w:rFonts w:ascii="David" w:cs="David" w:eastAsia="David" w:hAnsi="David"/>
-                <w:sz w:val="20"/>
-                <w:szCs w:val="20"/>
-                <w:rtl/>
-              </w:rPr>
-              <w:t xml:space="preserve">). הטיפול מוגבל לניתוח ולאנלוגים לסומטוסטטין. האם להוסיף משהו מזה?</w:t>
+              <w:t xml:space="preserve">נוסף מידע מאשש לפני שאלת האבחנה: </w:t>
+            </w:r>
+            <w:r>
+              <w:rPr>
+                <w:rFonts w:ascii="David" w:cs="David" w:eastAsia="David" w:hAnsi="David"/>
+                <w:sz w:val="20"/>
+                <w:szCs w:val="20"/>
+              </w:rPr>
+              <w:t xml:space="preserve">CT</w:t>
+            </w:r>
+            <w:r>
+              <w:rPr>
+                <w:rFonts w:ascii="David" w:cs="David" w:eastAsia="David" w:hAnsi="David"/>
+                <w:sz w:val="20"/>
+                <w:szCs w:val="20"/>
+                <w:rtl/>
+              </w:rPr>
+              <w:t xml:space="preserve"> חזה עם גוש בריאה ובדיקת רקמה שמצאה הפרשת </w:t>
+            </w:r>
+            <w:r>
+              <w:rPr>
+                <w:rFonts w:ascii="David" w:cs="David" w:eastAsia="David" w:hAnsi="David"/>
+                <w:sz w:val="20"/>
+                <w:szCs w:val="20"/>
+              </w:rPr>
+              <w:t xml:space="preserve">ACTH.</w:t>
+            </w:r>
+            <w:r>
+              <w:rPr>
+                <w:rFonts w:ascii="David" w:cs="David" w:eastAsia="David" w:hAnsi="David"/>
+                <w:sz w:val="20"/>
+                <w:szCs w:val="20"/>
+                <w:rtl/>
+              </w:rPr>
+              <w:t xml:space="preserve"> ״מחלת קושינג״ נדחית בשדה הטקסט.</w:t>
             </w:r>
           </w:p>
         </w:tc>
@@ -706,7 +647,7 @@
                 <w:szCs w:val="20"/>
                 <w:rtl/>
               </w:rPr>
-              <w:t xml:space="preserve">תחנה 4</w:t>
+              <w:t xml:space="preserve">תחנה 6</w:t>
             </w:r>
           </w:p>
         </w:tc>
@@ -739,24 +680,24 @@
                 <w:szCs w:val="20"/>
                 <w:rtl/>
               </w:rPr>
-              <w:t xml:space="preserve">הסבר שאחרי הניתוח לגידול </w:t>
-            </w:r>
-            <w:r>
-              <w:rPr>
-                <w:rFonts w:ascii="David" w:cs="David" w:eastAsia="David" w:hAnsi="David"/>
-                <w:sz w:val="20"/>
-                <w:szCs w:val="20"/>
-              </w:rPr>
-              <w:t xml:space="preserve">ACTH</w:t>
-            </w:r>
-            <w:r>
-              <w:rPr>
-                <w:rFonts w:ascii="David" w:cs="David" w:eastAsia="David" w:hAnsi="David"/>
-                <w:sz w:val="20"/>
-                <w:szCs w:val="20"/>
-                <w:rtl/>
-              </w:rPr>
-              <w:t xml:space="preserve"> אקטופי נותנים סטרואידים עד התאוששות הציר: האם זה מדויק לגידול ריאה? ייתכן שהניסוח המקורי מתייחס יותר לניתוח היפופיזה.</w:t>
+              <w:t xml:space="preserve">השאלה הראשונה הוחלפה בשאלת תסמינים עם שלושה מסיחים מתחומים אחרים. בטיפול הוסרו המשתנים. נוסף סידן מתוקן 13.5 </w:t>
+            </w:r>
+            <w:r>
+              <w:rPr>
+                <w:rFonts w:ascii="David" w:cs="David" w:eastAsia="David" w:hAnsi="David"/>
+                <w:sz w:val="20"/>
+                <w:szCs w:val="20"/>
+              </w:rPr>
+              <w:t xml:space="preserve">mg/dL</w:t>
+            </w:r>
+            <w:r>
+              <w:rPr>
+                <w:rFonts w:ascii="David" w:cs="David" w:eastAsia="David" w:hAnsi="David"/>
+                <w:sz w:val="20"/>
+                <w:szCs w:val="20"/>
+                <w:rtl/>
+              </w:rPr>
+              <w:t xml:space="preserve">, התייבשות ובלבול כערך לצורך המשחק. הוסרו הדופק האיטי והעישון הכבד.</w:t>
             </w:r>
           </w:p>
         </w:tc>
@@ -793,7 +734,7 @@
                 <w:szCs w:val="20"/>
                 <w:rtl/>
               </w:rPr>
-              <w:t xml:space="preserve">תחנה 5</w:t>
+              <w:t xml:space="preserve">תחנה 7</w:t>
             </w:r>
           </w:p>
         </w:tc>
@@ -826,7 +767,58 @@
                 <w:szCs w:val="20"/>
                 <w:rtl/>
               </w:rPr>
-              <w:t xml:space="preserve">הטיפול כולל שישה מסיחים: ארבעה נכונים (מתימזול, חוסמי בטא, יוד רדיואקטיבי, ניתוח) ושניים שגויים. האם מתאים לקבוע את כולם כ"נכונים", או שחלקם נבחרים לפי מצב החולה?</w:t>
+              <w:t xml:space="preserve">הוחלפה השאלה על ממצאי הלשון. כעת: פרופ׳ עלמה מספרת על חולה קודם עם כתמים שחורים בלשון ובחניכיים, שואלים מה ההבדל בין שני החולים, ואחר כך אילו הורמונים מגבירים פיגמנטציה. הוספתי </w:t>
+            </w:r>
+            <w:r>
+              <w:rPr>
+                <w:rFonts w:ascii="David" w:cs="David" w:eastAsia="David" w:hAnsi="David"/>
+                <w:sz w:val="20"/>
+                <w:szCs w:val="20"/>
+              </w:rPr>
+              <w:t xml:space="preserve">ACTH</w:t>
+            </w:r>
+            <w:r>
+              <w:rPr>
+                <w:rFonts w:ascii="David" w:cs="David" w:eastAsia="David" w:hAnsi="David"/>
+                <w:sz w:val="20"/>
+                <w:szCs w:val="20"/>
+                <w:rtl/>
+              </w:rPr>
+              <w:t xml:space="preserve"> לצד </w:t>
+            </w:r>
+            <w:r>
+              <w:rPr>
+                <w:rFonts w:ascii="David" w:cs="David" w:eastAsia="David" w:hAnsi="David"/>
+                <w:sz w:val="20"/>
+                <w:szCs w:val="20"/>
+              </w:rPr>
+              <w:t xml:space="preserve">MSH</w:t>
+            </w:r>
+            <w:r>
+              <w:rPr>
+                <w:rFonts w:ascii="David" w:cs="David" w:eastAsia="David" w:hAnsi="David"/>
+                <w:sz w:val="20"/>
+                <w:szCs w:val="20"/>
+                <w:rtl/>
+              </w:rPr>
+              <w:t xml:space="preserve"> כתשובות נכונות, כי </w:t>
+            </w:r>
+            <w:r>
+              <w:rPr>
+                <w:rFonts w:ascii="David" w:cs="David" w:eastAsia="David" w:hAnsi="David"/>
+                <w:sz w:val="20"/>
+                <w:szCs w:val="20"/>
+              </w:rPr>
+              <w:t xml:space="preserve">ACTH</w:t>
+            </w:r>
+            <w:r>
+              <w:rPr>
+                <w:rFonts w:ascii="David" w:cs="David" w:eastAsia="David" w:hAnsi="David"/>
+                <w:sz w:val="20"/>
+                <w:szCs w:val="20"/>
+                <w:rtl/>
+              </w:rPr>
+              <w:t xml:space="preserve"> הגבוה הוא העיקרון שמבדיל בין אדיסון לאי־ספיקה מרכזית. האם מתאים?</w:t>
             </w:r>
           </w:p>
         </w:tc>
@@ -863,7 +855,7 @@
                 <w:szCs w:val="20"/>
                 <w:rtl/>
               </w:rPr>
-              <w:t xml:space="preserve">תחנה 6</w:t>
+              <w:t xml:space="preserve">תחנה 7</w:t>
             </w:r>
           </w:p>
         </w:tc>
@@ -896,41 +888,24 @@
                 <w:szCs w:val="20"/>
                 <w:rtl/>
               </w:rPr>
-              <w:t xml:space="preserve">החולה מעשנת הרבה, והיא נמצאת עם דופק איטי ולחץ דם גבוה (מהטופס המקורי). האם זה עלול לבלבל לגבי גידול ריאה המפריש </w:t>
-            </w:r>
-            <w:r>
-              <w:rPr>
-                <w:rFonts w:ascii="David" w:cs="David" w:eastAsia="David" w:hAnsi="David"/>
-                <w:sz w:val="20"/>
-                <w:szCs w:val="20"/>
-              </w:rPr>
-              <w:t xml:space="preserve">PTHrP</w:t>
-            </w:r>
-            <w:r>
-              <w:rPr>
-                <w:rFonts w:ascii="David" w:cs="David" w:eastAsia="David" w:hAnsi="David"/>
-                <w:sz w:val="20"/>
-                <w:szCs w:val="20"/>
-                <w:rtl/>
-              </w:rPr>
-              <w:t xml:space="preserve">? ה־</w:t>
-            </w:r>
-            <w:r>
-              <w:rPr>
-                <w:rFonts w:ascii="David" w:cs="David" w:eastAsia="David" w:hAnsi="David"/>
-                <w:sz w:val="20"/>
-                <w:szCs w:val="20"/>
-              </w:rPr>
-              <w:t xml:space="preserve">PTH</w:t>
-            </w:r>
-            <w:r>
-              <w:rPr>
-                <w:rFonts w:ascii="David" w:cs="David" w:eastAsia="David" w:hAnsi="David"/>
-                <w:sz w:val="20"/>
-                <w:szCs w:val="20"/>
-                <w:rtl/>
-              </w:rPr>
-              <w:t xml:space="preserve"> בשאלה גבוה, ולכן מדובר בראשוני. האם הטיפול הראשוני כולל משתנים (לופ) רק אחרי נוזלים?</w:t>
+              <w:t xml:space="preserve">האבחנה נוסחה כ״אי־ספיקת אדרנל עקב דיכוי הציר לאחר הפסקה פתאומית של טיפול ממושך בגלוקוקורטיקואידים״, והסיווג בשאלות הוא ״מרכזית״. הוסר </w:t>
+            </w:r>
+            <w:r>
+              <w:rPr>
+                <w:rFonts w:ascii="David" w:cs="David" w:eastAsia="David" w:hAnsi="David"/>
+                <w:sz w:val="20"/>
+                <w:szCs w:val="20"/>
+              </w:rPr>
+              <w:t xml:space="preserve">CRH</w:t>
+            </w:r>
+            <w:r>
+              <w:rPr>
+                <w:rFonts w:ascii="David" w:cs="David" w:eastAsia="David" w:hAnsi="David"/>
+                <w:sz w:val="20"/>
+                <w:szCs w:val="20"/>
+                <w:rtl/>
+              </w:rPr>
+              <w:t xml:space="preserve"> מהערכים. השאלה האחרונה מעמידה את משבר האדרנל כסיכון מיידי. האלדוסטרון מוזכר רק כמשפט הבהרה באחד ההסברים. האם להשאיר?</w:t>
             </w:r>
           </w:p>
         </w:tc>
@@ -967,7 +942,7 @@
                 <w:szCs w:val="20"/>
                 <w:rtl/>
               </w:rPr>
-              <w:t xml:space="preserve">תחנה 7</w:t>
+              <w:t xml:space="preserve">תחנה 8</w:t>
             </w:r>
           </w:p>
         </w:tc>
@@ -1000,24 +975,7 @@
                 <w:szCs w:val="20"/>
                 <w:rtl/>
               </w:rPr>
-              <w:t xml:space="preserve">התחנה עוצבה כאי־ספיקת אדרנל משנית אחרי הפסקת סטרואידים לחולת זאבת (</w:t>
-            </w:r>
-            <w:r>
-              <w:rPr>
-                <w:rFonts w:ascii="David" w:cs="David" w:eastAsia="David" w:hAnsi="David"/>
-                <w:sz w:val="20"/>
-                <w:szCs w:val="20"/>
-              </w:rPr>
-              <w:t xml:space="preserve">SLE</w:t>
-            </w:r>
-            <w:r>
-              <w:rPr>
-                <w:rFonts w:ascii="David" w:cs="David" w:eastAsia="David" w:hAnsi="David"/>
-                <w:sz w:val="20"/>
-                <w:szCs w:val="20"/>
-                <w:rtl/>
-              </w:rPr>
-              <w:t xml:space="preserve">), עם מלכודת מכוונת: בגיליון נכתב "חשד לאדיסון". האם התסמינים (עייפות, בחילות, לחץ דם נמוך, גלוקוז נמוך) והממצאים הקליניים (פנים עגולות, עור דק, פסי מתיחה, שפחת, פריחת פרפר) מתאימים?</w:t>
+              <w:t xml:space="preserve">שאלת שם התרופה הוחלפה בשאלת גישה טיפולית, עם הדגשת ההשלמה ההדרגתית ומעקב אחר נתרן.</w:t>
             </w:r>
           </w:p>
         </w:tc>
@@ -1054,7 +1012,7 @@
                 <w:szCs w:val="20"/>
                 <w:rtl/>
               </w:rPr>
-              <w:t xml:space="preserve">תחנה 7</w:t>
+              <w:t xml:space="preserve">כללי</w:t>
             </w:r>
           </w:p>
         </w:tc>
@@ -1087,251 +1045,7 @@
                 <w:szCs w:val="20"/>
                 <w:rtl/>
               </w:rPr>
-              <w:t xml:space="preserve">האם ההסבר שאחרי שש שנות סטרואידים והפסקה, </w:t>
-            </w:r>
-            <w:r>
-              <w:rPr>
-                <w:rFonts w:ascii="David" w:cs="David" w:eastAsia="David" w:hAnsi="David"/>
-                <w:sz w:val="20"/>
-                <w:szCs w:val="20"/>
-              </w:rPr>
-              <w:t xml:space="preserve">CRH</w:t>
-            </w:r>
-            <w:r>
-              <w:rPr>
-                <w:rFonts w:ascii="David" w:cs="David" w:eastAsia="David" w:hAnsi="David"/>
-                <w:sz w:val="20"/>
-                <w:szCs w:val="20"/>
-                <w:rtl/>
-              </w:rPr>
-              <w:t xml:space="preserve"> ו־</w:t>
-            </w:r>
-            <w:r>
-              <w:rPr>
-                <w:rFonts w:ascii="David" w:cs="David" w:eastAsia="David" w:hAnsi="David"/>
-                <w:sz w:val="20"/>
-                <w:szCs w:val="20"/>
-              </w:rPr>
-              <w:t xml:space="preserve">ACTH</w:t>
-            </w:r>
-            <w:r>
-              <w:rPr>
-                <w:rFonts w:ascii="David" w:cs="David" w:eastAsia="David" w:hAnsi="David"/>
-                <w:sz w:val="20"/>
-                <w:szCs w:val="20"/>
-                <w:rtl/>
-              </w:rPr>
-              <w:t xml:space="preserve"> נמוכים ואין פיגמנטציה, מדויק ברמת תיכון? האם הפסקה הדרגתית של סטרואידים ומינון מוגבר בניתוח מנוסחים נכון? האם יש לציין בהקשר גם את האלדוסטרון (שנשמר לרוב במשנית)?</w:t>
-            </w:r>
-          </w:p>
-        </w:tc>
-      </w:tr>
-      <w:tr>
-        <w:tc>
-          <w:tcPr>
-            <w:tcW w:type="dxa" w:w="1300"/>
-            <w:tcBorders>
-              <w:top w:val="single" w:color="B6C3D4" w:sz="4"/>
-              <w:left w:val="single" w:color="B6C3D4" w:sz="4"/>
-              <w:bottom w:val="single" w:color="B6C3D4" w:sz="4"/>
-              <w:right w:val="single" w:color="B6C3D4" w:sz="4"/>
-            </w:tcBorders>
-            <w:tcMar>
-              <w:top w:type="dxa" w:w="60"/>
-              <w:left w:type="dxa" w:w="100"/>
-              <w:bottom w:type="dxa" w:w="60"/>
-              <w:right w:type="dxa" w:w="100"/>
-            </w:tcMar>
-          </w:tcPr>
-          <w:p>
-            <w:pPr>
-              <w:bidi/>
-              <w:spacing w:after="40" w:before="0" w:line="300" w:lineRule="atLeast"/>
-              <w:jc w:val="left"/>
-            </w:pPr>
-            <w:r>
-              <w:rPr>
-                <w:rFonts w:ascii="David" w:cs="David" w:eastAsia="David" w:hAnsi="David"/>
-                <w:b/>
-                <w:bCs/>
-                <w:sz w:val="20"/>
-                <w:szCs w:val="20"/>
-                <w:rtl/>
-              </w:rPr>
-              <w:t xml:space="preserve">תחנה 8</w:t>
-            </w:r>
-          </w:p>
-        </w:tc>
-        <w:tc>
-          <w:tcPr>
-            <w:tcW w:type="dxa" w:w="7726"/>
-            <w:tcBorders>
-              <w:top w:val="single" w:color="B6C3D4" w:sz="4"/>
-              <w:left w:val="single" w:color="B6C3D4" w:sz="4"/>
-              <w:bottom w:val="single" w:color="B6C3D4" w:sz="4"/>
-              <w:right w:val="single" w:color="B6C3D4" w:sz="4"/>
-            </w:tcBorders>
-            <w:tcMar>
-              <w:top w:type="dxa" w:w="60"/>
-              <w:left w:type="dxa" w:w="100"/>
-              <w:bottom w:type="dxa" w:w="60"/>
-              <w:right w:type="dxa" w:w="100"/>
-            </w:tcMar>
-          </w:tcPr>
-          <w:p>
-            <w:pPr>
-              <w:bidi/>
-              <w:spacing w:after="40" w:before="0" w:line="300" w:lineRule="atLeast"/>
-              <w:jc w:val="left"/>
-            </w:pPr>
-            <w:r>
-              <w:rPr>
-                <w:rFonts w:ascii="David" w:cs="David" w:eastAsia="David" w:hAnsi="David"/>
-                <w:sz w:val="20"/>
-                <w:szCs w:val="20"/>
-                <w:rtl/>
-              </w:rPr>
-              <w:t xml:space="preserve">סכרת תפלה מרכזית אחרי חבלת ראש. האם הערכים (נתרן 152, אוסמולריות שתן נמוכה, גלוקוז 90) והטיפול בדסמופרסין מדויקים? נזכר רק בהסבר ההבדל מסכרת תפלה נפרוגנית.</w:t>
-            </w:r>
-          </w:p>
-        </w:tc>
-      </w:tr>
-      <w:tr>
-        <w:tc>
-          <w:tcPr>
-            <w:tcW w:type="dxa" w:w="1300"/>
-            <w:tcBorders>
-              <w:top w:val="single" w:color="B6C3D4" w:sz="4"/>
-              <w:left w:val="single" w:color="B6C3D4" w:sz="4"/>
-              <w:bottom w:val="single" w:color="B6C3D4" w:sz="4"/>
-              <w:right w:val="single" w:color="B6C3D4" w:sz="4"/>
-            </w:tcBorders>
-            <w:tcMar>
-              <w:top w:type="dxa" w:w="60"/>
-              <w:left w:type="dxa" w:w="100"/>
-              <w:bottom w:type="dxa" w:w="60"/>
-              <w:right w:type="dxa" w:w="100"/>
-            </w:tcMar>
-          </w:tcPr>
-          <w:p>
-            <w:pPr>
-              <w:bidi/>
-              <w:spacing w:after="40" w:before="0" w:line="300" w:lineRule="atLeast"/>
-              <w:jc w:val="left"/>
-            </w:pPr>
-            <w:r>
-              <w:rPr>
-                <w:rFonts w:ascii="David" w:cs="David" w:eastAsia="David" w:hAnsi="David"/>
-                <w:b/>
-                <w:bCs/>
-                <w:sz w:val="20"/>
-                <w:szCs w:val="20"/>
-                <w:rtl/>
-              </w:rPr>
-              <w:t xml:space="preserve">כללי</w:t>
-            </w:r>
-          </w:p>
-        </w:tc>
-        <w:tc>
-          <w:tcPr>
-            <w:tcW w:type="dxa" w:w="7726"/>
-            <w:tcBorders>
-              <w:top w:val="single" w:color="B6C3D4" w:sz="4"/>
-              <w:left w:val="single" w:color="B6C3D4" w:sz="4"/>
-              <w:bottom w:val="single" w:color="B6C3D4" w:sz="4"/>
-              <w:right w:val="single" w:color="B6C3D4" w:sz="4"/>
-            </w:tcBorders>
-            <w:tcMar>
-              <w:top w:type="dxa" w:w="60"/>
-              <w:left w:type="dxa" w:w="100"/>
-              <w:bottom w:type="dxa" w:w="60"/>
-              <w:right w:type="dxa" w:w="100"/>
-            </w:tcMar>
-          </w:tcPr>
-          <w:p>
-            <w:pPr>
-              <w:bidi/>
-              <w:spacing w:after="40" w:before="0" w:line="300" w:lineRule="atLeast"/>
-              <w:jc w:val="left"/>
-            </w:pPr>
-            <w:r>
-              <w:rPr>
-                <w:rFonts w:ascii="David" w:cs="David" w:eastAsia="David" w:hAnsi="David"/>
-                <w:sz w:val="20"/>
-                <w:szCs w:val="20"/>
-                <w:rtl/>
-              </w:rPr>
-              <w:t xml:space="preserve">ערכי הסימנים החיוניים (דופק, לחץ דם, חום) שבמוניטור של כל חולה הם ערכים שבחרתי כדי להתאים לתמונה. האם הם סבירים?</w:t>
-            </w:r>
-          </w:p>
-        </w:tc>
-      </w:tr>
-      <w:tr>
-        <w:tc>
-          <w:tcPr>
-            <w:tcW w:type="dxa" w:w="1300"/>
-            <w:tcBorders>
-              <w:top w:val="single" w:color="B6C3D4" w:sz="4"/>
-              <w:left w:val="single" w:color="B6C3D4" w:sz="4"/>
-              <w:bottom w:val="single" w:color="B6C3D4" w:sz="4"/>
-              <w:right w:val="single" w:color="B6C3D4" w:sz="4"/>
-            </w:tcBorders>
-            <w:tcMar>
-              <w:top w:type="dxa" w:w="60"/>
-              <w:left w:type="dxa" w:w="100"/>
-              <w:bottom w:type="dxa" w:w="60"/>
-              <w:right w:type="dxa" w:w="100"/>
-            </w:tcMar>
-          </w:tcPr>
-          <w:p>
-            <w:pPr>
-              <w:bidi/>
-              <w:spacing w:after="40" w:before="0" w:line="300" w:lineRule="atLeast"/>
-              <w:jc w:val="left"/>
-            </w:pPr>
-            <w:r>
-              <w:rPr>
-                <w:rFonts w:ascii="David" w:cs="David" w:eastAsia="David" w:hAnsi="David"/>
-                <w:b/>
-                <w:bCs/>
-                <w:sz w:val="20"/>
-                <w:szCs w:val="20"/>
-                <w:rtl/>
-              </w:rPr>
-              <w:t xml:space="preserve">כללי</w:t>
-            </w:r>
-          </w:p>
-        </w:tc>
-        <w:tc>
-          <w:tcPr>
-            <w:tcW w:type="dxa" w:w="7726"/>
-            <w:tcBorders>
-              <w:top w:val="single" w:color="B6C3D4" w:sz="4"/>
-              <w:left w:val="single" w:color="B6C3D4" w:sz="4"/>
-              <w:bottom w:val="single" w:color="B6C3D4" w:sz="4"/>
-              <w:right w:val="single" w:color="B6C3D4" w:sz="4"/>
-            </w:tcBorders>
-            <w:tcMar>
-              <w:top w:type="dxa" w:w="60"/>
-              <w:left w:type="dxa" w:w="100"/>
-              <w:bottom w:type="dxa" w:w="60"/>
-              <w:right w:type="dxa" w:w="100"/>
-            </w:tcMar>
-          </w:tcPr>
-          <w:p>
-            <w:pPr>
-              <w:bidi/>
-              <w:spacing w:after="40" w:before="0" w:line="300" w:lineRule="atLeast"/>
-              <w:jc w:val="left"/>
-            </w:pPr>
-            <w:r>
-              <w:rPr>
-                <w:rFonts w:ascii="David" w:cs="David" w:eastAsia="David" w:hAnsi="David"/>
-                <w:sz w:val="20"/>
-                <w:szCs w:val="20"/>
-                <w:rtl/>
-              </w:rPr>
-              <w:t xml:space="preserve">נוסחי התשובות הפתוחות מתעלמים מרווחים וניקוד. האם יש שמות תרופות נוספים שצריך לקבל?</w:t>
+              <w:t xml:space="preserve">רמז 3 בכל שלב כבר אינו נותן את התשובה. השאלות אינן דורשות שמות תרופות. סדר התשובות בשאלות הבחירה מתערבב בכל פתיחה. שאלות הרפלקציה צומצמו לארבע.</w:t>
             </w:r>
           </w:p>
         </w:tc>
@@ -1726,7 +1440,7 @@
                 <w:szCs w:val="20"/>
                 <w:rtl/>
               </w:rPr>
-              <w:t xml:space="preserve">אגוניסט לדופמין (קברגולין / ברומוקריפטין)</w:t>
+              <w:t xml:space="preserve">אגוניסט לדופמין (למשל קברגולין)</w:t>
             </w:r>
           </w:p>
         </w:tc>
@@ -1904,7 +1618,24 @@
                 <w:szCs w:val="20"/>
                 <w:rtl/>
               </w:rPr>
-              <w:t xml:space="preserve"> נמוכים</w:t>
+              <w:t xml:space="preserve"> נמוכים; נוגדני </w:t>
+            </w:r>
+            <w:r>
+              <w:rPr>
+                <w:rFonts w:ascii="David" w:cs="David" w:eastAsia="David" w:hAnsi="David"/>
+                <w:sz w:val="20"/>
+                <w:szCs w:val="20"/>
+              </w:rPr>
+              <w:t xml:space="preserve">anti-TPO</w:t>
+            </w:r>
+            <w:r>
+              <w:rPr>
+                <w:rFonts w:ascii="David" w:cs="David" w:eastAsia="David" w:hAnsi="David"/>
+                <w:sz w:val="20"/>
+                <w:szCs w:val="20"/>
+                <w:rtl/>
+              </w:rPr>
+              <w:t xml:space="preserve"> חיוביים</w:t>
             </w:r>
           </w:p>
         </w:tc>
@@ -1937,7 +1668,7 @@
                 <w:szCs w:val="20"/>
                 <w:rtl/>
               </w:rPr>
-              <w:t xml:space="preserve">אלתרוקסין (</w:t>
+              <w:t xml:space="preserve">תחליף להורמון התריס (</w:t>
             </w:r>
             <w:r>
               <w:rPr>
@@ -1954,7 +1685,7 @@
                 <w:szCs w:val="20"/>
                 <w:rtl/>
               </w:rPr>
-              <w:t xml:space="preserve"> סינתטי)</w:t>
+              <w:t xml:space="preserve"> סינתטי, למשל אלתרוקסין)</w:t>
             </w:r>
           </w:p>
         </w:tc>
@@ -2347,7 +2078,7 @@
                 <w:szCs w:val="20"/>
                 <w:rtl/>
               </w:rPr>
-              <w:t xml:space="preserve">ניתוח להסרת גידול הריאה ואחריו גלוקוקורטיקואידים</w:t>
+              <w:t xml:space="preserve">ניתוח להסרת גידול הריאה, ולעיתים טיפול זמני בגלוקוקורטיקואידים עד התאוששות הציר</w:t>
             </w:r>
           </w:p>
         </w:tc>
@@ -2558,7 +2289,7 @@
                 <w:szCs w:val="20"/>
                 <w:rtl/>
               </w:rPr>
-              <w:t xml:space="preserve">תרופות נוגדות תריס, חוסמי בטא, יוד רדיואקטיבי או ניתוח</w:t>
+              <w:t xml:space="preserve">לפי המצב: תרופות נוגדות תריס, יוד רדיואקטיבי או ניתוח; חוסמי בטא להקלה על הדופק והרעד</w:t>
             </w:r>
           </w:p>
         </w:tc>
@@ -2661,7 +2392,7 @@
                 <w:szCs w:val="20"/>
                 <w:rtl/>
               </w:rPr>
-              <w:t xml:space="preserve">היפרפראתירואידיזם (</w:t>
+              <w:t xml:space="preserve">היפרפראתירואידיזם ראשוני (</w:t>
             </w:r>
             <w:r>
               <w:rPr>
@@ -2756,7 +2487,7 @@
                 <w:szCs w:val="20"/>
                 <w:rtl/>
               </w:rPr>
-              <w:t xml:space="preserve">עירוי נוזלים, משתנים ופראתירואידקטומיה (ניתוח להסרת רוב הפראתירואיד)</w:t>
+              <w:t xml:space="preserve">עירוי נוזלים להורדת הסידן, והסרת הבלוטה הפעילה בניתוח</w:t>
             </w:r>
           </w:p>
         </w:tc>
@@ -2859,7 +2590,7 @@
                 <w:szCs w:val="20"/>
                 <w:rtl/>
               </w:rPr>
-              <w:t xml:space="preserve">אי־ספיקת אדרנל משנית אחרי הפסקת סטרואידים (חולת זאבת, </w:t>
+              <w:t xml:space="preserve">אי־ספיקת אדרנל עקב דיכוי הציר לאחר הפסקה פתאומית של טיפול ממושך בגלוקוקורטיקואידים (חולת זאבת, </w:t>
             </w:r>
             <w:r>
               <w:rPr>
@@ -2930,24 +2661,7 @@
                 <w:szCs w:val="20"/>
                 <w:rtl/>
               </w:rPr>
-              <w:t xml:space="preserve"> ו־</w:t>
-            </w:r>
-            <w:r>
-              <w:rPr>
-                <w:rFonts w:ascii="David" w:cs="David" w:eastAsia="David" w:hAnsi="David"/>
-                <w:sz w:val="20"/>
-                <w:szCs w:val="20"/>
-              </w:rPr>
-              <w:t xml:space="preserve">CRH</w:t>
-            </w:r>
-            <w:r>
-              <w:rPr>
-                <w:rFonts w:ascii="David" w:cs="David" w:eastAsia="David" w:hAnsi="David"/>
-                <w:sz w:val="20"/>
-                <w:szCs w:val="20"/>
-                <w:rtl/>
-              </w:rPr>
-              <w:t xml:space="preserve"> נמוכים, ללא פיגמנטציה</w:t>
+              <w:t xml:space="preserve"> נמוך או לא מספק, ללא פיגמנטציה</w:t>
             </w:r>
           </w:p>
         </w:tc>
@@ -2980,7 +2694,7 @@
                 <w:szCs w:val="20"/>
                 <w:rtl/>
               </w:rPr>
-              <w:t xml:space="preserve">החלפת קורטיזול (הידרוקורטיזון), מינון מוגבר בלחץ ובניתוח, והפסקת סטרואידים הדרגתית</w:t>
+              <w:t xml:space="preserve">במצב כזה: טיפול מיידי בהידרוקורטיזון ובנוזלים בחשד למשבר אדרנלי; לאחר ייצוב, כיסוי סטרואידי לניתוח; ובהמשך הפסקת סטרואידים הדרגתית בלבד</w:t>
             </w:r>
           </w:p>
         </w:tc>
@@ -3178,7 +2892,7 @@
                 <w:szCs w:val="20"/>
                 <w:rtl/>
               </w:rPr>
-              <w:t xml:space="preserve">דסמופרסין (</w:t>
+              <w:t xml:space="preserve">החלפת </w:t>
             </w:r>
             <w:r>
               <w:rPr>
@@ -3195,7 +2909,7 @@
                 <w:szCs w:val="20"/>
                 <w:rtl/>
               </w:rPr>
-              <w:t xml:space="preserve"> סינתטי) ושתייה מספקת</w:t>
+              <w:t xml:space="preserve"> (דסמופרסין) והשלמת מים בהדרגה, תוך מעקב אחר נתרן, מאזן נוזלים ותפוקת שתן</w:t>
             </w:r>
           </w:p>
         </w:tc>
@@ -3486,7 +3200,7 @@
                 <w:szCs w:val="20"/>
                 <w:rtl/>
               </w:rPr>
-              <w:t xml:space="preserve">אגוניסט לדופמין (קברגולין / ברומוקריפטין)</w:t>
+              <w:t xml:space="preserve">אגוניסט לדופמין (למשל קברגולין)</w:t>
             </w:r>
           </w:p>
         </w:tc>
@@ -3524,7 +3238,7 @@
           <w:szCs w:val="21"/>
           <w:rtl/>
         </w:rPr>
-        <w:t xml:space="preserve">נעמה: בחדר 1 מחכה א.י., בן 38, בהפניה מרופא המשפחה. כאבי ראש שהולכים ומתגברים כבר חודשים, ירידה בחשק המיני ואין־אונות לסירוגין. לא נוטל תרופות באופן קבוע.</w:t>
+        <w:t xml:space="preserve">נעמה: בחדר 1 מחכה א.י., בן 38, בהפניה מרופא המשפחה. כאבי ראש מדי פעם כבר חודשים, ירידה בחשק המיני ואין־אונות לסירוגין. לא נוטל תרופות באופן קבוע.</w:t>
       </w:r>
     </w:p>
     <w:p>
@@ -3815,7 +3529,7 @@
                 <w:szCs w:val="20"/>
                 <w:rtl/>
               </w:rPr>
-              <w:t xml:space="preserve">המעבדה מדווחת שהורמון אחד יצא גבוה. לפי התמונה הקלינית, מי החשוד המרכזי?</w:t>
+              <w:t xml:space="preserve">איזה הורמון בעודף עשוי להסביר את הירידה בחשק ובתפקוד המיני, וחשוב לבדוק במקרה הזה?</w:t>
             </w:r>
           </w:p>
           <w:p>
@@ -3958,7 +3672,7 @@
                 <w:szCs w:val="19"/>
                 <w:rtl/>
               </w:rPr>
-              <w:t xml:space="preserve">פרולקטין גבוה מעכב את ההורמונים שמווסתים את תפקוד האשכים, ולכן יורדים החשק המיני והתפקוד המיני. כאבי הראש נובעים מהגידול עצמו בהיפופיזה.</w:t>
+              <w:t xml:space="preserve">עודף פרולקטין מעכב את הציר שמווסת את תפקוד האשכים, ולכן יורדים החשק והתפקוד המיני. זו השערה ראשונית שמאשרים בבדיקת דם.</w:t>
             </w:r>
           </w:p>
           <w:p>
@@ -3993,7 +3707,7 @@
                 <w:szCs w:val="17"/>
                 <w:rtl/>
               </w:rPr>
-              <w:t xml:space="preserve">1. ירידה בחשק המיני וגם ממצא מוזר בחזה. חפשו הורמון שמעכב את ההורמונים המיניים.</w:t>
+              <w:t xml:space="preserve">1. חפשו הורמון שהעודף שלו מעכב את ההורמונים המיניים.</w:t>
             </w:r>
           </w:p>
           <w:p>
@@ -4010,7 +3724,7 @@
                 <w:szCs w:val="17"/>
                 <w:rtl/>
               </w:rPr>
-              <w:t xml:space="preserve">2. זה ההורמון שאחראי על ייצור חלב אצל אישה מיניקה.</w:t>
+              <w:t xml:space="preserve">2. יש גם ממצא בחזה. איזה הורמון קשור לבלוטות החלב?</w:t>
             </w:r>
           </w:p>
           <w:p>
@@ -4027,7 +3741,7 @@
                 <w:szCs w:val="17"/>
                 <w:rtl/>
               </w:rPr>
-              <w:t xml:space="preserve">3. פרולקטין.</w:t>
+              <w:t xml:space="preserve">3. שניים מההורמונים ברשימה שייכים לבלוטת התריס ולאדרנל, ופחות מתאימים לתיאור. נשארו שניים.</w:t>
             </w:r>
           </w:p>
         </w:tc>
@@ -4165,7 +3879,7 @@
                 <w:szCs w:val="18"/>
                 <w:rtl/>
               </w:rPr>
-              <w:t xml:space="preserve"> = 650 </w:t>
+              <w:t xml:space="preserve"> = 150 </w:t>
             </w:r>
             <w:r>
               <w:rPr>
@@ -4176,7 +3890,7 @@
                 <w:sz w:val="18"/>
                 <w:szCs w:val="18"/>
               </w:rPr>
-              <w:t xml:space="preserve">ng/ml</w:t>
+              <w:t xml:space="preserve">ng/mL</w:t>
             </w:r>
             <w:r>
               <w:rPr>
@@ -4188,15 +3902,8 @@
                 <w:szCs w:val="18"/>
                 <w:rtl/>
               </w:rPr>
-              <w:t xml:space="preserve"> (טווח תקין: 3.4–26.1).</w:t>
-            </w:r>
-          </w:p>
-          <w:p>
-            <w:pPr>
-              <w:bidi/>
-              <w:spacing w:after="40" w:before="0" w:line="300" w:lineRule="atLeast"/>
-              <w:jc w:val="left"/>
-            </w:pPr>
+              <w:t xml:space="preserve"> (טווח ייחוס אופייני לגבר: עד כ־15–20 </w:t>
+            </w:r>
             <w:r>
               <w:rPr>
                 <w:rFonts w:ascii="David" w:cs="David" w:eastAsia="David" w:hAnsi="David"/>
@@ -4205,17 +3912,9 @@
                 <w:color w:val="0E7490"/>
                 <w:sz w:val="18"/>
                 <w:szCs w:val="18"/>
-                <w:rtl/>
-              </w:rPr>
-              <w:t xml:space="preserve">מידע שנחשף: שכנעתי אותו להסיר את החולצה. זה מה שראיתי:</w:t>
-            </w:r>
-          </w:p>
-          <w:p>
-            <w:pPr>
-              <w:bidi/>
-              <w:spacing w:after="40" w:before="0" w:line="300" w:lineRule="atLeast"/>
-              <w:jc w:val="left"/>
-            </w:pPr>
+              </w:rPr>
+              <w:t xml:space="preserve">ng/mL</w:t>
+            </w:r>
             <w:r>
               <w:rPr>
                 <w:rFonts w:ascii="David" w:cs="David" w:eastAsia="David" w:hAnsi="David"/>
@@ -4226,6 +3925,44 @@
                 <w:szCs w:val="18"/>
                 <w:rtl/>
               </w:rPr>
+              <w:t xml:space="preserve">, ומשתנה בין מעבדות).</w:t>
+            </w:r>
+          </w:p>
+          <w:p>
+            <w:pPr>
+              <w:bidi/>
+              <w:spacing w:after="40" w:before="0" w:line="300" w:lineRule="atLeast"/>
+              <w:jc w:val="left"/>
+            </w:pPr>
+            <w:r>
+              <w:rPr>
+                <w:rFonts w:ascii="David" w:cs="David" w:eastAsia="David" w:hAnsi="David"/>
+                <w:i/>
+                <w:iCs/>
+                <w:color w:val="0E7490"/>
+                <w:sz w:val="18"/>
+                <w:szCs w:val="18"/>
+                <w:rtl/>
+              </w:rPr>
+              <w:t xml:space="preserve">מידע שנחשף: שכנעתי אותו להסיר את החולצה. זה מה שראיתי:</w:t>
+            </w:r>
+          </w:p>
+          <w:p>
+            <w:pPr>
+              <w:bidi/>
+              <w:spacing w:after="40" w:before="0" w:line="300" w:lineRule="atLeast"/>
+              <w:jc w:val="left"/>
+            </w:pPr>
+            <w:r>
+              <w:rPr>
+                <w:rFonts w:ascii="David" w:cs="David" w:eastAsia="David" w:hAnsi="David"/>
+                <w:i/>
+                <w:iCs/>
+                <w:color w:val="0E7490"/>
+                <w:sz w:val="18"/>
+                <w:szCs w:val="18"/>
+                <w:rtl/>
+              </w:rPr>
               <w:t xml:space="preserve">🖼 חזה של גבר עם הגדלת רקמת בלוטת החלב משני הצדדים</w:t>
             </w:r>
           </w:p>
@@ -4546,7 +4283,7 @@
                 <w:szCs w:val="17"/>
                 <w:rtl/>
               </w:rPr>
-              <w:t xml:space="preserve"> = חזה, "חזה נשי".</w:t>
+              <w:t xml:space="preserve"> = חזה.</w:t>
             </w:r>
           </w:p>
           <w:p>
@@ -4563,16 +4300,7 @@
                 <w:szCs w:val="17"/>
                 <w:rtl/>
               </w:rPr>
-              <w:t xml:space="preserve">3. </w:t>
-            </w:r>
-            <w:r>
-              <w:rPr>
-                <w:rFonts w:ascii="David" w:cs="David" w:eastAsia="David" w:hAnsi="David"/>
-                <w:color w:val="475569"/>
-                <w:sz w:val="17"/>
-                <w:szCs w:val="17"/>
-              </w:rPr>
-              <w:t xml:space="preserve">Gynecomastia.</w:t>
+              <w:t xml:space="preserve">3. אחת האפשרויות היא זפק, ואחת היא מחלה של הידיים והרגליים. נשארו שתיים, ואחת מהן עוסקת בהפרשת חלב.</w:t>
             </w:r>
           </w:p>
         </w:tc>
@@ -4828,7 +4556,7 @@
                 <w:szCs w:val="19"/>
                 <w:rtl/>
               </w:rPr>
-              <w:t xml:space="preserve">5. ירידה בטסטוסטרון, ולכן ירידה בחשק ואין־אונות</w:t>
+              <w:t xml:space="preserve">5. ירידה בטסטוסטרון, ולכן ירידה בחשק ובתפקוד המיני</w:t>
             </w:r>
           </w:p>
         </w:tc>
@@ -4861,7 +4589,92 @@
                 <w:szCs w:val="19"/>
                 <w:rtl/>
               </w:rPr>
-              <w:t xml:space="preserve">זו שרשרת של עיכוב לאורך הציר היפותלמוס–היפופיזה–אשך. ההורמון שבעודף משבש את הציר כולו.</w:t>
+              <w:t xml:space="preserve">עודף פרולקטין מעכב </w:t>
+            </w:r>
+            <w:r>
+              <w:rPr>
+                <w:rFonts w:ascii="David" w:cs="David" w:eastAsia="David" w:hAnsi="David"/>
+                <w:sz w:val="19"/>
+                <w:szCs w:val="19"/>
+              </w:rPr>
+              <w:t xml:space="preserve">GnRH</w:t>
+            </w:r>
+            <w:r>
+              <w:rPr>
+                <w:rFonts w:ascii="David" w:cs="David" w:eastAsia="David" w:hAnsi="David"/>
+                <w:sz w:val="19"/>
+                <w:szCs w:val="19"/>
+                <w:rtl/>
+              </w:rPr>
+              <w:t xml:space="preserve">, ולכן פוחתת הפרשת </w:t>
+            </w:r>
+            <w:r>
+              <w:rPr>
+                <w:rFonts w:ascii="David" w:cs="David" w:eastAsia="David" w:hAnsi="David"/>
+                <w:sz w:val="19"/>
+                <w:szCs w:val="19"/>
+              </w:rPr>
+              <w:t xml:space="preserve">LH</w:t>
+            </w:r>
+            <w:r>
+              <w:rPr>
+                <w:rFonts w:ascii="David" w:cs="David" w:eastAsia="David" w:hAnsi="David"/>
+                <w:sz w:val="19"/>
+                <w:szCs w:val="19"/>
+                <w:rtl/>
+              </w:rPr>
+              <w:t xml:space="preserve"> ו־</w:t>
+            </w:r>
+            <w:r>
+              <w:rPr>
+                <w:rFonts w:ascii="David" w:cs="David" w:eastAsia="David" w:hAnsi="David"/>
+                <w:sz w:val="19"/>
+                <w:szCs w:val="19"/>
+              </w:rPr>
+              <w:t xml:space="preserve">FSH.</w:t>
+            </w:r>
+            <w:r>
+              <w:rPr>
+                <w:rFonts w:ascii="David" w:cs="David" w:eastAsia="David" w:hAnsi="David"/>
+                <w:sz w:val="19"/>
+                <w:szCs w:val="19"/>
+                <w:rtl/>
+              </w:rPr>
+              <w:t xml:space="preserve"> הירידה ב־</w:t>
+            </w:r>
+            <w:r>
+              <w:rPr>
+                <w:rFonts w:ascii="David" w:cs="David" w:eastAsia="David" w:hAnsi="David"/>
+                <w:sz w:val="19"/>
+                <w:szCs w:val="19"/>
+              </w:rPr>
+              <w:t xml:space="preserve">LH</w:t>
+            </w:r>
+            <w:r>
+              <w:rPr>
+                <w:rFonts w:ascii="David" w:cs="David" w:eastAsia="David" w:hAnsi="David"/>
+                <w:sz w:val="19"/>
+                <w:szCs w:val="19"/>
+                <w:rtl/>
+              </w:rPr>
+              <w:t xml:space="preserve"> מפחיתה ייצור טסטוסטרון, ועלולים להיפגע החשק והתפקוד המיני (</w:t>
+            </w:r>
+            <w:r>
+              <w:rPr>
+                <w:rFonts w:ascii="David" w:cs="David" w:eastAsia="David" w:hAnsi="David"/>
+                <w:sz w:val="19"/>
+                <w:szCs w:val="19"/>
+              </w:rPr>
+              <w:t xml:space="preserve">FSH</w:t>
+            </w:r>
+            <w:r>
+              <w:rPr>
+                <w:rFonts w:ascii="David" w:cs="David" w:eastAsia="David" w:hAnsi="David"/>
+                <w:sz w:val="19"/>
+                <w:szCs w:val="19"/>
+                <w:rtl/>
+              </w:rPr>
+              <w:t xml:space="preserve"> קשור בעיקר לתמיכה בייצור תאי הזרע). זו שרשרת של עיכוב לאורך הציר היפותלמוס, היפופיזה, אשך.</w:t>
             </w:r>
           </w:p>
           <w:p>
@@ -4896,7 +4709,7 @@
                 <w:szCs w:val="17"/>
                 <w:rtl/>
               </w:rPr>
-              <w:t xml:space="preserve">1. התחילו בגידול והסיימו בתסמין שהמטופל מתאר.</w:t>
+              <w:t xml:space="preserve">1. התחילו בגידול וסיימו בתסמין שהמטופל מתאר.</w:t>
             </w:r>
           </w:p>
           <w:p>
@@ -4913,7 +4726,7 @@
                 <w:szCs w:val="17"/>
                 <w:rtl/>
               </w:rPr>
-              <w:t xml:space="preserve">2. ההורמון הגבוה מעכב את ההיפותלמוס, ואז ההיפופיזה, ואז האשך.</w:t>
+              <w:t xml:space="preserve">2. ההורמון הגבוה מעכב את ההיפותלמוס, ואז את ההיפופיזה, ואז את האשך.</w:t>
             </w:r>
           </w:p>
           <w:p>
@@ -4930,45 +4743,7 @@
                 <w:szCs w:val="17"/>
                 <w:rtl/>
               </w:rPr>
-              <w:t xml:space="preserve">3. גידול ← פרולקטין גבוה ← </w:t>
-            </w:r>
-            <w:r>
-              <w:rPr>
-                <w:rFonts w:ascii="David" w:cs="David" w:eastAsia="David" w:hAnsi="David"/>
-                <w:color w:val="475569"/>
-                <w:sz w:val="17"/>
-                <w:szCs w:val="17"/>
-              </w:rPr>
-              <w:t xml:space="preserve">GnRH</w:t>
-            </w:r>
-            <w:r>
-              <w:rPr>
-                <w:rFonts w:ascii="David" w:cs="David" w:eastAsia="David" w:hAnsi="David"/>
-                <w:color w:val="475569"/>
-                <w:sz w:val="17"/>
-                <w:szCs w:val="17"/>
-                <w:rtl/>
-              </w:rPr>
-              <w:t xml:space="preserve"> יורד ← </w:t>
-            </w:r>
-            <w:r>
-              <w:rPr>
-                <w:rFonts w:ascii="David" w:cs="David" w:eastAsia="David" w:hAnsi="David"/>
-                <w:color w:val="475569"/>
-                <w:sz w:val="17"/>
-                <w:szCs w:val="17"/>
-              </w:rPr>
-              <w:t xml:space="preserve">LH/FSH</w:t>
-            </w:r>
-            <w:r>
-              <w:rPr>
-                <w:rFonts w:ascii="David" w:cs="David" w:eastAsia="David" w:hAnsi="David"/>
-                <w:color w:val="475569"/>
-                <w:sz w:val="17"/>
-                <w:szCs w:val="17"/>
-                <w:rtl/>
-              </w:rPr>
-              <w:t xml:space="preserve"> יורדים ← טסטוסטרון יורד ← תסמינים.</w:t>
+              <w:t xml:space="preserve">3. הפריט הראשון הוא הגידול, והאחרון הוא הירידה בחשק.</w:t>
             </w:r>
           </w:p>
         </w:tc>
@@ -5106,26 +4881,7 @@
                 <w:szCs w:val="18"/>
                 <w:rtl/>
               </w:rPr>
-              <w:t xml:space="preserve"> מצא מיקרואדנומה בקוטר 3 מ״מ. הנוירוכירורג החליט לא לנתח, אלא להתחיל בטיפול תרופתי.</w:t>
-            </w:r>
-          </w:p>
-          <w:p>
-            <w:pPr>
-              <w:bidi/>
-              <w:spacing w:after="40" w:before="0" w:line="300" w:lineRule="atLeast"/>
-              <w:jc w:val="left"/>
-            </w:pPr>
-            <w:r>
-              <w:rPr>
-                <w:rFonts w:ascii="David" w:cs="David" w:eastAsia="David" w:hAnsi="David"/>
-                <w:i/>
-                <w:iCs/>
-                <w:color w:val="0E7490"/>
-                <w:sz w:val="18"/>
-                <w:szCs w:val="18"/>
-                <w:rtl/>
-              </w:rPr>
-              <w:t xml:space="preserve">מידע שנחשף: התרופה היא חומר דמוי דופמין. הדופמין הוא האות שמעכב הפרשת פרולקטין.</w:t>
+              <w:t xml:space="preserve"> מצא מיקרואדנומה בקוטר 3 מ״מ. הצוות החליט לא לנתח, אלא להתחיל בטיפול תרופתי.</w:t>
             </w:r>
           </w:p>
           <w:p>
@@ -5143,7 +4899,7 @@
                 <w:szCs w:val="20"/>
                 <w:rtl/>
               </w:rPr>
-              <w:t xml:space="preserve">איזו תרופה תרשמו? (שם התרופה)</w:t>
+              <w:t xml:space="preserve">איזה סוג של תרופה התחילו לתת לו?</w:t>
             </w:r>
           </w:p>
           <w:p>
@@ -5160,45 +4916,7 @@
                 <w:szCs w:val="19"/>
                 <w:rtl/>
               </w:rPr>
-              <w:t xml:space="preserve">שם התרופה: ✓ קברגולין / קבר גולין / </w:t>
-            </w:r>
-            <w:r>
-              <w:rPr>
-                <w:rFonts w:ascii="David" w:cs="David" w:eastAsia="David" w:hAnsi="David"/>
-                <w:color w:val="047857"/>
-                <w:sz w:val="19"/>
-                <w:szCs w:val="19"/>
-              </w:rPr>
-              <w:t xml:space="preserve">cabergoline</w:t>
-            </w:r>
-            <w:r>
-              <w:rPr>
-                <w:rFonts w:ascii="David" w:cs="David" w:eastAsia="David" w:hAnsi="David"/>
-                <w:color w:val="047857"/>
-                <w:sz w:val="19"/>
-                <w:szCs w:val="19"/>
-                <w:rtl/>
-              </w:rPr>
-              <w:t xml:space="preserve"> / דוסטינקס / </w:t>
-            </w:r>
-            <w:r>
-              <w:rPr>
-                <w:rFonts w:ascii="David" w:cs="David" w:eastAsia="David" w:hAnsi="David"/>
-                <w:color w:val="047857"/>
-                <w:sz w:val="19"/>
-                <w:szCs w:val="19"/>
-              </w:rPr>
-              <w:t xml:space="preserve">dostinex</w:t>
-            </w:r>
-            <w:r>
-              <w:rPr>
-                <w:rFonts w:ascii="David" w:cs="David" w:eastAsia="David" w:hAnsi="David"/>
-                <w:color w:val="047857"/>
-                <w:sz w:val="19"/>
-                <w:szCs w:val="19"/>
-                <w:rtl/>
-              </w:rPr>
-              <w:t xml:space="preserve"> …</w:t>
+              <w:t xml:space="preserve">סוג התרופה: ✓ אגוניסט לדופמין / אגוניסט דופמין / אגוניסטים לדופמין / דופמין / דופמינרגי …</w:t>
             </w:r>
           </w:p>
         </w:tc>
@@ -5231,7 +4949,7 @@
                 <w:szCs w:val="19"/>
                 <w:rtl/>
               </w:rPr>
-              <w:t xml:space="preserve">קברגולין וברומוקריפטין הן אגוניסטיות לקולטן הדופמין. הן מחקות את הדופמין, מעכבות את הפרשת הפרולקטין ומכווצות את האדנומה. לרוב אין צורך בניתוח.</w:t>
+              <w:t xml:space="preserve">תרופות מהקבוצה הזאת (למשל קברגולין) הן אגוניסטיות לקולטן הדופמין: הן מחקות את הדופמין, מעכבות את הפרשת הפרולקטין ולרוב גם מכווצות את האדנומה. במיקרואדנומה כזו לרוב אין צורך בניתוח.</w:t>
             </w:r>
           </w:p>
           <w:p>
@@ -5266,7 +4984,7 @@
                 <w:szCs w:val="17"/>
                 <w:rtl/>
               </w:rPr>
-              <w:t xml:space="preserve">1. זו תרופה שנקראת "אגוניסט לדופמין".</w:t>
+              <w:t xml:space="preserve">1. חשבו מה מעכב באופן טבעי את הפרשת הפרולקטין מההיפופיזה.</w:t>
             </w:r>
           </w:p>
           <w:p>
@@ -5283,7 +5001,7 @@
                 <w:szCs w:val="17"/>
                 <w:rtl/>
               </w:rPr>
-              <w:t xml:space="preserve">2. שמה מתחיל ב־קבר... או ב־ברומו...</w:t>
+              <w:t xml:space="preserve">2. ההיפותלמוס מפריש חומר שמעכב פרולקטין. התרופה פועלת על הקולטנים של אותו חומר.</w:t>
             </w:r>
           </w:p>
           <w:p>
@@ -5300,7 +5018,7 @@
                 <w:szCs w:val="17"/>
                 <w:rtl/>
               </w:rPr>
-              <w:t xml:space="preserve">3. קברגולין (או ברומוקריפטין).</w:t>
+              <w:t xml:space="preserve">3. שם הסוג מורכב משתי מילים: האחרונה היא שם החומר הטבעי, והראשונה מתארת שהתרופה מגרה את הקולטן שלו.</w:t>
             </w:r>
           </w:p>
         </w:tc>
@@ -5430,7 +5148,7 @@
           <w:szCs w:val="22"/>
           <w:rtl/>
         </w:rPr>
-        <w:t xml:space="preserve">סימנים חיוניים במוניטור: דופק 45 · לחץ דם 105/70 · סטורציה 98% · חום 36°</w:t>
+        <w:t xml:space="preserve">סימנים חיוניים במוניטור: דופק 52 · לחץ דם 105/70 · סטורציה 98% · חום 36.2°</w:t>
       </w:r>
     </w:p>
     <w:tbl>
@@ -5631,7 +5349,24 @@
                 <w:szCs w:val="20"/>
                 <w:rtl/>
               </w:rPr>
-              <w:t xml:space="preserve"> נמוכים</w:t>
+              <w:t xml:space="preserve"> נמוכים; נוגדני </w:t>
+            </w:r>
+            <w:r>
+              <w:rPr>
+                <w:rFonts w:ascii="David" w:cs="David" w:eastAsia="David" w:hAnsi="David"/>
+                <w:sz w:val="20"/>
+                <w:szCs w:val="20"/>
+              </w:rPr>
+              <w:t xml:space="preserve">anti-TPO</w:t>
+            </w:r>
+            <w:r>
+              <w:rPr>
+                <w:rFonts w:ascii="David" w:cs="David" w:eastAsia="David" w:hAnsi="David"/>
+                <w:sz w:val="20"/>
+                <w:szCs w:val="20"/>
+                <w:rtl/>
+              </w:rPr>
+              <w:t xml:space="preserve"> חיוביים</w:t>
             </w:r>
           </w:p>
         </w:tc>
@@ -5702,7 +5437,7 @@
                 <w:szCs w:val="20"/>
                 <w:rtl/>
               </w:rPr>
-              <w:t xml:space="preserve">אלתרוקסין (</w:t>
+              <w:t xml:space="preserve">תחליף להורמון התריס (</w:t>
             </w:r>
             <w:r>
               <w:rPr>
@@ -5719,7 +5454,7 @@
                 <w:szCs w:val="20"/>
                 <w:rtl/>
               </w:rPr>
-              <w:t xml:space="preserve"> סינתטי)</w:t>
+              <w:t xml:space="preserve"> סינתטי, למשל אלתרוקסין)</w:t>
             </w:r>
           </w:p>
         </w:tc>
@@ -5773,7 +5508,7 @@
           <w:szCs w:val="21"/>
           <w:rtl/>
         </w:rPr>
-        <w:t xml:space="preserve">נעמה: בבדיקה: עור יבש ודופק של 45 פעימות בדקה.</w:t>
+        <w:t xml:space="preserve">נעמה: בבדיקה: עור יבש ודופק של 52 פעימות בדקה.</w:t>
       </w:r>
     </w:p>
     <w:p>
@@ -6116,7 +5851,7 @@
                 <w:szCs w:val="19"/>
                 <w:rtl/>
               </w:rPr>
-              <w:t xml:space="preserve">בלוטת התריס נמצאת בחזית הצוואר. בבדיקה ממששים אותה ובודקים אם יש בה הגדלה (זפק) או גושים.</w:t>
+              <w:t xml:space="preserve">בלוטת התריס נמצאת בחזית הצוואר, מתחת לגרגרת. בבדיקה ממששים אותה ובודקים אם היא מוגדלת (זפק) או אם יש בה גושים. הגדלה אפשרית אך לא הכרחית.</w:t>
             </w:r>
           </w:p>
           <w:p>
@@ -6151,7 +5886,7 @@
                 <w:szCs w:val="17"/>
                 <w:rtl/>
               </w:rPr>
-              <w:t xml:space="preserve">1. זו בלוטת התריס, והיא נמצאת בחלק הקדמי של הגוף, מתחת ללסת.</w:t>
+              <w:t xml:space="preserve">1. חשבו אילו בלוטות אנדוקריניות יכולות להסביר קור, האטה ועלייה במשקל, ואיפה הבלוטה הזאת יושבת בגוף.</w:t>
             </w:r>
           </w:p>
           <w:p>
@@ -6168,7 +5903,7 @@
                 <w:szCs w:val="17"/>
                 <w:rtl/>
               </w:rPr>
-              <w:t xml:space="preserve">2. היא יושבת מתחת לגרגרת.</w:t>
+              <w:t xml:space="preserve">2. אפשר למשש אותה בעדינות כשהמטופלת בולעת.</w:t>
             </w:r>
           </w:p>
           <w:p>
@@ -6185,7 +5920,7 @@
                 <w:szCs w:val="17"/>
                 <w:rtl/>
               </w:rPr>
-              <w:t xml:space="preserve">3. צוואר.</w:t>
+              <w:t xml:space="preserve">3. היא נמצאת באזור שבו עונדים שרשרת.</w:t>
             </w:r>
           </w:p>
         </w:tc>
@@ -6756,7 +6491,7 @@
                 <w:szCs w:val="19"/>
                 <w:rtl/>
               </w:rPr>
-              <w:t xml:space="preserve"> בגלל המשוב השלילי, ההיפופיזה לא מקבלת "די!" ולכן מפרישה יותר </w:t>
+              <w:t xml:space="preserve"> בגלל המשוב השלילי, ההיפופיזה לא מקבלת אות לעצור ולכן מפרישה יותר </w:t>
             </w:r>
             <w:r>
               <w:rPr>
@@ -6882,7 +6617,7 @@
                 <w:szCs w:val="17"/>
                 <w:rtl/>
               </w:rPr>
-              <w:t xml:space="preserve"> נמוך, ההיפופיזה "לוחצת חזק יותר". מה קורה ל־</w:t>
+              <w:t xml:space="preserve"> נמוך, ההיפופיזה ״לוחצת חזק יותר״. מה קורה ל־</w:t>
             </w:r>
             <w:r>
               <w:rPr>
@@ -6918,64 +6653,7 @@
                 <w:szCs w:val="17"/>
                 <w:rtl/>
               </w:rPr>
-              <w:t xml:space="preserve">3. </w:t>
-            </w:r>
-            <w:r>
-              <w:rPr>
-                <w:rFonts w:ascii="David" w:cs="David" w:eastAsia="David" w:hAnsi="David"/>
-                <w:color w:val="475569"/>
-                <w:sz w:val="17"/>
-                <w:szCs w:val="17"/>
-              </w:rPr>
-              <w:t xml:space="preserve">TSH</w:t>
-            </w:r>
-            <w:r>
-              <w:rPr>
-                <w:rFonts w:ascii="David" w:cs="David" w:eastAsia="David" w:hAnsi="David"/>
-                <w:color w:val="475569"/>
-                <w:sz w:val="17"/>
-                <w:szCs w:val="17"/>
-                <w:rtl/>
-              </w:rPr>
-              <w:t xml:space="preserve"> גבוה, </w:t>
-            </w:r>
-            <w:r>
-              <w:rPr>
-                <w:rFonts w:ascii="David" w:cs="David" w:eastAsia="David" w:hAnsi="David"/>
-                <w:color w:val="475569"/>
-                <w:sz w:val="17"/>
-                <w:szCs w:val="17"/>
-              </w:rPr>
-              <w:t xml:space="preserve">T3</w:t>
-            </w:r>
-            <w:r>
-              <w:rPr>
-                <w:rFonts w:ascii="David" w:cs="David" w:eastAsia="David" w:hAnsi="David"/>
-                <w:color w:val="475569"/>
-                <w:sz w:val="17"/>
-                <w:szCs w:val="17"/>
-                <w:rtl/>
-              </w:rPr>
-              <w:t xml:space="preserve"> ו־</w:t>
-            </w:r>
-            <w:r>
-              <w:rPr>
-                <w:rFonts w:ascii="David" w:cs="David" w:eastAsia="David" w:hAnsi="David"/>
-                <w:color w:val="475569"/>
-                <w:sz w:val="17"/>
-                <w:szCs w:val="17"/>
-              </w:rPr>
-              <w:t xml:space="preserve">T4</w:t>
-            </w:r>
-            <w:r>
-              <w:rPr>
-                <w:rFonts w:ascii="David" w:cs="David" w:eastAsia="David" w:hAnsi="David"/>
-                <w:color w:val="475569"/>
-                <w:sz w:val="17"/>
-                <w:szCs w:val="17"/>
-                <w:rtl/>
-              </w:rPr>
-              <w:t xml:space="preserve"> נמוכים.</w:t>
+              <w:t xml:space="preserve">3. מחצית מהאפשרויות מתארות הורמוני תריס גבוהים, וזה הפוך ממה שקורה במחלה הזאת.</w:t>
             </w:r>
           </w:p>
         </w:tc>
@@ -7077,6 +6755,94 @@
           <w:p>
             <w:pPr>
               <w:bidi/>
+              <w:spacing w:after="40" w:before="0" w:line="300" w:lineRule="atLeast"/>
+              <w:jc w:val="left"/>
+            </w:pPr>
+            <w:r>
+              <w:rPr>
+                <w:rFonts w:ascii="David" w:cs="David" w:eastAsia="David" w:hAnsi="David"/>
+                <w:i/>
+                <w:iCs/>
+                <w:color w:val="0E7490"/>
+                <w:sz w:val="18"/>
+                <w:szCs w:val="18"/>
+                <w:rtl/>
+              </w:rPr>
+              <w:t xml:space="preserve">מידע שנחשף: 🔬 תוצאות המעבדה: </w:t>
+            </w:r>
+            <w:r>
+              <w:rPr>
+                <w:rFonts w:ascii="David" w:cs="David" w:eastAsia="David" w:hAnsi="David"/>
+                <w:i/>
+                <w:iCs/>
+                <w:color w:val="0E7490"/>
+                <w:sz w:val="18"/>
+                <w:szCs w:val="18"/>
+              </w:rPr>
+              <w:t xml:space="preserve">TSH</w:t>
+            </w:r>
+            <w:r>
+              <w:rPr>
+                <w:rFonts w:ascii="David" w:cs="David" w:eastAsia="David" w:hAnsi="David"/>
+                <w:i/>
+                <w:iCs/>
+                <w:color w:val="0E7490"/>
+                <w:sz w:val="18"/>
+                <w:szCs w:val="18"/>
+                <w:rtl/>
+              </w:rPr>
+              <w:t xml:space="preserve"> גבוה, </w:t>
+            </w:r>
+            <w:r>
+              <w:rPr>
+                <w:rFonts w:ascii="David" w:cs="David" w:eastAsia="David" w:hAnsi="David"/>
+                <w:i/>
+                <w:iCs/>
+                <w:color w:val="0E7490"/>
+                <w:sz w:val="18"/>
+                <w:szCs w:val="18"/>
+              </w:rPr>
+              <w:t xml:space="preserve">FT4</w:t>
+            </w:r>
+            <w:r>
+              <w:rPr>
+                <w:rFonts w:ascii="David" w:cs="David" w:eastAsia="David" w:hAnsi="David"/>
+                <w:i/>
+                <w:iCs/>
+                <w:color w:val="0E7490"/>
+                <w:sz w:val="18"/>
+                <w:szCs w:val="18"/>
+                <w:rtl/>
+              </w:rPr>
+              <w:t xml:space="preserve"> נמוך, ונוגדני </w:t>
+            </w:r>
+            <w:r>
+              <w:rPr>
+                <w:rFonts w:ascii="David" w:cs="David" w:eastAsia="David" w:hAnsi="David"/>
+                <w:i/>
+                <w:iCs/>
+                <w:color w:val="0E7490"/>
+                <w:sz w:val="18"/>
+                <w:szCs w:val="18"/>
+              </w:rPr>
+              <w:t xml:space="preserve">anti-TPO</w:t>
+            </w:r>
+            <w:r>
+              <w:rPr>
+                <w:rFonts w:ascii="David" w:cs="David" w:eastAsia="David" w:hAnsi="David"/>
+                <w:i/>
+                <w:iCs/>
+                <w:color w:val="0E7490"/>
+                <w:sz w:val="18"/>
+                <w:szCs w:val="18"/>
+                <w:rtl/>
+              </w:rPr>
+              <w:t xml:space="preserve"> חיוביים.</w:t>
+            </w:r>
+          </w:p>
+          <w:p>
+            <w:pPr>
+              <w:bidi/>
               <w:spacing w:after="60" w:before="0" w:line="300" w:lineRule="atLeast"/>
               <w:jc w:val="left"/>
             </w:pPr>
@@ -7089,7 +6855,7 @@
                 <w:szCs w:val="20"/>
                 <w:rtl/>
               </w:rPr>
-              <w:t xml:space="preserve">שם המחלה ככל הנראה, והתרופה שתרשמו לה:</w:t>
+              <w:t xml:space="preserve">איזו מחלה אוטואימונית היא הסיבה הסבירה לתת־הפעילות, ואיזה סוג טיפול תתחילו?</w:t>
             </w:r>
           </w:p>
           <w:p>
@@ -7106,7 +6872,7 @@
                 <w:szCs w:val="19"/>
                 <w:rtl/>
               </w:rPr>
-              <w:t xml:space="preserve">שם המחלה (בעברית או באנגלית): ✓ השימוטו / השימוטו / </w:t>
+              <w:t xml:space="preserve">שם המחלה (בעברית או באנגלית): ✓ השימוטו / </w:t>
             </w:r>
             <w:r>
               <w:rPr>
@@ -7161,7 +6927,7 @@
                 <w:szCs w:val="19"/>
                 <w:rtl/>
               </w:rPr>
-              <w:t xml:space="preserve">שם התרופה: ✓ אלתרוקסין / אלטרוקסין / לבותירוקסין / לבותיראוקסין / לבוטירוקסין …</w:t>
+              <w:t xml:space="preserve">סוג הטיפול: ✓ תחליף הורמון / תחליף להורמון / הורמון תריס / הורמון התריס / הורמוני תריס …</w:t>
             </w:r>
           </w:p>
         </w:tc>
@@ -7194,7 +6960,7 @@
                 <w:szCs w:val="19"/>
                 <w:rtl/>
               </w:rPr>
-              <w:t xml:space="preserve">תסמיני תת־פעילות ו־</w:t>
+              <w:t xml:space="preserve">תסמיני תת־פעילות, </w:t>
             </w:r>
             <w:r>
               <w:rPr>
@@ -7211,7 +6977,24 @@
                 <w:szCs w:val="19"/>
                 <w:rtl/>
               </w:rPr>
-              <w:t xml:space="preserve"> גבוה אצל צעירה מצביעים בדרך כלל על דלקת אוטואימונית של הבלוטה (השימוטו), עם נוגדנים (</w:t>
+              <w:t xml:space="preserve"> גבוה ו־</w:t>
+            </w:r>
+            <w:r>
+              <w:rPr>
+                <w:rFonts w:ascii="David" w:cs="David" w:eastAsia="David" w:hAnsi="David"/>
+                <w:sz w:val="19"/>
+                <w:szCs w:val="19"/>
+              </w:rPr>
+              <w:t xml:space="preserve">FT4</w:t>
+            </w:r>
+            <w:r>
+              <w:rPr>
+                <w:rFonts w:ascii="David" w:cs="David" w:eastAsia="David" w:hAnsi="David"/>
+                <w:sz w:val="19"/>
+                <w:szCs w:val="19"/>
+                <w:rtl/>
+              </w:rPr>
+              <w:t xml:space="preserve"> נמוך מעידים על תת־פעילות ראשונית של הבלוטה. נוגדני </w:t>
             </w:r>
             <w:r>
               <w:rPr>
@@ -7228,7 +7011,7 @@
                 <w:szCs w:val="19"/>
                 <w:rtl/>
               </w:rPr>
-              <w:t xml:space="preserve">). הטיפול הוא החלפת ההורמון החסר: אלתרוקסין (</w:t>
+              <w:t xml:space="preserve"> חיוביים מצביעים על הסיבה האוטואימונית השכיחה: השימוטו. הטיפול הוא תחליף להורמון החסר (</w:t>
             </w:r>
             <w:r>
               <w:rPr>
@@ -7245,7 +7028,7 @@
                 <w:szCs w:val="19"/>
                 <w:rtl/>
               </w:rPr>
-              <w:t xml:space="preserve">).</w:t>
+              <w:t xml:space="preserve"> סינתטי, למשל אלתרוקסין).</w:t>
             </w:r>
           </w:p>
           <w:p>
@@ -7280,7 +7063,7 @@
                 <w:szCs w:val="17"/>
                 <w:rtl/>
               </w:rPr>
-              <w:t xml:space="preserve">1. מחלה אוטואימונית של בלוטת התריס שגורמת לתת־פעילות. שמה של יפני.</w:t>
+              <w:t xml:space="preserve">1. מחלה אוטואימונית של בלוטת התריס שגורמת לתת־פעילות. הנוגדנים שנמצאו הם רמז.</w:t>
             </w:r>
           </w:p>
           <w:p>
@@ -7297,7 +7080,7 @@
                 <w:szCs w:val="17"/>
                 <w:rtl/>
               </w:rPr>
-              <w:t xml:space="preserve">2. השם מתחיל ב־ה... והתרופה מתחילה ב־אל...</w:t>
+              <w:t xml:space="preserve">2. המחלה נקראת על שם רופא יפני. הטיפול מחליף את מה שהבלוטה כבר לא מספקת.</w:t>
             </w:r>
           </w:p>
           <w:p>
@@ -7314,7 +7097,7 @@
                 <w:szCs w:val="17"/>
                 <w:rtl/>
               </w:rPr>
-              <w:t xml:space="preserve">3. השימוטו ואלתרוקסין.</w:t>
+              <w:t xml:space="preserve">3. שם המחלה מתחיל ב־הש... והטיפול הוא תחליף של אחד מהורמוני התריס.</w:t>
             </w:r>
           </w:p>
         </w:tc>
@@ -8157,7 +7940,7 @@
                 <w:szCs w:val="17"/>
                 <w:rtl/>
               </w:rPr>
-              <w:t xml:space="preserve">2. שלושה אזורים: ראש, ידיים ורגליים.</w:t>
+              <w:t xml:space="preserve">2. הטבעת מצביעה על אזור אחד, הנעל על אזור שני, והתמונה בדרכון על אזור שלישי.</w:t>
             </w:r>
           </w:p>
           <w:p>
@@ -8174,7 +7957,7 @@
                 <w:szCs w:val="17"/>
                 <w:rtl/>
               </w:rPr>
-              <w:t xml:space="preserve">3. פנים, ידיים, רגליים.</w:t>
+              <w:t xml:space="preserve">3. הצוואר, החזה והבטן אינם בין האזורים הנכונים.</w:t>
             </w:r>
           </w:p>
         </w:tc>
@@ -8307,7 +8090,30 @@
                 <w:szCs w:val="19"/>
                 <w:rtl/>
               </w:rPr>
-              <w:t xml:space="preserve">✓  אדנומה בהיפופיזה הקדמית מפרישה הורמון גדילה בעודף. אצל מבוגר זה גורם לאקרומגליה, ואצל ילד שלוחות הגדילה שלו עוד פתוחות זה גורם לענקות (גיגנטיזם).</w:t>
+              <w:t xml:space="preserve">✓  עודף </w:t>
+            </w:r>
+            <w:r>
+              <w:rPr>
+                <w:rFonts w:ascii="David" w:cs="David" w:eastAsia="David" w:hAnsi="David"/>
+                <w:b/>
+                <w:bCs/>
+                <w:color w:val="047857"/>
+                <w:sz w:val="19"/>
+                <w:szCs w:val="19"/>
+              </w:rPr>
+              <w:t xml:space="preserve">GH</w:t>
+            </w:r>
+            <w:r>
+              <w:rPr>
+                <w:rFonts w:ascii="David" w:cs="David" w:eastAsia="David" w:hAnsi="David"/>
+                <w:b/>
+                <w:bCs/>
+                <w:color w:val="047857"/>
+                <w:sz w:val="19"/>
+                <w:szCs w:val="19"/>
+                <w:rtl/>
+              </w:rPr>
+              <w:t xml:space="preserve"> מאדנומה בהיפופיזה הקדמית: אצל מבוגר הוא גורם לאקרומגליה, ואצל ילד לפני סגירת לוחות הגדילה לענקות</w:t>
             </w:r>
           </w:p>
           <w:p>
@@ -8326,15 +8132,8 @@
                 <w:szCs w:val="19"/>
                 <w:rtl/>
               </w:rPr>
-              <w:t xml:space="preserve">✗  גידול בבלוטת התריס מפריש הורמון גדילה בעודף, וגורם לענקות בגיל מבוגר.</w:t>
-            </w:r>
-          </w:p>
-          <w:p>
-            <w:pPr>
-              <w:bidi/>
-              <w:spacing w:after="30" w:before="0" w:line="300" w:lineRule="atLeast"/>
-              <w:jc w:val="left"/>
-            </w:pPr>
+              <w:t xml:space="preserve">✗  עודף </w:t>
+            </w:r>
             <w:r>
               <w:rPr>
                 <w:rFonts w:ascii="David" w:cs="David" w:eastAsia="David" w:hAnsi="David"/>
@@ -8343,17 +8142,9 @@
                 <w:color w:val="475569"/>
                 <w:sz w:val="19"/>
                 <w:szCs w:val="19"/>
-                <w:rtl/>
-              </w:rPr>
-              <w:t xml:space="preserve">✗  חוסר בהורמון גדילה בגיל מבוגר גורם להתרחבות הידיים והרגליים.</w:t>
-            </w:r>
-          </w:p>
-          <w:p>
-            <w:pPr>
-              <w:bidi/>
-              <w:spacing w:after="30" w:before="0" w:line="300" w:lineRule="atLeast"/>
-              <w:jc w:val="left"/>
-            </w:pPr>
+              </w:rPr>
+              <w:t xml:space="preserve">GH</w:t>
+            </w:r>
             <w:r>
               <w:rPr>
                 <w:rFonts w:ascii="David" w:cs="David" w:eastAsia="David" w:hAnsi="David"/>
@@ -8364,7 +8155,45 @@
                 <w:szCs w:val="19"/>
                 <w:rtl/>
               </w:rPr>
-              <w:t xml:space="preserve">✗  עודף קורטיזול גורם להתרחבות העצמות בפנים ובידיים.</w:t>
+              <w:t xml:space="preserve"> מאדנומה בהיפופיזה האחורית: אצל מבוגר הוא גורם לענקות, ואצל ילד לפני סגירת לוחות הגדילה לאקרומגליה</w:t>
+            </w:r>
+          </w:p>
+          <w:p>
+            <w:pPr>
+              <w:bidi/>
+              <w:spacing w:after="30" w:before="0" w:line="300" w:lineRule="atLeast"/>
+              <w:jc w:val="left"/>
+            </w:pPr>
+            <w:r>
+              <w:rPr>
+                <w:rFonts w:ascii="David" w:cs="David" w:eastAsia="David" w:hAnsi="David"/>
+                <w:b w:val="false"/>
+                <w:bCs w:val="false"/>
+                <w:color w:val="475569"/>
+                <w:sz w:val="19"/>
+                <w:szCs w:val="19"/>
+                <w:rtl/>
+              </w:rPr>
+              <w:t xml:space="preserve">✗  עודף הורמוני בלוטת התריס מעודד גדילת עצמות: אצל מבוגר הוא גורם להגדלת הידיים והרגליים, ואצל ילד לענקות</w:t>
+            </w:r>
+          </w:p>
+          <w:p>
+            <w:pPr>
+              <w:bidi/>
+              <w:spacing w:after="30" w:before="0" w:line="300" w:lineRule="atLeast"/>
+              <w:jc w:val="left"/>
+            </w:pPr>
+            <w:r>
+              <w:rPr>
+                <w:rFonts w:ascii="David" w:cs="David" w:eastAsia="David" w:hAnsi="David"/>
+                <w:b w:val="false"/>
+                <w:bCs w:val="false"/>
+                <w:color w:val="475569"/>
+                <w:sz w:val="19"/>
+                <w:szCs w:val="19"/>
+                <w:rtl/>
+              </w:rPr>
+              <w:t xml:space="preserve">✗  עודף קורטיזול מעודד גדילת עצמות: אצל מבוגר הוא גורם להגדלת הפנים והידיים, ואצל ילד לפני סגירת לוחות הגדילה לענקות</w:t>
             </w:r>
           </w:p>
         </w:tc>
@@ -8432,7 +8261,7 @@
                 <w:szCs w:val="17"/>
                 <w:rtl/>
               </w:rPr>
-              <w:t xml:space="preserve">1. היכן מופרש הורמון גדילה? בלוטת התריס, האדרנל או ההיפופיזה?</w:t>
+              <w:t xml:space="preserve">1. היכן מופרש הורמון גדילה? בלוטת התריס, האדרנל או ההיפופיזה, ובאיזה חלק שלה?</w:t>
             </w:r>
           </w:p>
           <w:p>
@@ -8449,7 +8278,7 @@
                 <w:szCs w:val="17"/>
                 <w:rtl/>
               </w:rPr>
-              <w:t xml:space="preserve">2. ההבדל בין שתי המחלות הוא הגיל שבו העודף מתחיל.</w:t>
+              <w:t xml:space="preserve">2. ההבדל בין שתי המחלות הוא הגיל שבו העודף מתחיל, סגירת לוחות הגדילה בעצמות.</w:t>
             </w:r>
           </w:p>
           <w:p>
@@ -8466,7 +8295,26 @@
                 <w:szCs w:val="17"/>
                 <w:rtl/>
               </w:rPr>
-              <w:t xml:space="preserve">3. התשובה הראשונה.</w:t>
+              <w:t xml:space="preserve">3. אחת האפשרויות שגויה כי </w:t>
+            </w:r>
+            <w:r>
+              <w:rPr>
+                <w:rFonts w:ascii="David" w:cs="David" w:eastAsia="David" w:hAnsi="David"/>
+                <w:color w:val="475569"/>
+                <w:sz w:val="17"/>
+                <w:szCs w:val="17"/>
+              </w:rPr>
+              <w:t xml:space="preserve">GH</w:t>
+            </w:r>
+            <w:r>
+              <w:rPr>
+                <w:rFonts w:ascii="David" w:cs="David" w:eastAsia="David" w:hAnsi="David"/>
+                <w:color w:val="475569"/>
+                <w:sz w:val="17"/>
+                <w:szCs w:val="17"/>
+                <w:rtl/>
+              </w:rPr>
+              <w:t xml:space="preserve"> לא מופרש מההיפופיזה האחורית, ושתיים אחרות מתארות הורמונים אחרים.</w:t>
             </w:r>
           </w:p>
         </w:tc>
@@ -8580,7 +8428,7 @@
                 <w:szCs w:val="20"/>
                 <w:rtl/>
               </w:rPr>
-              <w:t xml:space="preserve">אילו מהטיפולים הבאים מתאימים? (סמנו את כולם)</w:t>
+              <w:t xml:space="preserve">אילו אפשרויות טיפול מקובלות במחלה? (סמנו את כולם)</w:t>
             </w:r>
           </w:p>
           <w:p>
@@ -8731,7 +8579,41 @@
                 <w:szCs w:val="19"/>
                 <w:rtl/>
               </w:rPr>
-              <w:t xml:space="preserve">הטיפול הראשון הוא ניתוח להסרת האדנומה דרך האף. כשאי אפשר לנתח או כשנשאר גידול, נותנים אנלוגים לסומטוסטטין, ההורמון המעכב.</w:t>
+              <w:t xml:space="preserve">ניתוח דרך האף להסרת האדנומה הוא בדרך כלל הטיפול הראשון. אנלוגים לסומטוסטטין, שמעכבים הפרשת </w:t>
+            </w:r>
+            <w:r>
+              <w:rPr>
+                <w:rFonts w:ascii="David" w:cs="David" w:eastAsia="David" w:hAnsi="David"/>
+                <w:sz w:val="19"/>
+                <w:szCs w:val="19"/>
+              </w:rPr>
+              <w:t xml:space="preserve">GH</w:t>
+            </w:r>
+            <w:r>
+              <w:rPr>
+                <w:rFonts w:ascii="David" w:cs="David" w:eastAsia="David" w:hAnsi="David"/>
+                <w:sz w:val="19"/>
+                <w:szCs w:val="19"/>
+                <w:rtl/>
+              </w:rPr>
+              <w:t xml:space="preserve">, ניתנים למשל כשהניתוח אינו אפשרי או כשהפרשת </w:t>
+            </w:r>
+            <w:r>
+              <w:rPr>
+                <w:rFonts w:ascii="David" w:cs="David" w:eastAsia="David" w:hAnsi="David"/>
+                <w:sz w:val="19"/>
+                <w:szCs w:val="19"/>
+              </w:rPr>
+              <w:t xml:space="preserve">GH</w:t>
+            </w:r>
+            <w:r>
+              <w:rPr>
+                <w:rFonts w:ascii="David" w:cs="David" w:eastAsia="David" w:hAnsi="David"/>
+                <w:sz w:val="19"/>
+                <w:szCs w:val="19"/>
+                <w:rtl/>
+              </w:rPr>
+              <w:t xml:space="preserve"> נותרת מוגברת אחרי הניתוח. אדנומה גדולה עלולה ללחוץ על תצלובת הראייה ולפגוע בשדה הראייה, אבל לא כל אדנומה גורמת לכך.</w:t>
             </w:r>
           </w:p>
           <w:p>
@@ -8766,69 +8648,50 @@
                 <w:szCs w:val="17"/>
                 <w:rtl/>
               </w:rPr>
-              <w:t xml:space="preserve">1. יש שני טיפולים שפועלים ישירות על הגידול או על הפרשת </w:t>
-            </w:r>
+              <w:t xml:space="preserve">1. יש טיפול שפועל על הגידול עצמו, וטיפול שפועל על הפרשת ההורמון.</w:t>
+            </w:r>
+          </w:p>
+          <w:p>
+            <w:pPr>
+              <w:bidi/>
+              <w:spacing w:after="20" w:before="0" w:line="300" w:lineRule="atLeast"/>
+              <w:jc w:val="left"/>
+            </w:pPr>
             <w:r>
               <w:rPr>
                 <w:rFonts w:ascii="David" w:cs="David" w:eastAsia="David" w:hAnsi="David"/>
                 <w:color w:val="475569"/>
                 <w:sz w:val="17"/>
                 <w:szCs w:val="17"/>
-              </w:rPr>
-              <w:t xml:space="preserve">GH.</w:t>
-            </w:r>
-          </w:p>
-          <w:p>
-            <w:pPr>
-              <w:bidi/>
-              <w:spacing w:after="20" w:before="0" w:line="300" w:lineRule="atLeast"/>
-              <w:jc w:val="left"/>
-            </w:pPr>
+                <w:rtl/>
+              </w:rPr>
+              <w:t xml:space="preserve">2. שלוש מהאפשרויות קשורות להורמונים אחרים לגמרי: הורמוני תריס ו־</w:t>
+            </w:r>
             <w:r>
               <w:rPr>
                 <w:rFonts w:ascii="David" w:cs="David" w:eastAsia="David" w:hAnsi="David"/>
                 <w:color w:val="475569"/>
                 <w:sz w:val="17"/>
                 <w:szCs w:val="17"/>
-                <w:rtl/>
-              </w:rPr>
-              <w:t xml:space="preserve">2. אלתרוקסין ויוד רדיואקטיבי הם טיפולים בבלוטת התריס. דסמופרסין הוא </w:t>
-            </w:r>
+              </w:rPr>
+              <w:t xml:space="preserve">ADH.</w:t>
+            </w:r>
+          </w:p>
+          <w:p>
+            <w:pPr>
+              <w:bidi/>
+              <w:spacing w:after="20" w:before="0" w:line="300" w:lineRule="atLeast"/>
+              <w:jc w:val="left"/>
+            </w:pPr>
             <w:r>
               <w:rPr>
                 <w:rFonts w:ascii="David" w:cs="David" w:eastAsia="David" w:hAnsi="David"/>
                 <w:color w:val="475569"/>
                 <w:sz w:val="17"/>
                 <w:szCs w:val="17"/>
-              </w:rPr>
-              <w:t xml:space="preserve">ADH</w:t>
-            </w:r>
-            <w:r>
-              <w:rPr>
-                <w:rFonts w:ascii="David" w:cs="David" w:eastAsia="David" w:hAnsi="David"/>
-                <w:color w:val="475569"/>
-                <w:sz w:val="17"/>
-                <w:szCs w:val="17"/>
-                <w:rtl/>
-              </w:rPr>
-              <w:t xml:space="preserve"> סינתטי.</w:t>
-            </w:r>
-          </w:p>
-          <w:p>
-            <w:pPr>
-              <w:bidi/>
-              <w:spacing w:after="20" w:before="0" w:line="300" w:lineRule="atLeast"/>
-              <w:jc w:val="left"/>
-            </w:pPr>
-            <w:r>
-              <w:rPr>
-                <w:rFonts w:ascii="David" w:cs="David" w:eastAsia="David" w:hAnsi="David"/>
-                <w:color w:val="475569"/>
-                <w:sz w:val="17"/>
-                <w:szCs w:val="17"/>
-                <w:rtl/>
-              </w:rPr>
-              <w:t xml:space="preserve">3. ניתוח דרך האף ואנלוגים לסומטוסטטין.</w:t>
+                <w:rtl/>
+              </w:rPr>
+              <w:t xml:space="preserve">3. אחת התשובות הנכונות היא פעולה כירורגית, והשנייה תרופה שמעכבת.</w:t>
             </w:r>
           </w:p>
         </w:tc>
@@ -9226,7 +9089,7 @@
                 <w:szCs w:val="20"/>
                 <w:rtl/>
               </w:rPr>
-              <w:t xml:space="preserve">ניתוח להסרת גידול הריאה ואחריו גלוקוקורטיקואידים</w:t>
+              <w:t xml:space="preserve">ניתוח להסרת גידול הריאה, ולעיתים טיפול זמני בגלוקוקורטיקואידים עד התאוששות הציר</w:t>
             </w:r>
           </w:p>
         </w:tc>
@@ -9306,7 +9169,7 @@
           <w:sz w:val="20"/>
           <w:szCs w:val="20"/>
         </w:rPr>
-        <w:t xml:space="preserve">face moon</w:t>
+        <w:t xml:space="preserve">moon face</w:t>
       </w:r>
       <w:r>
         <w:rPr>
@@ -9700,7 +9563,7 @@
                 <w:szCs w:val="19"/>
                 <w:rtl/>
               </w:rPr>
-              <w:t xml:space="preserve">הגורם השכיח ביותר לתסמינים של עודף קורטיזול הוא נטילה של סטרואידים כתרופה, למשל מחלות דלקתיות או אוטואימוניות. לכן תמיד שואלים קודם על תרופות.</w:t>
+              <w:t xml:space="preserve">הגורם השכיח ביותר לתסמינים של עודף קורטיזול הוא נטילה של סטרואידים כתרופה, למשל במחלות דלקתיות או אוטואימוניות. לכן תמיד שואלים קודם על תרופות.</w:t>
             </w:r>
           </w:p>
           <w:p>
@@ -9735,7 +9598,7 @@
                 <w:szCs w:val="17"/>
                 <w:rtl/>
               </w:rPr>
-              <w:t xml:space="preserve">1. הגורם הכי שכיח הוא איטרוגני: מחוץ לגוף, ולא בתוכו.</w:t>
+              <w:t xml:space="preserve">1. הגורם הכי שכיח לתמונה כזו נמצא מחוץ לגוף, ולא בתוכו.</w:t>
             </w:r>
           </w:p>
           <w:p>
@@ -9752,7 +9615,7 @@
                 <w:szCs w:val="17"/>
                 <w:rtl/>
               </w:rPr>
-              <w:t xml:space="preserve">2. התסמינים האלה אופייניים גם למי שנוטל סטרואידים.</w:t>
+              <w:t xml:space="preserve">2. חפשו את השאלה שבודקת אם נכנס לגוף חומר שמחקה את ההורמון.</w:t>
             </w:r>
           </w:p>
           <w:p>
@@ -9769,7 +9632,7 @@
                 <w:szCs w:val="17"/>
                 <w:rtl/>
               </w:rPr>
-              <w:t xml:space="preserve">3. האם את נוטלת תרופות דרך קבע?</w:t>
+              <w:t xml:space="preserve">3. שתיים מהשאלות עוסקות בעישון ובזיהום, ואחת בבלוטת התריס. אף אחת מהן לא מסבירה עודף קורטיזול.</w:t>
             </w:r>
           </w:p>
         </w:tc>
@@ -9884,7 +9747,7 @@
                 <w:szCs w:val="18"/>
                 <w:rtl/>
               </w:rPr>
-              <w:t xml:space="preserve">מידע שנחשף: היא לא נוטלת תרופות. אבל בעבר עישנה הרבה, ולאחרונה היא משתעלת. התחלנו בירור לסרטן ריאה.</w:t>
+              <w:t xml:space="preserve">מידע שנחשף: היא לא נוטלת תרופות. אבל בעבר עישנה הרבה, ולאחרונה היא משתעלת.</w:t>
             </w:r>
           </w:p>
           <w:p>
@@ -9949,7 +9812,41 @@
                 <w:szCs w:val="18"/>
                 <w:rtl/>
               </w:rPr>
-              <w:t xml:space="preserve"> של ההיפופיזה: תקין.</w:t>
+              <w:t xml:space="preserve"> של ההיפופיזה: תקין. 🩻 ב־</w:t>
+            </w:r>
+            <w:r>
+              <w:rPr>
+                <w:rFonts w:ascii="David" w:cs="David" w:eastAsia="David" w:hAnsi="David"/>
+                <w:i/>
+                <w:iCs/>
+                <w:color w:val="0E7490"/>
+                <w:sz w:val="18"/>
+                <w:szCs w:val="18"/>
+              </w:rPr>
+              <w:t xml:space="preserve">CT</w:t>
+            </w:r>
+            <w:r>
+              <w:rPr>
+                <w:rFonts w:ascii="David" w:cs="David" w:eastAsia="David" w:hAnsi="David"/>
+                <w:i/>
+                <w:iCs/>
+                <w:color w:val="0E7490"/>
+                <w:sz w:val="18"/>
+                <w:szCs w:val="18"/>
+                <w:rtl/>
+              </w:rPr>
+              <w:t xml:space="preserve"> של החזה נמצא גוש בריאה, ובדיקת רקמה מצאה שהוא מפריש </w:t>
+            </w:r>
+            <w:r>
+              <w:rPr>
+                <w:rFonts w:ascii="David" w:cs="David" w:eastAsia="David" w:hAnsi="David"/>
+                <w:i/>
+                <w:iCs/>
+                <w:color w:val="0E7490"/>
+                <w:sz w:val="18"/>
+                <w:szCs w:val="18"/>
+              </w:rPr>
+              <w:t xml:space="preserve">ACTH.</w:t>
             </w:r>
           </w:p>
           <w:p>
@@ -10053,7 +9950,7 @@
                 <w:szCs w:val="19"/>
                 <w:rtl/>
               </w:rPr>
-              <w:t xml:space="preserve">4. הקורטיזול מעכב את ההיפותלמוס וההיפופיזה (משוב שלילי)</w:t>
+              <w:t xml:space="preserve">4. הקורטיזול מעכב את ההיפותלמוס ואת ההיפופיזה (משוב שלילי)</w:t>
             </w:r>
           </w:p>
         </w:tc>
@@ -10086,7 +9983,7 @@
                 <w:szCs w:val="19"/>
                 <w:rtl/>
               </w:rPr>
-              <w:t xml:space="preserve">בציר תקין, קורטיזול גבוה "מכבה" את ההיפותלמוס וההיפופיזה. אצל ל.ש. ה־</w:t>
+              <w:t xml:space="preserve">בציר תקין, קורטיזול גבוה מכבה את ההיפותלמוס ואת ההיפופיזה. אצל ל.ש. ה־</w:t>
             </w:r>
             <w:r>
               <w:rPr>
@@ -10103,7 +10000,24 @@
                 <w:szCs w:val="19"/>
                 <w:rtl/>
               </w:rPr>
-              <w:t xml:space="preserve"> ממשיך להיות גבוה למרות הקורטיזול הגבוה, כי הוא לא מגיע מההיפופיזה בכלל: גידול בריאה מפריש אותו מחוץ לציר (אקטופי).</w:t>
+              <w:t xml:space="preserve"> נשאר גבוה למרות הקורטיזול הגבוה, כי הוא לא מגיע מההיפופיזה: גידול בריאה מפריש אותו מחוץ לציר (אקטופי). האדרנלים עצמם מגורים בעודף על ידי ה־</w:t>
+            </w:r>
+            <w:r>
+              <w:rPr>
+                <w:rFonts w:ascii="David" w:cs="David" w:eastAsia="David" w:hAnsi="David"/>
+                <w:sz w:val="19"/>
+                <w:szCs w:val="19"/>
+              </w:rPr>
+              <w:t xml:space="preserve">ACTH</w:t>
+            </w:r>
+            <w:r>
+              <w:rPr>
+                <w:rFonts w:ascii="David" w:cs="David" w:eastAsia="David" w:hAnsi="David"/>
+                <w:sz w:val="19"/>
+                <w:szCs w:val="19"/>
+                <w:rtl/>
+              </w:rPr>
+              <w:t xml:space="preserve"> הזה.</w:t>
             </w:r>
           </w:p>
           <w:p>
@@ -10155,100 +10069,24 @@
                 <w:szCs w:val="17"/>
                 <w:rtl/>
               </w:rPr>
-              <w:t xml:space="preserve">2. </w:t>
-            </w:r>
+              <w:t xml:space="preserve">2. ההיפותלמוס שולח הורמון להיפופיזה, וההיפופיזה שולחת הורמון לאדרנל.</w:t>
+            </w:r>
+          </w:p>
+          <w:p>
+            <w:pPr>
+              <w:bidi/>
+              <w:spacing w:after="20" w:before="0" w:line="300" w:lineRule="atLeast"/>
+              <w:jc w:val="left"/>
+            </w:pPr>
             <w:r>
               <w:rPr>
                 <w:rFonts w:ascii="David" w:cs="David" w:eastAsia="David" w:hAnsi="David"/>
                 <w:color w:val="475569"/>
                 <w:sz w:val="17"/>
                 <w:szCs w:val="17"/>
-              </w:rPr>
-              <w:t xml:space="preserve">CRH</w:t>
-            </w:r>
-            <w:r>
-              <w:rPr>
-                <w:rFonts w:ascii="David" w:cs="David" w:eastAsia="David" w:hAnsi="David"/>
-                <w:color w:val="475569"/>
-                <w:sz w:val="17"/>
-                <w:szCs w:val="17"/>
-                <w:rtl/>
-              </w:rPr>
-              <w:t xml:space="preserve"> ← </w:t>
-            </w:r>
-            <w:r>
-              <w:rPr>
-                <w:rFonts w:ascii="David" w:cs="David" w:eastAsia="David" w:hAnsi="David"/>
-                <w:color w:val="475569"/>
-                <w:sz w:val="17"/>
-                <w:szCs w:val="17"/>
-              </w:rPr>
-              <w:t xml:space="preserve">ACTH</w:t>
-            </w:r>
-            <w:r>
-              <w:rPr>
-                <w:rFonts w:ascii="David" w:cs="David" w:eastAsia="David" w:hAnsi="David"/>
-                <w:color w:val="475569"/>
-                <w:sz w:val="17"/>
-                <w:szCs w:val="17"/>
-                <w:rtl/>
-              </w:rPr>
-              <w:t xml:space="preserve"> ← קורטיזול ← משוב.</w:t>
-            </w:r>
-          </w:p>
-          <w:p>
-            <w:pPr>
-              <w:bidi/>
-              <w:spacing w:after="20" w:before="0" w:line="300" w:lineRule="atLeast"/>
-              <w:jc w:val="left"/>
-            </w:pPr>
-            <w:r>
-              <w:rPr>
-                <w:rFonts w:ascii="David" w:cs="David" w:eastAsia="David" w:hAnsi="David"/>
-                <w:color w:val="475569"/>
-                <w:sz w:val="17"/>
-                <w:szCs w:val="17"/>
-                <w:rtl/>
-              </w:rPr>
-              <w:t xml:space="preserve">3. </w:t>
-            </w:r>
-            <w:r>
-              <w:rPr>
-                <w:rFonts w:ascii="David" w:cs="David" w:eastAsia="David" w:hAnsi="David"/>
-                <w:color w:val="475569"/>
-                <w:sz w:val="17"/>
-                <w:szCs w:val="17"/>
-              </w:rPr>
-              <w:t xml:space="preserve">CRH</w:t>
-            </w:r>
-            <w:r>
-              <w:rPr>
-                <w:rFonts w:ascii="David" w:cs="David" w:eastAsia="David" w:hAnsi="David"/>
-                <w:color w:val="475569"/>
-                <w:sz w:val="17"/>
-                <w:szCs w:val="17"/>
-                <w:rtl/>
-              </w:rPr>
-              <w:t xml:space="preserve">, </w:t>
-            </w:r>
-            <w:r>
-              <w:rPr>
-                <w:rFonts w:ascii="David" w:cs="David" w:eastAsia="David" w:hAnsi="David"/>
-                <w:color w:val="475569"/>
-                <w:sz w:val="17"/>
-                <w:szCs w:val="17"/>
-              </w:rPr>
-              <w:t xml:space="preserve">ACTH</w:t>
-            </w:r>
-            <w:r>
-              <w:rPr>
-                <w:rFonts w:ascii="David" w:cs="David" w:eastAsia="David" w:hAnsi="David"/>
-                <w:color w:val="475569"/>
-                <w:sz w:val="17"/>
-                <w:szCs w:val="17"/>
-                <w:rtl/>
-              </w:rPr>
-              <w:t xml:space="preserve">, קורטיזול, משוב שלילי.</w:t>
+                <w:rtl/>
+              </w:rPr>
+              <w:t xml:space="preserve">3. הפריט הראשון הוא ההורמון מההיפותלמוס, והאחרון הוא המשוב.</w:t>
             </w:r>
           </w:p>
         </w:tc>
@@ -10362,7 +10200,7 @@
                 <w:szCs w:val="20"/>
                 <w:rtl/>
               </w:rPr>
-              <w:t xml:space="preserve">בחרתם בטיפול כירורגי. השלימו: מה שם התסמונת, איזה אבר מנתחים, ואיזו קבוצת תרופות יש לתת אחרי הניתוח?</w:t>
+              <w:t xml:space="preserve">בחרתם בטיפול כירורגי. השלימו: מה שם התסמונת, איזה אבר מנתחים, ואיזו קבוצת תרופות עשויה להידרש זמנית אחרי הניתוח?</w:t>
             </w:r>
           </w:p>
           <w:p>
@@ -10379,7 +10217,7 @@
                 <w:szCs w:val="19"/>
                 <w:rtl/>
               </w:rPr>
-              <w:t xml:space="preserve">שם התסמונת: ✓ קושינג / </w:t>
+              <w:t xml:space="preserve">שם התסמונת: ✓ תסמונת קושינג / קושינג / </w:t>
             </w:r>
             <w:r>
               <w:rPr>
@@ -10409,6 +10247,25 @@
               </w:rPr>
               <w:t xml:space="preserve">cushings</w:t>
             </w:r>
+            <w:r>
+              <w:rPr>
+                <w:rFonts w:ascii="David" w:cs="David" w:eastAsia="David" w:hAnsi="David"/>
+                <w:color w:val="047857"/>
+                <w:sz w:val="19"/>
+                <w:szCs w:val="19"/>
+                <w:rtl/>
+              </w:rPr>
+              <w:t xml:space="preserve"> / </w:t>
+            </w:r>
+            <w:r>
+              <w:rPr>
+                <w:rFonts w:ascii="David" w:cs="David" w:eastAsia="David" w:hAnsi="David"/>
+                <w:color w:val="047857"/>
+                <w:sz w:val="19"/>
+                <w:szCs w:val="19"/>
+              </w:rPr>
+              <w:t xml:space="preserve">cushing syndrome</w:t>
+            </w:r>
           </w:p>
           <w:p>
             <w:pPr>
@@ -10450,7 +10307,7 @@
                 <w:szCs w:val="19"/>
                 <w:rtl/>
               </w:rPr>
-              <w:t xml:space="preserve">סוג התרופה לאחר הניתוח: ✓ גלוקוקורטיקואידים / גלוקוקורטיקוידים / קורטיקוסטרואידים / קורטיקוסטרואיד / סטרואידים …</w:t>
+              <w:t xml:space="preserve">קבוצת התרופות שעשויה להידרש אחרי הניתוח: ✓ גלוקוקורטיקואידים / גלוקוקורטיקוידים / קורטיקוסטרואידים / קורטיקוסטרואיד / סטרואידים …</w:t>
             </w:r>
           </w:p>
         </w:tc>
@@ -10500,7 +10357,7 @@
                 <w:szCs w:val="19"/>
                 <w:rtl/>
               </w:rPr>
-              <w:t xml:space="preserve">, כלומר את הריאה. במשך תקופה ארוכה ההיפופיזה והאדרנל היו מדוכאים, ולכן אחרי הניתוח נותנים סטרואידים כתחליף עד שהציר יתאושש.</w:t>
+              <w:t xml:space="preserve">, כלומר גידול הריאה. לפני הניתוח הקורטיזול הגבוה דיכא את ההיפותלמוס ואת ההיפופיזה התקינים, והאדרנלים עצמם היו מגורים בעודף. אחרי הסרת הגידול הקורטיזול יורד בבת אחת והציר המדוכא עוד לא התאושש, ולכן עשוי להידרש טיפול זמני בגלוקוקורטיקואידים עד שיתאושש. ״מחלת קושינג״ שמורה לגידול בהיפופיזה, ולכן כאן התשובה היא ״תסמונת קושינג״.</w:t>
             </w:r>
           </w:p>
           <w:p>
@@ -10552,24 +10409,33 @@
                 <w:szCs w:val="17"/>
                 <w:rtl/>
               </w:rPr>
-              <w:t xml:space="preserve">2. הגידול הוא האשם. איפה הוא נמצא?</w:t>
-            </w:r>
-          </w:p>
-          <w:p>
-            <w:pPr>
-              <w:bidi/>
-              <w:spacing w:after="20" w:before="0" w:line="300" w:lineRule="atLeast"/>
-              <w:jc w:val="left"/>
-            </w:pPr>
+              <w:t xml:space="preserve">2. המונח ״מחלת קושינג״ שמור לגידול בהיפופיזה, ולכן לא מתאים כאן. מנתחים את מקור ה־</w:t>
+            </w:r>
             <w:r>
               <w:rPr>
                 <w:rFonts w:ascii="David" w:cs="David" w:eastAsia="David" w:hAnsi="David"/>
                 <w:color w:val="475569"/>
                 <w:sz w:val="17"/>
                 <w:szCs w:val="17"/>
-                <w:rtl/>
-              </w:rPr>
-              <w:t xml:space="preserve">3. קושינג, ריאה, גלוקוקורטיקואידים (סטרואידים).</w:t>
+              </w:rPr>
+              <w:t xml:space="preserve">ACTH.</w:t>
+            </w:r>
+          </w:p>
+          <w:p>
+            <w:pPr>
+              <w:bidi/>
+              <w:spacing w:after="20" w:before="0" w:line="300" w:lineRule="atLeast"/>
+              <w:jc w:val="left"/>
+            </w:pPr>
+            <w:r>
+              <w:rPr>
+                <w:rFonts w:ascii="David" w:cs="David" w:eastAsia="David" w:hAnsi="David"/>
+                <w:color w:val="475569"/>
+                <w:sz w:val="17"/>
+                <w:szCs w:val="17"/>
+                <w:rtl/>
+              </w:rPr>
+              <w:t xml:space="preserve">3. שם התסמונת מתחיל ב־קוש... והתרופות הן תחליף להורמון שהאדרנל מפריש בדרך כלל.</w:t>
             </w:r>
           </w:p>
         </w:tc>
@@ -10971,7 +10837,7 @@
                 <w:szCs w:val="20"/>
                 <w:rtl/>
               </w:rPr>
-              <w:t xml:space="preserve">תרופות נוגדות תריס, חוסמי בטא, יוד רדיואקטיבי או ניתוח</w:t>
+              <w:t xml:space="preserve">לפי המצב: תרופות נוגדות תריס, יוד רדיואקטיבי או ניתוח; חוסמי בטא להקלה על הדופק והרעד</w:t>
             </w:r>
           </w:p>
         </w:tc>
@@ -11727,15 +11593,24 @@
                 <w:szCs w:val="19"/>
                 <w:rtl/>
               </w:rPr>
-              <w:t xml:space="preserve"> גבוהים בגלל פעילות יתר של הבלוטה. המשוב השלילי עובד כמצופה: ההיפופיזה מזהה עודף ומעכבת את הפרשת ה־</w:t>
-            </w:r>
-            <w:r>
-              <w:rPr>
-                <w:rFonts w:ascii="David" w:cs="David" w:eastAsia="David" w:hAnsi="David"/>
-                <w:sz w:val="19"/>
-                <w:szCs w:val="19"/>
-              </w:rPr>
-              <w:t xml:space="preserve">TSH.</w:t>
+              <w:t xml:space="preserve"> גבוהים בגלל פעילות יתר של הבלוטה. המשוב השלילי עובד כמצופה: הורמוני התריס הגבוהים מדכאים מאוד את הפרשת ה־</w:t>
+            </w:r>
+            <w:r>
+              <w:rPr>
+                <w:rFonts w:ascii="David" w:cs="David" w:eastAsia="David" w:hAnsi="David"/>
+                <w:sz w:val="19"/>
+                <w:szCs w:val="19"/>
+              </w:rPr>
+              <w:t xml:space="preserve">TSH</w:t>
+            </w:r>
+            <w:r>
+              <w:rPr>
+                <w:rFonts w:ascii="David" w:cs="David" w:eastAsia="David" w:hAnsi="David"/>
+                <w:sz w:val="19"/>
+                <w:szCs w:val="19"/>
+                <w:rtl/>
+              </w:rPr>
+              <w:t xml:space="preserve"> מההיפופיזה, ולכן רמתו בדם נמוכה מאוד.</w:t>
             </w:r>
           </w:p>
           <w:p>
@@ -11787,7 +11662,7 @@
                 <w:szCs w:val="17"/>
                 <w:rtl/>
               </w:rPr>
-              <w:t xml:space="preserve">2. </w:t>
+              <w:t xml:space="preserve">2. הורמוני התריס הגבוהים משפיעים על ההיפופיזה. מה זה עושה לרמת ה־</w:t>
             </w:r>
             <w:r>
               <w:rPr>
@@ -11796,7 +11671,7 @@
                 <w:sz w:val="17"/>
                 <w:szCs w:val="17"/>
               </w:rPr>
-              <w:t xml:space="preserve">T3</w:t>
+              <w:t xml:space="preserve">TSH</w:t>
             </w:r>
             <w:r>
               <w:rPr>
@@ -11806,100 +11681,24 @@
                 <w:szCs w:val="17"/>
                 <w:rtl/>
               </w:rPr>
-              <w:t xml:space="preserve"> ו־</w:t>
-            </w:r>
+              <w:t xml:space="preserve">?</w:t>
+            </w:r>
+          </w:p>
+          <w:p>
+            <w:pPr>
+              <w:bidi/>
+              <w:spacing w:after="20" w:before="0" w:line="300" w:lineRule="atLeast"/>
+              <w:jc w:val="left"/>
+            </w:pPr>
             <w:r>
               <w:rPr>
                 <w:rFonts w:ascii="David" w:cs="David" w:eastAsia="David" w:hAnsi="David"/>
                 <w:color w:val="475569"/>
                 <w:sz w:val="17"/>
                 <w:szCs w:val="17"/>
-              </w:rPr>
-              <w:t xml:space="preserve">T4</w:t>
-            </w:r>
-            <w:r>
-              <w:rPr>
-                <w:rFonts w:ascii="David" w:cs="David" w:eastAsia="David" w:hAnsi="David"/>
-                <w:color w:val="475569"/>
-                <w:sz w:val="17"/>
-                <w:szCs w:val="17"/>
-                <w:rtl/>
-              </w:rPr>
-              <w:t xml:space="preserve"> גבוהים. ההיפופיזה "מקשיבה" ומפסיקה להפריש.</w:t>
-            </w:r>
-          </w:p>
-          <w:p>
-            <w:pPr>
-              <w:bidi/>
-              <w:spacing w:after="20" w:before="0" w:line="300" w:lineRule="atLeast"/>
-              <w:jc w:val="left"/>
-            </w:pPr>
-            <w:r>
-              <w:rPr>
-                <w:rFonts w:ascii="David" w:cs="David" w:eastAsia="David" w:hAnsi="David"/>
-                <w:color w:val="475569"/>
-                <w:sz w:val="17"/>
-                <w:szCs w:val="17"/>
-                <w:rtl/>
-              </w:rPr>
-              <w:t xml:space="preserve">3. </w:t>
-            </w:r>
-            <w:r>
-              <w:rPr>
-                <w:rFonts w:ascii="David" w:cs="David" w:eastAsia="David" w:hAnsi="David"/>
-                <w:color w:val="475569"/>
-                <w:sz w:val="17"/>
-                <w:szCs w:val="17"/>
-              </w:rPr>
-              <w:t xml:space="preserve">TSH</w:t>
-            </w:r>
-            <w:r>
-              <w:rPr>
-                <w:rFonts w:ascii="David" w:cs="David" w:eastAsia="David" w:hAnsi="David"/>
-                <w:color w:val="475569"/>
-                <w:sz w:val="17"/>
-                <w:szCs w:val="17"/>
-                <w:rtl/>
-              </w:rPr>
-              <w:t xml:space="preserve"> נמוך, </w:t>
-            </w:r>
-            <w:r>
-              <w:rPr>
-                <w:rFonts w:ascii="David" w:cs="David" w:eastAsia="David" w:hAnsi="David"/>
-                <w:color w:val="475569"/>
-                <w:sz w:val="17"/>
-                <w:szCs w:val="17"/>
-              </w:rPr>
-              <w:t xml:space="preserve">T3</w:t>
-            </w:r>
-            <w:r>
-              <w:rPr>
-                <w:rFonts w:ascii="David" w:cs="David" w:eastAsia="David" w:hAnsi="David"/>
-                <w:color w:val="475569"/>
-                <w:sz w:val="17"/>
-                <w:szCs w:val="17"/>
-                <w:rtl/>
-              </w:rPr>
-              <w:t xml:space="preserve"> ו־</w:t>
-            </w:r>
-            <w:r>
-              <w:rPr>
-                <w:rFonts w:ascii="David" w:cs="David" w:eastAsia="David" w:hAnsi="David"/>
-                <w:color w:val="475569"/>
-                <w:sz w:val="17"/>
-                <w:szCs w:val="17"/>
-              </w:rPr>
-              <w:t xml:space="preserve">T4</w:t>
-            </w:r>
-            <w:r>
-              <w:rPr>
-                <w:rFonts w:ascii="David" w:cs="David" w:eastAsia="David" w:hAnsi="David"/>
-                <w:color w:val="475569"/>
-                <w:sz w:val="17"/>
-                <w:szCs w:val="17"/>
-                <w:rtl/>
-              </w:rPr>
-              <w:t xml:space="preserve"> גבוהים.</w:t>
+                <w:rtl/>
+              </w:rPr>
+              <w:t xml:space="preserve">3. שתיים מהאפשרויות מתארות הורמוני תריס נמוכים, וזה לא מתאים לתמונה.</w:t>
             </w:r>
           </w:p>
         </w:tc>
@@ -12013,7 +11812,7 @@
                 <w:szCs w:val="20"/>
                 <w:rtl/>
               </w:rPr>
-              <w:t xml:space="preserve">ההשימוטו וגרייבס הן שתיהן מחלות אוטואימוניות של בלוטת התריס, אבל שונות מאוד. התאימו כל ממצא למחלה:</w:t>
+              <w:t xml:space="preserve">השימוטו וגרייבס הן שתיהן מחלות אוטואימוניות של בלוטת התריס, אבל שונות מאוד. התאימו כל ממצא למחלה:</w:t>
             </w:r>
           </w:p>
           <w:p>
@@ -12066,43 +11865,43 @@
                 <w:szCs w:val="19"/>
                 <w:rtl/>
               </w:rPr>
+              <w:t xml:space="preserve">דופק איטי, עור יבש ועלייה במשקל  ←  השימוטו</w:t>
+            </w:r>
+          </w:p>
+          <w:p>
+            <w:pPr>
+              <w:bidi/>
+              <w:spacing w:after="30" w:before="0" w:line="300" w:lineRule="atLeast"/>
+              <w:jc w:val="left"/>
+            </w:pPr>
+            <w:r>
+              <w:rPr>
+                <w:rFonts w:ascii="David" w:cs="David" w:eastAsia="David" w:hAnsi="David"/>
+                <w:color w:val="047857"/>
+                <w:sz w:val="19"/>
+                <w:szCs w:val="19"/>
+                <w:rtl/>
+              </w:rPr>
+              <w:t xml:space="preserve">עיניים בולטות, רעד, ירידה במשקל  ←  גרייבס</w:t>
+            </w:r>
+          </w:p>
+          <w:p>
+            <w:pPr>
+              <w:bidi/>
+              <w:spacing w:after="30" w:before="0" w:line="300" w:lineRule="atLeast"/>
+              <w:jc w:val="left"/>
+            </w:pPr>
+            <w:r>
+              <w:rPr>
+                <w:rFonts w:ascii="David" w:cs="David" w:eastAsia="David" w:hAnsi="David"/>
+                <w:color w:val="047857"/>
+                <w:sz w:val="19"/>
+                <w:szCs w:val="19"/>
+                <w:rtl/>
+              </w:rPr>
               <w:t xml:space="preserve">הרס הדרגתי של רקמת הבלוטה על ידי מערכת החיסון  ←  השימוטו</w:t>
             </w:r>
           </w:p>
-          <w:p>
-            <w:pPr>
-              <w:bidi/>
-              <w:spacing w:after="30" w:before="0" w:line="300" w:lineRule="atLeast"/>
-              <w:jc w:val="left"/>
-            </w:pPr>
-            <w:r>
-              <w:rPr>
-                <w:rFonts w:ascii="David" w:cs="David" w:eastAsia="David" w:hAnsi="David"/>
-                <w:color w:val="047857"/>
-                <w:sz w:val="19"/>
-                <w:szCs w:val="19"/>
-                <w:rtl/>
-              </w:rPr>
-              <w:t xml:space="preserve">עיניים בולטות, רעד, ירידה במשקל  ←  גרייבס</w:t>
-            </w:r>
-          </w:p>
-          <w:p>
-            <w:pPr>
-              <w:bidi/>
-              <w:spacing w:after="30" w:before="0" w:line="300" w:lineRule="atLeast"/>
-              <w:jc w:val="left"/>
-            </w:pPr>
-            <w:r>
-              <w:rPr>
-                <w:rFonts w:ascii="David" w:cs="David" w:eastAsia="David" w:hAnsi="David"/>
-                <w:color w:val="047857"/>
-                <w:sz w:val="19"/>
-                <w:szCs w:val="19"/>
-                <w:rtl/>
-              </w:rPr>
-              <w:t xml:space="preserve">דופק איטי, עור יבש ועלייה במשקל  ←  השימוטו</w:t>
-            </w:r>
-          </w:p>
         </w:tc>
         <w:tc>
           <w:tcPr>
@@ -12133,7 +11932,7 @@
                 <w:szCs w:val="19"/>
                 <w:rtl/>
               </w:rPr>
-              <w:t xml:space="preserve">בגרייבס הנוגדנים "מחקים" את ה־</w:t>
+              <w:t xml:space="preserve">בגרייבס הנוגדנים מחקים את ה־</w:t>
             </w:r>
             <w:r>
               <w:rPr>
@@ -12150,7 +11949,7 @@
                 <w:szCs w:val="19"/>
                 <w:rtl/>
               </w:rPr>
-              <w:t xml:space="preserve"> ולכן הבלוטה מקבלת פקודה קבועה לעבוד. בהשימוטו הנוגדנים וגם תאי חיסון פוגעים ברקמה, והיא מפסיקה לתפקד.</w:t>
+              <w:t xml:space="preserve"> ולכן הבלוטה מקבלת פקודה קבועה לעבוד. בהשימוטו תהליך אוטואימוני פוגע ברקמת הבלוטה בהדרגה, והיא מתקשה לתפקד.</w:t>
             </w:r>
           </w:p>
           <w:p>
@@ -12219,7 +12018,7 @@
                 <w:szCs w:val="17"/>
                 <w:rtl/>
               </w:rPr>
-              <w:t xml:space="preserve">3. 1 גרייבס, 2 השימוטו, 3 גרייבס, 4 השימוטו.</w:t>
+              <w:t xml:space="preserve">3. הנוגדנים שמפעילים את הבלוטה ללא הפסקה שייכים למחלה שבה הבלוטה פעילה יתר על המידה.</w:t>
             </w:r>
           </w:p>
         </w:tc>
@@ -12333,7 +12132,7 @@
                 <w:szCs w:val="20"/>
                 <w:rtl/>
               </w:rPr>
-              <w:t xml:space="preserve">אילו טיפולים מתאימים? (סמנו את כולם)</w:t>
+              <w:t xml:space="preserve">אילו מן האפשרויות משמשות לטיפול במחלת גרייבס? (סמנו את כולם)</w:t>
             </w:r>
           </w:p>
           <w:p>
@@ -12352,7 +12151,7 @@
                 <w:szCs w:val="19"/>
                 <w:rtl/>
               </w:rPr>
-              <w:t xml:space="preserve">✓  תרופות נוגדות פעילות בלוטת התריס (מתימזול)</w:t>
+              <w:t xml:space="preserve">✓  תרופות נוגדות פעילות בלוטת התריס</w:t>
             </w:r>
           </w:p>
           <w:p>
@@ -12390,7 +12189,7 @@
                 <w:szCs w:val="19"/>
                 <w:rtl/>
               </w:rPr>
-              <w:t xml:space="preserve">✓  יוד רדיואקטיבי שמשמיד חלק מהבלוטה</w:t>
+              <w:t xml:space="preserve">✓  יוד רדיואקטיבי שהורס חלק מתאי הבלוטה</w:t>
             </w:r>
           </w:p>
           <w:p>
@@ -12480,7 +12279,7 @@
                 <w:szCs w:val="19"/>
                 <w:rtl/>
               </w:rPr>
-              <w:t xml:space="preserve">המטרה היא להפחית את הפעילות היתרה של הבלוטה (תרופות, יוד רדיואקטיבי או ניתוח) ולהקל על הסימפטומים (חוסמי בטא). אלתרוקסין יעמיק את הבעיה. אחרי השמדה או הסרה של הבלוטה נזדקק לו בהמשך.</w:t>
+              <w:t xml:space="preserve">כל ארבע האפשרויות משמשות בטיפול בגרייבס, אבל לא כולן ניתנות יחד באופן אוטומטי: חוסמי בטא מקלים בעיקר על הדופק והרעד, ואילו תרופות נוגדות תריס, יוד רדיואקטיבי וניתוח הם מסלולים שנבחרים לפי מצב המטופלת. יוד רדיואקטיבי הורס תאי תריס ומפחית את ייצור ההורמונים, ולעיתים קרובות נוצרת אחריו תת־פעילות שמצריכה אלתרוקסין. אלתרוקסין אינו טיפול ביתר־פעילות עצמה.</w:t>
             </w:r>
           </w:p>
           <w:p>
@@ -12515,7 +12314,7 @@
                 <w:szCs w:val="17"/>
                 <w:rtl/>
               </w:rPr>
-              <w:t xml:space="preserve">1. הכיוון הוא להקטין את פעילות הבלוטה. אילו תשובות מוסיפות הורמון?</w:t>
+              <w:t xml:space="preserve">1. המטרה היא להקטין את פעילות הבלוטה או להקל על התסמינים. אילו תשובות מוסיפות הורמון?</w:t>
             </w:r>
           </w:p>
           <w:p>
@@ -12532,7 +12331,7 @@
                 <w:szCs w:val="17"/>
                 <w:rtl/>
               </w:rPr>
-              <w:t xml:space="preserve">2. ארבע תשובות נכונות. שתי תשובות לא קשורות או הפוכות.</w:t>
+              <w:t xml:space="preserve">2. יש תשובה אחת ששייכת למחלה אחרת לגמרי, ותשובה אחת שמוסיפה הורמון תריס.</w:t>
             </w:r>
           </w:p>
           <w:p>
@@ -12549,7 +12348,7 @@
                 <w:szCs w:val="17"/>
                 <w:rtl/>
               </w:rPr>
-              <w:t xml:space="preserve">3. הארבע הראשונות.</w:t>
+              <w:t xml:space="preserve">3. לפחות שלוש תשובות נכונות.</w:t>
             </w:r>
           </w:p>
         </w:tc>
@@ -12646,7 +12445,7 @@
           <w:szCs w:val="32"/>
           <w:rtl/>
         </w:rPr>
-        <w:t xml:space="preserve">תחנה 6: אבנים, עצמות, גניחות וגניחות נפש</w:t>
+        <w:t xml:space="preserve">תחנה 6: הצילום שבשקית</w:t>
       </w:r>
     </w:p>
     <w:p>
@@ -12679,7 +12478,7 @@
           <w:szCs w:val="22"/>
           <w:rtl/>
         </w:rPr>
-        <w:t xml:space="preserve">סימנים חיוניים במוניטור: דופק 52 · לחץ דם 158/94 · סטורציה 98% · חום 36.7°</w:t>
+        <w:t xml:space="preserve">סימנים חיוניים במוניטור: דופק 72 · לחץ דם 158/94 · סטורציה 98% · חום 36.7°</w:t>
       </w:r>
     </w:p>
     <w:tbl>
@@ -12767,7 +12566,7 @@
                 <w:szCs w:val="20"/>
                 <w:rtl/>
               </w:rPr>
-              <w:t xml:space="preserve">היפרפראתירואידיזם (</w:t>
+              <w:t xml:space="preserve">היפרפראתירואידיזם ראשוני (</w:t>
             </w:r>
             <w:r>
               <w:rPr>
@@ -12938,7 +12737,7 @@
                 <w:szCs w:val="20"/>
                 <w:rtl/>
               </w:rPr>
-              <w:t xml:space="preserve">עירוי נוזלים, משתנים ופראתירואידקטומיה (ניתוח להסרת רוב הפראתירואיד)</w:t>
+              <w:t xml:space="preserve">עירוי נוזלים להורדת הסידן, והסרת הבלוטה הפעילה בניתוח</w:t>
             </w:r>
           </w:p>
         </w:tc>
@@ -12992,7 +12791,7 @@
           <w:szCs w:val="21"/>
           <w:rtl/>
         </w:rPr>
-        <w:t xml:space="preserve">נעמה: בבדיקה: דופק איטי ולחץ דם גבוה. היא מעשנת שתיים־שלוש קופסאות ביום כבר מעל עשרים שנה. ובשקית שלה ראיתי צילום מהמכון.</w:t>
+        <w:t xml:space="preserve">נעמה: בבדיקה: לחץ דם גבוה. ובשקית שלה ראיתי צילום מהמכון.</w:t>
       </w:r>
     </w:p>
     <w:p>
@@ -13249,7 +13048,7 @@
                 <w:szCs w:val="17"/>
                 <w:rtl/>
               </w:rPr>
-              <w:t xml:space="preserve">התאמה</w:t>
+              <w:t xml:space="preserve">בחירה מרובה</w:t>
             </w:r>
           </w:p>
           <w:p>
@@ -13267,25 +13066,225 @@
                 <w:szCs w:val="20"/>
                 <w:rtl/>
               </w:rPr>
-              <w:t xml:space="preserve">יש חוק זיכרון ידוע במחלה הזאת: </w:t>
-            </w:r>
-            <w:r>
-              <w:rPr>
-                <w:rFonts w:ascii="David" w:cs="David" w:eastAsia="David" w:hAnsi="David"/>
-                <w:b/>
-                <w:bCs/>
-                <w:sz w:val="20"/>
-                <w:szCs w:val="20"/>
+              <w:t xml:space="preserve">אילו מהתסמינים הבאים רלוונטיים לעודף </w:t>
+            </w:r>
+            <w:r>
+              <w:rPr>
+                <w:rFonts w:ascii="David" w:cs="David" w:eastAsia="David" w:hAnsi="David"/>
+                <w:b/>
+                <w:bCs/>
+                <w:sz w:val="20"/>
+                <w:szCs w:val="20"/>
+              </w:rPr>
+              <w:t xml:space="preserve">PTH</w:t>
+            </w:r>
+            <w:r>
+              <w:rPr>
+                <w:rFonts w:ascii="David" w:cs="David" w:eastAsia="David" w:hAnsi="David"/>
+                <w:b/>
+                <w:bCs/>
+                <w:sz w:val="20"/>
+                <w:szCs w:val="20"/>
+                <w:rtl/>
+              </w:rPr>
+              <w:t xml:space="preserve">? (סמנו את כולם)</w:t>
+            </w:r>
+          </w:p>
+          <w:p>
+            <w:pPr>
+              <w:bidi/>
+              <w:spacing w:after="30" w:before="0" w:line="300" w:lineRule="atLeast"/>
+              <w:jc w:val="left"/>
+            </w:pPr>
+            <w:r>
+              <w:rPr>
+                <w:rFonts w:ascii="David" w:cs="David" w:eastAsia="David" w:hAnsi="David"/>
+                <w:b/>
+                <w:bCs/>
+                <w:color w:val="047857"/>
+                <w:sz w:val="19"/>
+                <w:szCs w:val="19"/>
+                <w:rtl/>
+              </w:rPr>
+              <w:t xml:space="preserve">✓  אבני כליה והשתנה מרובה</w:t>
+            </w:r>
+          </w:p>
+          <w:p>
+            <w:pPr>
+              <w:bidi/>
+              <w:spacing w:after="30" w:before="0" w:line="300" w:lineRule="atLeast"/>
+              <w:jc w:val="left"/>
+            </w:pPr>
+            <w:r>
+              <w:rPr>
+                <w:rFonts w:ascii="David" w:cs="David" w:eastAsia="David" w:hAnsi="David"/>
+                <w:b/>
+                <w:bCs/>
+                <w:color w:val="047857"/>
+                <w:sz w:val="19"/>
+                <w:szCs w:val="19"/>
+                <w:rtl/>
+              </w:rPr>
+              <w:t xml:space="preserve">✓  כאבי עצמות ונטייה לשברים</w:t>
+            </w:r>
+          </w:p>
+          <w:p>
+            <w:pPr>
+              <w:bidi/>
+              <w:spacing w:after="30" w:before="0" w:line="300" w:lineRule="atLeast"/>
+              <w:jc w:val="left"/>
+            </w:pPr>
+            <w:r>
+              <w:rPr>
+                <w:rFonts w:ascii="David" w:cs="David" w:eastAsia="David" w:hAnsi="David"/>
+                <w:b/>
+                <w:bCs/>
+                <w:color w:val="047857"/>
+                <w:sz w:val="19"/>
+                <w:szCs w:val="19"/>
+                <w:rtl/>
+              </w:rPr>
+              <w:t xml:space="preserve">✓  עצירות וכאבי בטן</w:t>
+            </w:r>
+          </w:p>
+          <w:p>
+            <w:pPr>
+              <w:bidi/>
+              <w:spacing w:after="30" w:before="0" w:line="300" w:lineRule="atLeast"/>
+              <w:jc w:val="left"/>
+            </w:pPr>
+            <w:r>
+              <w:rPr>
+                <w:rFonts w:ascii="David" w:cs="David" w:eastAsia="David" w:hAnsi="David"/>
+                <w:b/>
+                <w:bCs/>
+                <w:color w:val="047857"/>
+                <w:sz w:val="19"/>
+                <w:szCs w:val="19"/>
+                <w:rtl/>
+              </w:rPr>
+              <w:t xml:space="preserve">✓  בלבול ועייפות</w:t>
+            </w:r>
+          </w:p>
+          <w:p>
+            <w:pPr>
+              <w:bidi/>
+              <w:spacing w:after="30" w:before="0" w:line="300" w:lineRule="atLeast"/>
+              <w:jc w:val="left"/>
+            </w:pPr>
+            <w:r>
+              <w:rPr>
+                <w:rFonts w:ascii="David" w:cs="David" w:eastAsia="David" w:hAnsi="David"/>
+                <w:b w:val="false"/>
+                <w:bCs w:val="false"/>
+                <w:color w:val="475569"/>
+                <w:sz w:val="19"/>
+                <w:szCs w:val="19"/>
+                <w:rtl/>
+              </w:rPr>
+              <w:t xml:space="preserve">✗  דפיקות לב מהירות, רעד וירידה במשקל</w:t>
+            </w:r>
+          </w:p>
+          <w:p>
+            <w:pPr>
+              <w:bidi/>
+              <w:spacing w:after="30" w:before="0" w:line="300" w:lineRule="atLeast"/>
+              <w:jc w:val="left"/>
+            </w:pPr>
+            <w:r>
+              <w:rPr>
+                <w:rFonts w:ascii="David" w:cs="David" w:eastAsia="David" w:hAnsi="David"/>
+                <w:b w:val="false"/>
+                <w:bCs w:val="false"/>
+                <w:color w:val="475569"/>
+                <w:sz w:val="19"/>
+                <w:szCs w:val="19"/>
+                <w:rtl/>
+              </w:rPr>
+              <w:t xml:space="preserve">✗  הגדלת כפות הידיים והרגליים</w:t>
+            </w:r>
+          </w:p>
+          <w:p>
+            <w:pPr>
+              <w:bidi/>
+              <w:spacing w:after="30" w:before="0" w:line="300" w:lineRule="atLeast"/>
+              <w:jc w:val="left"/>
+            </w:pPr>
+            <w:r>
+              <w:rPr>
+                <w:rFonts w:ascii="David" w:cs="David" w:eastAsia="David" w:hAnsi="David"/>
+                <w:b w:val="false"/>
+                <w:bCs w:val="false"/>
+                <w:color w:val="475569"/>
+                <w:sz w:val="19"/>
+                <w:szCs w:val="19"/>
+                <w:rtl/>
+              </w:rPr>
+              <w:t xml:space="preserve">✗  פנים עגולות ופסי מתיחה סגולים</w:t>
+            </w:r>
+          </w:p>
+        </w:tc>
+        <w:tc>
+          <w:tcPr>
+            <w:tcW w:type="dxa" w:w="2500"/>
+            <w:tcBorders>
+              <w:top w:val="single" w:color="B6C3D4" w:sz="4"/>
+              <w:left w:val="single" w:color="B6C3D4" w:sz="4"/>
+              <w:bottom w:val="single" w:color="B6C3D4" w:sz="4"/>
+              <w:right w:val="single" w:color="B6C3D4" w:sz="4"/>
+            </w:tcBorders>
+            <w:tcMar>
+              <w:top w:type="dxa" w:w="60"/>
+              <w:left w:type="dxa" w:w="100"/>
+              <w:bottom w:type="dxa" w:w="60"/>
+              <w:right w:type="dxa" w:w="100"/>
+            </w:tcMar>
+          </w:tcPr>
+          <w:p>
+            <w:pPr>
+              <w:bidi/>
+              <w:spacing w:after="60" w:before="0" w:line="300" w:lineRule="atLeast"/>
+              <w:jc w:val="left"/>
+            </w:pPr>
+            <w:r>
+              <w:rPr>
+                <w:rFonts w:ascii="David" w:cs="David" w:eastAsia="David" w:hAnsi="David"/>
+                <w:sz w:val="19"/>
+                <w:szCs w:val="19"/>
+                <w:rtl/>
+              </w:rPr>
+              <w:t xml:space="preserve">עודף </w:t>
+            </w:r>
+            <w:r>
+              <w:rPr>
+                <w:rFonts w:ascii="David" w:cs="David" w:eastAsia="David" w:hAnsi="David"/>
+                <w:sz w:val="19"/>
+                <w:szCs w:val="19"/>
+              </w:rPr>
+              <w:t xml:space="preserve">PTH</w:t>
+            </w:r>
+            <w:r>
+              <w:rPr>
+                <w:rFonts w:ascii="David" w:cs="David" w:eastAsia="David" w:hAnsi="David"/>
+                <w:sz w:val="19"/>
+                <w:szCs w:val="19"/>
+                <w:rtl/>
+              </w:rPr>
+              <w:t xml:space="preserve"> מחליש את העצמות ומעלה את הסידן בדם. עודף סידן בשתן מסייע להיווצרות אבנים, והיפרקלצמיה עלולה לגרום לעצירות, עייפות ובלבול. אפשר לזכור את התסמינים בעזרת חוק הזיכרון </w:t>
+            </w:r>
+            <w:r>
+              <w:rPr>
+                <w:rFonts w:ascii="David" w:cs="David" w:eastAsia="David" w:hAnsi="David"/>
+                <w:sz w:val="19"/>
+                <w:szCs w:val="19"/>
               </w:rPr>
               <w:t xml:space="preserve">Stones</w:t>
             </w:r>
             <w:r>
               <w:rPr>
                 <w:rFonts w:ascii="David" w:cs="David" w:eastAsia="David" w:hAnsi="David"/>
-                <w:b/>
-                <w:bCs/>
-                <w:sz w:val="20"/>
-                <w:szCs w:val="20"/>
+                <w:sz w:val="19"/>
+                <w:szCs w:val="19"/>
                 <w:rtl/>
               </w:rPr>
               <w:t xml:space="preserve">, </w:t>
@@ -13293,20 +13292,16 @@
             <w:r>
               <w:rPr>
                 <w:rFonts w:ascii="David" w:cs="David" w:eastAsia="David" w:hAnsi="David"/>
-                <w:b/>
-                <w:bCs/>
-                <w:sz w:val="20"/>
-                <w:szCs w:val="20"/>
+                <w:sz w:val="19"/>
+                <w:szCs w:val="19"/>
               </w:rPr>
               <w:t xml:space="preserve">Bones</w:t>
             </w:r>
             <w:r>
               <w:rPr>
                 <w:rFonts w:ascii="David" w:cs="David" w:eastAsia="David" w:hAnsi="David"/>
-                <w:b/>
-                <w:bCs/>
-                <w:sz w:val="20"/>
-                <w:szCs w:val="20"/>
+                <w:sz w:val="19"/>
+                <w:szCs w:val="19"/>
                 <w:rtl/>
               </w:rPr>
               <w:t xml:space="preserve">, </w:t>
@@ -13314,238 +13309,19 @@
             <w:r>
               <w:rPr>
                 <w:rFonts w:ascii="David" w:cs="David" w:eastAsia="David" w:hAnsi="David"/>
-                <w:b/>
-                <w:bCs/>
-                <w:sz w:val="20"/>
-                <w:szCs w:val="20"/>
-              </w:rPr>
-              <w:t xml:space="preserve">Groans</w:t>
-            </w:r>
-            <w:r>
-              <w:rPr>
-                <w:rFonts w:ascii="David" w:cs="David" w:eastAsia="David" w:hAnsi="David"/>
-                <w:b/>
-                <w:bCs/>
-                <w:sz w:val="20"/>
-                <w:szCs w:val="20"/>
-                <w:rtl/>
-              </w:rPr>
-              <w:t xml:space="preserve">, </w:t>
-            </w:r>
-            <w:r>
-              <w:rPr>
-                <w:rFonts w:ascii="David" w:cs="David" w:eastAsia="David" w:hAnsi="David"/>
-                <w:b/>
-                <w:bCs/>
-                <w:sz w:val="20"/>
-                <w:szCs w:val="20"/>
-              </w:rPr>
-              <w:t xml:space="preserve">Psychiatric Moans.</w:t>
-            </w:r>
-            <w:r>
-              <w:rPr>
-                <w:rFonts w:ascii="David" w:cs="David" w:eastAsia="David" w:hAnsi="David"/>
-                <w:b/>
-                <w:bCs/>
-                <w:sz w:val="20"/>
-                <w:szCs w:val="20"/>
-                <w:rtl/>
-              </w:rPr>
-              <w:t xml:space="preserve"> התאימו כל ממצא לקטגוריה שלו:</w:t>
-            </w:r>
-          </w:p>
-          <w:p>
-            <w:pPr>
-              <w:bidi/>
-              <w:spacing w:after="30" w:before="0" w:line="300" w:lineRule="atLeast"/>
-              <w:jc w:val="left"/>
-            </w:pPr>
-            <w:r>
-              <w:rPr>
-                <w:rFonts w:ascii="David" w:cs="David" w:eastAsia="David" w:hAnsi="David"/>
-                <w:color w:val="047857"/>
-                <w:sz w:val="19"/>
-                <w:szCs w:val="19"/>
-                <w:rtl/>
-              </w:rPr>
-              <w:t xml:space="preserve">אבני כליה  ←  </w:t>
-            </w:r>
-            <w:r>
-              <w:rPr>
-                <w:rFonts w:ascii="David" w:cs="David" w:eastAsia="David" w:hAnsi="David"/>
-                <w:color w:val="047857"/>
-                <w:sz w:val="19"/>
-                <w:szCs w:val="19"/>
-              </w:rPr>
-              <w:t xml:space="preserve">Stones</w:t>
-            </w:r>
-            <w:r>
-              <w:rPr>
-                <w:rFonts w:ascii="David" w:cs="David" w:eastAsia="David" w:hAnsi="David"/>
-                <w:color w:val="047857"/>
-                <w:sz w:val="19"/>
-                <w:szCs w:val="19"/>
-                <w:rtl/>
-              </w:rPr>
-              <w:t xml:space="preserve"> (אבנים)</w:t>
-            </w:r>
-          </w:p>
-          <w:p>
-            <w:pPr>
-              <w:bidi/>
-              <w:spacing w:after="30" w:before="0" w:line="300" w:lineRule="atLeast"/>
-              <w:jc w:val="left"/>
-            </w:pPr>
-            <w:r>
-              <w:rPr>
-                <w:rFonts w:ascii="David" w:cs="David" w:eastAsia="David" w:hAnsi="David"/>
-                <w:color w:val="047857"/>
-                <w:sz w:val="19"/>
-                <w:szCs w:val="19"/>
-                <w:rtl/>
-              </w:rPr>
-              <w:t xml:space="preserve">כאבי עצמות ושברים  ←  </w:t>
-            </w:r>
-            <w:r>
-              <w:rPr>
-                <w:rFonts w:ascii="David" w:cs="David" w:eastAsia="David" w:hAnsi="David"/>
-                <w:color w:val="047857"/>
-                <w:sz w:val="19"/>
-                <w:szCs w:val="19"/>
-              </w:rPr>
-              <w:t xml:space="preserve">Bones</w:t>
-            </w:r>
-            <w:r>
-              <w:rPr>
-                <w:rFonts w:ascii="David" w:cs="David" w:eastAsia="David" w:hAnsi="David"/>
-                <w:color w:val="047857"/>
-                <w:sz w:val="19"/>
-                <w:szCs w:val="19"/>
-                <w:rtl/>
-              </w:rPr>
-              <w:t xml:space="preserve"> (עצמות)</w:t>
-            </w:r>
-          </w:p>
-          <w:p>
-            <w:pPr>
-              <w:bidi/>
-              <w:spacing w:after="30" w:before="0" w:line="300" w:lineRule="atLeast"/>
-              <w:jc w:val="left"/>
-            </w:pPr>
-            <w:r>
-              <w:rPr>
-                <w:rFonts w:ascii="David" w:cs="David" w:eastAsia="David" w:hAnsi="David"/>
-                <w:color w:val="047857"/>
-                <w:sz w:val="19"/>
-                <w:szCs w:val="19"/>
-                <w:rtl/>
-              </w:rPr>
-              <w:t xml:space="preserve">כאבי בטן, עצירות, כיבים ודלקת בלבלב  ←  </w:t>
-            </w:r>
-            <w:r>
-              <w:rPr>
-                <w:rFonts w:ascii="David" w:cs="David" w:eastAsia="David" w:hAnsi="David"/>
-                <w:color w:val="047857"/>
-                <w:sz w:val="19"/>
-                <w:szCs w:val="19"/>
-              </w:rPr>
-              <w:t xml:space="preserve">Groans</w:t>
-            </w:r>
-            <w:r>
-              <w:rPr>
-                <w:rFonts w:ascii="David" w:cs="David" w:eastAsia="David" w:hAnsi="David"/>
-                <w:color w:val="047857"/>
-                <w:sz w:val="19"/>
-                <w:szCs w:val="19"/>
-                <w:rtl/>
-              </w:rPr>
-              <w:t xml:space="preserve"> (בטן)</w:t>
-            </w:r>
-          </w:p>
-          <w:p>
-            <w:pPr>
-              <w:bidi/>
-              <w:spacing w:after="30" w:before="0" w:line="300" w:lineRule="atLeast"/>
-              <w:jc w:val="left"/>
-            </w:pPr>
-            <w:r>
-              <w:rPr>
-                <w:rFonts w:ascii="David" w:cs="David" w:eastAsia="David" w:hAnsi="David"/>
-                <w:color w:val="047857"/>
-                <w:sz w:val="19"/>
-                <w:szCs w:val="19"/>
-                <w:rtl/>
-              </w:rPr>
-              <w:t xml:space="preserve">בלבול, דיכאון ועייפות  ←  </w:t>
-            </w:r>
-            <w:r>
-              <w:rPr>
-                <w:rFonts w:ascii="David" w:cs="David" w:eastAsia="David" w:hAnsi="David"/>
-                <w:color w:val="047857"/>
-                <w:sz w:val="19"/>
-                <w:szCs w:val="19"/>
-              </w:rPr>
-              <w:t xml:space="preserve">Moans</w:t>
-            </w:r>
-            <w:r>
-              <w:rPr>
-                <w:rFonts w:ascii="David" w:cs="David" w:eastAsia="David" w:hAnsi="David"/>
-                <w:color w:val="047857"/>
-                <w:sz w:val="19"/>
-                <w:szCs w:val="19"/>
-                <w:rtl/>
-              </w:rPr>
-              <w:t xml:space="preserve"> (נפש)</w:t>
-            </w:r>
-          </w:p>
-        </w:tc>
-        <w:tc>
-          <w:tcPr>
-            <w:tcW w:type="dxa" w:w="2500"/>
-            <w:tcBorders>
-              <w:top w:val="single" w:color="B6C3D4" w:sz="4"/>
-              <w:left w:val="single" w:color="B6C3D4" w:sz="4"/>
-              <w:bottom w:val="single" w:color="B6C3D4" w:sz="4"/>
-              <w:right w:val="single" w:color="B6C3D4" w:sz="4"/>
-            </w:tcBorders>
-            <w:tcMar>
-              <w:top w:type="dxa" w:w="60"/>
-              <w:left w:type="dxa" w:w="100"/>
-              <w:bottom w:type="dxa" w:w="60"/>
-              <w:right w:type="dxa" w:w="100"/>
-            </w:tcMar>
-          </w:tcPr>
-          <w:p>
-            <w:pPr>
-              <w:bidi/>
-              <w:spacing w:after="60" w:before="0" w:line="300" w:lineRule="atLeast"/>
-              <w:jc w:val="left"/>
-            </w:pPr>
-            <w:r>
-              <w:rPr>
-                <w:rFonts w:ascii="David" w:cs="David" w:eastAsia="David" w:hAnsi="David"/>
-                <w:sz w:val="19"/>
-                <w:szCs w:val="19"/>
-                <w:rtl/>
-              </w:rPr>
-              <w:t xml:space="preserve">עודף </w:t>
-            </w:r>
-            <w:r>
-              <w:rPr>
-                <w:rFonts w:ascii="David" w:cs="David" w:eastAsia="David" w:hAnsi="David"/>
-                <w:sz w:val="19"/>
-                <w:szCs w:val="19"/>
-              </w:rPr>
-              <w:t xml:space="preserve">PTH</w:t>
-            </w:r>
-            <w:r>
-              <w:rPr>
-                <w:rFonts w:ascii="David" w:cs="David" w:eastAsia="David" w:hAnsi="David"/>
-                <w:sz w:val="19"/>
-                <w:szCs w:val="19"/>
-                <w:rtl/>
-              </w:rPr>
-              <w:t xml:space="preserve"> מגביר שחרור סידן מהעצמות ומעלה את הסידן בדם. הסידן הגבוה גורם לאבני כליה, להחלשת עצמות, לבעיות במערכת העיכול ולסימפטומים נפשיים.</w:t>
+                <w:sz w:val="19"/>
+                <w:szCs w:val="19"/>
+              </w:rPr>
+              <w:t xml:space="preserve">Groans and Moans</w:t>
+            </w:r>
+            <w:r>
+              <w:rPr>
+                <w:rFonts w:ascii="David" w:cs="David" w:eastAsia="David" w:hAnsi="David"/>
+                <w:sz w:val="19"/>
+                <w:szCs w:val="19"/>
+                <w:rtl/>
+              </w:rPr>
+              <w:t xml:space="preserve">: אבנים, עצמות, כאבי בטן ותלונות נפשיות. שלוש האפשרויות האחרות שייכות למחלות של בלוטות אחרות.</w:t>
             </w:r>
           </w:p>
           <w:p>
@@ -13580,24 +13356,16 @@
                 <w:szCs w:val="17"/>
                 <w:rtl/>
               </w:rPr>
-              <w:t xml:space="preserve">1. ארבע קטגוריות: כליות, עצמות, בטן ומוח.</w:t>
-            </w:r>
-          </w:p>
-          <w:p>
-            <w:pPr>
-              <w:bidi/>
-              <w:spacing w:after="20" w:before="0" w:line="300" w:lineRule="atLeast"/>
-              <w:jc w:val="left"/>
-            </w:pPr>
+              <w:t xml:space="preserve">1. ה־</w:t>
+            </w:r>
             <w:r>
               <w:rPr>
                 <w:rFonts w:ascii="David" w:cs="David" w:eastAsia="David" w:hAnsi="David"/>
                 <w:color w:val="475569"/>
                 <w:sz w:val="17"/>
                 <w:szCs w:val="17"/>
-                <w:rtl/>
-              </w:rPr>
-              <w:t xml:space="preserve">2. אבני כליה הן </w:t>
+              </w:rPr>
+              <w:t xml:space="preserve">PTH</w:t>
             </w:r>
             <w:r>
               <w:rPr>
@@ -13605,9 +13373,17 @@
                 <w:color w:val="475569"/>
                 <w:sz w:val="17"/>
                 <w:szCs w:val="17"/>
-              </w:rPr>
-              <w:t xml:space="preserve">Stones.</w:t>
-            </w:r>
+                <w:rtl/>
+              </w:rPr>
+              <w:t xml:space="preserve"> שולט ברמת הסידן. מה עושה עודף סידן בדם ובשתן? ומה קורה לעצמות?</w:t>
+            </w:r>
+          </w:p>
+          <w:p>
+            <w:pPr>
+              <w:bidi/>
+              <w:spacing w:after="20" w:before="0" w:line="300" w:lineRule="atLeast"/>
+              <w:jc w:val="left"/>
+            </w:pPr>
             <w:r>
               <w:rPr>
                 <w:rFonts w:ascii="David" w:cs="David" w:eastAsia="David" w:hAnsi="David"/>
@@ -13616,99 +13392,24 @@
                 <w:szCs w:val="17"/>
                 <w:rtl/>
               </w:rPr>
-              <w:t xml:space="preserve"> בלבול ודיכאון הם </w:t>
-            </w:r>
+              <w:t xml:space="preserve">2. יש שלוש אפשרויות ששייכות למחלות של בלוטות אחרות: תריס, הורמון גדילה וקורטיזול.</w:t>
+            </w:r>
+          </w:p>
+          <w:p>
+            <w:pPr>
+              <w:bidi/>
+              <w:spacing w:after="20" w:before="0" w:line="300" w:lineRule="atLeast"/>
+              <w:jc w:val="left"/>
+            </w:pPr>
             <w:r>
               <w:rPr>
                 <w:rFonts w:ascii="David" w:cs="David" w:eastAsia="David" w:hAnsi="David"/>
                 <w:color w:val="475569"/>
                 <w:sz w:val="17"/>
                 <w:szCs w:val="17"/>
-              </w:rPr>
-              <w:t xml:space="preserve">Moans.</w:t>
-            </w:r>
-          </w:p>
-          <w:p>
-            <w:pPr>
-              <w:bidi/>
-              <w:spacing w:after="20" w:before="0" w:line="300" w:lineRule="atLeast"/>
-              <w:jc w:val="left"/>
-            </w:pPr>
-            <w:r>
-              <w:rPr>
-                <w:rFonts w:ascii="David" w:cs="David" w:eastAsia="David" w:hAnsi="David"/>
-                <w:color w:val="475569"/>
-                <w:sz w:val="17"/>
-                <w:szCs w:val="17"/>
-                <w:rtl/>
-              </w:rPr>
-              <w:t xml:space="preserve">3. 1 </w:t>
-            </w:r>
-            <w:r>
-              <w:rPr>
-                <w:rFonts w:ascii="David" w:cs="David" w:eastAsia="David" w:hAnsi="David"/>
-                <w:color w:val="475569"/>
-                <w:sz w:val="17"/>
-                <w:szCs w:val="17"/>
-              </w:rPr>
-              <w:t xml:space="preserve">Stones</w:t>
-            </w:r>
-            <w:r>
-              <w:rPr>
-                <w:rFonts w:ascii="David" w:cs="David" w:eastAsia="David" w:hAnsi="David"/>
-                <w:color w:val="475569"/>
-                <w:sz w:val="17"/>
-                <w:szCs w:val="17"/>
-                <w:rtl/>
-              </w:rPr>
-              <w:t xml:space="preserve">, 2 </w:t>
-            </w:r>
-            <w:r>
-              <w:rPr>
-                <w:rFonts w:ascii="David" w:cs="David" w:eastAsia="David" w:hAnsi="David"/>
-                <w:color w:val="475569"/>
-                <w:sz w:val="17"/>
-                <w:szCs w:val="17"/>
-              </w:rPr>
-              <w:t xml:space="preserve">Bones</w:t>
-            </w:r>
-            <w:r>
-              <w:rPr>
-                <w:rFonts w:ascii="David" w:cs="David" w:eastAsia="David" w:hAnsi="David"/>
-                <w:color w:val="475569"/>
-                <w:sz w:val="17"/>
-                <w:szCs w:val="17"/>
-                <w:rtl/>
-              </w:rPr>
-              <w:t xml:space="preserve">, 3 </w:t>
-            </w:r>
-            <w:r>
-              <w:rPr>
-                <w:rFonts w:ascii="David" w:cs="David" w:eastAsia="David" w:hAnsi="David"/>
-                <w:color w:val="475569"/>
-                <w:sz w:val="17"/>
-                <w:szCs w:val="17"/>
-              </w:rPr>
-              <w:t xml:space="preserve">Groans</w:t>
-            </w:r>
-            <w:r>
-              <w:rPr>
-                <w:rFonts w:ascii="David" w:cs="David" w:eastAsia="David" w:hAnsi="David"/>
-                <w:color w:val="475569"/>
-                <w:sz w:val="17"/>
-                <w:szCs w:val="17"/>
-                <w:rtl/>
-              </w:rPr>
-              <w:t xml:space="preserve">, 4 </w:t>
-            </w:r>
-            <w:r>
-              <w:rPr>
-                <w:rFonts w:ascii="David" w:cs="David" w:eastAsia="David" w:hAnsi="David"/>
-                <w:color w:val="475569"/>
-                <w:sz w:val="17"/>
-                <w:szCs w:val="17"/>
-              </w:rPr>
-              <w:t xml:space="preserve">Moans.</w:t>
+                <w:rtl/>
+              </w:rPr>
+              <w:t xml:space="preserve">3. ארבע תשובות נכונות. אחת מהן קשורה למערכת העיכול, ואחת למצב הנפשי.</w:t>
             </w:r>
           </w:p>
         </w:tc>
@@ -13994,7 +13695,7 @@
                 <w:szCs w:val="19"/>
                 <w:rtl/>
               </w:rPr>
-              <w:t xml:space="preserve"> מופרש מבלוטות הפראתירואיד ומעלה את הסידן בדם. בהיפרפראתירואידיזם ראשוני שניהם גבוהים. הצילום שבשקית מראה אובדן צפיפות עצם.</w:t>
+              <w:t xml:space="preserve"> מופרש מבלוטות הפראתירואיד ומעלה את הסידן בדם. בהיפרפראתירואידיזם ראשוני שניהם גבוהים.</w:t>
             </w:r>
           </w:p>
           <w:p>
@@ -14029,7 +13730,7 @@
                 <w:szCs w:val="17"/>
                 <w:rtl/>
               </w:rPr>
-              <w:t xml:space="preserve">1. הבלוטה שחשודה היא הפראתירואיד.</w:t>
+              <w:t xml:space="preserve">1. חפשו את ההורמון של בלוטה אחת ואת המינרל שהוא שולט בו.</w:t>
             </w:r>
           </w:p>
           <w:p>
@@ -14046,7 +13747,7 @@
                 <w:szCs w:val="17"/>
                 <w:rtl/>
               </w:rPr>
-              <w:t xml:space="preserve">2. מה ההורמון של הפראתירואיד, ובאיזה מינרל הוא שולט?</w:t>
+              <w:t xml:space="preserve">2. שלושה צירופים מתארים הורמונים של בלוטות אחרות: היפופיזה אחורית, לבלב ותריס.</w:t>
             </w:r>
           </w:p>
           <w:p>
@@ -14063,26 +13764,7 @@
                 <w:szCs w:val="17"/>
                 <w:rtl/>
               </w:rPr>
-              <w:t xml:space="preserve">3. </w:t>
-            </w:r>
-            <w:r>
-              <w:rPr>
-                <w:rFonts w:ascii="David" w:cs="David" w:eastAsia="David" w:hAnsi="David"/>
-                <w:color w:val="475569"/>
-                <w:sz w:val="17"/>
-                <w:szCs w:val="17"/>
-              </w:rPr>
-              <w:t xml:space="preserve">PTH</w:t>
-            </w:r>
-            <w:r>
-              <w:rPr>
-                <w:rFonts w:ascii="David" w:cs="David" w:eastAsia="David" w:hAnsi="David"/>
-                <w:color w:val="475569"/>
-                <w:sz w:val="17"/>
-                <w:szCs w:val="17"/>
-                <w:rtl/>
-              </w:rPr>
-              <w:t xml:space="preserve"> וסידן.</w:t>
+              <w:t xml:space="preserve">3. ההורמון המבוקש מופרש מבלוטות קטנות שיושבות מאחורי בלוטת התריס.</w:t>
             </w:r>
           </w:p>
         </w:tc>
@@ -14220,15 +13902,8 @@
                 <w:szCs w:val="18"/>
                 <w:rtl/>
               </w:rPr>
-              <w:t xml:space="preserve"> גבוה. וגם סידן גבוה.</w:t>
-            </w:r>
-          </w:p>
-          <w:p>
-            <w:pPr>
-              <w:bidi/>
-              <w:spacing w:after="40" w:before="0" w:line="300" w:lineRule="atLeast"/>
-              <w:jc w:val="left"/>
-            </w:pPr>
+              <w:t xml:space="preserve"> גבוה. סידן מתוקן 13.5 </w:t>
+            </w:r>
             <w:r>
               <w:rPr>
                 <w:rFonts w:ascii="David" w:cs="David" w:eastAsia="David" w:hAnsi="David"/>
@@ -14237,9 +13912,50 @@
                 <w:color w:val="0E7490"/>
                 <w:sz w:val="18"/>
                 <w:szCs w:val="18"/>
-                <w:rtl/>
-              </w:rPr>
-              <w:t xml:space="preserve">🖼 צילום רנטגן של עצמות ידיים עם אובדן צפיפות והיעלמות קצות העצמות</w:t>
+              </w:rPr>
+              <w:t xml:space="preserve">mg/dL</w:t>
+            </w:r>
+            <w:r>
+              <w:rPr>
+                <w:rFonts w:ascii="David" w:cs="David" w:eastAsia="David" w:hAnsi="David"/>
+                <w:i/>
+                <w:iCs/>
+                <w:color w:val="0E7490"/>
+                <w:sz w:val="18"/>
+                <w:szCs w:val="18"/>
+                <w:rtl/>
+              </w:rPr>
+              <w:t xml:space="preserve"> (ערך שנקבע לצורך המשחק). המטופלת מיובשת ומבולבלת. תפקוד הכליות שמור, ואין אי־ספיקת לב.</w:t>
+            </w:r>
+          </w:p>
+          <w:p>
+            <w:pPr>
+              <w:bidi/>
+              <w:spacing w:after="40" w:before="0" w:line="300" w:lineRule="atLeast"/>
+              <w:jc w:val="left"/>
+            </w:pPr>
+            <w:r>
+              <w:rPr>
+                <w:rFonts w:ascii="David" w:cs="David" w:eastAsia="David" w:hAnsi="David"/>
+                <w:i/>
+                <w:iCs/>
+                <w:color w:val="0E7490"/>
+                <w:sz w:val="18"/>
+                <w:szCs w:val="18"/>
+                <w:rtl/>
+              </w:rPr>
+              <w:t xml:space="preserve">🖼 צילום רנטגן של עצמות ידיים עם ספיגת עצם ושינויים המתאימים לפעילות יתר ממושכת של </w:t>
+            </w:r>
+            <w:r>
+              <w:rPr>
+                <w:rFonts w:ascii="David" w:cs="David" w:eastAsia="David" w:hAnsi="David"/>
+                <w:i/>
+                <w:iCs/>
+                <w:color w:val="0E7490"/>
+                <w:sz w:val="18"/>
+                <w:szCs w:val="18"/>
+              </w:rPr>
+              <w:t xml:space="preserve">PTH</w:t>
             </w:r>
           </w:p>
           <w:p>
@@ -14257,7 +13973,7 @@
                 <w:szCs w:val="20"/>
                 <w:rtl/>
               </w:rPr>
-              <w:t xml:space="preserve">החולה זועקת: "מה הטיפול?". אילו מהבאים טיפול אפשרי? (סמנו את כולם)</w:t>
+              <w:t xml:space="preserve">הסידן גבוה במידה משמעותית, והחולה מיובשת. אילו מהבאים טיפול אפשרי? (סמנו את כולם)</w:t>
             </w:r>
           </w:p>
           <w:p>
@@ -14276,7 +13992,7 @@
                 <w:szCs w:val="19"/>
                 <w:rtl/>
               </w:rPr>
-              <w:t xml:space="preserve">✓  מתן משתנים</w:t>
+              <w:t xml:space="preserve">✓  עירוי נוזלים להשלמת החסר ולהורדת הסידן</w:t>
             </w:r>
           </w:p>
           <w:p>
@@ -14295,7 +14011,7 @@
                 <w:szCs w:val="19"/>
                 <w:rtl/>
               </w:rPr>
-              <w:t xml:space="preserve">✓  מתן עירוי נוזלים</w:t>
+              <w:t xml:space="preserve">✓  ניתוח להסרת בלוטת פראתירואיד חולה</w:t>
             </w:r>
           </w:p>
           <w:p>
@@ -14314,26 +14030,7 @@
                 <w:szCs w:val="19"/>
                 <w:rtl/>
               </w:rPr>
-              <w:t xml:space="preserve">✗  מתן יוד רדיואקטיבי</w:t>
-            </w:r>
-          </w:p>
-          <w:p>
-            <w:pPr>
-              <w:bidi/>
-              <w:spacing w:after="30" w:before="0" w:line="300" w:lineRule="atLeast"/>
-              <w:jc w:val="left"/>
-            </w:pPr>
-            <w:r>
-              <w:rPr>
-                <w:rFonts w:ascii="David" w:cs="David" w:eastAsia="David" w:hAnsi="David"/>
-                <w:b/>
-                <w:bCs/>
-                <w:color w:val="047857"/>
-                <w:sz w:val="19"/>
-                <w:szCs w:val="19"/>
-                <w:rtl/>
-              </w:rPr>
-              <w:t xml:space="preserve">✓  הסרת רוב בלוטות הפראתירואיד</w:t>
+              <w:t xml:space="preserve">✗  יוד רדיואקטיבי</w:t>
             </w:r>
           </w:p>
           <w:p>
@@ -14355,6 +14052,25 @@
               <w:t xml:space="preserve">✗  ניתוח בהיפופיזה</w:t>
             </w:r>
           </w:p>
+          <w:p>
+            <w:pPr>
+              <w:bidi/>
+              <w:spacing w:after="30" w:before="0" w:line="300" w:lineRule="atLeast"/>
+              <w:jc w:val="left"/>
+            </w:pPr>
+            <w:r>
+              <w:rPr>
+                <w:rFonts w:ascii="David" w:cs="David" w:eastAsia="David" w:hAnsi="David"/>
+                <w:b w:val="false"/>
+                <w:bCs w:val="false"/>
+                <w:color w:val="475569"/>
+                <w:sz w:val="19"/>
+                <w:szCs w:val="19"/>
+                <w:rtl/>
+              </w:rPr>
+              <w:t xml:space="preserve">✗  תוספי סידן במינון גבוה</w:t>
+            </w:r>
+          </w:p>
         </w:tc>
         <w:tc>
           <w:tcPr>
@@ -14385,7 +14101,7 @@
                 <w:szCs w:val="19"/>
                 <w:rtl/>
               </w:rPr>
-              <w:t xml:space="preserve">בשלב הראשון מורידים סידן בעזרת נוזלים ומשתנים. הטיפול המרפא הוא הסרת הבלוטה או הבלוטות הפעילות. יוד רדיואקטיבי הוא טיפול בבלוטת התריס, והניתוח בהיפופיזה לא קשור.</w:t>
+              <w:t xml:space="preserve">בשלב הראשון מחזירים נוזלים לגוף כדי לטפל בהתייבשות ולהוריד את הסידן. הטיפול המרפא הוא ניתוח להסרת הבלוטה (או הבלוטות) הפעילה, ולא בהכרח להסרת רובן. יוד רדיואקטיבי הוא טיפול בבלוטת התריס, הניתוח בהיפופיזה לא קשור, ותוספי סידן רק יחמירו את המצב.</w:t>
             </w:r>
           </w:p>
           <w:p>
@@ -14420,7 +14136,7 @@
                 <w:szCs w:val="17"/>
                 <w:rtl/>
               </w:rPr>
-              <w:t xml:space="preserve">1. יש טיפול מיידי להורדת הסידן, וטיפול שפותר את השורש.</w:t>
+              <w:t xml:space="preserve">1. יש טיפול מיידי להתייבשות ולסידן הגבוה, וטיפול שפותר את השורש.</w:t>
             </w:r>
           </w:p>
           <w:p>
@@ -14437,7 +14153,7 @@
                 <w:szCs w:val="17"/>
                 <w:rtl/>
               </w:rPr>
-              <w:t xml:space="preserve">2. שני טיפולים בבלוטה כשלעצמה: יוד רדיואקטיבי (תריס) וניתוח בהיפופיזה (לא קשור).</w:t>
+              <w:t xml:space="preserve">2. אחת האפשרויות מוסיפה סידן, ולכן לא מתאימה, ושתיים קשורות לבלוטות אחרות.</w:t>
             </w:r>
           </w:p>
           <w:p>
@@ -14454,7 +14170,16 @@
                 <w:szCs w:val="17"/>
                 <w:rtl/>
               </w:rPr>
-              <w:t xml:space="preserve">3. משתנים, נוזלים, הסרת רוב הפראתירואיד.</w:t>
+              <w:t xml:space="preserve">3. שתי תשובות נכונות: אחת נותנת מים לגוף, והשנייה מסירה את מקור ה־</w:t>
+            </w:r>
+            <w:r>
+              <w:rPr>
+                <w:rFonts w:ascii="David" w:cs="David" w:eastAsia="David" w:hAnsi="David"/>
+                <w:color w:val="475569"/>
+                <w:sz w:val="17"/>
+                <w:szCs w:val="17"/>
+              </w:rPr>
+              <w:t xml:space="preserve">PTH.</w:t>
             </w:r>
           </w:p>
         </w:tc>
@@ -14672,7 +14397,7 @@
                 <w:szCs w:val="20"/>
                 <w:rtl/>
               </w:rPr>
-              <w:t xml:space="preserve">אי־ספיקת אדרנל משנית אחרי הפסקת סטרואידים (חולת זאבת, </w:t>
+              <w:t xml:space="preserve">אי־ספיקת אדרנל עקב דיכוי הציר לאחר הפסקה פתאומית של טיפול ממושך בגלוקוקורטיקואידים (חולת זאבת, </w:t>
             </w:r>
             <w:r>
               <w:rPr>
@@ -14781,24 +14506,7 @@
                 <w:szCs w:val="20"/>
                 <w:rtl/>
               </w:rPr>
-              <w:t xml:space="preserve"> ו־</w:t>
-            </w:r>
-            <w:r>
-              <w:rPr>
-                <w:rFonts w:ascii="David" w:cs="David" w:eastAsia="David" w:hAnsi="David"/>
-                <w:sz w:val="20"/>
-                <w:szCs w:val="20"/>
-              </w:rPr>
-              <w:t xml:space="preserve">CRH</w:t>
-            </w:r>
-            <w:r>
-              <w:rPr>
-                <w:rFonts w:ascii="David" w:cs="David" w:eastAsia="David" w:hAnsi="David"/>
-                <w:sz w:val="20"/>
-                <w:szCs w:val="20"/>
-                <w:rtl/>
-              </w:rPr>
-              <w:t xml:space="preserve"> נמוכים, ללא פיגמנטציה</w:t>
+              <w:t xml:space="preserve"> נמוך או לא מספק, ללא פיגמנטציה</w:t>
             </w:r>
           </w:p>
         </w:tc>
@@ -14869,7 +14577,7 @@
                 <w:szCs w:val="20"/>
                 <w:rtl/>
               </w:rPr>
-              <w:t xml:space="preserve">החלפת קורטיזול (הידרוקורטיזון), מינון מוגבר בלחץ ובניתוח, והפסקת סטרואידים הדרגתית</w:t>
+              <w:t xml:space="preserve">במצב כזה: טיפול מיידי בהידרוקורטיזון ובנוזלים בחשד למשבר אדרנלי; לאחר ייצוב, כיסוי סטרואידי לניתוח; ובהמשך הפסקת סטרואידים הדרגתית בלבד</w:t>
             </w:r>
           </w:p>
         </w:tc>
@@ -14923,7 +14631,7 @@
           <w:szCs w:val="21"/>
           <w:rtl/>
         </w:rPr>
-        <w:t xml:space="preserve">נעמה: בגיליון, המתמחה הקודם כתב: ״חשד לאדיסון״. התסמינים באמת מתאימים. אבל תסתכלו עליה טוב לפני שמאמינים לגיליון.</w:t>
+        <w:t xml:space="preserve">נעמה: בגיליון, המתמחה הקודם כתב: ״חשד לאדיסון״. התסמינים באמת מתאימים. בואו נבדוק אותה.</w:t>
       </w:r>
     </w:p>
     <w:p>
@@ -15180,7 +14888,7 @@
                 <w:szCs w:val="17"/>
                 <w:rtl/>
               </w:rPr>
-              <w:t xml:space="preserve">בחירה מרובה</w:t>
+              <w:t xml:space="preserve">כתיבה חופשית</w:t>
             </w:r>
           </w:p>
           <w:p>
@@ -15199,7 +14907,7 @@
                 <w:szCs w:val="18"/>
                 <w:rtl/>
               </w:rPr>
-              <w:t xml:space="preserve">מידע שנחשף: בבדיקה ראיתי: פנים מעט עגולות, פריחה אדומה בצורת פרפר על הלחיים, עור דק עם חבורות, פסי מתיחה בבטן, ורובד לבן על הלשון (בתמונות).</w:t>
+              <w:t xml:space="preserve">מידע שנחשף: בבדיקה ראיתי פריחה אדומה על הלחיים ועל גשר האף (בתמונה). מ.א. מספרת שיש לה מחלה אוטואימונית, ושהיא לקחה כדורים כל יום במשך שש שנים.</w:t>
             </w:r>
           </w:p>
           <w:p>
@@ -15218,7 +14926,293 @@
                 <w:szCs w:val="18"/>
                 <w:rtl/>
               </w:rPr>
-              <w:t xml:space="preserve">🖼 פנים מעט עגולות ופריחה אדומה בצורת פרפר על הלחיים</w:t>
+              <w:t xml:space="preserve">🖼 פנים מעט עגולות ופריחה אדומה על הלחיים ועל גשר האף</w:t>
+            </w:r>
+          </w:p>
+          <w:p>
+            <w:pPr>
+              <w:bidi/>
+              <w:spacing w:after="60" w:before="0" w:line="300" w:lineRule="atLeast"/>
+              <w:jc w:val="left"/>
+            </w:pPr>
+            <w:r>
+              <w:rPr>
+                <w:rFonts w:ascii="David" w:cs="David" w:eastAsia="David" w:hAnsi="David"/>
+                <w:b/>
+                <w:bCs/>
+                <w:sz w:val="20"/>
+                <w:szCs w:val="20"/>
+                <w:rtl/>
+              </w:rPr>
+              <w:t xml:space="preserve">איזו מחלה אוטואימונית מסבירה את הפריחה, ואיזו קבוצת תרופות מקובל לתת בה לאורך זמן?</w:t>
+            </w:r>
+          </w:p>
+          <w:p>
+            <w:pPr>
+              <w:bidi/>
+              <w:spacing w:after="30" w:before="0" w:line="300" w:lineRule="atLeast"/>
+              <w:jc w:val="left"/>
+            </w:pPr>
+            <w:r>
+              <w:rPr>
+                <w:rFonts w:ascii="David" w:cs="David" w:eastAsia="David" w:hAnsi="David"/>
+                <w:color w:val="047857"/>
+                <w:sz w:val="19"/>
+                <w:szCs w:val="19"/>
+                <w:rtl/>
+              </w:rPr>
+              <w:t xml:space="preserve">שם המחלה (בעברית או באנגלית): ✓ זאבת / זאבת אדמנתית / זאבת אדמנתית מערכתית / לופוס / </w:t>
+            </w:r>
+            <w:r>
+              <w:rPr>
+                <w:rFonts w:ascii="David" w:cs="David" w:eastAsia="David" w:hAnsi="David"/>
+                <w:color w:val="047857"/>
+                <w:sz w:val="19"/>
+                <w:szCs w:val="19"/>
+              </w:rPr>
+              <w:t xml:space="preserve">sle</w:t>
+            </w:r>
+            <w:r>
+              <w:rPr>
+                <w:rFonts w:ascii="David" w:cs="David" w:eastAsia="David" w:hAnsi="David"/>
+                <w:color w:val="047857"/>
+                <w:sz w:val="19"/>
+                <w:szCs w:val="19"/>
+                <w:rtl/>
+              </w:rPr>
+              <w:t xml:space="preserve"> …</w:t>
+            </w:r>
+          </w:p>
+          <w:p>
+            <w:pPr>
+              <w:bidi/>
+              <w:spacing w:after="30" w:before="0" w:line="300" w:lineRule="atLeast"/>
+              <w:jc w:val="left"/>
+            </w:pPr>
+            <w:r>
+              <w:rPr>
+                <w:rFonts w:ascii="David" w:cs="David" w:eastAsia="David" w:hAnsi="David"/>
+                <w:color w:val="047857"/>
+                <w:sz w:val="19"/>
+                <w:szCs w:val="19"/>
+                <w:rtl/>
+              </w:rPr>
+              <w:t xml:space="preserve">קבוצת התרופות: ✓ סטרואידים / סטרואיד / קורטיקוסטרואידים / קורטיקוסטרואיד / גלוקוקורטיקואידים …</w:t>
+            </w:r>
+          </w:p>
+        </w:tc>
+        <w:tc>
+          <w:tcPr>
+            <w:tcW w:type="dxa" w:w="2500"/>
+            <w:tcBorders>
+              <w:top w:val="single" w:color="B6C3D4" w:sz="4"/>
+              <w:left w:val="single" w:color="B6C3D4" w:sz="4"/>
+              <w:bottom w:val="single" w:color="B6C3D4" w:sz="4"/>
+              <w:right w:val="single" w:color="B6C3D4" w:sz="4"/>
+            </w:tcBorders>
+            <w:tcMar>
+              <w:top w:type="dxa" w:w="60"/>
+              <w:left w:type="dxa" w:w="100"/>
+              <w:bottom w:type="dxa" w:w="60"/>
+              <w:right w:type="dxa" w:w="100"/>
+            </w:tcMar>
+          </w:tcPr>
+          <w:p>
+            <w:pPr>
+              <w:bidi/>
+              <w:spacing w:after="60" w:before="0" w:line="300" w:lineRule="atLeast"/>
+              <w:jc w:val="left"/>
+            </w:pPr>
+            <w:r>
+              <w:rPr>
+                <w:rFonts w:ascii="David" w:cs="David" w:eastAsia="David" w:hAnsi="David"/>
+                <w:sz w:val="19"/>
+                <w:szCs w:val="19"/>
+                <w:rtl/>
+              </w:rPr>
+              <w:t xml:space="preserve">זאבת (</w:t>
+            </w:r>
+            <w:r>
+              <w:rPr>
+                <w:rFonts w:ascii="David" w:cs="David" w:eastAsia="David" w:hAnsi="David"/>
+                <w:sz w:val="19"/>
+                <w:szCs w:val="19"/>
+              </w:rPr>
+              <w:t xml:space="preserve">SLE</w:t>
+            </w:r>
+            <w:r>
+              <w:rPr>
+                <w:rFonts w:ascii="David" w:cs="David" w:eastAsia="David" w:hAnsi="David"/>
+                <w:sz w:val="19"/>
+                <w:szCs w:val="19"/>
+                <w:rtl/>
+              </w:rPr>
+              <w:t xml:space="preserve">) היא מחלה אוטואימונית מערכתית, ופריחה על הלחיים ועל גשר האף (״פרפר״) אופיינית לה. אחד הטיפולים הרגילים הוא סטרואידים, לעיתים במשך שנים.</w:t>
+            </w:r>
+          </w:p>
+          <w:p>
+            <w:pPr>
+              <w:bidi/>
+              <w:spacing w:after="20" w:before="0" w:line="300" w:lineRule="atLeast"/>
+              <w:jc w:val="left"/>
+            </w:pPr>
+            <w:r>
+              <w:rPr>
+                <w:rFonts w:ascii="David" w:cs="David" w:eastAsia="David" w:hAnsi="David"/>
+                <w:b/>
+                <w:bCs/>
+                <w:sz w:val="17"/>
+                <w:szCs w:val="17"/>
+                <w:rtl/>
+              </w:rPr>
+              <w:t xml:space="preserve">רמזים:</w:t>
+            </w:r>
+          </w:p>
+          <w:p>
+            <w:pPr>
+              <w:bidi/>
+              <w:spacing w:after="20" w:before="0" w:line="300" w:lineRule="atLeast"/>
+              <w:jc w:val="left"/>
+            </w:pPr>
+            <w:r>
+              <w:rPr>
+                <w:rFonts w:ascii="David" w:cs="David" w:eastAsia="David" w:hAnsi="David"/>
+                <w:color w:val="475569"/>
+                <w:sz w:val="17"/>
+                <w:szCs w:val="17"/>
+                <w:rtl/>
+              </w:rPr>
+              <w:t xml:space="preserve">1. פריחה על הלחיים ועל גשר האף, אצל אישה צעירה עם מחלה אוטואימונית מערכתית.</w:t>
+            </w:r>
+          </w:p>
+          <w:p>
+            <w:pPr>
+              <w:bidi/>
+              <w:spacing w:after="20" w:before="0" w:line="300" w:lineRule="atLeast"/>
+              <w:jc w:val="left"/>
+            </w:pPr>
+            <w:r>
+              <w:rPr>
+                <w:rFonts w:ascii="David" w:cs="David" w:eastAsia="David" w:hAnsi="David"/>
+                <w:color w:val="475569"/>
+                <w:sz w:val="17"/>
+                <w:szCs w:val="17"/>
+                <w:rtl/>
+              </w:rPr>
+              <w:t xml:space="preserve">2. הפריחה נראית כמו פרפר, ושם המחלה בעברית נגזר מחיה.</w:t>
+            </w:r>
+          </w:p>
+          <w:p>
+            <w:pPr>
+              <w:bidi/>
+              <w:spacing w:after="20" w:before="0" w:line="300" w:lineRule="atLeast"/>
+              <w:jc w:val="left"/>
+            </w:pPr>
+            <w:r>
+              <w:rPr>
+                <w:rFonts w:ascii="David" w:cs="David" w:eastAsia="David" w:hAnsi="David"/>
+                <w:color w:val="475569"/>
+                <w:sz w:val="17"/>
+                <w:szCs w:val="17"/>
+                <w:rtl/>
+              </w:rPr>
+              <w:t xml:space="preserve">3. שם המחלה מתחיל ב־זא... והתרופות הן מקבוצה שמדכאת חיסון ונגזרת מהורמוני האדרנל.</w:t>
+            </w:r>
+          </w:p>
+        </w:tc>
+        <w:tc>
+          <w:tcPr>
+            <w:tcW w:type="dxa" w:w="2126"/>
+            <w:tcBorders>
+              <w:top w:val="single" w:color="B6C3D4" w:sz="4"/>
+              <w:left w:val="single" w:color="B6C3D4" w:sz="4"/>
+              <w:bottom w:val="single" w:color="B6C3D4" w:sz="4"/>
+              <w:right w:val="single" w:color="B6C3D4" w:sz="4"/>
+            </w:tcBorders>
+            <w:tcMar>
+              <w:top w:type="dxa" w:w="60"/>
+              <w:left w:type="dxa" w:w="100"/>
+              <w:bottom w:type="dxa" w:w="60"/>
+              <w:right w:type="dxa" w:w="100"/>
+            </w:tcMar>
+          </w:tcPr>
+          <w:p>
+            <w:pPr>
+              <w:bidi/>
+              <w:spacing w:after="40" w:before="0" w:line="300" w:lineRule="atLeast"/>
+              <w:jc w:val="left"/>
+            </w:pPr>
+          </w:p>
+        </w:tc>
+      </w:tr>
+      <w:tr>
+        <w:trPr>
+          <w:cantSplit w:val="off"/>
+        </w:trPr>
+        <w:tc>
+          <w:tcPr>
+            <w:tcW w:type="dxa" w:w="500"/>
+            <w:tcBorders>
+              <w:top w:val="single" w:color="B6C3D4" w:sz="4"/>
+              <w:left w:val="single" w:color="B6C3D4" w:sz="4"/>
+              <w:bottom w:val="single" w:color="B6C3D4" w:sz="4"/>
+              <w:right w:val="single" w:color="B6C3D4" w:sz="4"/>
+            </w:tcBorders>
+            <w:tcMar>
+              <w:top w:type="dxa" w:w="60"/>
+              <w:left w:type="dxa" w:w="100"/>
+              <w:bottom w:type="dxa" w:w="60"/>
+              <w:right w:type="dxa" w:w="100"/>
+            </w:tcMar>
+          </w:tcPr>
+          <w:p>
+            <w:pPr>
+              <w:bidi/>
+              <w:spacing w:after="40" w:before="0" w:line="300" w:lineRule="atLeast"/>
+              <w:jc w:val="left"/>
+            </w:pPr>
+            <w:r>
+              <w:rPr>
+                <w:rFonts w:ascii="David" w:cs="David" w:eastAsia="David" w:hAnsi="David"/>
+                <w:sz w:val="20"/>
+                <w:szCs w:val="20"/>
+                <w:rtl/>
+              </w:rPr>
+              <w:t xml:space="preserve">2</w:t>
+            </w:r>
+          </w:p>
+        </w:tc>
+        <w:tc>
+          <w:tcPr>
+            <w:tcW w:type="dxa" w:w="3900"/>
+            <w:tcBorders>
+              <w:top w:val="single" w:color="B6C3D4" w:sz="4"/>
+              <w:left w:val="single" w:color="B6C3D4" w:sz="4"/>
+              <w:bottom w:val="single" w:color="B6C3D4" w:sz="4"/>
+              <w:right w:val="single" w:color="B6C3D4" w:sz="4"/>
+            </w:tcBorders>
+            <w:tcMar>
+              <w:top w:type="dxa" w:w="60"/>
+              <w:left w:type="dxa" w:w="100"/>
+              <w:bottom w:type="dxa" w:w="60"/>
+              <w:right w:type="dxa" w:w="100"/>
+            </w:tcMar>
+          </w:tcPr>
+          <w:p>
+            <w:pPr>
+              <w:bidi/>
+              <w:spacing w:after="30" w:before="0" w:line="300" w:lineRule="atLeast"/>
+              <w:jc w:val="left"/>
+            </w:pPr>
+            <w:r>
+              <w:rPr>
+                <w:rFonts w:ascii="David" w:cs="David" w:eastAsia="David" w:hAnsi="David"/>
+                <w:color w:val="64748B"/>
+                <w:sz w:val="17"/>
+                <w:szCs w:val="17"/>
+                <w:rtl/>
+              </w:rPr>
+              <w:t xml:space="preserve">בחירה מרובה</w:t>
             </w:r>
           </w:p>
           <w:p>
@@ -15237,7 +15231,7 @@
                 <w:szCs w:val="18"/>
                 <w:rtl/>
               </w:rPr>
-              <w:t xml:space="preserve">🖼 לשון עם רובדים לבנים (שפחת)</w:t>
+              <w:t xml:space="preserve">מידע שנחשף: בבדיקה ראיתי גם עור דק עם חבורות, ופסי מתיחה בבטן. מ.א. מספרת שלפני שלושה שבועות הפסיקה את הכדורים בבת אחת, בלי להתייעץ עם רופא, כי הרגישה מצוין ונמאס לה מתופעות הלוואי.</w:t>
             </w:r>
           </w:p>
           <w:p>
@@ -15255,7 +15249,7 @@
                 <w:szCs w:val="20"/>
                 <w:rtl/>
               </w:rPr>
-              <w:t xml:space="preserve">אילו מהממצאים מרמזים שמ.א. קיבלה סטרואידים הרבה זמן? (סמנו את כולם)</w:t>
+              <w:t xml:space="preserve">מ.א. נטלה את התרופה שש שנים. אילו מהממצאים מתאימים לטיפול ממושך כזה? (סמנו את כולם)</w:t>
             </w:r>
           </w:p>
           <w:p>
@@ -15294,25 +15288,6 @@
                 <w:rtl/>
               </w:rPr>
               <w:t xml:space="preserve">✓  עור דק עם חבורות ופסי מתיחה</w:t>
-            </w:r>
-          </w:p>
-          <w:p>
-            <w:pPr>
-              <w:bidi/>
-              <w:spacing w:after="30" w:before="0" w:line="300" w:lineRule="atLeast"/>
-              <w:jc w:val="left"/>
-            </w:pPr>
-            <w:r>
-              <w:rPr>
-                <w:rFonts w:ascii="David" w:cs="David" w:eastAsia="David" w:hAnsi="David"/>
-                <w:b/>
-                <w:bCs/>
-                <w:color w:val="047857"/>
-                <w:sz w:val="19"/>
-                <w:szCs w:val="19"/>
-                <w:rtl/>
-              </w:rPr>
-              <w:t xml:space="preserve">✓  רובד לבן בלשון (שפחת), סימן לדיכוי חיסוני</w:t>
             </w:r>
           </w:p>
           <w:p>
@@ -15331,7 +15306,7 @@
                 <w:szCs w:val="19"/>
                 <w:rtl/>
               </w:rPr>
-              <w:t xml:space="preserve">✗  פריחה בצורת פרפר על הלחיים</w:t>
+              <w:t xml:space="preserve">✗  פריחה אדומה על הלחיים</w:t>
             </w:r>
           </w:p>
           <w:p>
@@ -15353,6 +15328,25 @@
               <w:t xml:space="preserve">✗  לחץ דם נמוך</w:t>
             </w:r>
           </w:p>
+          <w:p>
+            <w:pPr>
+              <w:bidi/>
+              <w:spacing w:after="30" w:before="0" w:line="300" w:lineRule="atLeast"/>
+              <w:jc w:val="left"/>
+            </w:pPr>
+            <w:r>
+              <w:rPr>
+                <w:rFonts w:ascii="David" w:cs="David" w:eastAsia="David" w:hAnsi="David"/>
+                <w:b w:val="false"/>
+                <w:bCs w:val="false"/>
+                <w:color w:val="475569"/>
+                <w:sz w:val="19"/>
+                <w:szCs w:val="19"/>
+                <w:rtl/>
+              </w:rPr>
+              <w:t xml:space="preserve">✗  ירידה משמעותית במשקל</w:t>
+            </w:r>
+          </w:p>
         </w:tc>
         <w:tc>
           <w:tcPr>
@@ -15383,7 +15377,7 @@
                 <w:szCs w:val="19"/>
                 <w:rtl/>
               </w:rPr>
-              <w:t xml:space="preserve">סטרואידים לאורך זמן גורמים למראה קושינגי (פנים עגולות, עור דק, חבורות, פסי מתיחה) ומדכאים את המערכת החיסונית, ולכן מופיעה שפחת. הפריחה בצורת פרפר היא סימן למחלת הרקע עצמה, לא לסטרואידים. הלחץ הנמוך הוא תוצאה של החסר ולא סימן לשימוש.</w:t>
+              <w:t xml:space="preserve">סטרואידים לאורך זמן גורמים למראה קושינגי: פנים עגולות, עור דק, חבורות ופסי מתיחה. הפריחה היא סימן למחלת הרקע עצמה ולא לטיפול. הלחץ הנמוך הוא תוצאה של חסר קורטיזול ולא סימן לשימוש, וירידה משמעותית במשקל אינה אופיינית לטיפול כזה.</w:t>
             </w:r>
           </w:p>
           <w:p>
@@ -15418,7 +15412,7 @@
                 <w:szCs w:val="17"/>
                 <w:rtl/>
               </w:rPr>
-              <w:t xml:space="preserve">1. חשבו על "מראה קושינגי" ועל זיהום פטרייתי שמופיע כשהחיסון מדוכא.</w:t>
+              <w:t xml:space="preserve">1. חשבו מה עושה עודף קורטיזול לפנים, לעור ולבטן, כמו בתחנה של ל.ש.</w:t>
             </w:r>
           </w:p>
           <w:p>
@@ -15435,7 +15429,7 @@
                 <w:szCs w:val="17"/>
                 <w:rtl/>
               </w:rPr>
-              <w:t xml:space="preserve">2. הפריחה בצורת פרפר והלחץ הנמוך לא מעידים על שימוש בסטרואידים.</w:t>
+              <w:t xml:space="preserve">2. שלוש מהאפשרויות אינן סימן לשימוש בסטרואידים. אחת מהן היא סימן למחלה עצמה.</w:t>
             </w:r>
           </w:p>
           <w:p>
@@ -15452,7 +15446,7 @@
                 <w:szCs w:val="17"/>
                 <w:rtl/>
               </w:rPr>
-              <w:t xml:space="preserve">3. פנים עגולות, עור דק עם חבורות, שפחת.</w:t>
+              <w:t xml:space="preserve">3. שני הממצאים הנכונים קשורים למראה הפנים ולמצב העור.</w:t>
             </w:r>
           </w:p>
         </w:tc>
@@ -15514,7 +15508,7 @@
                 <w:szCs w:val="20"/>
                 <w:rtl/>
               </w:rPr>
-              <w:t xml:space="preserve">2</w:t>
+              <w:t xml:space="preserve">3</w:t>
             </w:r>
           </w:p>
         </w:tc>
@@ -15548,7 +15542,7 @@
                 <w:szCs w:val="17"/>
                 <w:rtl/>
               </w:rPr>
-              <w:t xml:space="preserve">כתיבה חופשית</w:t>
+              <w:t xml:space="preserve">בחירה בודדת</w:t>
             </w:r>
           </w:p>
           <w:p>
@@ -15567,7 +15561,7 @@
                 <w:szCs w:val="18"/>
                 <w:rtl/>
               </w:rPr>
-              <w:t xml:space="preserve">מידע שנחשף: מ.א. מספרת שיש לה מחלה אוטואימונית, שהיא לקחה כדורים כל יום במשך שש שנים, ושלפני שלושה שבועות הפסיקה כי הרגישה מצוין ונמאס לה מתופעות הלוואי.</w:t>
+              <w:t xml:space="preserve">מידע שנחשף: מעניין. לפני כמה זמן הגיע אליי חולה עם תסמינים כמעט זהים: עייפות, לחץ דם נמוך ובחילות. אצלו הלשון והחניכיים היו עם כתמים שחורים. אצל מ.א. אין כתמים כאלה.</w:t>
             </w:r>
           </w:p>
           <w:p>
@@ -15585,7 +15579,7 @@
                 <w:szCs w:val="20"/>
                 <w:rtl/>
               </w:rPr>
-              <w:t xml:space="preserve">איזו מחלה אוטואימונית מסבירה את הפריחה בצורת פרפר, ואיזו קבוצת תרופות היא קיבלה?</w:t>
+              <w:t xml:space="preserve">מה ההבדל בין שני החולים, ומה יכולה להיות הסיבה?</w:t>
             </w:r>
           </w:p>
           <w:p>
@@ -15597,50 +15591,14 @@
             <w:r>
               <w:rPr>
                 <w:rFonts w:ascii="David" w:cs="David" w:eastAsia="David" w:hAnsi="David"/>
+                <w:b/>
+                <w:bCs/>
                 <w:color w:val="047857"/>
                 <w:sz w:val="19"/>
                 <w:szCs w:val="19"/>
                 <w:rtl/>
               </w:rPr>
-              <w:t xml:space="preserve">שם המחלה (זאבת או </w:t>
-            </w:r>
-            <w:r>
-              <w:rPr>
-                <w:rFonts w:ascii="David" w:cs="David" w:eastAsia="David" w:hAnsi="David"/>
-                <w:color w:val="047857"/>
-                <w:sz w:val="19"/>
-                <w:szCs w:val="19"/>
-              </w:rPr>
-              <w:t xml:space="preserve">SLE</w:t>
-            </w:r>
-            <w:r>
-              <w:rPr>
-                <w:rFonts w:ascii="David" w:cs="David" w:eastAsia="David" w:hAnsi="David"/>
-                <w:color w:val="047857"/>
-                <w:sz w:val="19"/>
-                <w:szCs w:val="19"/>
-                <w:rtl/>
-              </w:rPr>
-              <w:t xml:space="preserve">): ✓ זאבת / זאבת אדמנתית / זאבת אדמנתית מערכתית / לופוס / </w:t>
-            </w:r>
-            <w:r>
-              <w:rPr>
-                <w:rFonts w:ascii="David" w:cs="David" w:eastAsia="David" w:hAnsi="David"/>
-                <w:color w:val="047857"/>
-                <w:sz w:val="19"/>
-                <w:szCs w:val="19"/>
-              </w:rPr>
-              <w:t xml:space="preserve">sle</w:t>
-            </w:r>
-            <w:r>
-              <w:rPr>
-                <w:rFonts w:ascii="David" w:cs="David" w:eastAsia="David" w:hAnsi="David"/>
-                <w:color w:val="047857"/>
-                <w:sz w:val="19"/>
-                <w:szCs w:val="19"/>
-                <w:rtl/>
-              </w:rPr>
-              <w:t xml:space="preserve"> …</w:t>
+              <w:t xml:space="preserve">✓  אצל החולה הקודם האדרנל עצמו נפגע. אצל מ.א. האדרנל תקין, אבל הוא אינו מקבל מספיק גירוי מההיפופיזה</w:t>
             </w:r>
           </w:p>
           <w:p>
@@ -15652,12 +15610,52 @@
             <w:r>
               <w:rPr>
                 <w:rFonts w:ascii="David" w:cs="David" w:eastAsia="David" w:hAnsi="David"/>
-                <w:color w:val="047857"/>
-                <w:sz w:val="19"/>
-                <w:szCs w:val="19"/>
-                <w:rtl/>
-              </w:rPr>
-              <w:t xml:space="preserve">קבוצת התרופות: ✓ סטרואידים / סטרואיד / קורטיקוסטרואידים / קורטיקוסטרואיד / גלוקוקורטיקואידים …</w:t>
+                <w:b w:val="false"/>
+                <w:bCs w:val="false"/>
+                <w:color w:val="475569"/>
+                <w:sz w:val="19"/>
+                <w:szCs w:val="19"/>
+                <w:rtl/>
+              </w:rPr>
+              <w:t xml:space="preserve">✗  אצל החולה הקודם ההיפופיזה נפגעה. אצל מ.א. האדרנל עצמו נפגע, ולכן חסר קורטיזול</w:t>
+            </w:r>
+          </w:p>
+          <w:p>
+            <w:pPr>
+              <w:bidi/>
+              <w:spacing w:after="30" w:before="0" w:line="300" w:lineRule="atLeast"/>
+              <w:jc w:val="left"/>
+            </w:pPr>
+            <w:r>
+              <w:rPr>
+                <w:rFonts w:ascii="David" w:cs="David" w:eastAsia="David" w:hAnsi="David"/>
+                <w:b w:val="false"/>
+                <w:bCs w:val="false"/>
+                <w:color w:val="475569"/>
+                <w:sz w:val="19"/>
+                <w:szCs w:val="19"/>
+                <w:rtl/>
+              </w:rPr>
+              <w:t xml:space="preserve">✗  בשני החולים אותה בעיה בדיוק, וההבדל בכתמים הוא מקרי ואינו קשור למחלה</w:t>
+            </w:r>
+          </w:p>
+          <w:p>
+            <w:pPr>
+              <w:bidi/>
+              <w:spacing w:after="30" w:before="0" w:line="300" w:lineRule="atLeast"/>
+              <w:jc w:val="left"/>
+            </w:pPr>
+            <w:r>
+              <w:rPr>
+                <w:rFonts w:ascii="David" w:cs="David" w:eastAsia="David" w:hAnsi="David"/>
+                <w:b w:val="false"/>
+                <w:bCs w:val="false"/>
+                <w:color w:val="475569"/>
+                <w:sz w:val="19"/>
+                <w:szCs w:val="19"/>
+                <w:rtl/>
+              </w:rPr>
+              <w:t xml:space="preserve">✗  אצל החולה הקודם היה עודף קורטיזול, ואצל מ.א. יש חוסר בקורטיזול, ולכן הסימפטומים דומים</w:t>
             </w:r>
           </w:p>
         </w:tc>
@@ -15690,24 +15688,7 @@
                 <w:szCs w:val="19"/>
                 <w:rtl/>
               </w:rPr>
-              <w:t xml:space="preserve">זאבת (</w:t>
-            </w:r>
-            <w:r>
-              <w:rPr>
-                <w:rFonts w:ascii="David" w:cs="David" w:eastAsia="David" w:hAnsi="David"/>
-                <w:sz w:val="19"/>
-                <w:szCs w:val="19"/>
-              </w:rPr>
-              <w:t xml:space="preserve">SLE</w:t>
-            </w:r>
-            <w:r>
-              <w:rPr>
-                <w:rFonts w:ascii="David" w:cs="David" w:eastAsia="David" w:hAnsi="David"/>
-                <w:sz w:val="19"/>
-                <w:szCs w:val="19"/>
-                <w:rtl/>
-              </w:rPr>
-              <w:t xml:space="preserve">) היא מחלה אוטואימונית מערכתית, ופריחת הפרפר אופיינית לה. הטיפול הרגיל הוא סטרואידים, לעיתים שנים.</w:t>
+              <w:t xml:space="preserve">בשני החולים חסר קורטיזול, ולכן התסמינים דומים (עייפות, לחץ דם נמוך, גלוקוז נמוך). אצל החולה הקודם האדרנל עצמו נפגע (אדיסון ראשוני). אצל מ.א. שנים של סטרואידים מבחוץ דיכאו את הציר, וההיפופיזה לא מגרה את האדרנל מספיק, ולכן מדובר באי־ספיקה מרכזית. לאחר ההפסקה הציר זקוק לזמן כדי להתאושש.</w:t>
             </w:r>
           </w:p>
           <w:p>
@@ -15742,16 +15723,24 @@
                 <w:szCs w:val="17"/>
                 <w:rtl/>
               </w:rPr>
-              <w:t xml:space="preserve">1. פריחת פרפר על הלחיים. שם המחלה בעברית מתחיל ב־ז... ובאנגלית ב־</w:t>
-            </w:r>
+              <w:t xml:space="preserve">1. בשני החולים חסר קורטיזול. השאלה היא איפה בציר נמצאת הבעיה.</w:t>
+            </w:r>
+          </w:p>
+          <w:p>
+            <w:pPr>
+              <w:bidi/>
+              <w:spacing w:after="20" w:before="0" w:line="300" w:lineRule="atLeast"/>
+              <w:jc w:val="left"/>
+            </w:pPr>
             <w:r>
               <w:rPr>
                 <w:rFonts w:ascii="David" w:cs="David" w:eastAsia="David" w:hAnsi="David"/>
                 <w:color w:val="475569"/>
                 <w:sz w:val="17"/>
                 <w:szCs w:val="17"/>
-              </w:rPr>
-              <w:t xml:space="preserve">SLE.</w:t>
+                <w:rtl/>
+              </w:rPr>
+              <w:t xml:space="preserve">2. חשבו מה עשו שש שנות סטרואידים לציר, ומה קורה לאדרנל כשאין לו גירוי.</w:t>
             </w:r>
           </w:p>
           <w:p>
@@ -15768,43 +15757,7 @@
                 <w:szCs w:val="17"/>
                 <w:rtl/>
               </w:rPr>
-              <w:t xml:space="preserve">2. תרופות שמדכאות את החיסון ומופקות מהורמוני האדרנל.</w:t>
-            </w:r>
-          </w:p>
-          <w:p>
-            <w:pPr>
-              <w:bidi/>
-              <w:spacing w:after="20" w:before="0" w:line="300" w:lineRule="atLeast"/>
-              <w:jc w:val="left"/>
-            </w:pPr>
-            <w:r>
-              <w:rPr>
-                <w:rFonts w:ascii="David" w:cs="David" w:eastAsia="David" w:hAnsi="David"/>
-                <w:color w:val="475569"/>
-                <w:sz w:val="17"/>
-                <w:szCs w:val="17"/>
-                <w:rtl/>
-              </w:rPr>
-              <w:t xml:space="preserve">3. זאבת (</w:t>
-            </w:r>
-            <w:r>
-              <w:rPr>
-                <w:rFonts w:ascii="David" w:cs="David" w:eastAsia="David" w:hAnsi="David"/>
-                <w:color w:val="475569"/>
-                <w:sz w:val="17"/>
-                <w:szCs w:val="17"/>
-              </w:rPr>
-              <w:t xml:space="preserve">SLE</w:t>
-            </w:r>
-            <w:r>
-              <w:rPr>
-                <w:rFonts w:ascii="David" w:cs="David" w:eastAsia="David" w:hAnsi="David"/>
-                <w:color w:val="475569"/>
-                <w:sz w:val="17"/>
-                <w:szCs w:val="17"/>
-                <w:rtl/>
-              </w:rPr>
-              <w:t xml:space="preserve">), סטרואידים.</w:t>
+              <w:t xml:space="preserve">3. בכל אחד משני החולים הבעיה נמצאת במקום אחר בציר. אצל אחד מהם היא באדרנל עצמו.</w:t>
             </w:r>
           </w:p>
         </w:tc>
@@ -15866,7 +15819,7 @@
                 <w:szCs w:val="20"/>
                 <w:rtl/>
               </w:rPr>
-              <w:t xml:space="preserve">3</w:t>
+              <w:t xml:space="preserve">4</w:t>
             </w:r>
           </w:p>
         </w:tc>
@@ -15900,7 +15853,7 @@
                 <w:szCs w:val="17"/>
                 <w:rtl/>
               </w:rPr>
-              <w:t xml:space="preserve">בחירה בודדת</w:t>
+              <w:t xml:space="preserve">בחירה מרובה</w:t>
             </w:r>
           </w:p>
           <w:p>
@@ -15918,7 +15871,67 @@
                 <w:szCs w:val="20"/>
                 <w:rtl/>
               </w:rPr>
-              <w:t xml:space="preserve">אז מה באמת קורה בבדיקות הדם? (האם המתמחה הקודם צדק עם ״אדיסון״?)</w:t>
+              <w:t xml:space="preserve">הכתמים הכהים אצל החולה הקודם נוצרו כי תאי הפיגמנט קיבלו אות מהורמון. אילו מההורמונים הבאים מגבירים פיגמנטציה כשהרמה שלהם בדם גבוהה? (סמנו את כולם)</w:t>
+            </w:r>
+          </w:p>
+          <w:p>
+            <w:pPr>
+              <w:bidi/>
+              <w:spacing w:after="30" w:before="0" w:line="300" w:lineRule="atLeast"/>
+              <w:jc w:val="left"/>
+            </w:pPr>
+            <w:r>
+              <w:rPr>
+                <w:rFonts w:ascii="David" w:cs="David" w:eastAsia="David" w:hAnsi="David"/>
+                <w:b/>
+                <w:bCs/>
+                <w:color w:val="047857"/>
+                <w:sz w:val="19"/>
+                <w:szCs w:val="19"/>
+                <w:rtl/>
+              </w:rPr>
+              <w:t xml:space="preserve">✓  </w:t>
+            </w:r>
+            <w:r>
+              <w:rPr>
+                <w:rFonts w:ascii="David" w:cs="David" w:eastAsia="David" w:hAnsi="David"/>
+                <w:b/>
+                <w:bCs/>
+                <w:color w:val="047857"/>
+                <w:sz w:val="19"/>
+                <w:szCs w:val="19"/>
+              </w:rPr>
+              <w:t xml:space="preserve">ACTH</w:t>
+            </w:r>
+          </w:p>
+          <w:p>
+            <w:pPr>
+              <w:bidi/>
+              <w:spacing w:after="30" w:before="0" w:line="300" w:lineRule="atLeast"/>
+              <w:jc w:val="left"/>
+            </w:pPr>
+            <w:r>
+              <w:rPr>
+                <w:rFonts w:ascii="David" w:cs="David" w:eastAsia="David" w:hAnsi="David"/>
+                <w:b/>
+                <w:bCs/>
+                <w:color w:val="047857"/>
+                <w:sz w:val="19"/>
+                <w:szCs w:val="19"/>
+                <w:rtl/>
+              </w:rPr>
+              <w:t xml:space="preserve">✓  </w:t>
+            </w:r>
+            <w:r>
+              <w:rPr>
+                <w:rFonts w:ascii="David" w:cs="David" w:eastAsia="David" w:hAnsi="David"/>
+                <w:b/>
+                <w:bCs/>
+                <w:color w:val="047857"/>
+                <w:sz w:val="19"/>
+                <w:szCs w:val="19"/>
+              </w:rPr>
+              <w:t xml:space="preserve">MSH</w:t>
             </w:r>
           </w:p>
           <w:p>
@@ -15937,7 +15950,7 @@
                 <w:szCs w:val="19"/>
                 <w:rtl/>
               </w:rPr>
-              <w:t xml:space="preserve">✗  קורטיזול נמוך, </w:t>
+              <w:t xml:space="preserve">✗  </w:t>
             </w:r>
             <w:r>
               <w:rPr>
@@ -15948,8 +15961,15 @@
                 <w:sz w:val="19"/>
                 <w:szCs w:val="19"/>
               </w:rPr>
-              <w:t xml:space="preserve">ACTH</w:t>
-            </w:r>
+              <w:t xml:space="preserve">TSH</w:t>
+            </w:r>
+          </w:p>
+          <w:p>
+            <w:pPr>
+              <w:bidi/>
+              <w:spacing w:after="30" w:before="0" w:line="300" w:lineRule="atLeast"/>
+              <w:jc w:val="left"/>
+            </w:pPr>
             <w:r>
               <w:rPr>
                 <w:rFonts w:ascii="David" w:cs="David" w:eastAsia="David" w:hAnsi="David"/>
@@ -15960,72 +15980,7 @@
                 <w:szCs w:val="19"/>
                 <w:rtl/>
               </w:rPr>
-              <w:t xml:space="preserve"> גבוה, עם פיגמנטציה כהה בעור ובחניכיים (אדיסון ראשוני)</w:t>
-            </w:r>
-          </w:p>
-          <w:p>
-            <w:pPr>
-              <w:bidi/>
-              <w:spacing w:after="30" w:before="0" w:line="300" w:lineRule="atLeast"/>
-              <w:jc w:val="left"/>
-            </w:pPr>
-            <w:r>
-              <w:rPr>
-                <w:rFonts w:ascii="David" w:cs="David" w:eastAsia="David" w:hAnsi="David"/>
-                <w:b/>
-                <w:bCs/>
-                <w:color w:val="047857"/>
-                <w:sz w:val="19"/>
-                <w:szCs w:val="19"/>
-                <w:rtl/>
-              </w:rPr>
-              <w:t xml:space="preserve">✓  קורטיזול נמוך, </w:t>
-            </w:r>
-            <w:r>
-              <w:rPr>
-                <w:rFonts w:ascii="David" w:cs="David" w:eastAsia="David" w:hAnsi="David"/>
-                <w:b/>
-                <w:bCs/>
-                <w:color w:val="047857"/>
-                <w:sz w:val="19"/>
-                <w:szCs w:val="19"/>
-              </w:rPr>
-              <w:t xml:space="preserve">ACTH</w:t>
-            </w:r>
-            <w:r>
-              <w:rPr>
-                <w:rFonts w:ascii="David" w:cs="David" w:eastAsia="David" w:hAnsi="David"/>
-                <w:b/>
-                <w:bCs/>
-                <w:color w:val="047857"/>
-                <w:sz w:val="19"/>
-                <w:szCs w:val="19"/>
-                <w:rtl/>
-              </w:rPr>
-              <w:t xml:space="preserve"> ו־</w:t>
-            </w:r>
-            <w:r>
-              <w:rPr>
-                <w:rFonts w:ascii="David" w:cs="David" w:eastAsia="David" w:hAnsi="David"/>
-                <w:b/>
-                <w:bCs/>
-                <w:color w:val="047857"/>
-                <w:sz w:val="19"/>
-                <w:szCs w:val="19"/>
-              </w:rPr>
-              <w:t xml:space="preserve">CRH</w:t>
-            </w:r>
-            <w:r>
-              <w:rPr>
-                <w:rFonts w:ascii="David" w:cs="David" w:eastAsia="David" w:hAnsi="David"/>
-                <w:b/>
-                <w:bCs/>
-                <w:color w:val="047857"/>
-                <w:sz w:val="19"/>
-                <w:szCs w:val="19"/>
-                <w:rtl/>
-              </w:rPr>
-              <w:t xml:space="preserve"> נמוכים, בלי פיגמנטציה (אי־ספיקה משנית)</w:t>
+              <w:t xml:space="preserve">✗  מלטונין</w:t>
             </w:r>
           </w:p>
           <w:p>
@@ -16044,14 +15999,35 @@
                 <w:szCs w:val="19"/>
                 <w:rtl/>
               </w:rPr>
-              <w:t xml:space="preserve">✗  קורטיזול גבוה, </w:t>
-            </w:r>
-            <w:r>
-              <w:rPr>
-                <w:rFonts w:ascii="David" w:cs="David" w:eastAsia="David" w:hAnsi="David"/>
-                <w:b w:val="false"/>
-                <w:bCs w:val="false"/>
-                <w:color w:val="475569"/>
+              <w:t xml:space="preserve">✗  אלדוסטרון</w:t>
+            </w:r>
+          </w:p>
+        </w:tc>
+        <w:tc>
+          <w:tcPr>
+            <w:tcW w:type="dxa" w:w="2500"/>
+            <w:tcBorders>
+              <w:top w:val="single" w:color="B6C3D4" w:sz="4"/>
+              <w:left w:val="single" w:color="B6C3D4" w:sz="4"/>
+              <w:bottom w:val="single" w:color="B6C3D4" w:sz="4"/>
+              <w:right w:val="single" w:color="B6C3D4" w:sz="4"/>
+            </w:tcBorders>
+            <w:tcMar>
+              <w:top w:type="dxa" w:w="60"/>
+              <w:left w:type="dxa" w:w="100"/>
+              <w:bottom w:type="dxa" w:w="60"/>
+              <w:right w:type="dxa" w:w="100"/>
+            </w:tcMar>
+          </w:tcPr>
+          <w:p>
+            <w:pPr>
+              <w:bidi/>
+              <w:spacing w:after="60" w:before="0" w:line="300" w:lineRule="atLeast"/>
+              <w:jc w:val="left"/>
+            </w:pPr>
+            <w:r>
+              <w:rPr>
+                <w:rFonts w:ascii="David" w:cs="David" w:eastAsia="David" w:hAnsi="David"/>
                 <w:sz w:val="19"/>
                 <w:szCs w:val="19"/>
               </w:rPr>
@@ -16060,40 +16036,32 @@
             <w:r>
               <w:rPr>
                 <w:rFonts w:ascii="David" w:cs="David" w:eastAsia="David" w:hAnsi="David"/>
-                <w:b w:val="false"/>
-                <w:bCs w:val="false"/>
-                <w:color w:val="475569"/>
-                <w:sz w:val="19"/>
-                <w:szCs w:val="19"/>
-                <w:rtl/>
-              </w:rPr>
-              <w:t xml:space="preserve"> גבוה (קושינג)</w:t>
-            </w:r>
-          </w:p>
-          <w:p>
-            <w:pPr>
-              <w:bidi/>
-              <w:spacing w:after="30" w:before="0" w:line="300" w:lineRule="atLeast"/>
-              <w:jc w:val="left"/>
-            </w:pPr>
-            <w:r>
-              <w:rPr>
-                <w:rFonts w:ascii="David" w:cs="David" w:eastAsia="David" w:hAnsi="David"/>
-                <w:b w:val="false"/>
-                <w:bCs w:val="false"/>
-                <w:color w:val="475569"/>
-                <w:sz w:val="19"/>
-                <w:szCs w:val="19"/>
-                <w:rtl/>
-              </w:rPr>
-              <w:t xml:space="preserve">✗  קורטיזול גבוה, </w:t>
-            </w:r>
-            <w:r>
-              <w:rPr>
-                <w:rFonts w:ascii="David" w:cs="David" w:eastAsia="David" w:hAnsi="David"/>
-                <w:b w:val="false"/>
-                <w:bCs w:val="false"/>
-                <w:color w:val="475569"/>
+                <w:sz w:val="19"/>
+                <w:szCs w:val="19"/>
+                <w:rtl/>
+              </w:rPr>
+              <w:t xml:space="preserve"> ו־</w:t>
+            </w:r>
+            <w:r>
+              <w:rPr>
+                <w:rFonts w:ascii="David" w:cs="David" w:eastAsia="David" w:hAnsi="David"/>
+                <w:sz w:val="19"/>
+                <w:szCs w:val="19"/>
+              </w:rPr>
+              <w:t xml:space="preserve">MSH</w:t>
+            </w:r>
+            <w:r>
+              <w:rPr>
+                <w:rFonts w:ascii="David" w:cs="David" w:eastAsia="David" w:hAnsi="David"/>
+                <w:sz w:val="19"/>
+                <w:szCs w:val="19"/>
+                <w:rtl/>
+              </w:rPr>
+              <w:t xml:space="preserve"> נוצרים מאותה מולקולת מקור בהיפופיזה, ושניהם מגרים את תאי הפיגמנט בעור ובחניכיים. כשהאדרנל עצמו נפגע, ההיפופיזה מפרישה הרבה </w:t>
+            </w:r>
+            <w:r>
+              <w:rPr>
+                <w:rFonts w:ascii="David" w:cs="David" w:eastAsia="David" w:hAnsi="David"/>
                 <w:sz w:val="19"/>
                 <w:szCs w:val="19"/>
               </w:rPr>
@@ -16102,64 +16070,11 @@
             <w:r>
               <w:rPr>
                 <w:rFonts w:ascii="David" w:cs="David" w:eastAsia="David" w:hAnsi="David"/>
-                <w:b w:val="false"/>
-                <w:bCs w:val="false"/>
-                <w:color w:val="475569"/>
-                <w:sz w:val="19"/>
-                <w:szCs w:val="19"/>
-                <w:rtl/>
-              </w:rPr>
-              <w:t xml:space="preserve"> נמוך (קושינג מסטרואידים בעת נטילתם)</w:t>
-            </w:r>
-          </w:p>
-        </w:tc>
-        <w:tc>
-          <w:tcPr>
-            <w:tcW w:type="dxa" w:w="2500"/>
-            <w:tcBorders>
-              <w:top w:val="single" w:color="B6C3D4" w:sz="4"/>
-              <w:left w:val="single" w:color="B6C3D4" w:sz="4"/>
-              <w:bottom w:val="single" w:color="B6C3D4" w:sz="4"/>
-              <w:right w:val="single" w:color="B6C3D4" w:sz="4"/>
-            </w:tcBorders>
-            <w:tcMar>
-              <w:top w:type="dxa" w:w="60"/>
-              <w:left w:type="dxa" w:w="100"/>
-              <w:bottom w:type="dxa" w:w="60"/>
-              <w:right w:type="dxa" w:w="100"/>
-            </w:tcMar>
-          </w:tcPr>
-          <w:p>
-            <w:pPr>
-              <w:bidi/>
-              <w:spacing w:after="60" w:before="0" w:line="300" w:lineRule="atLeast"/>
-              <w:jc w:val="left"/>
-            </w:pPr>
-            <w:r>
-              <w:rPr>
-                <w:rFonts w:ascii="David" w:cs="David" w:eastAsia="David" w:hAnsi="David"/>
-                <w:sz w:val="19"/>
-                <w:szCs w:val="19"/>
-                <w:rtl/>
-              </w:rPr>
-              <w:t xml:space="preserve">זו המלכודת. התסמינים (עייפות, לחץ נמוך, גלוקוז נמוך) זהים לאדיסון. אבל שש שנים של סטרואידים מבחוץ כיבו את ההיפותלמוס ואת ההיפופיזה, והאדרנל התנוון. אחרי ההפסקה אין </w:t>
-            </w:r>
-            <w:r>
-              <w:rPr>
-                <w:rFonts w:ascii="David" w:cs="David" w:eastAsia="David" w:hAnsi="David"/>
-                <w:sz w:val="19"/>
-                <w:szCs w:val="19"/>
-              </w:rPr>
-              <w:t xml:space="preserve">CRH</w:t>
-            </w:r>
-            <w:r>
-              <w:rPr>
-                <w:rFonts w:ascii="David" w:cs="David" w:eastAsia="David" w:hAnsi="David"/>
-                <w:sz w:val="19"/>
-                <w:szCs w:val="19"/>
-                <w:rtl/>
-              </w:rPr>
-              <w:t xml:space="preserve">, אין </w:t>
+                <w:sz w:val="19"/>
+                <w:szCs w:val="19"/>
+                <w:rtl/>
+              </w:rPr>
+              <w:t xml:space="preserve"> בניסיון לעורר אותו, ולכן מופיעה כהות. אצל מ.א. ה־</w:t>
             </w:r>
             <w:r>
               <w:rPr>
@@ -16176,24 +16091,24 @@
                 <w:szCs w:val="19"/>
                 <w:rtl/>
               </w:rPr>
-              <w:t xml:space="preserve"> ואין קורטיזול. כי ה־</w:t>
-            </w:r>
-            <w:r>
-              <w:rPr>
-                <w:rFonts w:ascii="David" w:cs="David" w:eastAsia="David" w:hAnsi="David"/>
-                <w:sz w:val="19"/>
-                <w:szCs w:val="19"/>
-              </w:rPr>
-              <w:t xml:space="preserve">ACTH</w:t>
-            </w:r>
-            <w:r>
-              <w:rPr>
-                <w:rFonts w:ascii="David" w:cs="David" w:eastAsia="David" w:hAnsi="David"/>
-                <w:sz w:val="19"/>
-                <w:szCs w:val="19"/>
-                <w:rtl/>
-              </w:rPr>
-              <w:t xml:space="preserve"> נמוך, אין פיגמנטציה, וגם האלדוסטרון נשמר לרוב.</w:t>
+              <w:t xml:space="preserve"> נמוך או לא מספק, ולכן אין כהות. </w:t>
+            </w:r>
+            <w:r>
+              <w:rPr>
+                <w:rFonts w:ascii="David" w:cs="David" w:eastAsia="David" w:hAnsi="David"/>
+                <w:sz w:val="19"/>
+                <w:szCs w:val="19"/>
+              </w:rPr>
+              <w:t xml:space="preserve">TSH</w:t>
+            </w:r>
+            <w:r>
+              <w:rPr>
+                <w:rFonts w:ascii="David" w:cs="David" w:eastAsia="David" w:hAnsi="David"/>
+                <w:sz w:val="19"/>
+                <w:szCs w:val="19"/>
+                <w:rtl/>
+              </w:rPr>
+              <w:t xml:space="preserve"> הוא הורמון של בלוטת התריס, ומלטונין קשור לשעון הביולוגי.</w:t>
             </w:r>
           </w:p>
           <w:p>
@@ -16228,17 +16143,32 @@
                 <w:szCs w:val="17"/>
                 <w:rtl/>
               </w:rPr>
-              <w:t xml:space="preserve">1. הסטרואידים בכדורים מדכאים את הציר בגלל משוב שלילי. מה קורה ל־</w:t>
-            </w:r>
+              <w:t xml:space="preserve">1. חשבו על ההורמון שמגרה את האדרנל, ועל ההורמון שנוצר מאותה מולקולת מקור.</w:t>
+            </w:r>
+          </w:p>
+          <w:p>
+            <w:pPr>
+              <w:bidi/>
+              <w:spacing w:after="20" w:before="0" w:line="300" w:lineRule="atLeast"/>
+              <w:jc w:val="left"/>
+            </w:pPr>
             <w:r>
               <w:rPr>
                 <w:rFonts w:ascii="David" w:cs="David" w:eastAsia="David" w:hAnsi="David"/>
                 <w:color w:val="475569"/>
                 <w:sz w:val="17"/>
                 <w:szCs w:val="17"/>
-              </w:rPr>
-              <w:t xml:space="preserve">CRH</w:t>
-            </w:r>
+                <w:rtl/>
+              </w:rPr>
+              <w:t xml:space="preserve">2. אחד ההורמונים הוא זה שמגרה את האדרנל. שמו של השני מזכיר את תאי הפיגמנט.</w:t>
+            </w:r>
+          </w:p>
+          <w:p>
+            <w:pPr>
+              <w:bidi/>
+              <w:spacing w:after="20" w:before="0" w:line="300" w:lineRule="atLeast"/>
+              <w:jc w:val="left"/>
+            </w:pPr>
             <w:r>
               <w:rPr>
                 <w:rFonts w:ascii="David" w:cs="David" w:eastAsia="David" w:hAnsi="David"/>
@@ -16247,7 +16177,7 @@
                 <w:szCs w:val="17"/>
                 <w:rtl/>
               </w:rPr>
-              <w:t xml:space="preserve"> ול־</w:t>
+              <w:t xml:space="preserve">3. שני ההורמונים הנכונים נוצרים בהיפופיזה. </w:t>
             </w:r>
             <w:r>
               <w:rPr>
@@ -16256,7 +16186,7 @@
                 <w:sz w:val="17"/>
                 <w:szCs w:val="17"/>
               </w:rPr>
-              <w:t xml:space="preserve">ACTH</w:t>
+              <w:t xml:space="preserve">TSH</w:t>
             </w:r>
             <w:r>
               <w:rPr>
@@ -16266,98 +16196,7 @@
                 <w:szCs w:val="17"/>
                 <w:rtl/>
               </w:rPr>
-              <w:t xml:space="preserve">?</w:t>
-            </w:r>
-          </w:p>
-          <w:p>
-            <w:pPr>
-              <w:bidi/>
-              <w:spacing w:after="20" w:before="0" w:line="300" w:lineRule="atLeast"/>
-              <w:jc w:val="left"/>
-            </w:pPr>
-            <w:r>
-              <w:rPr>
-                <w:rFonts w:ascii="David" w:cs="David" w:eastAsia="David" w:hAnsi="David"/>
-                <w:color w:val="475569"/>
-                <w:sz w:val="17"/>
-                <w:szCs w:val="17"/>
-                <w:rtl/>
-              </w:rPr>
-              <w:t xml:space="preserve">2. פיגמנטציה מופיעה רק כש־</w:t>
-            </w:r>
-            <w:r>
-              <w:rPr>
-                <w:rFonts w:ascii="David" w:cs="David" w:eastAsia="David" w:hAnsi="David"/>
-                <w:color w:val="475569"/>
-                <w:sz w:val="17"/>
-                <w:szCs w:val="17"/>
-              </w:rPr>
-              <w:t xml:space="preserve">ACTH</w:t>
-            </w:r>
-            <w:r>
-              <w:rPr>
-                <w:rFonts w:ascii="David" w:cs="David" w:eastAsia="David" w:hAnsi="David"/>
-                <w:color w:val="475569"/>
-                <w:sz w:val="17"/>
-                <w:szCs w:val="17"/>
-                <w:rtl/>
-              </w:rPr>
-              <w:t xml:space="preserve"> גבוה.</w:t>
-            </w:r>
-          </w:p>
-          <w:p>
-            <w:pPr>
-              <w:bidi/>
-              <w:spacing w:after="20" w:before="0" w:line="300" w:lineRule="atLeast"/>
-              <w:jc w:val="left"/>
-            </w:pPr>
-            <w:r>
-              <w:rPr>
-                <w:rFonts w:ascii="David" w:cs="David" w:eastAsia="David" w:hAnsi="David"/>
-                <w:color w:val="475569"/>
-                <w:sz w:val="17"/>
-                <w:szCs w:val="17"/>
-                <w:rtl/>
-              </w:rPr>
-              <w:t xml:space="preserve">3. קורטיזול נמוך, </w:t>
-            </w:r>
-            <w:r>
-              <w:rPr>
-                <w:rFonts w:ascii="David" w:cs="David" w:eastAsia="David" w:hAnsi="David"/>
-                <w:color w:val="475569"/>
-                <w:sz w:val="17"/>
-                <w:szCs w:val="17"/>
-              </w:rPr>
-              <w:t xml:space="preserve">ACTH</w:t>
-            </w:r>
-            <w:r>
-              <w:rPr>
-                <w:rFonts w:ascii="David" w:cs="David" w:eastAsia="David" w:hAnsi="David"/>
-                <w:color w:val="475569"/>
-                <w:sz w:val="17"/>
-                <w:szCs w:val="17"/>
-                <w:rtl/>
-              </w:rPr>
-              <w:t xml:space="preserve"> ו־</w:t>
-            </w:r>
-            <w:r>
-              <w:rPr>
-                <w:rFonts w:ascii="David" w:cs="David" w:eastAsia="David" w:hAnsi="David"/>
-                <w:color w:val="475569"/>
-                <w:sz w:val="17"/>
-                <w:szCs w:val="17"/>
-              </w:rPr>
-              <w:t xml:space="preserve">CRH</w:t>
-            </w:r>
-            <w:r>
-              <w:rPr>
-                <w:rFonts w:ascii="David" w:cs="David" w:eastAsia="David" w:hAnsi="David"/>
-                <w:color w:val="475569"/>
-                <w:sz w:val="17"/>
-                <w:szCs w:val="17"/>
-                <w:rtl/>
-              </w:rPr>
-              <w:t xml:space="preserve"> נמוכים, בלי פיגמנטציה.</w:t>
+              <w:t xml:space="preserve"> ומלטונין אינם בין התשובות.</w:t>
             </w:r>
           </w:p>
         </w:tc>
@@ -16419,7 +16258,7 @@
                 <w:szCs w:val="20"/>
                 <w:rtl/>
               </w:rPr>
-              <w:t xml:space="preserve">4</w:t>
+              <w:t xml:space="preserve">5</w:t>
             </w:r>
           </w:p>
         </w:tc>
@@ -16512,9 +16351,18 @@
                 <w:color w:val="047857"/>
                 <w:sz w:val="19"/>
                 <w:szCs w:val="19"/>
-                <w:rtl/>
-              </w:rPr>
-              <w:t xml:space="preserve">פיגמנטציה כהה בעור ובחניכיים  ←  אדיסון (ראשונית)</w:t>
+              </w:rPr>
+              <w:t xml:space="preserve">ACTH</w:t>
+            </w:r>
+            <w:r>
+              <w:rPr>
+                <w:rFonts w:ascii="David" w:cs="David" w:eastAsia="David" w:hAnsi="David"/>
+                <w:color w:val="047857"/>
+                <w:sz w:val="19"/>
+                <w:szCs w:val="19"/>
+                <w:rtl/>
+              </w:rPr>
+              <w:t xml:space="preserve"> נמוך או לא מספק  ←  מרכזית (למשל אחרי סטרואידים)</w:t>
             </w:r>
           </w:p>
           <w:p>
@@ -16529,6 +16377,33 @@
                 <w:color w:val="047857"/>
                 <w:sz w:val="19"/>
                 <w:szCs w:val="19"/>
+                <w:rtl/>
+              </w:rPr>
+              <w:t xml:space="preserve">כהות בעור ובחניכיים  ←  אדיסון (ראשונית)</w:t>
+            </w:r>
+          </w:p>
+          <w:p>
+            <w:pPr>
+              <w:bidi/>
+              <w:spacing w:after="30" w:before="0" w:line="300" w:lineRule="atLeast"/>
+              <w:jc w:val="left"/>
+            </w:pPr>
+            <w:r>
+              <w:rPr>
+                <w:rFonts w:ascii="David" w:cs="David" w:eastAsia="David" w:hAnsi="David"/>
+                <w:color w:val="047857"/>
+                <w:sz w:val="19"/>
+                <w:szCs w:val="19"/>
+                <w:rtl/>
+              </w:rPr>
+              <w:t xml:space="preserve">ירידה בהפרשת קורטיזול בגלל מיעוט גירוי מ־</w:t>
+            </w:r>
+            <w:r>
+              <w:rPr>
+                <w:rFonts w:ascii="David" w:cs="David" w:eastAsia="David" w:hAnsi="David"/>
+                <w:color w:val="047857"/>
+                <w:sz w:val="19"/>
+                <w:szCs w:val="19"/>
               </w:rPr>
               <w:t xml:space="preserve">ACTH</w:t>
             </w:r>
@@ -16540,29 +16415,44 @@
                 <w:szCs w:val="19"/>
                 <w:rtl/>
               </w:rPr>
-              <w:t xml:space="preserve"> נמוך בדם  ←  משנית (למשל אחרי סטרואידים)</w:t>
-            </w:r>
-          </w:p>
-          <w:p>
-            <w:pPr>
-              <w:bidi/>
-              <w:spacing w:after="30" w:before="0" w:line="300" w:lineRule="atLeast"/>
-              <w:jc w:val="left"/>
-            </w:pPr>
-            <w:r>
-              <w:rPr>
-                <w:rFonts w:ascii="David" w:cs="David" w:eastAsia="David" w:hAnsi="David"/>
-                <w:color w:val="047857"/>
-                <w:sz w:val="19"/>
-                <w:szCs w:val="19"/>
-                <w:rtl/>
-              </w:rPr>
-              <w:t xml:space="preserve">הצטמקות האדרנל כי הפסיק לקבל </w:t>
-            </w:r>
-            <w:r>
-              <w:rPr>
-                <w:rFonts w:ascii="David" w:cs="David" w:eastAsia="David" w:hAnsi="David"/>
-                <w:color w:val="047857"/>
+              <w:t xml:space="preserve">  ←  מרכזית (למשל אחרי סטרואידים)</w:t>
+            </w:r>
+          </w:p>
+        </w:tc>
+        <w:tc>
+          <w:tcPr>
+            <w:tcW w:type="dxa" w:w="2500"/>
+            <w:tcBorders>
+              <w:top w:val="single" w:color="B6C3D4" w:sz="4"/>
+              <w:left w:val="single" w:color="B6C3D4" w:sz="4"/>
+              <w:bottom w:val="single" w:color="B6C3D4" w:sz="4"/>
+              <w:right w:val="single" w:color="B6C3D4" w:sz="4"/>
+            </w:tcBorders>
+            <w:tcMar>
+              <w:top w:type="dxa" w:w="60"/>
+              <w:left w:type="dxa" w:w="100"/>
+              <w:bottom w:type="dxa" w:w="60"/>
+              <w:right w:type="dxa" w:w="100"/>
+            </w:tcMar>
+          </w:tcPr>
+          <w:p>
+            <w:pPr>
+              <w:bidi/>
+              <w:spacing w:after="60" w:before="0" w:line="300" w:lineRule="atLeast"/>
+              <w:jc w:val="left"/>
+            </w:pPr>
+            <w:r>
+              <w:rPr>
+                <w:rFonts w:ascii="David" w:cs="David" w:eastAsia="David" w:hAnsi="David"/>
+                <w:sz w:val="19"/>
+                <w:szCs w:val="19"/>
+                <w:rtl/>
+              </w:rPr>
+              <w:t xml:space="preserve">באדיסון האדרנל עצמו פגוע. ההיפופיזה מפרישה הרבה </w:t>
+            </w:r>
+            <w:r>
+              <w:rPr>
+                <w:rFonts w:ascii="David" w:cs="David" w:eastAsia="David" w:hAnsi="David"/>
                 <w:sz w:val="19"/>
                 <w:szCs w:val="19"/>
               </w:rPr>
@@ -16571,45 +16461,11 @@
             <w:r>
               <w:rPr>
                 <w:rFonts w:ascii="David" w:cs="David" w:eastAsia="David" w:hAnsi="David"/>
-                <w:color w:val="047857"/>
-                <w:sz w:val="19"/>
-                <w:szCs w:val="19"/>
-                <w:rtl/>
-              </w:rPr>
-              <w:t xml:space="preserve">  ←  משנית (למשל אחרי סטרואידים)</w:t>
-            </w:r>
-          </w:p>
-        </w:tc>
-        <w:tc>
-          <w:tcPr>
-            <w:tcW w:type="dxa" w:w="2500"/>
-            <w:tcBorders>
-              <w:top w:val="single" w:color="B6C3D4" w:sz="4"/>
-              <w:left w:val="single" w:color="B6C3D4" w:sz="4"/>
-              <w:bottom w:val="single" w:color="B6C3D4" w:sz="4"/>
-              <w:right w:val="single" w:color="B6C3D4" w:sz="4"/>
-            </w:tcBorders>
-            <w:tcMar>
-              <w:top w:type="dxa" w:w="60"/>
-              <w:left w:type="dxa" w:w="100"/>
-              <w:bottom w:type="dxa" w:w="60"/>
-              <w:right w:type="dxa" w:w="100"/>
-            </w:tcMar>
-          </w:tcPr>
-          <w:p>
-            <w:pPr>
-              <w:bidi/>
-              <w:spacing w:after="60" w:before="0" w:line="300" w:lineRule="atLeast"/>
-              <w:jc w:val="left"/>
-            </w:pPr>
-            <w:r>
-              <w:rPr>
-                <w:rFonts w:ascii="David" w:cs="David" w:eastAsia="David" w:hAnsi="David"/>
-                <w:sz w:val="19"/>
-                <w:szCs w:val="19"/>
-                <w:rtl/>
-              </w:rPr>
-              <w:t xml:space="preserve">באדיסון האדרנל עצמו הרוס. ההיפופיזה מפרישה הרבה </w:t>
+                <w:sz w:val="19"/>
+                <w:szCs w:val="19"/>
+                <w:rtl/>
+              </w:rPr>
+              <w:t xml:space="preserve">, וזה גורם לכהות. באי־ספיקה מרכזית הבעיה בציר שמעל האדרנל (</w:t>
             </w:r>
             <w:r>
               <w:rPr>
@@ -16626,24 +16482,7 @@
                 <w:szCs w:val="19"/>
                 <w:rtl/>
               </w:rPr>
-              <w:t xml:space="preserve">, וזה גורם לפיגמנטציה. במשנית הבעיה בציר שמעל האדרנל (</w:t>
-            </w:r>
-            <w:r>
-              <w:rPr>
-                <w:rFonts w:ascii="David" w:cs="David" w:eastAsia="David" w:hAnsi="David"/>
-                <w:sz w:val="19"/>
-                <w:szCs w:val="19"/>
-              </w:rPr>
-              <w:t xml:space="preserve">ACTH</w:t>
-            </w:r>
-            <w:r>
-              <w:rPr>
-                <w:rFonts w:ascii="David" w:cs="David" w:eastAsia="David" w:hAnsi="David"/>
-                <w:sz w:val="19"/>
-                <w:szCs w:val="19"/>
-                <w:rtl/>
-              </w:rPr>
-              <w:t xml:space="preserve"> נמוך), ולכן אין פיגמנטציה.</w:t>
+              <w:t xml:space="preserve"> נמוך או לא מספק), ולכן אין כהות. האלדוסטרון נשמר בדרך כלל באי־ספיקה מרכזית.</w:t>
             </w:r>
           </w:p>
           <w:p>
@@ -16678,7 +16517,7 @@
                 <w:szCs w:val="17"/>
                 <w:rtl/>
               </w:rPr>
-              <w:t xml:space="preserve">1. באדיסון הבעיה באדרנל עצמו. ב"משנית" הבעיה באות שמגיע אליו.</w:t>
+              <w:t xml:space="preserve">1. באדיסון הבעיה באדרנל עצמו. באי־ספיקה מרכזית הבעיה באות שמגיע אליו.</w:t>
             </w:r>
           </w:p>
           <w:p>
@@ -16714,7 +16553,7 @@
                 <w:szCs w:val="17"/>
                 <w:rtl/>
               </w:rPr>
-              <w:t xml:space="preserve"> גבוה ופיגמנטציה הולכים יחד.</w:t>
+              <w:t xml:space="preserve"> גבוה וכהות הולכים יחד.</w:t>
             </w:r>
           </w:p>
           <w:p>
@@ -16731,7 +16570,26 @@
                 <w:szCs w:val="17"/>
                 <w:rtl/>
               </w:rPr>
-              <w:t xml:space="preserve">3. 1 אדיסון, 2 אדיסון, 3 משנית, 4 משנית.</w:t>
+              <w:t xml:space="preserve">3. שני הממצאים שקשורים ל־</w:t>
+            </w:r>
+            <w:r>
+              <w:rPr>
+                <w:rFonts w:ascii="David" w:cs="David" w:eastAsia="David" w:hAnsi="David"/>
+                <w:color w:val="475569"/>
+                <w:sz w:val="17"/>
+                <w:szCs w:val="17"/>
+              </w:rPr>
+              <w:t xml:space="preserve">ACTH</w:t>
+            </w:r>
+            <w:r>
+              <w:rPr>
+                <w:rFonts w:ascii="David" w:cs="David" w:eastAsia="David" w:hAnsi="David"/>
+                <w:color w:val="475569"/>
+                <w:sz w:val="17"/>
+                <w:szCs w:val="17"/>
+                <w:rtl/>
+              </w:rPr>
+              <w:t xml:space="preserve"> גבוה ולכהות שייכים לאותו סוג.</w:t>
             </w:r>
           </w:p>
         </w:tc>
@@ -16793,7 +16651,7 @@
                 <w:szCs w:val="20"/>
                 <w:rtl/>
               </w:rPr>
-              <w:t xml:space="preserve">5</w:t>
+              <w:t xml:space="preserve">6</w:t>
             </w:r>
           </w:p>
         </w:tc>
@@ -16833,6 +16691,25 @@
           <w:p>
             <w:pPr>
               <w:bidi/>
+              <w:spacing w:after="40" w:before="0" w:line="300" w:lineRule="atLeast"/>
+              <w:jc w:val="left"/>
+            </w:pPr>
+            <w:r>
+              <w:rPr>
+                <w:rFonts w:ascii="David" w:cs="David" w:eastAsia="David" w:hAnsi="David"/>
+                <w:i/>
+                <w:iCs/>
+                <w:color w:val="0E7490"/>
+                <w:sz w:val="18"/>
+                <w:szCs w:val="18"/>
+                <w:rtl/>
+              </w:rPr>
+              <w:t xml:space="preserve">מידע שנחשף: לפני שמכינים אותה לניתוח: מ.א. מסוחררת, חלשה מאוד, ולחץ הדם שלה 88/54.</w:t>
+            </w:r>
+          </w:p>
+          <w:p>
+            <w:pPr>
+              <w:bidi/>
               <w:spacing w:after="60" w:before="0" w:line="300" w:lineRule="atLeast"/>
               <w:jc w:val="left"/>
             </w:pPr>
@@ -16845,7 +16722,7 @@
                 <w:szCs w:val="20"/>
                 <w:rtl/>
               </w:rPr>
-              <w:t xml:space="preserve">הכירורגים מתכננים לנתח אותה. איזה סיבוך מסכן חיים תכתבו להם באזהרה, ואיזו תרופה צריך לתת לה סביב הניתוח?</w:t>
+              <w:t xml:space="preserve">איזה סיבוך מסכן חיים צריך לחשוד בו כבר עכשיו, עוד לפני הניתוח, ואיזה סוג תרופה יש לתת לה מיד?</w:t>
             </w:r>
           </w:p>
           <w:p>
@@ -16917,7 +16794,7 @@
                 <w:szCs w:val="19"/>
                 <w:rtl/>
               </w:rPr>
-              <w:t xml:space="preserve">התרופה שמחליפה את ההורמון החסר: ✓ הידרוקורטיזון / קורטיזול / קורטיזון / סטרואידים / סטרואיד …</w:t>
+              <w:t xml:space="preserve">סוג התרופה שמחליפה את ההורמון החסר: ✓ הידרוקורטיזון / קורטיזול / קורטיזון / סטרואידים / סטרואיד …</w:t>
             </w:r>
           </w:p>
         </w:tc>
@@ -16950,7 +16827,7 @@
                 <w:szCs w:val="19"/>
                 <w:rtl/>
               </w:rPr>
-              <w:t xml:space="preserve">בלחץ גופני כמו ניתוח, הגוף צריך הרבה יותר קורטיזול. אדרנל מדוכא לא מסוגל להגביר, ולכן נותנים הידרוקורטיזון ומינון מוגבר בזמן הניתוח, כדי למנוע משבר אדרנלי: ירידה חדה בלחץ דם, היפוגליקמיה והלם. וחשוב: סטרואידים לא מפסיקים בבת אחת, אלא בהדרגה.</w:t>
+              <w:t xml:space="preserve">לחץ דם נמוך עם תסמינים אחרי הפסקת סטרואידים מחייב לחשוד כבר עכשיו במשבר אדרנלי. עוצרים את ההכנה לניתוח ומטפלים מיד בחשד קליני בהידרוקורטיזון ובנוזלים, ומתקנים גלוקוז לפי הצורך. רק לאחר ייצוב מתכננים כיסוי סטרואידי לניתוח, עם הגדלת מינון בזמן מחלה או לקראת ניתוח. סטרואידים אינם מפסיקים בבת אחת אלא בהדרגה, כדי לתת לציר זמן להתאושש.</w:t>
             </w:r>
           </w:p>
           <w:p>
@@ -16985,16 +16862,24 @@
                 <w:szCs w:val="17"/>
                 <w:rtl/>
               </w:rPr>
-              <w:t xml:space="preserve">1. זה סיבוך חריף של חוסר קורטיזול בזמן עומס. </w:t>
-            </w:r>
+              <w:t xml:space="preserve">1. זה סיבוך חריף של חוסר קורטיזול, והוא יכול להתפתח גם בלי ניתוח.</w:t>
+            </w:r>
+          </w:p>
+          <w:p>
+            <w:pPr>
+              <w:bidi/>
+              <w:spacing w:after="20" w:before="0" w:line="300" w:lineRule="atLeast"/>
+              <w:jc w:val="left"/>
+            </w:pPr>
             <w:r>
               <w:rPr>
                 <w:rFonts w:ascii="David" w:cs="David" w:eastAsia="David" w:hAnsi="David"/>
                 <w:color w:val="475569"/>
                 <w:sz w:val="17"/>
                 <w:szCs w:val="17"/>
-              </w:rPr>
-              <w:t xml:space="preserve">Adrenal</w:t>
+                <w:rtl/>
+              </w:rPr>
+              <w:t xml:space="preserve">2. </w:t>
             </w:r>
             <w:r>
               <w:rPr>
@@ -17002,17 +16887,9 @@
                 <w:color w:val="475569"/>
                 <w:sz w:val="17"/>
                 <w:szCs w:val="17"/>
-                <w:rtl/>
-              </w:rPr>
-              <w:t xml:space="preserve"> ... באנגלית, משבר ... בעברית.</w:t>
-            </w:r>
-          </w:p>
-          <w:p>
-            <w:pPr>
-              <w:bidi/>
-              <w:spacing w:after="20" w:before="0" w:line="300" w:lineRule="atLeast"/>
-              <w:jc w:val="left"/>
-            </w:pPr>
+              </w:rPr>
+              <w:t xml:space="preserve">Adrenal</w:t>
+            </w:r>
             <w:r>
               <w:rPr>
                 <w:rFonts w:ascii="David" w:cs="David" w:eastAsia="David" w:hAnsi="David"/>
@@ -17021,7 +16898,7 @@
                 <w:szCs w:val="17"/>
                 <w:rtl/>
               </w:rPr>
-              <w:t xml:space="preserve">2. התרופה מחליפה את הקורטיזול שחסר. שמה מתחיל ב־הידרו...</w:t>
+              <w:t xml:space="preserve"> ... באנגלית, משבר ... בעברית. התרופה מחליפה את ההורמון החסר.</w:t>
             </w:r>
           </w:p>
           <w:p>
@@ -17038,26 +16915,7 @@
                 <w:szCs w:val="17"/>
                 <w:rtl/>
               </w:rPr>
-              <w:t xml:space="preserve">3. משבר אדרנלי (</w:t>
-            </w:r>
-            <w:r>
-              <w:rPr>
-                <w:rFonts w:ascii="David" w:cs="David" w:eastAsia="David" w:hAnsi="David"/>
-                <w:color w:val="475569"/>
-                <w:sz w:val="17"/>
-                <w:szCs w:val="17"/>
-              </w:rPr>
-              <w:t xml:space="preserve">adrenal crisis</w:t>
-            </w:r>
-            <w:r>
-              <w:rPr>
-                <w:rFonts w:ascii="David" w:cs="David" w:eastAsia="David" w:hAnsi="David"/>
-                <w:color w:val="475569"/>
-                <w:sz w:val="17"/>
-                <w:szCs w:val="17"/>
-                <w:rtl/>
-              </w:rPr>
-              <w:t xml:space="preserve">), הידרוקורטיזון.</w:t>
+              <w:t xml:space="preserve">3. המילה הראשונה בסיבוך היא ״משבר״, והשנייה קשורה לבלוטה שהקורטיזול נוצר בה. התרופה היא מאותה קבוצה שמ.א. נטלה שש שנים.</w:t>
             </w:r>
           </w:p>
         </w:tc>
@@ -17446,7 +17304,7 @@
                 <w:szCs w:val="20"/>
                 <w:rtl/>
               </w:rPr>
-              <w:t xml:space="preserve">דסמופרסין (</w:t>
+              <w:t xml:space="preserve">החלפת </w:t>
             </w:r>
             <w:r>
               <w:rPr>
@@ -17463,7 +17321,7 @@
                 <w:szCs w:val="20"/>
                 <w:rtl/>
               </w:rPr>
-              <w:t xml:space="preserve"> סינתטי) ושתייה מספקת</w:t>
+              <w:t xml:space="preserve"> (דסמופרסין) והשלמת מים בהדרגה, תוך מעקב אחר נתרן, מאזן נוזלים ותפוקת שתן</w:t>
             </w:r>
           </w:p>
         </w:tc>
@@ -17517,7 +17375,41 @@
           <w:szCs w:val="21"/>
           <w:rtl/>
         </w:rPr>
-        <w:t xml:space="preserve">נעמה: השתן שקוף כמו מים. בדיקות: נתרן 152 (גבוה), גלוקוז 90 (תקין), ואוסמולריות השתן נמוכה מאוד.</w:t>
+        <w:t xml:space="preserve">נעמה: השתן שקוף כמו מים. בדיקות: נתרן 152 </w:t>
+      </w:r>
+      <w:r>
+        <w:rPr>
+          <w:rFonts w:ascii="David" w:cs="David" w:eastAsia="David" w:hAnsi="David"/>
+          <w:sz w:val="21"/>
+          <w:szCs w:val="21"/>
+        </w:rPr>
+        <w:t xml:space="preserve">mmol/L</w:t>
+      </w:r>
+      <w:r>
+        <w:rPr>
+          <w:rFonts w:ascii="David" w:cs="David" w:eastAsia="David" w:hAnsi="David"/>
+          <w:sz w:val="21"/>
+          <w:szCs w:val="21"/>
+          <w:rtl/>
+        </w:rPr>
+        <w:t xml:space="preserve"> (גבוה), גלוקוז 90 </w:t>
+      </w:r>
+      <w:r>
+        <w:rPr>
+          <w:rFonts w:ascii="David" w:cs="David" w:eastAsia="David" w:hAnsi="David"/>
+          <w:sz w:val="21"/>
+          <w:szCs w:val="21"/>
+        </w:rPr>
+        <w:t xml:space="preserve">mg/dL</w:t>
+      </w:r>
+      <w:r>
+        <w:rPr>
+          <w:rFonts w:ascii="David" w:cs="David" w:eastAsia="David" w:hAnsi="David"/>
+          <w:sz w:val="21"/>
+          <w:szCs w:val="21"/>
+          <w:rtl/>
+        </w:rPr>
+        <w:t xml:space="preserve"> (תקין), והשתן מדולל מאוד (ריכוז המומסים בו נמוך).</w:t>
       </w:r>
     </w:p>
     <w:p>
@@ -17924,7 +17816,7 @@
                 <w:szCs w:val="19"/>
                 <w:rtl/>
               </w:rPr>
-              <w:t xml:space="preserve">הגלוקוז תקין, ולכן זו לא סכרת מסוג אינסולין. ללא </w:t>
+              <w:t xml:space="preserve">הגלוקוז התקין אינו תומך בכך שעודף גלוקוז גורם להשתנה. בחסר </w:t>
             </w:r>
             <w:r>
               <w:rPr>
@@ -17941,7 +17833,7 @@
                 <w:szCs w:val="19"/>
                 <w:rtl/>
               </w:rPr>
-              <w:t xml:space="preserve"> הכליה לא סופגת חזרה מים, ומפרישים כמויות גדולות של שתן מדולל. הנתרן בדם עולה כי מאבדים מים.</w:t>
+              <w:t xml:space="preserve"> נפגעת הספיגה החוזרת של מים בצינורות האיסוף, ולכן נפלט שתן רב ומדולל. הנתרן בדם עולה כי מאבדים מים.</w:t>
             </w:r>
           </w:p>
           <w:p>
@@ -17976,7 +17868,7 @@
                 <w:szCs w:val="17"/>
                 <w:rtl/>
               </w:rPr>
-              <w:t xml:space="preserve">1. הגלוקוז תקין, ולכן זה לא אינסולין למרות המילה "סכרת".</w:t>
+              <w:t xml:space="preserve">1. שימו לב לגלוקוז התקין: הוא אינו מסביר את ההשתנה המרובה.</w:t>
             </w:r>
           </w:p>
           <w:p>
@@ -18010,16 +17902,7 @@
                 <w:szCs w:val="17"/>
                 <w:rtl/>
               </w:rPr>
-              <w:t xml:space="preserve">3. </w:t>
-            </w:r>
-            <w:r>
-              <w:rPr>
-                <w:rFonts w:ascii="David" w:cs="David" w:eastAsia="David" w:hAnsi="David"/>
-                <w:color w:val="475569"/>
-                <w:sz w:val="17"/>
-                <w:szCs w:val="17"/>
-              </w:rPr>
-              <w:t xml:space="preserve">ADH.</w:t>
+              <w:t xml:space="preserve">3. שניים מההורמונים ברשימה אינם קשורים ישירות לכמות המים בשתן.</w:t>
             </w:r>
           </w:p>
         </w:tc>
@@ -18133,7 +18016,7 @@
                 <w:szCs w:val="20"/>
                 <w:rtl/>
               </w:rPr>
-              <w:t xml:space="preserve">סדרו את התגובה התקינה של הגוף לאובדן מים: מה אמור לקרות, ובאיזה שלב כנראה נפגע אצל ר.ג. אחרי חבלת הראש?</w:t>
+              <w:t xml:space="preserve">סדרו את התגובה התקינה של הגוף לחוסר במים.</w:t>
             </w:r>
           </w:p>
           <w:p>
@@ -18150,7 +18033,7 @@
                 <w:szCs w:val="19"/>
                 <w:rtl/>
               </w:rPr>
-              <w:t xml:space="preserve">1. אוסמולריות הדם עולה (ירידה במים)</w:t>
+              <w:t xml:space="preserve">1. ריכוז המומסים בדם עולה (חסר במים)</w:t>
             </w:r>
           </w:p>
           <w:p>
@@ -18296,7 +18179,7 @@
                 <w:szCs w:val="19"/>
                 <w:rtl/>
               </w:rPr>
-              <w:t xml:space="preserve"> קיים והכליה לא מגיבה, זו סכרת תפלה נפרוגנית.</w:t>
+              <w:t xml:space="preserve"> קיים והכליה לא מגיבה, זו סכרת תפלה כלייתית.</w:t>
             </w:r>
           </w:p>
           <w:p>
@@ -18367,7 +18250,7 @@
                 <w:szCs w:val="17"/>
                 <w:rtl/>
               </w:rPr>
-              <w:t xml:space="preserve"> היא אחד השלבים האמצעיים, והיא מגיעה מהיפופיזה.</w:t>
+              <w:t xml:space="preserve"> היא אחד השלבים האמצעיים, והיא מגיעה מההיפופיזה.</w:t>
             </w:r>
           </w:p>
           <w:p>
@@ -18384,7 +18267,7 @@
                 <w:szCs w:val="17"/>
                 <w:rtl/>
               </w:rPr>
-              <w:t xml:space="preserve">3. אוסמולריות עולה, היפותלמוס, היפופיזה אחורית, צינוריות איסוף, ספיגת מים.</w:t>
+              <w:t xml:space="preserve">3. הפריט הראשון הוא שינוי בדם, והאחרון הוא ספיגת המים בכליה.</w:t>
             </w:r>
           </w:p>
         </w:tc>
@@ -18480,7 +18363,7 @@
                 <w:szCs w:val="17"/>
                 <w:rtl/>
               </w:rPr>
-              <w:t xml:space="preserve">כתיבה חופשית</w:t>
+              <w:t xml:space="preserve">בחירה בודדת</w:t>
             </w:r>
           </w:p>
           <w:p>
@@ -18498,15 +18381,35 @@
                 <w:szCs w:val="20"/>
                 <w:rtl/>
               </w:rPr>
-              <w:t xml:space="preserve">איזו תרופה תתנו, וזה </w:t>
-            </w:r>
-            <w:r>
-              <w:rPr>
-                <w:rFonts w:ascii="David" w:cs="David" w:eastAsia="David" w:hAnsi="David"/>
-                <w:b/>
-                <w:bCs/>
-                <w:sz w:val="20"/>
-                <w:szCs w:val="20"/>
+              <w:t xml:space="preserve">איזו גישה טיפולית מתאימה לר.ג.?</w:t>
+            </w:r>
+          </w:p>
+          <w:p>
+            <w:pPr>
+              <w:bidi/>
+              <w:spacing w:after="30" w:before="0" w:line="300" w:lineRule="atLeast"/>
+              <w:jc w:val="left"/>
+            </w:pPr>
+            <w:r>
+              <w:rPr>
+                <w:rFonts w:ascii="David" w:cs="David" w:eastAsia="David" w:hAnsi="David"/>
+                <w:b/>
+                <w:bCs/>
+                <w:color w:val="047857"/>
+                <w:sz w:val="19"/>
+                <w:szCs w:val="19"/>
+                <w:rtl/>
+              </w:rPr>
+              <w:t xml:space="preserve">✓  להחליף את ה־</w:t>
+            </w:r>
+            <w:r>
+              <w:rPr>
+                <w:rFonts w:ascii="David" w:cs="David" w:eastAsia="David" w:hAnsi="David"/>
+                <w:b/>
+                <w:bCs/>
+                <w:color w:val="047857"/>
+                <w:sz w:val="19"/>
+                <w:szCs w:val="19"/>
               </w:rPr>
               <w:t xml:space="preserve">ADH</w:t>
             </w:r>
@@ -18515,11 +18418,12 @@
                 <w:rFonts w:ascii="David" w:cs="David" w:eastAsia="David" w:hAnsi="David"/>
                 <w:b/>
                 <w:bCs/>
-                <w:sz w:val="20"/>
-                <w:szCs w:val="20"/>
-                <w:rtl/>
-              </w:rPr>
-              <w:t xml:space="preserve"> סינתטי? (שם התרופה)</w:t>
+                <w:color w:val="047857"/>
+                <w:sz w:val="19"/>
+                <w:szCs w:val="19"/>
+                <w:rtl/>
+              </w:rPr>
+              <w:t xml:space="preserve"> החסר ולהשלים את חסר המים בהדרגה, עם מעקב אחר הנתרן</w:t>
             </w:r>
           </w:p>
           <w:p>
@@ -18531,50 +18435,52 @@
             <w:r>
               <w:rPr>
                 <w:rFonts w:ascii="David" w:cs="David" w:eastAsia="David" w:hAnsi="David"/>
-                <w:color w:val="047857"/>
-                <w:sz w:val="19"/>
-                <w:szCs w:val="19"/>
-                <w:rtl/>
-              </w:rPr>
-              <w:t xml:space="preserve">שם התרופה: ✓ דסמופרסין / דסמופרסין / </w:t>
-            </w:r>
-            <w:r>
-              <w:rPr>
-                <w:rFonts w:ascii="David" w:cs="David" w:eastAsia="David" w:hAnsi="David"/>
-                <w:color w:val="047857"/>
-                <w:sz w:val="19"/>
-                <w:szCs w:val="19"/>
-              </w:rPr>
-              <w:t xml:space="preserve">desmopressin</w:t>
-            </w:r>
-            <w:r>
-              <w:rPr>
-                <w:rFonts w:ascii="David" w:cs="David" w:eastAsia="David" w:hAnsi="David"/>
-                <w:color w:val="047857"/>
-                <w:sz w:val="19"/>
-                <w:szCs w:val="19"/>
-                <w:rtl/>
-              </w:rPr>
-              <w:t xml:space="preserve"> / </w:t>
-            </w:r>
-            <w:r>
-              <w:rPr>
-                <w:rFonts w:ascii="David" w:cs="David" w:eastAsia="David" w:hAnsi="David"/>
-                <w:color w:val="047857"/>
-                <w:sz w:val="19"/>
-                <w:szCs w:val="19"/>
-              </w:rPr>
-              <w:t xml:space="preserve">ddavp</w:t>
-            </w:r>
-            <w:r>
-              <w:rPr>
-                <w:rFonts w:ascii="David" w:cs="David" w:eastAsia="David" w:hAnsi="David"/>
-                <w:color w:val="047857"/>
-                <w:sz w:val="19"/>
-                <w:szCs w:val="19"/>
-                <w:rtl/>
-              </w:rPr>
-              <w:t xml:space="preserve"> / דדאבפ …</w:t>
+                <w:b w:val="false"/>
+                <w:bCs w:val="false"/>
+                <w:color w:val="475569"/>
+                <w:sz w:val="19"/>
+                <w:szCs w:val="19"/>
+                <w:rtl/>
+              </w:rPr>
+              <w:t xml:space="preserve">✗  להגביל את השתייה כדי להקטין את כמות השתן, ולהימנע מהחלפת הורמונים</w:t>
+            </w:r>
+          </w:p>
+          <w:p>
+            <w:pPr>
+              <w:bidi/>
+              <w:spacing w:after="30" w:before="0" w:line="300" w:lineRule="atLeast"/>
+              <w:jc w:val="left"/>
+            </w:pPr>
+            <w:r>
+              <w:rPr>
+                <w:rFonts w:ascii="David" w:cs="David" w:eastAsia="David" w:hAnsi="David"/>
+                <w:b w:val="false"/>
+                <w:bCs w:val="false"/>
+                <w:color w:val="475569"/>
+                <w:sz w:val="19"/>
+                <w:szCs w:val="19"/>
+                <w:rtl/>
+              </w:rPr>
+              <w:t xml:space="preserve">✗  לתת אינסולין, כי הצמא וההשתנה המרובה הם סימן לסוכרת</w:t>
+            </w:r>
+          </w:p>
+          <w:p>
+            <w:pPr>
+              <w:bidi/>
+              <w:spacing w:after="30" w:before="0" w:line="300" w:lineRule="atLeast"/>
+              <w:jc w:val="left"/>
+            </w:pPr>
+            <w:r>
+              <w:rPr>
+                <w:rFonts w:ascii="David" w:cs="David" w:eastAsia="David" w:hAnsi="David"/>
+                <w:b w:val="false"/>
+                <w:bCs w:val="false"/>
+                <w:color w:val="475569"/>
+                <w:sz w:val="19"/>
+                <w:szCs w:val="19"/>
+                <w:rtl/>
+              </w:rPr>
+              <w:t xml:space="preserve">✗  לתת משתנים כדי להגביר הפרשת שתן ולהוריד את הנתרן</w:t>
             </w:r>
           </w:p>
         </w:tc>
@@ -18607,7 +18513,7 @@
                 <w:szCs w:val="19"/>
                 <w:rtl/>
               </w:rPr>
-              <w:t xml:space="preserve">דסמופרסין מחליף את ה־</w:t>
+              <w:t xml:space="preserve">מחליפים את ההורמון החסר (</w:t>
             </w:r>
             <w:r>
               <w:rPr>
@@ -18624,7 +18530,15 @@
                 <w:szCs w:val="19"/>
                 <w:rtl/>
               </w:rPr>
-              <w:t xml:space="preserve"> החסר ומחזיר את יכולת הכליה לשמור מים. שימו לב: בסכרת תפלה נפרוגנית הוא לא יעבוד, כי הכליה לא מגיבה.</w:t>
+              <w:t xml:space="preserve"> סינתטי, דסמופרסין) ומשלימים את חסר המים בהדרגה, תוך מעקב אחר נתרן, מאזן נוזלים ותפוקת שתן. הגבלת שתייה מסוכנת כשהכליה מאבדת מים, ותיקון מהיר מדי של הנתרן או שתייה כפויה של כמויות גדולות אחרי הטיפול עלולים להוריד אותו יותר מדי. שימו לב: בסכרת תפלה כלייתית הטיפול הזה לא יעבוד, כי הכליה לא מגיבה ל־</w:t>
+            </w:r>
+            <w:r>
+              <w:rPr>
+                <w:rFonts w:ascii="David" w:cs="David" w:eastAsia="David" w:hAnsi="David"/>
+                <w:sz w:val="19"/>
+                <w:szCs w:val="19"/>
+              </w:rPr>
+              <w:t xml:space="preserve">ADH.</w:t>
             </w:r>
           </w:p>
           <w:p>
@@ -18659,7 +18573,7 @@
                 <w:szCs w:val="17"/>
                 <w:rtl/>
               </w:rPr>
-              <w:t xml:space="preserve">1. שם התרופה מתחיל ב־דס... והסיומת "...פרסין" מרמזת על וזופרסין.</w:t>
+              <w:t xml:space="preserve">1. הבעיה היא חוסר בהורמון וגם חוסר במים. מה צריך להחזיר, ואיך?</w:t>
             </w:r>
           </w:p>
           <w:p>
@@ -18676,43 +18590,24 @@
                 <w:szCs w:val="17"/>
                 <w:rtl/>
               </w:rPr>
-              <w:t xml:space="preserve">2. </w:t>
-            </w:r>
+              <w:t xml:space="preserve">2. תיקון חסר מים ונתרן נעשה בהדרגה ובהשגחה.</w:t>
+            </w:r>
+          </w:p>
+          <w:p>
+            <w:pPr>
+              <w:bidi/>
+              <w:spacing w:after="20" w:before="0" w:line="300" w:lineRule="atLeast"/>
+              <w:jc w:val="left"/>
+            </w:pPr>
             <w:r>
               <w:rPr>
                 <w:rFonts w:ascii="David" w:cs="David" w:eastAsia="David" w:hAnsi="David"/>
                 <w:color w:val="475569"/>
                 <w:sz w:val="17"/>
                 <w:szCs w:val="17"/>
-              </w:rPr>
-              <w:t xml:space="preserve">Desmo...</w:t>
-            </w:r>
-            <w:r>
-              <w:rPr>
-                <w:rFonts w:ascii="David" w:cs="David" w:eastAsia="David" w:hAnsi="David"/>
-                <w:color w:val="475569"/>
-                <w:sz w:val="17"/>
-                <w:szCs w:val="17"/>
-                <w:rtl/>
-              </w:rPr>
-              <w:t xml:space="preserve"> באנגלית.</w:t>
-            </w:r>
-          </w:p>
-          <w:p>
-            <w:pPr>
-              <w:bidi/>
-              <w:spacing w:after="20" w:before="0" w:line="300" w:lineRule="atLeast"/>
-              <w:jc w:val="left"/>
-            </w:pPr>
-            <w:r>
-              <w:rPr>
-                <w:rFonts w:ascii="David" w:cs="David" w:eastAsia="David" w:hAnsi="David"/>
-                <w:color w:val="475569"/>
-                <w:sz w:val="17"/>
-                <w:szCs w:val="17"/>
-                <w:rtl/>
-              </w:rPr>
-              <w:t xml:space="preserve">3. דסמופרסין.</w:t>
+                <w:rtl/>
+              </w:rPr>
+              <w:t xml:space="preserve">3. שתיים מהאפשרויות מחמירות את אובדן המים או מטפלות במחלה אחרת.</w:t>
             </w:r>
           </w:p>
         </w:tc>
@@ -18827,7 +18722,7 @@
           <w:szCs w:val="22"/>
           <w:rtl/>
         </w:rPr>
-        <w:t xml:space="preserve">1. סיכום המסע</w:t>
+        <w:t xml:space="preserve">1. מחלה אחת לעומק</w:t>
       </w:r>
     </w:p>
     <w:p>
@@ -18843,7 +18738,7 @@
           <w:szCs w:val="22"/>
           <w:rtl/>
         </w:rPr>
-        <w:t xml:space="preserve">תארו במילים שלכם את המסע במחלקה: אילו מחלות פגשתם, ומה המשותף לכולן?</w:t>
+        <w:t xml:space="preserve">בחרו מחלה אחת. איזה הורמון נפגע, באיזה כיוון (עודף או חוסר), איך זה מסביר את הסימפטומים שראיתם, ואיפה במנגנון המשוב השלילי נוצרה הבעיה?</w:t>
       </w:r>
     </w:p>
     <w:p>
@@ -18861,75 +18756,7 @@
           <w:szCs w:val="22"/>
           <w:rtl/>
         </w:rPr>
-        <w:t xml:space="preserve">2. מחלה אחת לעומק</w:t>
-      </w:r>
-    </w:p>
-    <w:p>
-      <w:pPr>
-        <w:bidi/>
-        <w:spacing w:after="100" w:before="0" w:line="300" w:lineRule="atLeast"/>
-        <w:jc w:val="left"/>
-      </w:pPr>
-      <w:r>
-        <w:rPr>
-          <w:rFonts w:ascii="David" w:cs="David" w:eastAsia="David" w:hAnsi="David"/>
-          <w:sz w:val="22"/>
-          <w:szCs w:val="22"/>
-          <w:rtl/>
-        </w:rPr>
-        <w:t xml:space="preserve">בחרו מחלה אחת. איזה הורמון נפגע, באיזה כיוון (עודף או חוסר), ואיך זה מסביר את הסימפטומים שראיתם?</w:t>
-      </w:r>
-    </w:p>
-    <w:p>
-      <w:pPr>
-        <w:bidi/>
-        <w:spacing w:after="20" w:before="0" w:line="300" w:lineRule="atLeast"/>
-        <w:jc w:val="left"/>
-      </w:pPr>
-      <w:r>
-        <w:rPr>
-          <w:rFonts w:ascii="David" w:cs="David" w:eastAsia="David" w:hAnsi="David"/>
-          <w:b/>
-          <w:bCs/>
-          <w:sz w:val="22"/>
-          <w:szCs w:val="22"/>
-          <w:rtl/>
-        </w:rPr>
-        <w:t xml:space="preserve">3. משוב שלילי</w:t>
-      </w:r>
-    </w:p>
-    <w:p>
-      <w:pPr>
-        <w:bidi/>
-        <w:spacing w:after="100" w:before="0" w:line="300" w:lineRule="atLeast"/>
-        <w:jc w:val="left"/>
-      </w:pPr>
-      <w:r>
-        <w:rPr>
-          <w:rFonts w:ascii="David" w:cs="David" w:eastAsia="David" w:hAnsi="David"/>
-          <w:sz w:val="22"/>
-          <w:szCs w:val="22"/>
-          <w:rtl/>
-        </w:rPr>
-        <w:t xml:space="preserve">מצאו תחנה אחת שבה מנגנון המשוב השלילי הופר, והסבירו איך.</w:t>
-      </w:r>
-    </w:p>
-    <w:p>
-      <w:pPr>
-        <w:bidi/>
-        <w:spacing w:after="20" w:before="0" w:line="300" w:lineRule="atLeast"/>
-        <w:jc w:val="left"/>
-      </w:pPr>
-      <w:r>
-        <w:rPr>
-          <w:rFonts w:ascii="David" w:cs="David" w:eastAsia="David" w:hAnsi="David"/>
-          <w:b/>
-          <w:bCs/>
-          <w:sz w:val="22"/>
-          <w:szCs w:val="22"/>
-          <w:rtl/>
-        </w:rPr>
-        <w:t xml:space="preserve">4. טעות שלימדה</w:t>
+        <w:t xml:space="preserve">2. טעות שלימדה</w:t>
       </w:r>
     </w:p>
     <w:p>
@@ -18963,7 +18790,7 @@
           <w:szCs w:val="22"/>
           <w:rtl/>
         </w:rPr>
-        <w:t xml:space="preserve">5. רפלקציה על התהליך</w:t>
+        <w:t xml:space="preserve">3. רפלקציה על התהליך</w:t>
       </w:r>
     </w:p>
     <w:p>
@@ -18980,6 +18807,40 @@
           <w:rtl/>
         </w:rPr>
         <w:t xml:space="preserve">מה עזר לכם ללמוד בדרך הזאת, ומה הייתם משנים? ציינו גם נושא אחד שעדיין לא ברור לכם.</w:t>
+      </w:r>
+    </w:p>
+    <w:p>
+      <w:pPr>
+        <w:bidi/>
+        <w:spacing w:after="20" w:before="0" w:line="300" w:lineRule="atLeast"/>
+        <w:jc w:val="left"/>
+      </w:pPr>
+      <w:r>
+        <w:rPr>
+          <w:rFonts w:ascii="David" w:cs="David" w:eastAsia="David" w:hAnsi="David"/>
+          <w:b/>
+          <w:bCs/>
+          <w:sz w:val="22"/>
+          <w:szCs w:val="22"/>
+          <w:rtl/>
+        </w:rPr>
+        <w:t xml:space="preserve">4. הערות כלליות</w:t>
+      </w:r>
+    </w:p>
+    <w:p>
+      <w:pPr>
+        <w:bidi/>
+        <w:spacing w:after="100" w:before="0" w:line="300" w:lineRule="atLeast"/>
+        <w:jc w:val="left"/>
+      </w:pPr>
+      <w:r>
+        <w:rPr>
+          <w:rFonts w:ascii="David" w:cs="David" w:eastAsia="David" w:hAnsi="David"/>
+          <w:sz w:val="22"/>
+          <w:szCs w:val="22"/>
+          <w:rtl/>
+        </w:rPr>
+        <w:t xml:space="preserve">משהו נוסף שתרצו להוסיף: הערה על המשחק, על התוכן או על הלמידה.</w:t>
       </w:r>
     </w:p>
     <w:p>
